--- a/output/13-5_北塩原村第10期_照会票_束5_計画構成と施策体系.docx
+++ b/output/13-5_北塩原村第10期_照会票_束5_計画構成と施策体系.docx
@@ -3093,7 +3093,7 @@
                 <w:sz w:val="17"/>
                 <w:szCs w:val="17"/>
               </w:rPr>
-              <w:t xml:space="preserve">当方の推定では計画書は本文106頁＋前付4頁＝110頁で、仕様書5①の目安100頁を10頁上回る。字詰め・禁則・表の折り返しの実挙動で前後するため、村側で実際に開いて頁数をご確認いただきたい。当方の環境では docx から PDF への変換ができず、紙面を目視で確かめられない。</w:t>
+              <w:t xml:space="preserve">当方の推定では計画書は本文108頁＋前付4頁＝112頁で、仕様書5①の目安100頁を12頁上回る。字詰め・禁則・表の折り返しの実挙動で前後するため、村側で実際に開いて頁数をご確認いただきたい。当方の環境では docx から PDF への変換ができず、紙面を目視で確かめられない。</w:t>
             </w:r>
           </w:p>
         </w:tc>

--- a/output/13-5_北塩原村第10期_照会票_束5_計画構成と施策体系.docx
+++ b/output/13-5_北塩原村第10期_照会票_束5_計画構成と施策体系.docx
@@ -3093,7 +3093,7 @@
                 <w:sz w:val="17"/>
                 <w:szCs w:val="17"/>
               </w:rPr>
-              <w:t xml:space="preserve">当方の推定では計画書は本文108頁＋前付4頁＝112頁で、仕様書5①の目安100頁を12頁上回る。字詰め・禁則・表の折り返しの実挙動で前後するため、村側で実際に開いて頁数をご確認いただきたい。当方の環境では docx から PDF への変換ができず、紙面を目視で確かめられない。</w:t>
+              <w:t xml:space="preserve">当方の推定では計画書は本文107頁＋前付4頁＝111頁で、仕様書5①の目安100頁を11頁上回る。字詰め・禁則・表の折り返しの実挙動で前後するため、村側で実際に開いて頁数をご確認いただきたい。当方の環境では docx から PDF への変換ができず、紙面を目視で確かめられない。</w:t>
             </w:r>
           </w:p>
         </w:tc>

--- a/output/13-5_北塩原村第10期_照会票_束5_計画構成と施策体系.docx
+++ b/output/13-5_北塩原村第10期_照会票_束5_計画構成と施策体系.docx
@@ -13,7 +13,7 @@
           <w:sz w:val="21"/>
           <w:szCs w:val="21"/>
         </w:rPr>
-        <w:t xml:space="preserve">令和8年10月6日</w:t>
+        <w:t xml:space="preserve">令和8年10月7日</w:t>
       </w:r>
     </w:p>
     <w:p>

--- a/output/13-5_北塩原村第10期_照会票_束5_計画構成と施策体系.docx
+++ b/output/13-5_北塩原村第10期_照会票_束5_計画構成と施策体系.docx
@@ -3093,7 +3093,7 @@
                 <w:sz w:val="17"/>
                 <w:szCs w:val="17"/>
               </w:rPr>
-              <w:t xml:space="preserve">当方の推定では計画書は本文107頁＋前付4頁＝111頁で、仕様書5①の目安100頁を11頁上回る。字詰め・禁則・表の折り返しの実挙動で前後するため、村側で実際に開いて頁数をご確認いただきたい。当方の環境では docx から PDF への変換ができず、紙面を目視で確かめられない。</w:t>
+              <w:t xml:space="preserve">当方の推定では計画書は本文109頁＋前付4頁＝113頁で、仕様書5①の目安100頁を13頁上回る。字詰め・禁則・表の折り返しの実挙動で前後するため、村側で実際に開いて頁数をご確認いただきたい。当方の環境では docx から PDF への変換ができず、紙面を目視で確かめられない。</w:t>
             </w:r>
           </w:p>
         </w:tc>

--- a/output/13-5_北塩原村第10期_照会票_束5_計画構成と施策体系.docx
+++ b/output/13-5_北塩原村第10期_照会票_束5_計画構成と施策体系.docx
@@ -1535,7 +1535,7 @@
                 <w:sz w:val="17"/>
                 <w:szCs w:val="17"/>
               </w:rPr>
-              <w:t xml:space="preserve">計画書の分量を仕様書の目安100頁に収めるための削減案（A〜F）の採否</w:t>
+              <w:t xml:space="preserve">計画書の分量を仕様書の目安100頁に収めるための削減案（A〜K）の採否</w:t>
             </w:r>
           </w:p>
         </w:tc>
@@ -1563,7 +1563,7 @@
                 <w:sz w:val="17"/>
                 <w:szCs w:val="17"/>
               </w:rPr>
-              <w:t xml:space="preserve">計画書は本文105頁＋前付4頁＝109頁で、仕様書の目安100頁を9頁上回る。削るのは算定の方法・検証の記述であり、法定記載事項には触れない。記載そのものは済んでおり、村の判断で残す場合は目安を超えることの了解をいただく。</w:t>
+              <w:t xml:space="preserve">計画書は本文115頁＋前付4頁＝119頁で、仕様書の目安100頁を19頁上回る。削るのは算定の方法・検証の記述と、制度として定まっていない事項の一覧であり、法定記載事項には触れない。記載そのものは済んでおり、村の判断で残す場合は目安を超えることの了解をいただく。</w:t>
             </w:r>
           </w:p>
         </w:tc>
@@ -3093,7 +3093,7 @@
                 <w:sz w:val="17"/>
                 <w:szCs w:val="17"/>
               </w:rPr>
-              <w:t xml:space="preserve">当方の推定では計画書は本文109頁＋前付4頁＝113頁で、仕様書5①の目安100頁を13頁上回る。字詰め・禁則・表の折り返しの実挙動で前後するため、村側で実際に開いて頁数をご確認いただきたい。当方の環境では docx から PDF への変換ができず、紙面を目視で確かめられない。</w:t>
+              <w:t xml:space="preserve">当方の推定では計画書は本文115頁＋前付4頁＝119頁で、仕様書5①の目安100頁を19頁上回る。字詰め・禁則・表の折り返しの実挙動で前後するため、村側で実際に開いて頁数をご確認いただきたい。当方の環境では docx から PDF への変換ができず、紙面を目視で確かめられない。</w:t>
             </w:r>
           </w:p>
         </w:tc>

--- a/output/13-5_北塩原村第10期_照会票_束5_計画構成と施策体系.docx
+++ b/output/13-5_北塩原村第10期_照会票_束5_計画構成と施策体系.docx
@@ -1535,7 +1535,7 @@
                 <w:sz w:val="17"/>
                 <w:szCs w:val="17"/>
               </w:rPr>
-              <w:t xml:space="preserve">計画書の分量を仕様書の目安100頁に収めるための削減案（A〜K）の採否</w:t>
+              <w:t xml:space="preserve">計画書の分量を仕様書の目安100頁に収めるための削減案（A〜L）の採否</w:t>
             </w:r>
           </w:p>
         </w:tc>
@@ -1563,7 +1563,7 @@
                 <w:sz w:val="17"/>
                 <w:szCs w:val="17"/>
               </w:rPr>
-              <w:t xml:space="preserve">計画書は本文115頁＋前付4頁＝119頁で、仕様書の目安100頁を19頁上回る。削るのは算定の方法・検証の記述と、制度として定まっていない事項の一覧であり、法定記載事項には触れない。記載そのものは済んでおり、村の判断で残す場合は目安を超えることの了解をいただく。</w:t>
+              <w:t xml:space="preserve">計画書は本文116頁＋前付4頁＝120頁で、仕様書の目安100頁を20頁上回る。削るのは算定の方法・検証の記述と、制度として定まっていない事項の一覧であり、法定記載事項には触れない。記載そのものは済んでおり、村の判断で残す場合は目安を超えることの了解をいただく。</w:t>
             </w:r>
           </w:p>
         </w:tc>
@@ -3093,7 +3093,7 @@
                 <w:sz w:val="17"/>
                 <w:szCs w:val="17"/>
               </w:rPr>
-              <w:t xml:space="preserve">当方の推定では計画書は本文115頁＋前付4頁＝119頁で、仕様書5①の目安100頁を19頁上回る。字詰め・禁則・表の折り返しの実挙動で前後するため、村側で実際に開いて頁数をご確認いただきたい。当方の環境では docx から PDF への変換ができず、紙面を目視で確かめられない。</w:t>
+              <w:t xml:space="preserve">当方の推定では計画書は本文116頁＋前付4頁＝120頁で、仕様書5①の目安100頁を20頁上回る。字詰め・禁則・表の折り返しの実挙動で前後するため、村側で実際に開いて頁数をご確認いただきたい。当方の環境では docx から PDF への変換ができず、紙面を目視で確かめられない。</w:t>
             </w:r>
           </w:p>
         </w:tc>

--- a/output/13-5_北塩原村第10期_照会票_束5_計画構成と施策体系.docx
+++ b/output/13-5_北塩原村第10期_照会票_束5_計画構成と施策体系.docx
@@ -4,7 +4,7 @@
   <w:body>
     <w:p>
       <w:pPr>
-        <w:spacing w:after="200" w:line="300"/>
+        <w:spacing w:after="200" w:line="300" w:lineRule="exact"/>
         <w:jc w:val="right"/>
       </w:pPr>
       <w:r>
@@ -18,7 +18,7 @@
     </w:p>
     <w:p>
       <w:pPr>
-        <w:spacing w:after="120" w:line="300"/>
+        <w:spacing w:after="120" w:line="300" w:lineRule="exact"/>
       </w:pPr>
       <w:r>
         <w:rPr>
@@ -33,7 +33,7 @@
     </w:p>
     <w:p>
       <w:pPr>
-        <w:spacing w:after="400" w:line="300"/>
+        <w:spacing w:after="400" w:line="300" w:lineRule="exact"/>
         <w:jc w:val="right"/>
       </w:pPr>
       <w:r>
@@ -47,7 +47,7 @@
     </w:p>
     <w:p>
       <w:pPr>
-        <w:spacing w:after="60" w:line="300"/>
+        <w:spacing w:after="60" w:line="300" w:lineRule="exact"/>
         <w:jc w:val="center"/>
       </w:pPr>
       <w:r>
@@ -64,7 +64,7 @@
     </w:p>
     <w:p>
       <w:pPr>
-        <w:spacing w:after="120" w:line="300"/>
+        <w:spacing w:after="120" w:line="300" w:lineRule="exact"/>
         <w:jc w:val="center"/>
       </w:pPr>
       <w:r>
@@ -81,7 +81,7 @@
     </w:p>
     <w:p>
       <w:pPr>
-        <w:spacing w:after="320" w:line="300"/>
+        <w:spacing w:after="320" w:line="300" w:lineRule="exact"/>
         <w:jc w:val="center"/>
       </w:pPr>
       <w:r>
@@ -98,7 +98,7 @@
     </w:p>
     <w:p>
       <w:pPr>
-        <w:spacing w:after="280" w:line="300"/>
+        <w:spacing w:after="280" w:line="300" w:lineRule="exact"/>
         <w:jc w:val="center"/>
       </w:pPr>
       <w:r>
@@ -114,7 +114,7 @@
     <w:p>
       <w:pPr>
         <w:keepNext/>
-        <w:spacing w:after="100" w:line="300"/>
+        <w:spacing w:after="100" w:line="300" w:lineRule="exact"/>
       </w:pPr>
       <w:r>
         <w:rPr>
@@ -130,7 +130,7 @@
     </w:p>
     <w:p>
       <w:pPr>
-        <w:spacing w:after="240" w:line="300"/>
+        <w:spacing w:after="240" w:line="300" w:lineRule="exact"/>
       </w:pPr>
       <w:r>
         <w:rPr>
@@ -144,7 +144,7 @@
     <w:p>
       <w:pPr>
         <w:keepNext/>
-        <w:spacing w:after="100" w:line="300"/>
+        <w:spacing w:after="100" w:line="300" w:lineRule="exact"/>
       </w:pPr>
       <w:r>
         <w:rPr>
@@ -160,7 +160,7 @@
     </w:p>
     <w:p>
       <w:pPr>
-        <w:spacing w:after="100" w:line="300"/>
+        <w:spacing w:after="100" w:line="300" w:lineRule="exact"/>
         <w:ind w:left="120"/>
       </w:pPr>
       <w:r>
@@ -174,7 +174,7 @@
     </w:p>
     <w:p>
       <w:pPr>
-        <w:spacing w:after="100" w:line="300"/>
+        <w:spacing w:after="100" w:line="300" w:lineRule="exact"/>
         <w:ind w:left="120"/>
       </w:pPr>
       <w:r>
@@ -188,7 +188,7 @@
     </w:p>
     <w:p>
       <w:pPr>
-        <w:spacing w:after="100" w:line="300"/>
+        <w:spacing w:after="100" w:line="300" w:lineRule="exact"/>
         <w:ind w:left="120"/>
       </w:pPr>
       <w:r>
@@ -202,7 +202,7 @@
     </w:p>
     <w:p>
       <w:pPr>
-        <w:spacing w:after="100" w:line="300"/>
+        <w:spacing w:after="100" w:line="300" w:lineRule="exact"/>
         <w:ind w:left="120"/>
       </w:pPr>
       <w:r>
@@ -216,7 +216,7 @@
     </w:p>
     <w:p>
       <w:pPr>
-        <w:spacing w:after="100" w:line="300"/>
+        <w:spacing w:after="100" w:line="300" w:lineRule="exact"/>
         <w:ind w:left="120"/>
       </w:pPr>
       <w:r>
@@ -230,7 +230,7 @@
     </w:p>
     <w:p>
       <w:pPr>
-        <w:spacing w:after="160" w:line="300"/>
+        <w:spacing w:after="160" w:line="300" w:lineRule="exact"/>
       </w:pPr>
       <w:r>
         <w:rPr>
@@ -277,7 +277,7 @@
           </w:tcPr>
           <w:p>
             <w:pPr>
-              <w:spacing w:after="0" w:line="250"/>
+              <w:spacing w:after="0" w:line="250" w:lineRule="exact"/>
               <w:jc w:val="center"/>
             </w:pPr>
             <w:r>
@@ -306,7 +306,7 @@
           </w:tcPr>
           <w:p>
             <w:pPr>
-              <w:spacing w:after="0" w:line="250"/>
+              <w:spacing w:after="0" w:line="250" w:lineRule="exact"/>
               <w:jc w:val="center"/>
             </w:pPr>
             <w:r>
@@ -335,7 +335,7 @@
           </w:tcPr>
           <w:p>
             <w:pPr>
-              <w:spacing w:after="0" w:line="250"/>
+              <w:spacing w:after="0" w:line="250" w:lineRule="exact"/>
               <w:jc w:val="center"/>
             </w:pPr>
             <w:r>
@@ -370,7 +370,7 @@
           </w:tcPr>
           <w:p>
             <w:pPr>
-              <w:spacing w:after="0" w:line="250"/>
+              <w:spacing w:after="0" w:line="250" w:lineRule="exact"/>
             </w:pPr>
             <w:r>
               <w:rPr>
@@ -398,7 +398,7 @@
           </w:tcPr>
           <w:p>
             <w:pPr>
-              <w:spacing w:after="0" w:line="250"/>
+              <w:spacing w:after="0" w:line="250" w:lineRule="exact"/>
             </w:pPr>
             <w:r>
               <w:rPr>
@@ -426,7 +426,7 @@
           </w:tcPr>
           <w:p>
             <w:pPr>
-              <w:spacing w:after="0" w:line="250"/>
+              <w:spacing w:after="0" w:line="250" w:lineRule="exact"/>
             </w:pPr>
             <w:r>
               <w:rPr>
@@ -460,7 +460,7 @@
           </w:tcPr>
           <w:p>
             <w:pPr>
-              <w:spacing w:after="0" w:line="250"/>
+              <w:spacing w:after="0" w:line="250" w:lineRule="exact"/>
             </w:pPr>
             <w:r>
               <w:rPr>
@@ -488,7 +488,7 @@
           </w:tcPr>
           <w:p>
             <w:pPr>
-              <w:spacing w:after="0" w:line="250"/>
+              <w:spacing w:after="0" w:line="250" w:lineRule="exact"/>
             </w:pPr>
             <w:r>
               <w:rPr>
@@ -516,7 +516,7 @@
           </w:tcPr>
           <w:p>
             <w:pPr>
-              <w:spacing w:after="0" w:line="250"/>
+              <w:spacing w:after="0" w:line="250" w:lineRule="exact"/>
             </w:pPr>
             <w:r>
               <w:rPr>
@@ -564,7 +564,7 @@
           <w:left w:val="single" w:color="C00000" w:sz="18" w:space="8"/>
         </w:pBdr>
         <w:shd w:fill="FFF3F3" w:val="clear"/>
-        <w:spacing w:after="220" w:before="60" w:line="280"/>
+        <w:spacing w:after="220" w:before="60" w:line="280" w:lineRule="exact"/>
         <w:ind w:left="200" w:right="200"/>
       </w:pPr>
       <w:r>
@@ -615,7 +615,7 @@
           </w:tcPr>
           <w:p>
             <w:pPr>
-              <w:spacing w:after="0" w:line="250"/>
+              <w:spacing w:after="0" w:line="250" w:lineRule="exact"/>
               <w:jc w:val="center"/>
             </w:pPr>
             <w:r>
@@ -644,7 +644,7 @@
           </w:tcPr>
           <w:p>
             <w:pPr>
-              <w:spacing w:after="0" w:line="250"/>
+              <w:spacing w:after="0" w:line="250" w:lineRule="exact"/>
               <w:jc w:val="center"/>
             </w:pPr>
             <w:r>
@@ -673,7 +673,7 @@
           </w:tcPr>
           <w:p>
             <w:pPr>
-              <w:spacing w:after="0" w:line="250"/>
+              <w:spacing w:after="0" w:line="250" w:lineRule="exact"/>
               <w:jc w:val="center"/>
             </w:pPr>
             <w:r>
@@ -702,7 +702,7 @@
           </w:tcPr>
           <w:p>
             <w:pPr>
-              <w:spacing w:after="0" w:line="250"/>
+              <w:spacing w:after="0" w:line="250" w:lineRule="exact"/>
               <w:jc w:val="center"/>
             </w:pPr>
             <w:r>
@@ -731,7 +731,7 @@
           </w:tcPr>
           <w:p>
             <w:pPr>
-              <w:spacing w:after="0" w:line="250"/>
+              <w:spacing w:after="0" w:line="250" w:lineRule="exact"/>
               <w:jc w:val="center"/>
             </w:pPr>
             <w:r>
@@ -766,7 +766,7 @@
           </w:tcPr>
           <w:p>
             <w:pPr>
-              <w:spacing w:after="0" w:line="250"/>
+              <w:spacing w:after="0" w:line="250" w:lineRule="exact"/>
             </w:pPr>
             <w:r>
               <w:rPr>
@@ -794,7 +794,7 @@
           </w:tcPr>
           <w:p>
             <w:pPr>
-              <w:spacing w:after="0" w:line="250"/>
+              <w:spacing w:after="0" w:line="250" w:lineRule="exact"/>
             </w:pPr>
             <w:r>
               <w:rPr>
@@ -822,7 +822,7 @@
           </w:tcPr>
           <w:p>
             <w:pPr>
-              <w:spacing w:after="0" w:line="250"/>
+              <w:spacing w:after="0" w:line="250" w:lineRule="exact"/>
             </w:pPr>
             <w:r>
               <w:rPr>
@@ -850,7 +850,7 @@
           </w:tcPr>
           <w:p>
             <w:pPr>
-              <w:spacing w:after="0" w:line="250"/>
+              <w:spacing w:after="0" w:line="250" w:lineRule="exact"/>
             </w:pPr>
             <w:r>
               <w:rPr>
@@ -878,7 +878,7 @@
           </w:tcPr>
           <w:p>
             <w:pPr>
-              <w:spacing w:after="0" w:line="250"/>
+              <w:spacing w:after="0" w:line="250" w:lineRule="exact"/>
             </w:pPr>
             <w:r>
               <w:rPr>
@@ -912,7 +912,7 @@
           </w:tcPr>
           <w:p>
             <w:pPr>
-              <w:spacing w:after="0" w:line="250"/>
+              <w:spacing w:after="0" w:line="250" w:lineRule="exact"/>
             </w:pPr>
             <w:r>
               <w:rPr>
@@ -940,7 +940,7 @@
           </w:tcPr>
           <w:p>
             <w:pPr>
-              <w:spacing w:after="0" w:line="250"/>
+              <w:spacing w:after="0" w:line="250" w:lineRule="exact"/>
             </w:pPr>
             <w:r>
               <w:rPr>
@@ -968,7 +968,7 @@
           </w:tcPr>
           <w:p>
             <w:pPr>
-              <w:spacing w:after="0" w:line="250"/>
+              <w:spacing w:after="0" w:line="250" w:lineRule="exact"/>
             </w:pPr>
             <w:r>
               <w:rPr>
@@ -996,7 +996,7 @@
           </w:tcPr>
           <w:p>
             <w:pPr>
-              <w:spacing w:after="0" w:line="250"/>
+              <w:spacing w:after="0" w:line="250" w:lineRule="exact"/>
             </w:pPr>
             <w:r>
               <w:rPr>
@@ -1024,7 +1024,7 @@
           </w:tcPr>
           <w:p>
             <w:pPr>
-              <w:spacing w:after="0" w:line="250"/>
+              <w:spacing w:after="0" w:line="250" w:lineRule="exact"/>
             </w:pPr>
             <w:r>
               <w:rPr>
@@ -1058,7 +1058,7 @@
           </w:tcPr>
           <w:p>
             <w:pPr>
-              <w:spacing w:after="0" w:line="250"/>
+              <w:spacing w:after="0" w:line="250" w:lineRule="exact"/>
             </w:pPr>
             <w:r>
               <w:rPr>
@@ -1086,7 +1086,7 @@
           </w:tcPr>
           <w:p>
             <w:pPr>
-              <w:spacing w:after="0" w:line="250"/>
+              <w:spacing w:after="0" w:line="250" w:lineRule="exact"/>
             </w:pPr>
             <w:r>
               <w:rPr>
@@ -1114,7 +1114,7 @@
           </w:tcPr>
           <w:p>
             <w:pPr>
-              <w:spacing w:after="0" w:line="250"/>
+              <w:spacing w:after="0" w:line="250" w:lineRule="exact"/>
             </w:pPr>
             <w:r>
               <w:rPr>
@@ -1142,7 +1142,7 @@
           </w:tcPr>
           <w:p>
             <w:pPr>
-              <w:spacing w:after="0" w:line="250"/>
+              <w:spacing w:after="0" w:line="250" w:lineRule="exact"/>
             </w:pPr>
             <w:r>
               <w:rPr>
@@ -1170,7 +1170,7 @@
           </w:tcPr>
           <w:p>
             <w:pPr>
-              <w:spacing w:after="0" w:line="250"/>
+              <w:spacing w:after="0" w:line="250" w:lineRule="exact"/>
             </w:pPr>
             <w:r>
               <w:rPr>
@@ -1204,7 +1204,7 @@
           </w:tcPr>
           <w:p>
             <w:pPr>
-              <w:spacing w:after="0" w:line="250"/>
+              <w:spacing w:after="0" w:line="250" w:lineRule="exact"/>
             </w:pPr>
             <w:r>
               <w:rPr>
@@ -1232,7 +1232,7 @@
           </w:tcPr>
           <w:p>
             <w:pPr>
-              <w:spacing w:after="0" w:line="250"/>
+              <w:spacing w:after="0" w:line="250" w:lineRule="exact"/>
             </w:pPr>
             <w:r>
               <w:rPr>
@@ -1260,7 +1260,7 @@
           </w:tcPr>
           <w:p>
             <w:pPr>
-              <w:spacing w:after="0" w:line="250"/>
+              <w:spacing w:after="0" w:line="250" w:lineRule="exact"/>
             </w:pPr>
             <w:r>
               <w:rPr>
@@ -1288,7 +1288,7 @@
           </w:tcPr>
           <w:p>
             <w:pPr>
-              <w:spacing w:after="0" w:line="250"/>
+              <w:spacing w:after="0" w:line="250" w:lineRule="exact"/>
             </w:pPr>
             <w:r>
               <w:rPr>
@@ -1316,7 +1316,7 @@
           </w:tcPr>
           <w:p>
             <w:pPr>
-              <w:spacing w:after="0" w:line="250"/>
+              <w:spacing w:after="0" w:line="250" w:lineRule="exact"/>
             </w:pPr>
             <w:r>
               <w:rPr>
@@ -1350,7 +1350,7 @@
           </w:tcPr>
           <w:p>
             <w:pPr>
-              <w:spacing w:after="0" w:line="250"/>
+              <w:spacing w:after="0" w:line="250" w:lineRule="exact"/>
             </w:pPr>
             <w:r>
               <w:rPr>
@@ -1378,7 +1378,7 @@
           </w:tcPr>
           <w:p>
             <w:pPr>
-              <w:spacing w:after="0" w:line="250"/>
+              <w:spacing w:after="0" w:line="250" w:lineRule="exact"/>
             </w:pPr>
             <w:r>
               <w:rPr>
@@ -1406,7 +1406,7 @@
           </w:tcPr>
           <w:p>
             <w:pPr>
-              <w:spacing w:after="0" w:line="250"/>
+              <w:spacing w:after="0" w:line="250" w:lineRule="exact"/>
             </w:pPr>
             <w:r>
               <w:rPr>
@@ -1434,7 +1434,7 @@
           </w:tcPr>
           <w:p>
             <w:pPr>
-              <w:spacing w:after="0" w:line="250"/>
+              <w:spacing w:after="0" w:line="250" w:lineRule="exact"/>
             </w:pPr>
             <w:r>
               <w:rPr>
@@ -1462,7 +1462,7 @@
           </w:tcPr>
           <w:p>
             <w:pPr>
-              <w:spacing w:after="0" w:line="250"/>
+              <w:spacing w:after="0" w:line="250" w:lineRule="exact"/>
             </w:pPr>
             <w:r>
               <w:rPr>
@@ -1496,7 +1496,7 @@
           </w:tcPr>
           <w:p>
             <w:pPr>
-              <w:spacing w:after="0" w:line="250"/>
+              <w:spacing w:after="0" w:line="250" w:lineRule="exact"/>
             </w:pPr>
             <w:r>
               <w:rPr>
@@ -1524,7 +1524,7 @@
           </w:tcPr>
           <w:p>
             <w:pPr>
-              <w:spacing w:after="0" w:line="250"/>
+              <w:spacing w:after="0" w:line="250" w:lineRule="exact"/>
             </w:pPr>
             <w:r>
               <w:rPr>
@@ -1552,7 +1552,7 @@
           </w:tcPr>
           <w:p>
             <w:pPr>
-              <w:spacing w:after="0" w:line="250"/>
+              <w:spacing w:after="0" w:line="250" w:lineRule="exact"/>
             </w:pPr>
             <w:r>
               <w:rPr>
@@ -1580,7 +1580,7 @@
           </w:tcPr>
           <w:p>
             <w:pPr>
-              <w:spacing w:after="0" w:line="250"/>
+              <w:spacing w:after="0" w:line="250" w:lineRule="exact"/>
             </w:pPr>
             <w:r>
               <w:rPr>
@@ -1608,7 +1608,7 @@
           </w:tcPr>
           <w:p>
             <w:pPr>
-              <w:spacing w:after="0" w:line="250"/>
+              <w:spacing w:after="0" w:line="250" w:lineRule="exact"/>
             </w:pPr>
             <w:r>
               <w:rPr>
@@ -1656,7 +1656,7 @@
           <w:left w:val="single" w:color="C00000" w:sz="18" w:space="8"/>
         </w:pBdr>
         <w:shd w:fill="FFF3F3" w:val="clear"/>
-        <w:spacing w:after="220" w:before="60" w:line="280"/>
+        <w:spacing w:after="220" w:before="60" w:line="280" w:lineRule="exact"/>
         <w:ind w:left="200" w:right="200"/>
       </w:pPr>
       <w:r>
@@ -1707,7 +1707,7 @@
           </w:tcPr>
           <w:p>
             <w:pPr>
-              <w:spacing w:after="0" w:line="250"/>
+              <w:spacing w:after="0" w:line="250" w:lineRule="exact"/>
               <w:jc w:val="center"/>
             </w:pPr>
             <w:r>
@@ -1736,7 +1736,7 @@
           </w:tcPr>
           <w:p>
             <w:pPr>
-              <w:spacing w:after="0" w:line="250"/>
+              <w:spacing w:after="0" w:line="250" w:lineRule="exact"/>
               <w:jc w:val="center"/>
             </w:pPr>
             <w:r>
@@ -1765,7 +1765,7 @@
           </w:tcPr>
           <w:p>
             <w:pPr>
-              <w:spacing w:after="0" w:line="250"/>
+              <w:spacing w:after="0" w:line="250" w:lineRule="exact"/>
               <w:jc w:val="center"/>
             </w:pPr>
             <w:r>
@@ -1794,7 +1794,7 @@
           </w:tcPr>
           <w:p>
             <w:pPr>
-              <w:spacing w:after="0" w:line="250"/>
+              <w:spacing w:after="0" w:line="250" w:lineRule="exact"/>
               <w:jc w:val="center"/>
             </w:pPr>
             <w:r>
@@ -1823,7 +1823,7 @@
           </w:tcPr>
           <w:p>
             <w:pPr>
-              <w:spacing w:after="0" w:line="250"/>
+              <w:spacing w:after="0" w:line="250" w:lineRule="exact"/>
               <w:jc w:val="center"/>
             </w:pPr>
             <w:r>
@@ -1858,7 +1858,7 @@
           </w:tcPr>
           <w:p>
             <w:pPr>
-              <w:spacing w:after="0" w:line="250"/>
+              <w:spacing w:after="0" w:line="250" w:lineRule="exact"/>
             </w:pPr>
             <w:r>
               <w:rPr>
@@ -1886,7 +1886,7 @@
           </w:tcPr>
           <w:p>
             <w:pPr>
-              <w:spacing w:after="0" w:line="250"/>
+              <w:spacing w:after="0" w:line="250" w:lineRule="exact"/>
             </w:pPr>
             <w:r>
               <w:rPr>
@@ -1914,7 +1914,7 @@
           </w:tcPr>
           <w:p>
             <w:pPr>
-              <w:spacing w:after="0" w:line="250"/>
+              <w:spacing w:after="0" w:line="250" w:lineRule="exact"/>
             </w:pPr>
             <w:r>
               <w:rPr>
@@ -1942,7 +1942,7 @@
           </w:tcPr>
           <w:p>
             <w:pPr>
-              <w:spacing w:after="0" w:line="250"/>
+              <w:spacing w:after="0" w:line="250" w:lineRule="exact"/>
             </w:pPr>
             <w:r>
               <w:rPr>
@@ -1970,7 +1970,7 @@
           </w:tcPr>
           <w:p>
             <w:pPr>
-              <w:spacing w:after="0" w:line="250"/>
+              <w:spacing w:after="0" w:line="250" w:lineRule="exact"/>
             </w:pPr>
             <w:r>
               <w:rPr>
@@ -2004,7 +2004,7 @@
           </w:tcPr>
           <w:p>
             <w:pPr>
-              <w:spacing w:after="0" w:line="250"/>
+              <w:spacing w:after="0" w:line="250" w:lineRule="exact"/>
             </w:pPr>
             <w:r>
               <w:rPr>
@@ -2032,7 +2032,7 @@
           </w:tcPr>
           <w:p>
             <w:pPr>
-              <w:spacing w:after="0" w:line="250"/>
+              <w:spacing w:after="0" w:line="250" w:lineRule="exact"/>
             </w:pPr>
             <w:r>
               <w:rPr>
@@ -2060,7 +2060,7 @@
           </w:tcPr>
           <w:p>
             <w:pPr>
-              <w:spacing w:after="0" w:line="250"/>
+              <w:spacing w:after="0" w:line="250" w:lineRule="exact"/>
             </w:pPr>
             <w:r>
               <w:rPr>
@@ -2088,7 +2088,7 @@
           </w:tcPr>
           <w:p>
             <w:pPr>
-              <w:spacing w:after="0" w:line="250"/>
+              <w:spacing w:after="0" w:line="250" w:lineRule="exact"/>
             </w:pPr>
             <w:r>
               <w:rPr>
@@ -2116,7 +2116,7 @@
           </w:tcPr>
           <w:p>
             <w:pPr>
-              <w:spacing w:after="0" w:line="250"/>
+              <w:spacing w:after="0" w:line="250" w:lineRule="exact"/>
             </w:pPr>
             <w:r>
               <w:rPr>
@@ -2150,7 +2150,7 @@
           </w:tcPr>
           <w:p>
             <w:pPr>
-              <w:spacing w:after="0" w:line="250"/>
+              <w:spacing w:after="0" w:line="250" w:lineRule="exact"/>
             </w:pPr>
             <w:r>
               <w:rPr>
@@ -2178,7 +2178,7 @@
           </w:tcPr>
           <w:p>
             <w:pPr>
-              <w:spacing w:after="0" w:line="250"/>
+              <w:spacing w:after="0" w:line="250" w:lineRule="exact"/>
             </w:pPr>
             <w:r>
               <w:rPr>
@@ -2206,7 +2206,7 @@
           </w:tcPr>
           <w:p>
             <w:pPr>
-              <w:spacing w:after="0" w:line="250"/>
+              <w:spacing w:after="0" w:line="250" w:lineRule="exact"/>
             </w:pPr>
             <w:r>
               <w:rPr>
@@ -2234,7 +2234,7 @@
           </w:tcPr>
           <w:p>
             <w:pPr>
-              <w:spacing w:after="0" w:line="250"/>
+              <w:spacing w:after="0" w:line="250" w:lineRule="exact"/>
             </w:pPr>
             <w:r>
               <w:rPr>
@@ -2262,7 +2262,7 @@
           </w:tcPr>
           <w:p>
             <w:pPr>
-              <w:spacing w:after="0" w:line="250"/>
+              <w:spacing w:after="0" w:line="250" w:lineRule="exact"/>
             </w:pPr>
             <w:r>
               <w:rPr>
@@ -2296,7 +2296,7 @@
           </w:tcPr>
           <w:p>
             <w:pPr>
-              <w:spacing w:after="0" w:line="250"/>
+              <w:spacing w:after="0" w:line="250" w:lineRule="exact"/>
             </w:pPr>
             <w:r>
               <w:rPr>
@@ -2324,7 +2324,7 @@
           </w:tcPr>
           <w:p>
             <w:pPr>
-              <w:spacing w:after="0" w:line="250"/>
+              <w:spacing w:after="0" w:line="250" w:lineRule="exact"/>
             </w:pPr>
             <w:r>
               <w:rPr>
@@ -2352,7 +2352,7 @@
           </w:tcPr>
           <w:p>
             <w:pPr>
-              <w:spacing w:after="0" w:line="250"/>
+              <w:spacing w:after="0" w:line="250" w:lineRule="exact"/>
             </w:pPr>
             <w:r>
               <w:rPr>
@@ -2380,7 +2380,7 @@
           </w:tcPr>
           <w:p>
             <w:pPr>
-              <w:spacing w:after="0" w:line="250"/>
+              <w:spacing w:after="0" w:line="250" w:lineRule="exact"/>
             </w:pPr>
             <w:r>
               <w:rPr>
@@ -2408,7 +2408,7 @@
           </w:tcPr>
           <w:p>
             <w:pPr>
-              <w:spacing w:after="0" w:line="250"/>
+              <w:spacing w:after="0" w:line="250" w:lineRule="exact"/>
             </w:pPr>
             <w:r>
               <w:rPr>
@@ -2442,7 +2442,7 @@
           </w:tcPr>
           <w:p>
             <w:pPr>
-              <w:spacing w:after="0" w:line="250"/>
+              <w:spacing w:after="0" w:line="250" w:lineRule="exact"/>
             </w:pPr>
             <w:r>
               <w:rPr>
@@ -2470,7 +2470,7 @@
           </w:tcPr>
           <w:p>
             <w:pPr>
-              <w:spacing w:after="0" w:line="250"/>
+              <w:spacing w:after="0" w:line="250" w:lineRule="exact"/>
             </w:pPr>
             <w:r>
               <w:rPr>
@@ -2498,7 +2498,7 @@
           </w:tcPr>
           <w:p>
             <w:pPr>
-              <w:spacing w:after="0" w:line="250"/>
+              <w:spacing w:after="0" w:line="250" w:lineRule="exact"/>
             </w:pPr>
             <w:r>
               <w:rPr>
@@ -2526,7 +2526,7 @@
           </w:tcPr>
           <w:p>
             <w:pPr>
-              <w:spacing w:after="0" w:line="250"/>
+              <w:spacing w:after="0" w:line="250" w:lineRule="exact"/>
             </w:pPr>
             <w:r>
               <w:rPr>
@@ -2554,7 +2554,7 @@
           </w:tcPr>
           <w:p>
             <w:pPr>
-              <w:spacing w:after="0" w:line="250"/>
+              <w:spacing w:after="0" w:line="250" w:lineRule="exact"/>
             </w:pPr>
             <w:r>
               <w:rPr>
@@ -2588,7 +2588,7 @@
           </w:tcPr>
           <w:p>
             <w:pPr>
-              <w:spacing w:after="0" w:line="250"/>
+              <w:spacing w:after="0" w:line="250" w:lineRule="exact"/>
             </w:pPr>
             <w:r>
               <w:rPr>
@@ -2616,7 +2616,7 @@
           </w:tcPr>
           <w:p>
             <w:pPr>
-              <w:spacing w:after="0" w:line="250"/>
+              <w:spacing w:after="0" w:line="250" w:lineRule="exact"/>
             </w:pPr>
             <w:r>
               <w:rPr>
@@ -2644,7 +2644,7 @@
           </w:tcPr>
           <w:p>
             <w:pPr>
-              <w:spacing w:after="0" w:line="250"/>
+              <w:spacing w:after="0" w:line="250" w:lineRule="exact"/>
             </w:pPr>
             <w:r>
               <w:rPr>
@@ -2672,7 +2672,7 @@
           </w:tcPr>
           <w:p>
             <w:pPr>
-              <w:spacing w:after="0" w:line="250"/>
+              <w:spacing w:after="0" w:line="250" w:lineRule="exact"/>
             </w:pPr>
             <w:r>
               <w:rPr>
@@ -2700,7 +2700,7 @@
           </w:tcPr>
           <w:p>
             <w:pPr>
-              <w:spacing w:after="0" w:line="250"/>
+              <w:spacing w:after="0" w:line="250" w:lineRule="exact"/>
             </w:pPr>
             <w:r>
               <w:rPr>
@@ -2734,7 +2734,7 @@
           </w:tcPr>
           <w:p>
             <w:pPr>
-              <w:spacing w:after="0" w:line="250"/>
+              <w:spacing w:after="0" w:line="250" w:lineRule="exact"/>
             </w:pPr>
             <w:r>
               <w:rPr>
@@ -2762,7 +2762,7 @@
           </w:tcPr>
           <w:p>
             <w:pPr>
-              <w:spacing w:after="0" w:line="250"/>
+              <w:spacing w:after="0" w:line="250" w:lineRule="exact"/>
             </w:pPr>
             <w:r>
               <w:rPr>
@@ -2790,7 +2790,7 @@
           </w:tcPr>
           <w:p>
             <w:pPr>
-              <w:spacing w:after="0" w:line="250"/>
+              <w:spacing w:after="0" w:line="250" w:lineRule="exact"/>
             </w:pPr>
             <w:r>
               <w:rPr>
@@ -2818,7 +2818,7 @@
           </w:tcPr>
           <w:p>
             <w:pPr>
-              <w:spacing w:after="0" w:line="250"/>
+              <w:spacing w:after="0" w:line="250" w:lineRule="exact"/>
             </w:pPr>
             <w:r>
               <w:rPr>
@@ -2846,7 +2846,7 @@
           </w:tcPr>
           <w:p>
             <w:pPr>
-              <w:spacing w:after="0" w:line="250"/>
+              <w:spacing w:after="0" w:line="250" w:lineRule="exact"/>
             </w:pPr>
             <w:r>
               <w:rPr>
@@ -2880,7 +2880,7 @@
           </w:tcPr>
           <w:p>
             <w:pPr>
-              <w:spacing w:after="0" w:line="250"/>
+              <w:spacing w:after="0" w:line="250" w:lineRule="exact"/>
             </w:pPr>
             <w:r>
               <w:rPr>
@@ -2908,7 +2908,7 @@
           </w:tcPr>
           <w:p>
             <w:pPr>
-              <w:spacing w:after="0" w:line="250"/>
+              <w:spacing w:after="0" w:line="250" w:lineRule="exact"/>
             </w:pPr>
             <w:r>
               <w:rPr>
@@ -2936,7 +2936,7 @@
           </w:tcPr>
           <w:p>
             <w:pPr>
-              <w:spacing w:after="0" w:line="250"/>
+              <w:spacing w:after="0" w:line="250" w:lineRule="exact"/>
             </w:pPr>
             <w:r>
               <w:rPr>
@@ -2964,7 +2964,7 @@
           </w:tcPr>
           <w:p>
             <w:pPr>
-              <w:spacing w:after="0" w:line="250"/>
+              <w:spacing w:after="0" w:line="250" w:lineRule="exact"/>
             </w:pPr>
             <w:r>
               <w:rPr>
@@ -2992,7 +2992,7 @@
           </w:tcPr>
           <w:p>
             <w:pPr>
-              <w:spacing w:after="0" w:line="250"/>
+              <w:spacing w:after="0" w:line="250" w:lineRule="exact"/>
             </w:pPr>
             <w:r>
               <w:rPr>
@@ -3026,7 +3026,7 @@
           </w:tcPr>
           <w:p>
             <w:pPr>
-              <w:spacing w:after="0" w:line="250"/>
+              <w:spacing w:after="0" w:line="250" w:lineRule="exact"/>
             </w:pPr>
             <w:r>
               <w:rPr>
@@ -3054,7 +3054,7 @@
           </w:tcPr>
           <w:p>
             <w:pPr>
-              <w:spacing w:after="0" w:line="250"/>
+              <w:spacing w:after="0" w:line="250" w:lineRule="exact"/>
             </w:pPr>
             <w:r>
               <w:rPr>
@@ -3082,7 +3082,7 @@
           </w:tcPr>
           <w:p>
             <w:pPr>
-              <w:spacing w:after="0" w:line="250"/>
+              <w:spacing w:after="0" w:line="250" w:lineRule="exact"/>
             </w:pPr>
             <w:r>
               <w:rPr>
@@ -3110,7 +3110,7 @@
           </w:tcPr>
           <w:p>
             <w:pPr>
-              <w:spacing w:after="0" w:line="250"/>
+              <w:spacing w:after="0" w:line="250" w:lineRule="exact"/>
             </w:pPr>
             <w:r>
               <w:rPr>
@@ -3138,7 +3138,7 @@
           </w:tcPr>
           <w:p>
             <w:pPr>
-              <w:spacing w:after="0" w:line="250"/>
+              <w:spacing w:after="0" w:line="250" w:lineRule="exact"/>
             </w:pPr>
             <w:r>
               <w:rPr>
@@ -3172,7 +3172,7 @@
           </w:tcPr>
           <w:p>
             <w:pPr>
-              <w:spacing w:after="0" w:line="250"/>
+              <w:spacing w:after="0" w:line="250" w:lineRule="exact"/>
             </w:pPr>
             <w:r>
               <w:rPr>
@@ -3200,7 +3200,7 @@
           </w:tcPr>
           <w:p>
             <w:pPr>
-              <w:spacing w:after="0" w:line="250"/>
+              <w:spacing w:after="0" w:line="250" w:lineRule="exact"/>
             </w:pPr>
             <w:r>
               <w:rPr>
@@ -3228,7 +3228,7 @@
           </w:tcPr>
           <w:p>
             <w:pPr>
-              <w:spacing w:after="0" w:line="250"/>
+              <w:spacing w:after="0" w:line="250" w:lineRule="exact"/>
             </w:pPr>
             <w:r>
               <w:rPr>
@@ -3256,7 +3256,7 @@
           </w:tcPr>
           <w:p>
             <w:pPr>
-              <w:spacing w:after="0" w:line="250"/>
+              <w:spacing w:after="0" w:line="250" w:lineRule="exact"/>
             </w:pPr>
             <w:r>
               <w:rPr>
@@ -3284,7 +3284,7 @@
           </w:tcPr>
           <w:p>
             <w:pPr>
-              <w:spacing w:after="0" w:line="250"/>
+              <w:spacing w:after="0" w:line="250" w:lineRule="exact"/>
             </w:pPr>
             <w:r>
               <w:rPr>
@@ -3318,7 +3318,7 @@
           </w:tcPr>
           <w:p>
             <w:pPr>
-              <w:spacing w:after="0" w:line="250"/>
+              <w:spacing w:after="0" w:line="250" w:lineRule="exact"/>
             </w:pPr>
             <w:r>
               <w:rPr>
@@ -3346,7 +3346,7 @@
           </w:tcPr>
           <w:p>
             <w:pPr>
-              <w:spacing w:after="0" w:line="250"/>
+              <w:spacing w:after="0" w:line="250" w:lineRule="exact"/>
             </w:pPr>
             <w:r>
               <w:rPr>
@@ -3374,7 +3374,7 @@
           </w:tcPr>
           <w:p>
             <w:pPr>
-              <w:spacing w:after="0" w:line="250"/>
+              <w:spacing w:after="0" w:line="250" w:lineRule="exact"/>
             </w:pPr>
             <w:r>
               <w:rPr>
@@ -3402,7 +3402,7 @@
           </w:tcPr>
           <w:p>
             <w:pPr>
-              <w:spacing w:after="0" w:line="250"/>
+              <w:spacing w:after="0" w:line="250" w:lineRule="exact"/>
             </w:pPr>
             <w:r>
               <w:rPr>
@@ -3430,7 +3430,7 @@
           </w:tcPr>
           <w:p>
             <w:pPr>
-              <w:spacing w:after="0" w:line="250"/>
+              <w:spacing w:after="0" w:line="250" w:lineRule="exact"/>
             </w:pPr>
             <w:r>
               <w:rPr>
@@ -3464,7 +3464,7 @@
           </w:tcPr>
           <w:p>
             <w:pPr>
-              <w:spacing w:after="0" w:line="250"/>
+              <w:spacing w:after="0" w:line="250" w:lineRule="exact"/>
             </w:pPr>
             <w:r>
               <w:rPr>
@@ -3492,7 +3492,7 @@
           </w:tcPr>
           <w:p>
             <w:pPr>
-              <w:spacing w:after="0" w:line="250"/>
+              <w:spacing w:after="0" w:line="250" w:lineRule="exact"/>
             </w:pPr>
             <w:r>
               <w:rPr>
@@ -3520,7 +3520,7 @@
           </w:tcPr>
           <w:p>
             <w:pPr>
-              <w:spacing w:after="0" w:line="250"/>
+              <w:spacing w:after="0" w:line="250" w:lineRule="exact"/>
             </w:pPr>
             <w:r>
               <w:rPr>
@@ -3548,7 +3548,7 @@
           </w:tcPr>
           <w:p>
             <w:pPr>
-              <w:spacing w:after="0" w:line="250"/>
+              <w:spacing w:after="0" w:line="250" w:lineRule="exact"/>
             </w:pPr>
             <w:r>
               <w:rPr>
@@ -3576,7 +3576,7 @@
           </w:tcPr>
           <w:p>
             <w:pPr>
-              <w:spacing w:after="0" w:line="250"/>
+              <w:spacing w:after="0" w:line="250" w:lineRule="exact"/>
             </w:pPr>
             <w:r>
               <w:rPr>
@@ -3600,7 +3600,7 @@
     </w:p>
     <w:p>
       <w:pPr>
-        <w:spacing w:after="200" w:line="300"/>
+        <w:spacing w:after="200" w:line="300" w:lineRule="exact"/>
       </w:pPr>
       <w:r>
         <w:rPr>
@@ -3616,7 +3616,7 @@
     </w:p>
     <w:p>
       <w:pPr>
-        <w:spacing w:after="60" w:line="300"/>
+        <w:spacing w:after="60" w:line="300" w:lineRule="exact"/>
       </w:pPr>
       <w:r>
         <w:rPr>
@@ -3629,7 +3629,7 @@
     </w:p>
     <w:p>
       <w:pPr>
-        <w:spacing w:after="240" w:line="300"/>
+        <w:spacing w:after="240" w:line="300" w:lineRule="exact"/>
       </w:pPr>
       <w:r>
         <w:rPr>
@@ -3642,7 +3642,7 @@
     </w:p>
     <w:p>
       <w:pPr>
-        <w:spacing w:after="120" w:line="300"/>
+        <w:spacing w:after="120" w:line="300" w:lineRule="exact"/>
       </w:pPr>
       <w:r>
         <w:rPr>
@@ -3655,7 +3655,7 @@
     </w:p>
     <w:p>
       <w:pPr>
-        <w:spacing w:after="120" w:line="300"/>
+        <w:spacing w:after="120" w:line="300" w:lineRule="exact"/>
       </w:pPr>
       <w:r>
         <w:rPr>
@@ -3876,7 +3876,13 @@
 <file path=word/styles.xml><?xml version="1.0" encoding="utf-8"?>
 <w:styles xmlns:mc="http://schemas.openxmlformats.org/markup-compatibility/2006" xmlns:r="http://schemas.openxmlformats.org/officeDocument/2006/relationships" xmlns:w="http://schemas.openxmlformats.org/wordprocessingml/2006/main" xmlns:w14="http://schemas.microsoft.com/office/word/2010/wordml" xmlns:w15="http://schemas.microsoft.com/office/word/2012/wordml" mc:Ignorable="w14 w15">
   <w:docDefaults>
-    <w:rPrDefault/>
+    <w:rPrDefault>
+      <w:rPr>
+        <w:rFonts w:ascii="游明朝" w:cs="游明朝" w:eastAsia="游明朝" w:hAnsi="游明朝"/>
+        <w:sz w:val="21"/>
+        <w:szCs w:val="21"/>
+      </w:rPr>
+    </w:rPrDefault>
     <w:pPrDefault/>
   </w:docDefaults>
   <w:style w:type="paragraph" w:styleId="Title">

--- a/output/13-5_北塩原村第10期_照会票_束5_計画構成と施策体系.docx
+++ b/output/13-5_北塩原村第10期_照会票_束5_計画構成と施策体系.docx
@@ -108,7 +108,7 @@
           <w:sz w:val="22"/>
           <w:szCs w:val="22"/>
         </w:rPr>
-        <w:t xml:space="preserve">ご確認・ご提供をお願いしたい事項　18件</w:t>
+        <w:t xml:space="preserve">ご確認・ご提供をお願いしたい事項　17件</w:t>
       </w:r>
     </w:p>
     <w:p>
@@ -527,7 +527,7 @@
                 <w:sz w:val="17"/>
                 <w:szCs w:val="17"/>
               </w:rPr>
-              <w:t xml:space="preserve">12件</w:t>
+              <w:t xml:space="preserve">11件</w:t>
             </w:r>
           </w:p>
         </w:tc>
@@ -1535,7 +1535,7 @@
                 <w:sz w:val="17"/>
                 <w:szCs w:val="17"/>
               </w:rPr>
-              <w:t xml:space="preserve">計画書の分量を仕様書の目安100頁に収めるための削減案（A〜L）の採否</w:t>
+              <w:t xml:space="preserve">計画書の分量を仕様書の目安100頁に収めるための削減案（A〜M）の採否</w:t>
             </w:r>
           </w:p>
         </w:tc>
@@ -1563,7 +1563,7 @@
                 <w:sz w:val="17"/>
                 <w:szCs w:val="17"/>
               </w:rPr>
-              <w:t xml:space="preserve">計画書は本文116頁＋前付4頁＝120頁で、仕様書の目安100頁を20頁上回る。削るのは算定の方法・検証の記述と、制度として定まっていない事項の一覧であり、法定記載事項には触れない。記載そのものは済んでおり、村の判断で残す場合は目安を超えることの了解をいただく。</w:t>
+              <w:t xml:space="preserve">計画書は本文120頁＋前付4頁＝124頁で、目安100頁を24頁上回る（10/10に実測）。削減案12案のうち、A〜Eで117頁、＋F・Hで114頁、＋Jで111頁、A〜Lで110頁、＋Mで108頁になる。当方からは12案すべて（108頁）を勧めたい。削るのは算定の方法と検証の記述であり、法定記載事項には触れない。</w:t>
             </w:r>
           </w:p>
         </w:tc>
@@ -1897,7 +1897,7 @@
                 <w:sz w:val="17"/>
                 <w:szCs w:val="17"/>
               </w:rPr>
-              <w:t xml:space="preserve">北塩原村第六次総合振興計画の策定状況</w:t>
+              <w:t xml:space="preserve">基本理念・基本目標の枠組みを第9期から継承することの可否</w:t>
             </w:r>
           </w:p>
         </w:tc>
@@ -1925,7 +1925,7 @@
                 <w:sz w:val="17"/>
                 <w:szCs w:val="17"/>
               </w:rPr>
-              <w:t xml:space="preserve">第五次は2017〜2026。第10期（令和9〜11年度）の上位計画になる。</w:t>
+              <w:t xml:space="preserve">素案は継承を前提に構成。変更する場合は第3章・第4章の全面的な組み替えが必要になる。</w:t>
             </w:r>
           </w:p>
         </w:tc>
@@ -2043,7 +2043,7 @@
                 <w:sz w:val="17"/>
                 <w:szCs w:val="17"/>
               </w:rPr>
-              <w:t xml:space="preserve">基本理念・基本目標の枠組みを第9期から継承することの可否</w:t>
+              <w:t xml:space="preserve">基本目標5「計画の推進と進捗管理」を独立させるか、各基本目標に横断的に組み込むか</w:t>
             </w:r>
           </w:p>
         </w:tc>
@@ -2071,7 +2071,7 @@
                 <w:sz w:val="17"/>
                 <w:szCs w:val="17"/>
               </w:rPr>
-              <w:t xml:space="preserve">素案は継承を前提に構成。変更する場合は第3章・第4章の全面的な組み替えが必要になる。</w:t>
+              <w:t xml:space="preserve">第9期で3年連続0点だったPDCAへの対応。独立を推奨するが構成上の選択であり村の意向による。</w:t>
             </w:r>
           </w:p>
         </w:tc>
@@ -2189,7 +2189,7 @@
                 <w:sz w:val="17"/>
                 <w:szCs w:val="17"/>
               </w:rPr>
-              <w:t xml:space="preserve">基本目標5「計画の推進と進捗管理」を独立させるか、各基本目標に横断的に組み込むか</w:t>
+              <w:t xml:space="preserve">定住自立圏（喜多方市・西会津町）／会津権利擁護・成年後見センターとの広域連携の記載方針</w:t>
             </w:r>
           </w:p>
         </w:tc>
@@ -2217,7 +2217,7 @@
                 <w:sz w:val="17"/>
                 <w:szCs w:val="17"/>
               </w:rPr>
-              <w:t xml:space="preserve">第9期で3年連続0点だったPDCAへの対応。独立を推奨するが構成上の選択であり村の意向による。</w:t>
+              <w:t xml:space="preserve">施策の書きぶりに影響。</w:t>
             </w:r>
           </w:p>
         </w:tc>
@@ -2335,7 +2335,7 @@
                 <w:sz w:val="17"/>
                 <w:szCs w:val="17"/>
               </w:rPr>
-              <w:t xml:space="preserve">定住自立圏（喜多方市・西会津町）／会津権利擁護・成年後見センターとの広域連携の記載方針</w:t>
+              <w:t xml:space="preserve">整合を図る関連計画の網羅（障がい福祉計画・障がい者計画・地域福祉計画等）</w:t>
             </w:r>
           </w:p>
         </w:tc>
@@ -2363,7 +2363,7 @@
                 <w:sz w:val="17"/>
                 <w:szCs w:val="17"/>
               </w:rPr>
-              <w:t xml:space="preserve">施策の書きぶりに影響。</w:t>
+              <w:t xml:space="preserve">資料には基本指針・第5次総合振興計画・第3次健康21のみ記載。</w:t>
             </w:r>
           </w:p>
         </w:tc>
@@ -2481,7 +2481,7 @@
                 <w:sz w:val="17"/>
                 <w:szCs w:val="17"/>
               </w:rPr>
-              <w:t xml:space="preserve">整合を図る関連計画の網羅（障がい福祉計画・障がい者計画・地域福祉計画等）</w:t>
+              <w:t xml:space="preserve">施設サービスの記載を「村外施設サービスの利用支援」に改めることの可否</w:t>
             </w:r>
           </w:p>
         </w:tc>
@@ -2509,7 +2509,7 @@
                 <w:sz w:val="17"/>
                 <w:szCs w:val="17"/>
               </w:rPr>
-              <w:t xml:space="preserve">資料には基本指針・第5次総合振興計画・第3次健康21のみ記載。</w:t>
+              <w:t xml:space="preserve">村内に該当施設がゼロ。第9期は特養〜介護医療院の4類型を列挙する記載で実態と乖離していた。</w:t>
             </w:r>
           </w:p>
         </w:tc>
@@ -2627,7 +2627,7 @@
                 <w:sz w:val="17"/>
                 <w:szCs w:val="17"/>
               </w:rPr>
-              <w:t xml:space="preserve">施設サービスの記載を「村外施設サービスの利用支援」に改めることの可否</w:t>
+              <w:t xml:space="preserve">章構成を第9期（全6章＋資料編）から踏襲することの可否</w:t>
             </w:r>
           </w:p>
         </w:tc>
@@ -2655,7 +2655,7 @@
                 <w:sz w:val="17"/>
                 <w:szCs w:val="17"/>
               </w:rPr>
-              <w:t xml:space="preserve">村内に該当施設がゼロ。第9期は特養〜介護医療院の4類型を列挙する記載で実態と乖離していた。</w:t>
+              <w:t xml:space="preserve">素案は踏襲を前提。第2章に「2-8 保険者機能の評価」「2-9 第9期計画の進捗と評価」の2節を新設している。</w:t>
             </w:r>
           </w:p>
         </w:tc>
@@ -2773,7 +2773,7 @@
                 <w:sz w:val="17"/>
                 <w:szCs w:val="17"/>
               </w:rPr>
-              <w:t xml:space="preserve">章構成を第9期（全6章＋資料編）から踏襲することの可否</w:t>
+              <w:t xml:space="preserve">第四次生涯学習推進計画の目標値の直近実績（中間評価の有無・結果）</w:t>
             </w:r>
           </w:p>
         </w:tc>
@@ -2801,7 +2801,7 @@
                 <w:sz w:val="17"/>
                 <w:szCs w:val="17"/>
               </w:rPr>
-              <w:t xml:space="preserve">素案は踏襲を前提。第2章に「2-8 保険者機能の評価」「2-9 第9期計画の進捗と評価」の2節を新設している。</w:t>
+              <w:t xml:space="preserve">10年計画（2018〜2027年度）の中間年は2022年度。第10期計画に引用可能か。</w:t>
             </w:r>
           </w:p>
         </w:tc>
@@ -2919,7 +2919,7 @@
                 <w:sz w:val="17"/>
                 <w:szCs w:val="17"/>
               </w:rPr>
-              <w:t xml:space="preserve">第四次生涯学習推進計画の目標値の直近実績（中間評価の有無・結果）</w:t>
+              <w:t xml:space="preserve">計画書・報告書の頁数の実測（Word＋游ゴシックで開いた実際の頁数）</w:t>
             </w:r>
           </w:p>
         </w:tc>
@@ -2947,7 +2947,7 @@
                 <w:sz w:val="17"/>
                 <w:szCs w:val="17"/>
               </w:rPr>
-              <w:t xml:space="preserve">10年計画（2018〜2027年度）の中間年は2022年度。第10期計画に引用可能か。</w:t>
+              <w:t xml:space="preserve">―</w:t>
             </w:r>
           </w:p>
         </w:tc>
@@ -3065,7 +3065,7 @@
                 <w:sz w:val="17"/>
                 <w:szCs w:val="17"/>
               </w:rPr>
-              <w:t xml:space="preserve">計画書・報告書の頁数の実測（当方では docx→PDF 変換ができず目視確認ができない）</w:t>
+              <w:t xml:space="preserve">計画本文に第9期の推計乖離（第1号被保険者数6.6%）を記載することの可否</w:t>
             </w:r>
           </w:p>
         </w:tc>
@@ -3093,7 +3093,7 @@
                 <w:sz w:val="17"/>
                 <w:szCs w:val="17"/>
               </w:rPr>
-              <w:t xml:space="preserve">当方の推定では計画書は本文116頁＋前付4頁＝120頁で、仕様書5①の目安100頁を20頁上回る。字詰め・禁則・表の折り返しの実挙動で前後するため、村側で実際に開いて頁数をご確認いただきたい。当方の環境では docx から PDF への変換ができず、紙面を目視で確かめられない。</w:t>
+              <w:t xml:space="preserve">素案の2-9・5-1に記載。次期計画で本計画の推計精度を検証できるようにする趣旨だが、自らの誤差を公表することになるため村の判断を要する。</w:t>
             </w:r>
           </w:p>
         </w:tc>
@@ -3211,7 +3211,7 @@
                 <w:sz w:val="17"/>
                 <w:szCs w:val="17"/>
               </w:rPr>
-              <w:t xml:space="preserve">計画本文に第9期の推計乖離（第1号被保険者数6.6%）を記載することの可否</w:t>
+              <w:t xml:space="preserve">認知症施策推進計画・成年後見制度利用促進基本計画の一体化を第10期も踏襲するか</w:t>
             </w:r>
           </w:p>
         </w:tc>
@@ -3239,7 +3239,7 @@
                 <w:sz w:val="17"/>
                 <w:szCs w:val="17"/>
               </w:rPr>
-              <w:t xml:space="preserve">素案の2-9・5-1に記載。次期計画で本計画の推計精度を検証できるようにする趣旨だが、自らの誤差を公表することになるため村の判断を要する。</w:t>
+              <w:t xml:space="preserve">第9期は基本目標4に内包する構成。素案は踏襲を前提に1-2で法的根拠を記載している。</w:t>
             </w:r>
           </w:p>
         </w:tc>
@@ -3330,152 +3330,6 @@
                 <w:szCs w:val="17"/>
               </w:rPr>
               <w:t xml:space="preserve">11</w:t>
-            </w:r>
-          </w:p>
-        </w:tc>
-        <w:tc>
-          <w:tcPr>
-            <w:tcW w:type="dxa" w:w="3182"/>
-            <w:shd w:fill="FFFFFF" w:val="clear"/>
-            <w:tcMar>
-              <w:top w:type="dxa" w:w="70"/>
-              <w:left w:type="dxa" w:w="90"/>
-              <w:bottom w:type="dxa" w:w="70"/>
-              <w:right w:type="dxa" w:w="90"/>
-            </w:tcMar>
-          </w:tcPr>
-          <w:p>
-            <w:pPr>
-              <w:spacing w:after="0" w:line="250" w:lineRule="exact"/>
-            </w:pPr>
-            <w:r>
-              <w:rPr>
-                <w:rFonts w:ascii="游ゴシック" w:cs="游ゴシック" w:eastAsia="游ゴシック" w:hAnsi="游ゴシック"/>
-                <w:b w:val="false"/>
-                <w:bCs w:val="false"/>
-                <w:color w:val="000000"/>
-                <w:sz w:val="17"/>
-                <w:szCs w:val="17"/>
-              </w:rPr>
-              <w:t xml:space="preserve">認知症施策推進計画・成年後見制度利用促進基本計画の一体化を第10期も踏襲するか</w:t>
-            </w:r>
-          </w:p>
-        </w:tc>
-        <w:tc>
-          <w:tcPr>
-            <w:tcW w:type="dxa" w:w="2714"/>
-            <w:shd w:fill="FFFFFF" w:val="clear"/>
-            <w:tcMar>
-              <w:top w:type="dxa" w:w="70"/>
-              <w:left w:type="dxa" w:w="90"/>
-              <w:bottom w:type="dxa" w:w="70"/>
-              <w:right w:type="dxa" w:w="90"/>
-            </w:tcMar>
-          </w:tcPr>
-          <w:p>
-            <w:pPr>
-              <w:spacing w:after="0" w:line="250" w:lineRule="exact"/>
-            </w:pPr>
-            <w:r>
-              <w:rPr>
-                <w:rFonts w:ascii="游ゴシック" w:cs="游ゴシック" w:eastAsia="游ゴシック" w:hAnsi="游ゴシック"/>
-                <w:b w:val="false"/>
-                <w:bCs w:val="false"/>
-                <w:color w:val="000000"/>
-                <w:sz w:val="17"/>
-                <w:szCs w:val="17"/>
-              </w:rPr>
-              <w:t xml:space="preserve">第9期は基本目標4に内包する構成。素案は踏襲を前提に1-2で法的根拠を記載している。</w:t>
-            </w:r>
-          </w:p>
-        </w:tc>
-        <w:tc>
-          <w:tcPr>
-            <w:tcW w:type="dxa" w:w="1217"/>
-            <w:shd w:fill="FFFFFF" w:val="clear"/>
-            <w:tcMar>
-              <w:top w:type="dxa" w:w="70"/>
-              <w:left w:type="dxa" w:w="90"/>
-              <w:bottom w:type="dxa" w:w="70"/>
-              <w:right w:type="dxa" w:w="90"/>
-            </w:tcMar>
-          </w:tcPr>
-          <w:p>
-            <w:pPr>
-              <w:spacing w:after="0" w:line="250" w:lineRule="exact"/>
-            </w:pPr>
-            <w:r>
-              <w:rPr>
-                <w:rFonts w:ascii="游ゴシック" w:cs="游ゴシック" w:eastAsia="游ゴシック" w:hAnsi="游ゴシック"/>
-                <w:b w:val="false"/>
-                <w:bCs w:val="false"/>
-                <w:color w:val="000000"/>
-                <w:sz w:val="17"/>
-                <w:szCs w:val="17"/>
-              </w:rPr>
-              <w:t xml:space="preserve">―</w:t>
-            </w:r>
-          </w:p>
-        </w:tc>
-        <w:tc>
-          <w:tcPr>
-            <w:tcW w:type="dxa" w:w="1873"/>
-            <w:shd w:fill="FFFFFF" w:val="clear"/>
-            <w:tcMar>
-              <w:top w:type="dxa" w:w="70"/>
-              <w:left w:type="dxa" w:w="90"/>
-              <w:bottom w:type="dxa" w:w="70"/>
-              <w:right w:type="dxa" w:w="90"/>
-            </w:tcMar>
-          </w:tcPr>
-          <w:p>
-            <w:pPr>
-              <w:spacing w:after="0" w:line="250" w:lineRule="exact"/>
-            </w:pPr>
-            <w:r>
-              <w:rPr>
-                <w:rFonts w:ascii="游ゴシック" w:cs="游ゴシック" w:eastAsia="游ゴシック" w:hAnsi="游ゴシック"/>
-                <w:b w:val="false"/>
-                <w:bCs w:val="false"/>
-                <w:color w:val="000000"/>
-                <w:sz w:val="17"/>
-                <w:szCs w:val="17"/>
-              </w:rPr>
-              <w:t xml:space="preserve"/>
-            </w:r>
-          </w:p>
-        </w:tc>
-      </w:tr>
-      <w:tr>
-        <w:trPr>
-          <w:cantSplit/>
-          <w:trHeight w:val="700" w:hRule="atLeast"/>
-        </w:trPr>
-        <w:tc>
-          <w:tcPr>
-            <w:tcW w:type="dxa" w:w="374"/>
-            <w:shd w:fill="FFFFFF" w:val="clear"/>
-            <w:tcMar>
-              <w:top w:type="dxa" w:w="70"/>
-              <w:left w:type="dxa" w:w="90"/>
-              <w:bottom w:type="dxa" w:w="70"/>
-              <w:right w:type="dxa" w:w="90"/>
-            </w:tcMar>
-          </w:tcPr>
-          <w:p>
-            <w:pPr>
-              <w:spacing w:after="0" w:line="250" w:lineRule="exact"/>
-            </w:pPr>
-            <w:r>
-              <w:rPr>
-                <w:rFonts w:ascii="游ゴシック" w:cs="游ゴシック" w:eastAsia="游ゴシック" w:hAnsi="游ゴシック"/>
-                <w:b w:val="false"/>
-                <w:bCs w:val="false"/>
-                <w:color w:val="000000"/>
-                <w:sz w:val="17"/>
-                <w:szCs w:val="17"/>
-              </w:rPr>
-              <w:t xml:space="preserve">12</w:t>
             </w:r>
           </w:p>
         </w:tc>

--- a/output/13-5_北塩原村第10期_照会票_束5_計画構成と施策体系.docx
+++ b/output/13-5_北塩原村第10期_照会票_束5_計画構成と施策体系.docx
@@ -1563,7 +1563,7 @@
                 <w:sz w:val="17"/>
                 <w:szCs w:val="17"/>
               </w:rPr>
-              <w:t xml:space="preserve">計画書は本文120頁＋前付4頁＝124頁で、目安100頁を24頁上回る（10/10に実測）。削減案12案のうち、A〜Eで117頁、＋F・Hで114頁、＋Jで111頁、A〜Lで110頁、＋Mで108頁になる。当方からは12案すべて（108頁）を勧めたい。削るのは算定の方法と検証の記述であり、法定記載事項には触れない。</w:t>
+              <w:t xml:space="preserve">計画書は本文121頁＋前付4頁＝125頁で、目安100頁を25頁上回る（10/12に実測）。削減案12案のうち、A〜Eで118頁、＋F・Hで115頁、＋Jで112頁、A〜Lで110頁、＋Mで109頁になる。当方からは12案すべて（109頁）を勧めたい。削るのは算定の方法と検証の記述であり、法定記載事項には触れない。</w:t>
             </w:r>
           </w:p>
         </w:tc>

--- a/output/13-5_北塩原村第10期_照会票_束5_計画構成と施策体系.docx
+++ b/output/13-5_北塩原村第10期_照会票_束5_計画構成と施策体系.docx
@@ -108,7 +108,7 @@
           <w:sz w:val="22"/>
           <w:szCs w:val="22"/>
         </w:rPr>
-        <w:t xml:space="preserve">ご確認・ご提供をお願いしたい事項　17件</w:t>
+        <w:t xml:space="preserve">ご確認・ご提供をお願いしたい事項　18件</w:t>
       </w:r>
     </w:p>
     <w:p>
@@ -381,7 +381,7 @@
                 <w:sz w:val="17"/>
                 <w:szCs w:val="17"/>
               </w:rPr>
-              <w:t xml:space="preserve">第3部</w:t>
+              <w:t xml:space="preserve">第1部</w:t>
             </w:r>
           </w:p>
         </w:tc>
@@ -409,7 +409,7 @@
                 <w:sz w:val="17"/>
                 <w:szCs w:val="17"/>
               </w:rPr>
-              <w:t xml:space="preserve">【記載待ち】文言や施策の内容が変わる事項</w:t>
+              <w:t xml:space="preserve">【至急】ご回答がないと策定の作業が進まない事項</w:t>
             </w:r>
           </w:p>
         </w:tc>
@@ -437,7 +437,7 @@
                 <w:sz w:val="17"/>
                 <w:szCs w:val="17"/>
               </w:rPr>
-              <w:t xml:space="preserve">6件</w:t>
+              <w:t xml:space="preserve">1件</w:t>
             </w:r>
           </w:p>
         </w:tc>
@@ -471,6 +471,96 @@
                 <w:sz w:val="17"/>
                 <w:szCs w:val="17"/>
               </w:rPr>
+              <w:t xml:space="preserve">第3部</w:t>
+            </w:r>
+          </w:p>
+        </w:tc>
+        <w:tc>
+          <w:tcPr>
+            <w:tcW w:type="dxa" w:w="6552"/>
+            <w:shd w:fill="FFFFFF" w:val="clear"/>
+            <w:tcMar>
+              <w:top w:type="dxa" w:w="70"/>
+              <w:left w:type="dxa" w:w="90"/>
+              <w:bottom w:type="dxa" w:w="70"/>
+              <w:right w:type="dxa" w:w="90"/>
+            </w:tcMar>
+          </w:tcPr>
+          <w:p>
+            <w:pPr>
+              <w:spacing w:after="0" w:line="250" w:lineRule="exact"/>
+            </w:pPr>
+            <w:r>
+              <w:rPr>
+                <w:rFonts w:ascii="游ゴシック" w:cs="游ゴシック" w:eastAsia="游ゴシック" w:hAnsi="游ゴシック"/>
+                <w:b w:val="false"/>
+                <w:bCs w:val="false"/>
+                <w:color w:val="000000"/>
+                <w:sz w:val="17"/>
+                <w:szCs w:val="17"/>
+              </w:rPr>
+              <w:t xml:space="preserve">【記載待ち】文言や施策の内容が変わる事項</w:t>
+            </w:r>
+          </w:p>
+        </w:tc>
+        <w:tc>
+          <w:tcPr>
+            <w:tcW w:type="dxa" w:w="1685"/>
+            <w:shd w:fill="FFFFFF" w:val="clear"/>
+            <w:tcMar>
+              <w:top w:type="dxa" w:w="70"/>
+              <w:left w:type="dxa" w:w="90"/>
+              <w:bottom w:type="dxa" w:w="70"/>
+              <w:right w:type="dxa" w:w="90"/>
+            </w:tcMar>
+          </w:tcPr>
+          <w:p>
+            <w:pPr>
+              <w:spacing w:after="0" w:line="250" w:lineRule="exact"/>
+            </w:pPr>
+            <w:r>
+              <w:rPr>
+                <w:rFonts w:ascii="游ゴシック" w:cs="游ゴシック" w:eastAsia="游ゴシック" w:hAnsi="游ゴシック"/>
+                <w:b w:val="false"/>
+                <w:bCs w:val="false"/>
+                <w:color w:val="000000"/>
+                <w:sz w:val="17"/>
+                <w:szCs w:val="17"/>
+              </w:rPr>
+              <w:t xml:space="preserve">6件</w:t>
+            </w:r>
+          </w:p>
+        </w:tc>
+      </w:tr>
+      <w:tr>
+        <w:trPr>
+          <w:cantSplit/>
+          <w:trHeight w:val="700" w:hRule="atLeast"/>
+        </w:trPr>
+        <w:tc>
+          <w:tcPr>
+            <w:tcW w:type="dxa" w:w="1123"/>
+            <w:shd w:fill="FFFFFF" w:val="clear"/>
+            <w:tcMar>
+              <w:top w:type="dxa" w:w="70"/>
+              <w:left w:type="dxa" w:w="90"/>
+              <w:bottom w:type="dxa" w:w="70"/>
+              <w:right w:type="dxa" w:w="90"/>
+            </w:tcMar>
+          </w:tcPr>
+          <w:p>
+            <w:pPr>
+              <w:spacing w:after="0" w:line="250" w:lineRule="exact"/>
+            </w:pPr>
+            <w:r>
+              <w:rPr>
+                <w:rFonts w:ascii="游ゴシック" w:cs="游ゴシック" w:eastAsia="游ゴシック" w:hAnsi="游ゴシック"/>
+                <w:b w:val="false"/>
+                <w:bCs w:val="false"/>
+                <w:color w:val="000000"/>
+                <w:sz w:val="17"/>
+                <w:szCs w:val="17"/>
+              </w:rPr>
               <w:t xml:space="preserve">第5部</w:t>
             </w:r>
           </w:p>
@@ -528,6 +618,368 @@
                 <w:szCs w:val="17"/>
               </w:rPr>
               <w:t xml:space="preserve">11件</w:t>
+            </w:r>
+          </w:p>
+        </w:tc>
+      </w:tr>
+    </w:tbl>
+    <w:p>
+      <w:r>
+        <w:br w:type="page"/>
+      </w:r>
+    </w:p>
+    <w:p>
+      <w:pPr>
+        <w:pStyle w:val="Heading1"/>
+        <w:keepNext/>
+        <w:shd w:fill="1F3864" w:val="clear"/>
+        <w:spacing w:after="240" w:before="0"/>
+      </w:pPr>
+      <w:r>
+        <w:rPr>
+          <w:rFonts w:ascii="游ゴシック" w:cs="游ゴシック" w:eastAsia="游ゴシック" w:hAnsi="游ゴシック"/>
+          <w:b/>
+          <w:bCs/>
+          <w:color w:val="FFFFFF"/>
+          <w:sz w:val="26"/>
+          <w:szCs w:val="26"/>
+        </w:rPr>
+        <w:t xml:space="preserve">第1部　【至急】ご回答がないと策定の作業が進まない事項</w:t>
+      </w:r>
+    </w:p>
+    <w:p>
+      <w:pPr>
+        <w:keepNext/>
+        <w:pBdr>
+          <w:left w:val="single" w:color="C00000" w:sz="18" w:space="8"/>
+        </w:pBdr>
+        <w:shd w:fill="FFF3F3" w:val="clear"/>
+        <w:spacing w:after="220" w:before="60" w:line="280" w:lineRule="exact"/>
+        <w:ind w:left="200" w:right="200"/>
+      </w:pPr>
+      <w:r>
+        <w:rPr>
+          <w:rFonts w:ascii="游ゴシック" w:cs="游ゴシック" w:eastAsia="游ゴシック" w:hAnsi="游ゴシック"/>
+          <w:color w:val="595959"/>
+          <w:sz w:val="18"/>
+          <w:szCs w:val="18"/>
+        </w:rPr>
+        <w:t xml:space="preserve">下表の事項は、回答がないと保険料・見込量の算定を確定できず、以降の工程が止まります。お手数ですが、他の部より先にご回答をお願いいたします。</w:t>
+      </w:r>
+    </w:p>
+    <w:tbl>
+      <w:tblPr>
+        <w:tblW w:type="dxa" w:w="9360"/>
+        <w:tblBorders>
+          <w:top w:val="single" w:color="auto" w:sz="4"/>
+          <w:left w:val="single" w:color="auto" w:sz="4"/>
+          <w:bottom w:val="single" w:color="auto" w:sz="4"/>
+          <w:right w:val="single" w:color="auto" w:sz="4"/>
+          <w:insideH w:val="single" w:color="auto" w:sz="4"/>
+          <w:insideV w:val="single" w:color="auto" w:sz="4"/>
+        </w:tblBorders>
+        <w:tblLayout w:type="fixed"/>
+      </w:tblPr>
+      <w:tblGrid>
+        <w:gridCol w:w="374"/>
+        <w:gridCol w:w="3182"/>
+        <w:gridCol w:w="2714"/>
+        <w:gridCol w:w="1217"/>
+        <w:gridCol w:w="1873"/>
+      </w:tblGrid>
+      <w:tr>
+        <w:trPr>
+          <w:cantSplit/>
+          <w:tblHeader/>
+        </w:trPr>
+        <w:tc>
+          <w:tcPr>
+            <w:tcW w:type="dxa" w:w="374"/>
+            <w:shd w:fill="2E75B6" w:val="clear"/>
+            <w:tcMar>
+              <w:top w:type="dxa" w:w="70"/>
+              <w:left w:type="dxa" w:w="90"/>
+              <w:bottom w:type="dxa" w:w="70"/>
+              <w:right w:type="dxa" w:w="90"/>
+            </w:tcMar>
+          </w:tcPr>
+          <w:p>
+            <w:pPr>
+              <w:spacing w:after="0" w:line="250" w:lineRule="exact"/>
+              <w:jc w:val="center"/>
+            </w:pPr>
+            <w:r>
+              <w:rPr>
+                <w:rFonts w:ascii="游ゴシック" w:cs="游ゴシック" w:eastAsia="游ゴシック" w:hAnsi="游ゴシック"/>
+                <w:b/>
+                <w:bCs/>
+                <w:color w:val="FFFFFF"/>
+                <w:sz w:val="17"/>
+                <w:szCs w:val="17"/>
+              </w:rPr>
+              <w:t xml:space="preserve">#</w:t>
+            </w:r>
+          </w:p>
+        </w:tc>
+        <w:tc>
+          <w:tcPr>
+            <w:tcW w:type="dxa" w:w="3182"/>
+            <w:shd w:fill="2E75B6" w:val="clear"/>
+            <w:tcMar>
+              <w:top w:type="dxa" w:w="70"/>
+              <w:left w:type="dxa" w:w="90"/>
+              <w:bottom w:type="dxa" w:w="70"/>
+              <w:right w:type="dxa" w:w="90"/>
+            </w:tcMar>
+          </w:tcPr>
+          <w:p>
+            <w:pPr>
+              <w:spacing w:after="0" w:line="250" w:lineRule="exact"/>
+              <w:jc w:val="center"/>
+            </w:pPr>
+            <w:r>
+              <w:rPr>
+                <w:rFonts w:ascii="游ゴシック" w:cs="游ゴシック" w:eastAsia="游ゴシック" w:hAnsi="游ゴシック"/>
+                <w:b/>
+                <w:bCs/>
+                <w:color w:val="FFFFFF"/>
+                <w:sz w:val="17"/>
+                <w:szCs w:val="17"/>
+              </w:rPr>
+              <w:t xml:space="preserve">ご確認・ご提供をお願いしたいこと</w:t>
+            </w:r>
+          </w:p>
+        </w:tc>
+        <w:tc>
+          <w:tcPr>
+            <w:tcW w:type="dxa" w:w="2714"/>
+            <w:shd w:fill="2E75B6" w:val="clear"/>
+            <w:tcMar>
+              <w:top w:type="dxa" w:w="70"/>
+              <w:left w:type="dxa" w:w="90"/>
+              <w:bottom w:type="dxa" w:w="70"/>
+              <w:right w:type="dxa" w:w="90"/>
+            </w:tcMar>
+          </w:tcPr>
+          <w:p>
+            <w:pPr>
+              <w:spacing w:after="0" w:line="250" w:lineRule="exact"/>
+              <w:jc w:val="center"/>
+            </w:pPr>
+            <w:r>
+              <w:rPr>
+                <w:rFonts w:ascii="游ゴシック" w:cs="游ゴシック" w:eastAsia="游ゴシック" w:hAnsi="游ゴシック"/>
+                <w:b/>
+                <w:bCs/>
+                <w:color w:val="FFFFFF"/>
+                <w:sz w:val="17"/>
+                <w:szCs w:val="17"/>
+              </w:rPr>
+              <w:t xml:space="preserve">当方の現在の扱い</w:t>
+            </w:r>
+          </w:p>
+        </w:tc>
+        <w:tc>
+          <w:tcPr>
+            <w:tcW w:type="dxa" w:w="1217"/>
+            <w:shd w:fill="2E75B6" w:val="clear"/>
+            <w:tcMar>
+              <w:top w:type="dxa" w:w="70"/>
+              <w:left w:type="dxa" w:w="90"/>
+              <w:bottom w:type="dxa" w:w="70"/>
+              <w:right w:type="dxa" w:w="90"/>
+            </w:tcMar>
+          </w:tcPr>
+          <w:p>
+            <w:pPr>
+              <w:spacing w:after="0" w:line="250" w:lineRule="exact"/>
+              <w:jc w:val="center"/>
+            </w:pPr>
+            <w:r>
+              <w:rPr>
+                <w:rFonts w:ascii="游ゴシック" w:cs="游ゴシック" w:eastAsia="游ゴシック" w:hAnsi="游ゴシック"/>
+                <w:b/>
+                <w:bCs/>
+                <w:color w:val="FFFFFF"/>
+                <w:sz w:val="17"/>
+                <w:szCs w:val="17"/>
+              </w:rPr>
+              <w:t xml:space="preserve">ご回答が必要な時期</w:t>
+            </w:r>
+          </w:p>
+        </w:tc>
+        <w:tc>
+          <w:tcPr>
+            <w:tcW w:type="dxa" w:w="1873"/>
+            <w:shd w:fill="2E75B6" w:val="clear"/>
+            <w:tcMar>
+              <w:top w:type="dxa" w:w="70"/>
+              <w:left w:type="dxa" w:w="90"/>
+              <w:bottom w:type="dxa" w:w="70"/>
+              <w:right w:type="dxa" w:w="90"/>
+            </w:tcMar>
+          </w:tcPr>
+          <w:p>
+            <w:pPr>
+              <w:spacing w:after="0" w:line="250" w:lineRule="exact"/>
+              <w:jc w:val="center"/>
+            </w:pPr>
+            <w:r>
+              <w:rPr>
+                <w:rFonts w:ascii="游ゴシック" w:cs="游ゴシック" w:eastAsia="游ゴシック" w:hAnsi="游ゴシック"/>
+                <w:b/>
+                <w:bCs/>
+                <w:color w:val="FFFFFF"/>
+                <w:sz w:val="17"/>
+                <w:szCs w:val="17"/>
+              </w:rPr>
+              <w:t xml:space="preserve">ご回答</w:t>
+            </w:r>
+          </w:p>
+        </w:tc>
+      </w:tr>
+      <w:tr>
+        <w:trPr>
+          <w:cantSplit/>
+          <w:trHeight w:val="700" w:hRule="atLeast"/>
+        </w:trPr>
+        <w:tc>
+          <w:tcPr>
+            <w:tcW w:type="dxa" w:w="374"/>
+            <w:shd w:fill="FFF2CC" w:val="clear"/>
+            <w:tcMar>
+              <w:top w:type="dxa" w:w="70"/>
+              <w:left w:type="dxa" w:w="90"/>
+              <w:bottom w:type="dxa" w:w="70"/>
+              <w:right w:type="dxa" w:w="90"/>
+            </w:tcMar>
+          </w:tcPr>
+          <w:p>
+            <w:pPr>
+              <w:spacing w:after="0" w:line="250" w:lineRule="exact"/>
+            </w:pPr>
+            <w:r>
+              <w:rPr>
+                <w:rFonts w:ascii="游ゴシック" w:cs="游ゴシック" w:eastAsia="游ゴシック" w:hAnsi="游ゴシック"/>
+                <w:b w:val="false"/>
+                <w:bCs w:val="false"/>
+                <w:color w:val="000000"/>
+                <w:sz w:val="17"/>
+                <w:szCs w:val="17"/>
+              </w:rPr>
+              <w:t xml:space="preserve">1</w:t>
+            </w:r>
+          </w:p>
+        </w:tc>
+        <w:tc>
+          <w:tcPr>
+            <w:tcW w:type="dxa" w:w="3182"/>
+            <w:shd w:fill="FFF2CC" w:val="clear"/>
+            <w:tcMar>
+              <w:top w:type="dxa" w:w="70"/>
+              <w:left w:type="dxa" w:w="90"/>
+              <w:bottom w:type="dxa" w:w="70"/>
+              <w:right w:type="dxa" w:w="90"/>
+            </w:tcMar>
+          </w:tcPr>
+          <w:p>
+            <w:pPr>
+              <w:spacing w:after="0" w:line="250" w:lineRule="exact"/>
+            </w:pPr>
+            <w:r>
+              <w:rPr>
+                <w:rFonts w:ascii="游ゴシック" w:cs="游ゴシック" w:eastAsia="游ゴシック" w:hAnsi="游ゴシック"/>
+                <w:b w:val="false"/>
+                <w:bCs w:val="false"/>
+                <w:color w:val="000000"/>
+                <w:sz w:val="17"/>
+                <w:szCs w:val="17"/>
+              </w:rPr>
+              <w:t xml:space="preserve">令和8年法律第51号により介護保険法第117条に加わった記載事項の第10期計画への適用</w:t>
+            </w:r>
+          </w:p>
+        </w:tc>
+        <w:tc>
+          <w:tcPr>
+            <w:tcW w:type="dxa" w:w="2714"/>
+            <w:shd w:fill="FFF2CC" w:val="clear"/>
+            <w:tcMar>
+              <w:top w:type="dxa" w:w="70"/>
+              <w:left w:type="dxa" w:w="90"/>
+              <w:bottom w:type="dxa" w:w="70"/>
+              <w:right w:type="dxa" w:w="90"/>
+            </w:tcMar>
+          </w:tcPr>
+          <w:p>
+            <w:pPr>
+              <w:spacing w:after="0" w:line="250" w:lineRule="exact"/>
+            </w:pPr>
+            <w:r>
+              <w:rPr>
+                <w:rFonts w:ascii="游ゴシック" w:cs="游ゴシック" w:eastAsia="游ゴシック" w:hAnsi="游ゴシック"/>
+                <w:b w:val="false"/>
+                <w:bCs w:val="false"/>
+                <w:color w:val="000000"/>
+                <w:sz w:val="17"/>
+                <w:szCs w:val="17"/>
+              </w:rPr>
+              <w:t xml:space="preserve">10/15 起票。うち中長期的な推計と中長期的な観点からの施策の2つは義務であり、書かなければ計画が法の求めを満たさない。要綱により書ける範囲は当方で加えるが、号の番号は新旧対照条文を待つ。加えると紙面が許容110頁を超えるため、削減案を1つ増やすか許容頁数のご判断をいただく必要がある。</w:t>
+            </w:r>
+          </w:p>
+        </w:tc>
+        <w:tc>
+          <w:tcPr>
+            <w:tcW w:type="dxa" w:w="1217"/>
+            <w:shd w:fill="FFF2CC" w:val="clear"/>
+            <w:tcMar>
+              <w:top w:type="dxa" w:w="70"/>
+              <w:left w:type="dxa" w:w="90"/>
+              <w:bottom w:type="dxa" w:w="70"/>
+              <w:right w:type="dxa" w:w="90"/>
+            </w:tcMar>
+          </w:tcPr>
+          <w:p>
+            <w:pPr>
+              <w:spacing w:after="0" w:line="250" w:lineRule="exact"/>
+            </w:pPr>
+            <w:r>
+              <w:rPr>
+                <w:rFonts w:ascii="游ゴシック" w:cs="游ゴシック" w:eastAsia="游ゴシック" w:hAnsi="游ゴシック"/>
+                <w:b w:val="false"/>
+                <w:bCs w:val="false"/>
+                <w:color w:val="000000"/>
+                <w:sz w:val="17"/>
+                <w:szCs w:val="17"/>
+              </w:rPr>
+              <w:t xml:space="preserve">10月下旬（第2回策定委員会の資料作成前）</w:t>
+            </w:r>
+          </w:p>
+        </w:tc>
+        <w:tc>
+          <w:tcPr>
+            <w:tcW w:type="dxa" w:w="1873"/>
+            <w:shd w:fill="FFFFFF" w:val="clear"/>
+            <w:tcMar>
+              <w:top w:type="dxa" w:w="70"/>
+              <w:left w:type="dxa" w:w="90"/>
+              <w:bottom w:type="dxa" w:w="70"/>
+              <w:right w:type="dxa" w:w="90"/>
+            </w:tcMar>
+          </w:tcPr>
+          <w:p>
+            <w:pPr>
+              <w:spacing w:after="0" w:line="250" w:lineRule="exact"/>
+            </w:pPr>
+            <w:r>
+              <w:rPr>
+                <w:rFonts w:ascii="游ゴシック" w:cs="游ゴシック" w:eastAsia="游ゴシック" w:hAnsi="游ゴシック"/>
+                <w:b w:val="false"/>
+                <w:bCs w:val="false"/>
+                <w:color w:val="000000"/>
+                <w:sz w:val="17"/>
+                <w:szCs w:val="17"/>
+              </w:rPr>
+              <w:t xml:space="preserve"/>
             </w:r>
           </w:p>
         </w:tc>

--- a/output/13-5_北塩原村第10期_照会票_束5_計画構成と施策体系.docx
+++ b/output/13-5_北塩原村第10期_照会票_束5_計画構成と施策体系.docx
@@ -241,6 +241,317 @@
         <w:t xml:space="preserve"/>
       </w:r>
     </w:p>
+    <w:p>
+      <w:pPr>
+        <w:keepNext/>
+        <w:spacing w:after="100" w:line="300" w:lineRule="exact"/>
+      </w:pPr>
+      <w:r>
+        <w:rPr>
+          <w:rFonts w:ascii="游ゴシック" w:cs="游ゴシック" w:eastAsia="游ゴシック" w:hAnsi="游ゴシック"/>
+          <w:b/>
+          <w:bCs/>
+          <w:color w:val="1F3864"/>
+          <w:sz w:val="22"/>
+          <w:szCs w:val="22"/>
+        </w:rPr>
+        <w:t xml:space="preserve">確認事項の区分について</w:t>
+      </w:r>
+    </w:p>
+    <w:p>
+      <w:pPr>
+        <w:spacing w:after="140" w:line="300" w:lineRule="exact"/>
+      </w:pPr>
+      <w:r>
+        <w:rPr>
+          <w:rFonts w:ascii="游明朝" w:cs="游明朝" w:eastAsia="游明朝" w:hAnsi="游明朝"/>
+          <w:sz w:val="21"/>
+          <w:szCs w:val="21"/>
+        </w:rPr>
+        <w:t xml:space="preserve">確認事項は3つに分けております。当方で確かめられることを村にお尋ねしないためです。本票に掲げるのはＣ・Ｄのみで、Ｂは末尾に「ご回答は不要です」として一覧で掲げております。</w:t>
+      </w:r>
+    </w:p>
+    <w:tbl>
+      <w:tblPr>
+        <w:tblW w:type="dxa" w:w="9360"/>
+        <w:tblBorders>
+          <w:top w:val="single" w:color="auto" w:sz="4"/>
+          <w:left w:val="single" w:color="auto" w:sz="4"/>
+          <w:bottom w:val="single" w:color="auto" w:sz="4"/>
+          <w:right w:val="single" w:color="auto" w:sz="4"/>
+          <w:insideH w:val="single" w:color="auto" w:sz="4"/>
+          <w:insideV w:val="single" w:color="auto" w:sz="4"/>
+        </w:tblBorders>
+        <w:tblLayout w:type="fixed"/>
+      </w:tblPr>
+      <w:tblGrid>
+        <w:gridCol w:w="936"/>
+        <w:gridCol w:w="8424"/>
+      </w:tblGrid>
+      <w:tr>
+        <w:trPr>
+          <w:cantSplit/>
+          <w:tblHeader/>
+        </w:trPr>
+        <w:tc>
+          <w:tcPr>
+            <w:tcW w:type="dxa" w:w="936"/>
+            <w:shd w:fill="2E75B6" w:val="clear"/>
+            <w:tcMar>
+              <w:top w:type="dxa" w:w="70"/>
+              <w:left w:type="dxa" w:w="90"/>
+              <w:bottom w:type="dxa" w:w="70"/>
+              <w:right w:type="dxa" w:w="90"/>
+            </w:tcMar>
+          </w:tcPr>
+          <w:p>
+            <w:pPr>
+              <w:spacing w:after="0" w:line="250" w:lineRule="exact"/>
+              <w:jc w:val="center"/>
+            </w:pPr>
+            <w:r>
+              <w:rPr>
+                <w:rFonts w:ascii="游ゴシック" w:cs="游ゴシック" w:eastAsia="游ゴシック" w:hAnsi="游ゴシック"/>
+                <w:b/>
+                <w:bCs/>
+                <w:color w:val="FFFFFF"/>
+                <w:sz w:val="17"/>
+                <w:szCs w:val="17"/>
+              </w:rPr>
+              <w:t xml:space="preserve">区分</w:t>
+            </w:r>
+          </w:p>
+        </w:tc>
+        <w:tc>
+          <w:tcPr>
+            <w:tcW w:type="dxa" w:w="8424"/>
+            <w:shd w:fill="2E75B6" w:val="clear"/>
+            <w:tcMar>
+              <w:top w:type="dxa" w:w="70"/>
+              <w:left w:type="dxa" w:w="90"/>
+              <w:bottom w:type="dxa" w:w="70"/>
+              <w:right w:type="dxa" w:w="90"/>
+            </w:tcMar>
+          </w:tcPr>
+          <w:p>
+            <w:pPr>
+              <w:spacing w:after="0" w:line="250" w:lineRule="exact"/>
+              <w:jc w:val="center"/>
+            </w:pPr>
+            <w:r>
+              <w:rPr>
+                <w:rFonts w:ascii="游ゴシック" w:cs="游ゴシック" w:eastAsia="游ゴシック" w:hAnsi="游ゴシック"/>
+                <w:b/>
+                <w:bCs/>
+                <w:color w:val="FFFFFF"/>
+                <w:sz w:val="17"/>
+                <w:szCs w:val="17"/>
+              </w:rPr>
+              <w:t xml:space="preserve">扱い</w:t>
+            </w:r>
+          </w:p>
+        </w:tc>
+      </w:tr>
+      <w:tr>
+        <w:trPr>
+          <w:cantSplit/>
+          <w:trHeight w:val="700" w:hRule="atLeast"/>
+        </w:trPr>
+        <w:tc>
+          <w:tcPr>
+            <w:tcW w:type="dxa" w:w="936"/>
+            <w:shd w:fill="FFFFFF" w:val="clear"/>
+            <w:tcMar>
+              <w:top w:type="dxa" w:w="70"/>
+              <w:left w:type="dxa" w:w="90"/>
+              <w:bottom w:type="dxa" w:w="70"/>
+              <w:right w:type="dxa" w:w="90"/>
+            </w:tcMar>
+          </w:tcPr>
+          <w:p>
+            <w:pPr>
+              <w:spacing w:after="0" w:line="250" w:lineRule="exact"/>
+            </w:pPr>
+            <w:r>
+              <w:rPr>
+                <w:rFonts w:ascii="游ゴシック" w:cs="游ゴシック" w:eastAsia="游ゴシック" w:hAnsi="游ゴシック"/>
+                <w:b w:val="false"/>
+                <w:bCs w:val="false"/>
+                <w:color w:val="000000"/>
+                <w:sz w:val="17"/>
+                <w:szCs w:val="17"/>
+              </w:rPr>
+              <w:t xml:space="preserve">Ｂ</w:t>
+            </w:r>
+          </w:p>
+        </w:tc>
+        <w:tc>
+          <w:tcPr>
+            <w:tcW w:type="dxa" w:w="8424"/>
+            <w:shd w:fill="FFFFFF" w:val="clear"/>
+            <w:tcMar>
+              <w:top w:type="dxa" w:w="70"/>
+              <w:left w:type="dxa" w:w="90"/>
+              <w:bottom w:type="dxa" w:w="70"/>
+              <w:right w:type="dxa" w:w="90"/>
+            </w:tcMar>
+          </w:tcPr>
+          <w:p>
+            <w:pPr>
+              <w:spacing w:after="0" w:line="250" w:lineRule="exact"/>
+            </w:pPr>
+            <w:r>
+              <w:rPr>
+                <w:rFonts w:ascii="游ゴシック" w:cs="游ゴシック" w:eastAsia="游ゴシック" w:hAnsi="游ゴシック"/>
+                <w:b w:val="false"/>
+                <w:bCs w:val="false"/>
+                <w:color w:val="000000"/>
+                <w:sz w:val="17"/>
+                <w:szCs w:val="17"/>
+              </w:rPr>
+              <w:t xml:space="preserve">当方で進めます。国・県の原典と公表資料で片がつくものです。ご回答は不要です（末尾に一覧）</w:t>
+            </w:r>
+          </w:p>
+        </w:tc>
+      </w:tr>
+      <w:tr>
+        <w:trPr>
+          <w:cantSplit/>
+          <w:trHeight w:val="700" w:hRule="atLeast"/>
+        </w:trPr>
+        <w:tc>
+          <w:tcPr>
+            <w:tcW w:type="dxa" w:w="936"/>
+            <w:shd w:fill="FFFFFF" w:val="clear"/>
+            <w:tcMar>
+              <w:top w:type="dxa" w:w="70"/>
+              <w:left w:type="dxa" w:w="90"/>
+              <w:bottom w:type="dxa" w:w="70"/>
+              <w:right w:type="dxa" w:w="90"/>
+            </w:tcMar>
+          </w:tcPr>
+          <w:p>
+            <w:pPr>
+              <w:spacing w:after="0" w:line="250" w:lineRule="exact"/>
+            </w:pPr>
+            <w:r>
+              <w:rPr>
+                <w:rFonts w:ascii="游ゴシック" w:cs="游ゴシック" w:eastAsia="游ゴシック" w:hAnsi="游ゴシック"/>
+                <w:b w:val="false"/>
+                <w:bCs w:val="false"/>
+                <w:color w:val="000000"/>
+                <w:sz w:val="17"/>
+                <w:szCs w:val="17"/>
+              </w:rPr>
+              <w:t xml:space="preserve">Ｃ</w:t>
+            </w:r>
+          </w:p>
+        </w:tc>
+        <w:tc>
+          <w:tcPr>
+            <w:tcW w:type="dxa" w:w="8424"/>
+            <w:shd w:fill="FFFFFF" w:val="clear"/>
+            <w:tcMar>
+              <w:top w:type="dxa" w:w="70"/>
+              <w:left w:type="dxa" w:w="90"/>
+              <w:bottom w:type="dxa" w:w="70"/>
+              <w:right w:type="dxa" w:w="90"/>
+            </w:tcMar>
+          </w:tcPr>
+          <w:p>
+            <w:pPr>
+              <w:spacing w:after="0" w:line="250" w:lineRule="exact"/>
+            </w:pPr>
+            <w:r>
+              <w:rPr>
+                <w:rFonts w:ascii="游ゴシック" w:cs="游ゴシック" w:eastAsia="游ゴシック" w:hAnsi="游ゴシック"/>
+                <w:b w:val="false"/>
+                <w:bCs w:val="false"/>
+                <w:color w:val="000000"/>
+                <w:sz w:val="17"/>
+                <w:szCs w:val="17"/>
+              </w:rPr>
+              <w:t xml:space="preserve">他の計画・公表資料で当方が先行して整理し、村固有の事実だけをお尋ねします</w:t>
+            </w:r>
+          </w:p>
+        </w:tc>
+      </w:tr>
+      <w:tr>
+        <w:trPr>
+          <w:cantSplit/>
+          <w:trHeight w:val="700" w:hRule="atLeast"/>
+        </w:trPr>
+        <w:tc>
+          <w:tcPr>
+            <w:tcW w:type="dxa" w:w="936"/>
+            <w:shd w:fill="FFFFFF" w:val="clear"/>
+            <w:tcMar>
+              <w:top w:type="dxa" w:w="70"/>
+              <w:left w:type="dxa" w:w="90"/>
+              <w:bottom w:type="dxa" w:w="70"/>
+              <w:right w:type="dxa" w:w="90"/>
+            </w:tcMar>
+          </w:tcPr>
+          <w:p>
+            <w:pPr>
+              <w:spacing w:after="0" w:line="250" w:lineRule="exact"/>
+            </w:pPr>
+            <w:r>
+              <w:rPr>
+                <w:rFonts w:ascii="游ゴシック" w:cs="游ゴシック" w:eastAsia="游ゴシック" w:hAnsi="游ゴシック"/>
+                <w:b w:val="false"/>
+                <w:bCs w:val="false"/>
+                <w:color w:val="000000"/>
+                <w:sz w:val="17"/>
+                <w:szCs w:val="17"/>
+              </w:rPr>
+              <w:t xml:space="preserve">Ｄ</w:t>
+            </w:r>
+          </w:p>
+        </w:tc>
+        <w:tc>
+          <w:tcPr>
+            <w:tcW w:type="dxa" w:w="8424"/>
+            <w:shd w:fill="FFFFFF" w:val="clear"/>
+            <w:tcMar>
+              <w:top w:type="dxa" w:w="70"/>
+              <w:left w:type="dxa" w:w="90"/>
+              <w:bottom w:type="dxa" w:w="70"/>
+              <w:right w:type="dxa" w:w="90"/>
+            </w:tcMar>
+          </w:tcPr>
+          <w:p>
+            <w:pPr>
+              <w:spacing w:after="0" w:line="250" w:lineRule="exact"/>
+            </w:pPr>
+            <w:r>
+              <w:rPr>
+                <w:rFonts w:ascii="游ゴシック" w:cs="游ゴシック" w:eastAsia="游ゴシック" w:hAnsi="游ゴシック"/>
+                <w:b w:val="false"/>
+                <w:bCs w:val="false"/>
+                <w:color w:val="000000"/>
+                <w:sz w:val="17"/>
+                <w:szCs w:val="17"/>
+              </w:rPr>
+              <w:t xml:space="preserve">村の決算・実績・内部データ・ご判断でなければ分からない事項です</w:t>
+            </w:r>
+          </w:p>
+        </w:tc>
+      </w:tr>
+    </w:tbl>
+    <w:p>
+      <w:pPr>
+        <w:spacing w:after="200" w:line="300" w:lineRule="exact"/>
+      </w:pPr>
+      <w:r>
+        <w:rPr>
+          <w:rFonts w:ascii="游明朝" w:cs="游明朝" w:eastAsia="游明朝" w:hAnsi="游明朝"/>
+          <w:sz w:val="21"/>
+          <w:szCs w:val="21"/>
+        </w:rPr>
+        <w:t xml:space="preserve"/>
+      </w:r>
+    </w:p>
     <w:tbl>
       <w:tblPr>
         <w:tblW w:type="dxa" w:w="9360"/>
@@ -381,7 +692,7 @@
                 <w:sz w:val="17"/>
                 <w:szCs w:val="17"/>
               </w:rPr>
-              <w:t xml:space="preserve">第1部</w:t>
+              <w:t xml:space="preserve">第3部</w:t>
             </w:r>
           </w:p>
         </w:tc>
@@ -409,7 +720,7 @@
                 <w:sz w:val="17"/>
                 <w:szCs w:val="17"/>
               </w:rPr>
-              <w:t xml:space="preserve">【至急】ご回答がないと策定の作業が進まない事項</w:t>
+              <w:t xml:space="preserve">【記載待ち】文言や施策の内容が変わる事項</w:t>
             </w:r>
           </w:p>
         </w:tc>
@@ -437,7 +748,7 @@
                 <w:sz w:val="17"/>
                 <w:szCs w:val="17"/>
               </w:rPr>
-              <w:t xml:space="preserve">1件</w:t>
+              <w:t xml:space="preserve">6件</w:t>
             </w:r>
           </w:p>
         </w:tc>
@@ -471,7 +782,7 @@
                 <w:sz w:val="17"/>
                 <w:szCs w:val="17"/>
               </w:rPr>
-              <w:t xml:space="preserve">第3部</w:t>
+              <w:t xml:space="preserve">第5部</w:t>
             </w:r>
           </w:p>
         </w:tc>
@@ -499,7 +810,7 @@
                 <w:sz w:val="17"/>
                 <w:szCs w:val="17"/>
               </w:rPr>
-              <w:t xml:space="preserve">【記載待ち】文言や施策の内容が変わる事項</w:t>
+              <w:t xml:space="preserve">資料のご提供をお願いしたい事項</w:t>
             </w:r>
           </w:p>
         </w:tc>
@@ -527,459 +838,7 @@
                 <w:sz w:val="17"/>
                 <w:szCs w:val="17"/>
               </w:rPr>
-              <w:t xml:space="preserve">6件</w:t>
-            </w:r>
-          </w:p>
-        </w:tc>
-      </w:tr>
-      <w:tr>
-        <w:trPr>
-          <w:cantSplit/>
-          <w:trHeight w:val="700" w:hRule="atLeast"/>
-        </w:trPr>
-        <w:tc>
-          <w:tcPr>
-            <w:tcW w:type="dxa" w:w="1123"/>
-            <w:shd w:fill="FFFFFF" w:val="clear"/>
-            <w:tcMar>
-              <w:top w:type="dxa" w:w="70"/>
-              <w:left w:type="dxa" w:w="90"/>
-              <w:bottom w:type="dxa" w:w="70"/>
-              <w:right w:type="dxa" w:w="90"/>
-            </w:tcMar>
-          </w:tcPr>
-          <w:p>
-            <w:pPr>
-              <w:spacing w:after="0" w:line="250" w:lineRule="exact"/>
-            </w:pPr>
-            <w:r>
-              <w:rPr>
-                <w:rFonts w:ascii="游ゴシック" w:cs="游ゴシック" w:eastAsia="游ゴシック" w:hAnsi="游ゴシック"/>
-                <w:b w:val="false"/>
-                <w:bCs w:val="false"/>
-                <w:color w:val="000000"/>
-                <w:sz w:val="17"/>
-                <w:szCs w:val="17"/>
-              </w:rPr>
-              <w:t xml:space="preserve">第5部</w:t>
-            </w:r>
-          </w:p>
-        </w:tc>
-        <w:tc>
-          <w:tcPr>
-            <w:tcW w:type="dxa" w:w="6552"/>
-            <w:shd w:fill="FFFFFF" w:val="clear"/>
-            <w:tcMar>
-              <w:top w:type="dxa" w:w="70"/>
-              <w:left w:type="dxa" w:w="90"/>
-              <w:bottom w:type="dxa" w:w="70"/>
-              <w:right w:type="dxa" w:w="90"/>
-            </w:tcMar>
-          </w:tcPr>
-          <w:p>
-            <w:pPr>
-              <w:spacing w:after="0" w:line="250" w:lineRule="exact"/>
-            </w:pPr>
-            <w:r>
-              <w:rPr>
-                <w:rFonts w:ascii="游ゴシック" w:cs="游ゴシック" w:eastAsia="游ゴシック" w:hAnsi="游ゴシック"/>
-                <w:b w:val="false"/>
-                <w:bCs w:val="false"/>
-                <w:color w:val="000000"/>
-                <w:sz w:val="17"/>
-                <w:szCs w:val="17"/>
-              </w:rPr>
-              <w:t xml:space="preserve">資料のご提供をお願いしたい事項</w:t>
-            </w:r>
-          </w:p>
-        </w:tc>
-        <w:tc>
-          <w:tcPr>
-            <w:tcW w:type="dxa" w:w="1685"/>
-            <w:shd w:fill="FFFFFF" w:val="clear"/>
-            <w:tcMar>
-              <w:top w:type="dxa" w:w="70"/>
-              <w:left w:type="dxa" w:w="90"/>
-              <w:bottom w:type="dxa" w:w="70"/>
-              <w:right w:type="dxa" w:w="90"/>
-            </w:tcMar>
-          </w:tcPr>
-          <w:p>
-            <w:pPr>
-              <w:spacing w:after="0" w:line="250" w:lineRule="exact"/>
-            </w:pPr>
-            <w:r>
-              <w:rPr>
-                <w:rFonts w:ascii="游ゴシック" w:cs="游ゴシック" w:eastAsia="游ゴシック" w:hAnsi="游ゴシック"/>
-                <w:b w:val="false"/>
-                <w:bCs w:val="false"/>
-                <w:color w:val="000000"/>
-                <w:sz w:val="17"/>
-                <w:szCs w:val="17"/>
-              </w:rPr>
-              <w:t xml:space="preserve">11件</w:t>
-            </w:r>
-          </w:p>
-        </w:tc>
-      </w:tr>
-    </w:tbl>
-    <w:p>
-      <w:r>
-        <w:br w:type="page"/>
-      </w:r>
-    </w:p>
-    <w:p>
-      <w:pPr>
-        <w:pStyle w:val="Heading1"/>
-        <w:keepNext/>
-        <w:shd w:fill="1F3864" w:val="clear"/>
-        <w:spacing w:after="240" w:before="0"/>
-      </w:pPr>
-      <w:r>
-        <w:rPr>
-          <w:rFonts w:ascii="游ゴシック" w:cs="游ゴシック" w:eastAsia="游ゴシック" w:hAnsi="游ゴシック"/>
-          <w:b/>
-          <w:bCs/>
-          <w:color w:val="FFFFFF"/>
-          <w:sz w:val="26"/>
-          <w:szCs w:val="26"/>
-        </w:rPr>
-        <w:t xml:space="preserve">第1部　【至急】ご回答がないと策定の作業が進まない事項</w:t>
-      </w:r>
-    </w:p>
-    <w:p>
-      <w:pPr>
-        <w:keepNext/>
-        <w:pBdr>
-          <w:left w:val="single" w:color="C00000" w:sz="18" w:space="8"/>
-        </w:pBdr>
-        <w:shd w:fill="FFF3F3" w:val="clear"/>
-        <w:spacing w:after="220" w:before="60" w:line="280" w:lineRule="exact"/>
-        <w:ind w:left="200" w:right="200"/>
-      </w:pPr>
-      <w:r>
-        <w:rPr>
-          <w:rFonts w:ascii="游ゴシック" w:cs="游ゴシック" w:eastAsia="游ゴシック" w:hAnsi="游ゴシック"/>
-          <w:color w:val="595959"/>
-          <w:sz w:val="18"/>
-          <w:szCs w:val="18"/>
-        </w:rPr>
-        <w:t xml:space="preserve">下表の事項は、回答がないと保険料・見込量の算定を確定できず、以降の工程が止まります。お手数ですが、他の部より先にご回答をお願いいたします。</w:t>
-      </w:r>
-    </w:p>
-    <w:tbl>
-      <w:tblPr>
-        <w:tblW w:type="dxa" w:w="9360"/>
-        <w:tblBorders>
-          <w:top w:val="single" w:color="auto" w:sz="4"/>
-          <w:left w:val="single" w:color="auto" w:sz="4"/>
-          <w:bottom w:val="single" w:color="auto" w:sz="4"/>
-          <w:right w:val="single" w:color="auto" w:sz="4"/>
-          <w:insideH w:val="single" w:color="auto" w:sz="4"/>
-          <w:insideV w:val="single" w:color="auto" w:sz="4"/>
-        </w:tblBorders>
-        <w:tblLayout w:type="fixed"/>
-      </w:tblPr>
-      <w:tblGrid>
-        <w:gridCol w:w="374"/>
-        <w:gridCol w:w="3182"/>
-        <w:gridCol w:w="2714"/>
-        <w:gridCol w:w="1217"/>
-        <w:gridCol w:w="1873"/>
-      </w:tblGrid>
-      <w:tr>
-        <w:trPr>
-          <w:cantSplit/>
-          <w:tblHeader/>
-        </w:trPr>
-        <w:tc>
-          <w:tcPr>
-            <w:tcW w:type="dxa" w:w="374"/>
-            <w:shd w:fill="2E75B6" w:val="clear"/>
-            <w:tcMar>
-              <w:top w:type="dxa" w:w="70"/>
-              <w:left w:type="dxa" w:w="90"/>
-              <w:bottom w:type="dxa" w:w="70"/>
-              <w:right w:type="dxa" w:w="90"/>
-            </w:tcMar>
-          </w:tcPr>
-          <w:p>
-            <w:pPr>
-              <w:spacing w:after="0" w:line="250" w:lineRule="exact"/>
-              <w:jc w:val="center"/>
-            </w:pPr>
-            <w:r>
-              <w:rPr>
-                <w:rFonts w:ascii="游ゴシック" w:cs="游ゴシック" w:eastAsia="游ゴシック" w:hAnsi="游ゴシック"/>
-                <w:b/>
-                <w:bCs/>
-                <w:color w:val="FFFFFF"/>
-                <w:sz w:val="17"/>
-                <w:szCs w:val="17"/>
-              </w:rPr>
-              <w:t xml:space="preserve">#</w:t>
-            </w:r>
-          </w:p>
-        </w:tc>
-        <w:tc>
-          <w:tcPr>
-            <w:tcW w:type="dxa" w:w="3182"/>
-            <w:shd w:fill="2E75B6" w:val="clear"/>
-            <w:tcMar>
-              <w:top w:type="dxa" w:w="70"/>
-              <w:left w:type="dxa" w:w="90"/>
-              <w:bottom w:type="dxa" w:w="70"/>
-              <w:right w:type="dxa" w:w="90"/>
-            </w:tcMar>
-          </w:tcPr>
-          <w:p>
-            <w:pPr>
-              <w:spacing w:after="0" w:line="250" w:lineRule="exact"/>
-              <w:jc w:val="center"/>
-            </w:pPr>
-            <w:r>
-              <w:rPr>
-                <w:rFonts w:ascii="游ゴシック" w:cs="游ゴシック" w:eastAsia="游ゴシック" w:hAnsi="游ゴシック"/>
-                <w:b/>
-                <w:bCs/>
-                <w:color w:val="FFFFFF"/>
-                <w:sz w:val="17"/>
-                <w:szCs w:val="17"/>
-              </w:rPr>
-              <w:t xml:space="preserve">ご確認・ご提供をお願いしたいこと</w:t>
-            </w:r>
-          </w:p>
-        </w:tc>
-        <w:tc>
-          <w:tcPr>
-            <w:tcW w:type="dxa" w:w="2714"/>
-            <w:shd w:fill="2E75B6" w:val="clear"/>
-            <w:tcMar>
-              <w:top w:type="dxa" w:w="70"/>
-              <w:left w:type="dxa" w:w="90"/>
-              <w:bottom w:type="dxa" w:w="70"/>
-              <w:right w:type="dxa" w:w="90"/>
-            </w:tcMar>
-          </w:tcPr>
-          <w:p>
-            <w:pPr>
-              <w:spacing w:after="0" w:line="250" w:lineRule="exact"/>
-              <w:jc w:val="center"/>
-            </w:pPr>
-            <w:r>
-              <w:rPr>
-                <w:rFonts w:ascii="游ゴシック" w:cs="游ゴシック" w:eastAsia="游ゴシック" w:hAnsi="游ゴシック"/>
-                <w:b/>
-                <w:bCs/>
-                <w:color w:val="FFFFFF"/>
-                <w:sz w:val="17"/>
-                <w:szCs w:val="17"/>
-              </w:rPr>
-              <w:t xml:space="preserve">当方の現在の扱い</w:t>
-            </w:r>
-          </w:p>
-        </w:tc>
-        <w:tc>
-          <w:tcPr>
-            <w:tcW w:type="dxa" w:w="1217"/>
-            <w:shd w:fill="2E75B6" w:val="clear"/>
-            <w:tcMar>
-              <w:top w:type="dxa" w:w="70"/>
-              <w:left w:type="dxa" w:w="90"/>
-              <w:bottom w:type="dxa" w:w="70"/>
-              <w:right w:type="dxa" w:w="90"/>
-            </w:tcMar>
-          </w:tcPr>
-          <w:p>
-            <w:pPr>
-              <w:spacing w:after="0" w:line="250" w:lineRule="exact"/>
-              <w:jc w:val="center"/>
-            </w:pPr>
-            <w:r>
-              <w:rPr>
-                <w:rFonts w:ascii="游ゴシック" w:cs="游ゴシック" w:eastAsia="游ゴシック" w:hAnsi="游ゴシック"/>
-                <w:b/>
-                <w:bCs/>
-                <w:color w:val="FFFFFF"/>
-                <w:sz w:val="17"/>
-                <w:szCs w:val="17"/>
-              </w:rPr>
-              <w:t xml:space="preserve">ご回答が必要な時期</w:t>
-            </w:r>
-          </w:p>
-        </w:tc>
-        <w:tc>
-          <w:tcPr>
-            <w:tcW w:type="dxa" w:w="1873"/>
-            <w:shd w:fill="2E75B6" w:val="clear"/>
-            <w:tcMar>
-              <w:top w:type="dxa" w:w="70"/>
-              <w:left w:type="dxa" w:w="90"/>
-              <w:bottom w:type="dxa" w:w="70"/>
-              <w:right w:type="dxa" w:w="90"/>
-            </w:tcMar>
-          </w:tcPr>
-          <w:p>
-            <w:pPr>
-              <w:spacing w:after="0" w:line="250" w:lineRule="exact"/>
-              <w:jc w:val="center"/>
-            </w:pPr>
-            <w:r>
-              <w:rPr>
-                <w:rFonts w:ascii="游ゴシック" w:cs="游ゴシック" w:eastAsia="游ゴシック" w:hAnsi="游ゴシック"/>
-                <w:b/>
-                <w:bCs/>
-                <w:color w:val="FFFFFF"/>
-                <w:sz w:val="17"/>
-                <w:szCs w:val="17"/>
-              </w:rPr>
-              <w:t xml:space="preserve">ご回答</w:t>
-            </w:r>
-          </w:p>
-        </w:tc>
-      </w:tr>
-      <w:tr>
-        <w:trPr>
-          <w:cantSplit/>
-          <w:trHeight w:val="700" w:hRule="atLeast"/>
-        </w:trPr>
-        <w:tc>
-          <w:tcPr>
-            <w:tcW w:type="dxa" w:w="374"/>
-            <w:shd w:fill="FFF2CC" w:val="clear"/>
-            <w:tcMar>
-              <w:top w:type="dxa" w:w="70"/>
-              <w:left w:type="dxa" w:w="90"/>
-              <w:bottom w:type="dxa" w:w="70"/>
-              <w:right w:type="dxa" w:w="90"/>
-            </w:tcMar>
-          </w:tcPr>
-          <w:p>
-            <w:pPr>
-              <w:spacing w:after="0" w:line="250" w:lineRule="exact"/>
-            </w:pPr>
-            <w:r>
-              <w:rPr>
-                <w:rFonts w:ascii="游ゴシック" w:cs="游ゴシック" w:eastAsia="游ゴシック" w:hAnsi="游ゴシック"/>
-                <w:b w:val="false"/>
-                <w:bCs w:val="false"/>
-                <w:color w:val="000000"/>
-                <w:sz w:val="17"/>
-                <w:szCs w:val="17"/>
-              </w:rPr>
-              <w:t xml:space="preserve">1</w:t>
-            </w:r>
-          </w:p>
-        </w:tc>
-        <w:tc>
-          <w:tcPr>
-            <w:tcW w:type="dxa" w:w="3182"/>
-            <w:shd w:fill="FFF2CC" w:val="clear"/>
-            <w:tcMar>
-              <w:top w:type="dxa" w:w="70"/>
-              <w:left w:type="dxa" w:w="90"/>
-              <w:bottom w:type="dxa" w:w="70"/>
-              <w:right w:type="dxa" w:w="90"/>
-            </w:tcMar>
-          </w:tcPr>
-          <w:p>
-            <w:pPr>
-              <w:spacing w:after="0" w:line="250" w:lineRule="exact"/>
-            </w:pPr>
-            <w:r>
-              <w:rPr>
-                <w:rFonts w:ascii="游ゴシック" w:cs="游ゴシック" w:eastAsia="游ゴシック" w:hAnsi="游ゴシック"/>
-                <w:b w:val="false"/>
-                <w:bCs w:val="false"/>
-                <w:color w:val="000000"/>
-                <w:sz w:val="17"/>
-                <w:szCs w:val="17"/>
-              </w:rPr>
-              <w:t xml:space="preserve">令和8年法律第51号により介護保険法第117条に加わった記載事項の第10期計画への適用</w:t>
-            </w:r>
-          </w:p>
-        </w:tc>
-        <w:tc>
-          <w:tcPr>
-            <w:tcW w:type="dxa" w:w="2714"/>
-            <w:shd w:fill="FFF2CC" w:val="clear"/>
-            <w:tcMar>
-              <w:top w:type="dxa" w:w="70"/>
-              <w:left w:type="dxa" w:w="90"/>
-              <w:bottom w:type="dxa" w:w="70"/>
-              <w:right w:type="dxa" w:w="90"/>
-            </w:tcMar>
-          </w:tcPr>
-          <w:p>
-            <w:pPr>
-              <w:spacing w:after="0" w:line="250" w:lineRule="exact"/>
-            </w:pPr>
-            <w:r>
-              <w:rPr>
-                <w:rFonts w:ascii="游ゴシック" w:cs="游ゴシック" w:eastAsia="游ゴシック" w:hAnsi="游ゴシック"/>
-                <w:b w:val="false"/>
-                <w:bCs w:val="false"/>
-                <w:color w:val="000000"/>
-                <w:sz w:val="17"/>
-                <w:szCs w:val="17"/>
-              </w:rPr>
-              <w:t xml:space="preserve">10/15 起票。うち中長期的な推計と中長期的な観点からの施策の2つは義務であり、書かなければ計画が法の求めを満たさない。要綱により書ける範囲は当方で加えるが、号の番号は新旧対照条文を待つ。加えると紙面が許容110頁を超えるため、削減案を1つ増やすか許容頁数のご判断をいただく必要がある。</w:t>
-            </w:r>
-          </w:p>
-        </w:tc>
-        <w:tc>
-          <w:tcPr>
-            <w:tcW w:type="dxa" w:w="1217"/>
-            <w:shd w:fill="FFF2CC" w:val="clear"/>
-            <w:tcMar>
-              <w:top w:type="dxa" w:w="70"/>
-              <w:left w:type="dxa" w:w="90"/>
-              <w:bottom w:type="dxa" w:w="70"/>
-              <w:right w:type="dxa" w:w="90"/>
-            </w:tcMar>
-          </w:tcPr>
-          <w:p>
-            <w:pPr>
-              <w:spacing w:after="0" w:line="250" w:lineRule="exact"/>
-            </w:pPr>
-            <w:r>
-              <w:rPr>
-                <w:rFonts w:ascii="游ゴシック" w:cs="游ゴシック" w:eastAsia="游ゴシック" w:hAnsi="游ゴシック"/>
-                <w:b w:val="false"/>
-                <w:bCs w:val="false"/>
-                <w:color w:val="000000"/>
-                <w:sz w:val="17"/>
-                <w:szCs w:val="17"/>
-              </w:rPr>
-              <w:t xml:space="preserve">10月下旬（第2回策定委員会の資料作成前）</w:t>
-            </w:r>
-          </w:p>
-        </w:tc>
-        <w:tc>
-          <w:tcPr>
-            <w:tcW w:type="dxa" w:w="1873"/>
-            <w:shd w:fill="FFFFFF" w:val="clear"/>
-            <w:tcMar>
-              <w:top w:type="dxa" w:w="70"/>
-              <w:left w:type="dxa" w:w="90"/>
-              <w:bottom w:type="dxa" w:w="70"/>
-              <w:right w:type="dxa" w:w="90"/>
-            </w:tcMar>
-          </w:tcPr>
-          <w:p>
-            <w:pPr>
-              <w:spacing w:after="0" w:line="250" w:lineRule="exact"/>
-            </w:pPr>
-            <w:r>
-              <w:rPr>
-                <w:rFonts w:ascii="游ゴシック" w:cs="游ゴシック" w:eastAsia="游ゴシック" w:hAnsi="游ゴシック"/>
-                <w:b w:val="false"/>
-                <w:bCs w:val="false"/>
-                <w:color w:val="000000"/>
-                <w:sz w:val="17"/>
-                <w:szCs w:val="17"/>
-              </w:rPr>
-              <w:t xml:space="preserve"/>
+              <w:t xml:space="preserve">12件</w:t>
             </w:r>
           </w:p>
         </w:tc>
@@ -1043,11 +902,11 @@
         <w:tblLayout w:type="fixed"/>
       </w:tblPr>
       <w:tblGrid>
-        <w:gridCol w:w="374"/>
-        <w:gridCol w:w="3182"/>
+        <w:gridCol w:w="468"/>
+        <w:gridCol w:w="3089"/>
         <w:gridCol w:w="2714"/>
         <w:gridCol w:w="1217"/>
-        <w:gridCol w:w="1873"/>
+        <w:gridCol w:w="1872"/>
       </w:tblGrid>
       <w:tr>
         <w:trPr>
@@ -1056,7 +915,7 @@
         </w:trPr>
         <w:tc>
           <w:tcPr>
-            <w:tcW w:type="dxa" w:w="374"/>
+            <w:tcW w:type="dxa" w:w="468"/>
             <w:shd w:fill="2E75B6" w:val="clear"/>
             <w:tcMar>
               <w:top w:type="dxa" w:w="70"/>
@@ -1079,13 +938,14 @@
                 <w:sz w:val="17"/>
                 <w:szCs w:val="17"/>
               </w:rPr>
-              <w:t xml:space="preserve">#</w:t>
-            </w:r>
-          </w:p>
-        </w:tc>
-        <w:tc>
-          <w:tcPr>
-            <w:tcW w:type="dxa" w:w="3182"/>
+              <w:t xml:space="preserve">#
+区分</w:t>
+            </w:r>
+          </w:p>
+        </w:tc>
+        <w:tc>
+          <w:tcPr>
+            <w:tcW w:type="dxa" w:w="3089"/>
             <w:shd w:fill="2E75B6" w:val="clear"/>
             <w:tcMar>
               <w:top w:type="dxa" w:w="70"/>
@@ -1172,7 +1032,7 @@
         </w:tc>
         <w:tc>
           <w:tcPr>
-            <w:tcW w:type="dxa" w:w="1873"/>
+            <w:tcW w:type="dxa" w:w="1872"/>
             <w:shd w:fill="2E75B6" w:val="clear"/>
             <w:tcMar>
               <w:top w:type="dxa" w:w="70"/>
@@ -1207,35 +1067,36 @@
         </w:trPr>
         <w:tc>
           <w:tcPr>
-            <w:tcW w:type="dxa" w:w="374"/>
-            <w:shd w:fill="FFFFFF" w:val="clear"/>
-            <w:tcMar>
-              <w:top w:type="dxa" w:w="70"/>
-              <w:left w:type="dxa" w:w="90"/>
-              <w:bottom w:type="dxa" w:w="70"/>
-              <w:right w:type="dxa" w:w="90"/>
-            </w:tcMar>
-          </w:tcPr>
-          <w:p>
-            <w:pPr>
-              <w:spacing w:after="0" w:line="250" w:lineRule="exact"/>
-            </w:pPr>
-            <w:r>
-              <w:rPr>
-                <w:rFonts w:ascii="游ゴシック" w:cs="游ゴシック" w:eastAsia="游ゴシック" w:hAnsi="游ゴシック"/>
-                <w:b w:val="false"/>
-                <w:bCs w:val="false"/>
-                <w:color w:val="000000"/>
-                <w:sz w:val="17"/>
-                <w:szCs w:val="17"/>
-              </w:rPr>
-              <w:t xml:space="preserve">1</w:t>
-            </w:r>
-          </w:p>
-        </w:tc>
-        <w:tc>
-          <w:tcPr>
-            <w:tcW w:type="dxa" w:w="3182"/>
+            <w:tcW w:type="dxa" w:w="468"/>
+            <w:shd w:fill="FFFFFF" w:val="clear"/>
+            <w:tcMar>
+              <w:top w:type="dxa" w:w="70"/>
+              <w:left w:type="dxa" w:w="90"/>
+              <w:bottom w:type="dxa" w:w="70"/>
+              <w:right w:type="dxa" w:w="90"/>
+            </w:tcMar>
+          </w:tcPr>
+          <w:p>
+            <w:pPr>
+              <w:spacing w:after="0" w:line="250" w:lineRule="exact"/>
+            </w:pPr>
+            <w:r>
+              <w:rPr>
+                <w:rFonts w:ascii="游ゴシック" w:cs="游ゴシック" w:eastAsia="游ゴシック" w:hAnsi="游ゴシック"/>
+                <w:b w:val="false"/>
+                <w:bCs w:val="false"/>
+                <w:color w:val="000000"/>
+                <w:sz w:val="17"/>
+                <w:szCs w:val="17"/>
+              </w:rPr>
+              <w:t xml:space="preserve">1
+Ｄ</w:t>
+            </w:r>
+          </w:p>
+        </w:tc>
+        <w:tc>
+          <w:tcPr>
+            <w:tcW w:type="dxa" w:w="3089"/>
             <w:shd w:fill="FFFFFF" w:val="clear"/>
             <w:tcMar>
               <w:top w:type="dxa" w:w="70"/>
@@ -1319,7 +1180,7 @@
         </w:tc>
         <w:tc>
           <w:tcPr>
-            <w:tcW w:type="dxa" w:w="1873"/>
+            <w:tcW w:type="dxa" w:w="1872"/>
             <w:shd w:fill="FFFFFF" w:val="clear"/>
             <w:tcMar>
               <w:top w:type="dxa" w:w="70"/>
@@ -1353,35 +1214,36 @@
         </w:trPr>
         <w:tc>
           <w:tcPr>
-            <w:tcW w:type="dxa" w:w="374"/>
-            <w:shd w:fill="FFFFFF" w:val="clear"/>
-            <w:tcMar>
-              <w:top w:type="dxa" w:w="70"/>
-              <w:left w:type="dxa" w:w="90"/>
-              <w:bottom w:type="dxa" w:w="70"/>
-              <w:right w:type="dxa" w:w="90"/>
-            </w:tcMar>
-          </w:tcPr>
-          <w:p>
-            <w:pPr>
-              <w:spacing w:after="0" w:line="250" w:lineRule="exact"/>
-            </w:pPr>
-            <w:r>
-              <w:rPr>
-                <w:rFonts w:ascii="游ゴシック" w:cs="游ゴシック" w:eastAsia="游ゴシック" w:hAnsi="游ゴシック"/>
-                <w:b w:val="false"/>
-                <w:bCs w:val="false"/>
-                <w:color w:val="000000"/>
-                <w:sz w:val="17"/>
-                <w:szCs w:val="17"/>
-              </w:rPr>
-              <w:t xml:space="preserve">2</w:t>
-            </w:r>
-          </w:p>
-        </w:tc>
-        <w:tc>
-          <w:tcPr>
-            <w:tcW w:type="dxa" w:w="3182"/>
+            <w:tcW w:type="dxa" w:w="468"/>
+            <w:shd w:fill="FFFFFF" w:val="clear"/>
+            <w:tcMar>
+              <w:top w:type="dxa" w:w="70"/>
+              <w:left w:type="dxa" w:w="90"/>
+              <w:bottom w:type="dxa" w:w="70"/>
+              <w:right w:type="dxa" w:w="90"/>
+            </w:tcMar>
+          </w:tcPr>
+          <w:p>
+            <w:pPr>
+              <w:spacing w:after="0" w:line="250" w:lineRule="exact"/>
+            </w:pPr>
+            <w:r>
+              <w:rPr>
+                <w:rFonts w:ascii="游ゴシック" w:cs="游ゴシック" w:eastAsia="游ゴシック" w:hAnsi="游ゴシック"/>
+                <w:b w:val="false"/>
+                <w:bCs w:val="false"/>
+                <w:color w:val="000000"/>
+                <w:sz w:val="17"/>
+                <w:szCs w:val="17"/>
+              </w:rPr>
+              <w:t xml:space="preserve">2
+Ｄ</w:t>
+            </w:r>
+          </w:p>
+        </w:tc>
+        <w:tc>
+          <w:tcPr>
+            <w:tcW w:type="dxa" w:w="3089"/>
             <w:shd w:fill="FFFFFF" w:val="clear"/>
             <w:tcMar>
               <w:top w:type="dxa" w:w="70"/>
@@ -1465,7 +1327,7 @@
         </w:tc>
         <w:tc>
           <w:tcPr>
-            <w:tcW w:type="dxa" w:w="1873"/>
+            <w:tcW w:type="dxa" w:w="1872"/>
             <w:shd w:fill="FFFFFF" w:val="clear"/>
             <w:tcMar>
               <w:top w:type="dxa" w:w="70"/>
@@ -1499,35 +1361,36 @@
         </w:trPr>
         <w:tc>
           <w:tcPr>
-            <w:tcW w:type="dxa" w:w="374"/>
-            <w:shd w:fill="FFFFFF" w:val="clear"/>
-            <w:tcMar>
-              <w:top w:type="dxa" w:w="70"/>
-              <w:left w:type="dxa" w:w="90"/>
-              <w:bottom w:type="dxa" w:w="70"/>
-              <w:right w:type="dxa" w:w="90"/>
-            </w:tcMar>
-          </w:tcPr>
-          <w:p>
-            <w:pPr>
-              <w:spacing w:after="0" w:line="250" w:lineRule="exact"/>
-            </w:pPr>
-            <w:r>
-              <w:rPr>
-                <w:rFonts w:ascii="游ゴシック" w:cs="游ゴシック" w:eastAsia="游ゴシック" w:hAnsi="游ゴシック"/>
-                <w:b w:val="false"/>
-                <w:bCs w:val="false"/>
-                <w:color w:val="000000"/>
-                <w:sz w:val="17"/>
-                <w:szCs w:val="17"/>
-              </w:rPr>
-              <w:t xml:space="preserve">3</w:t>
-            </w:r>
-          </w:p>
-        </w:tc>
-        <w:tc>
-          <w:tcPr>
-            <w:tcW w:type="dxa" w:w="3182"/>
+            <w:tcW w:type="dxa" w:w="468"/>
+            <w:shd w:fill="FFFFFF" w:val="clear"/>
+            <w:tcMar>
+              <w:top w:type="dxa" w:w="70"/>
+              <w:left w:type="dxa" w:w="90"/>
+              <w:bottom w:type="dxa" w:w="70"/>
+              <w:right w:type="dxa" w:w="90"/>
+            </w:tcMar>
+          </w:tcPr>
+          <w:p>
+            <w:pPr>
+              <w:spacing w:after="0" w:line="250" w:lineRule="exact"/>
+            </w:pPr>
+            <w:r>
+              <w:rPr>
+                <w:rFonts w:ascii="游ゴシック" w:cs="游ゴシック" w:eastAsia="游ゴシック" w:hAnsi="游ゴシック"/>
+                <w:b w:val="false"/>
+                <w:bCs w:val="false"/>
+                <w:color w:val="000000"/>
+                <w:sz w:val="17"/>
+                <w:szCs w:val="17"/>
+              </w:rPr>
+              <w:t xml:space="preserve">3
+Ｄ</w:t>
+            </w:r>
+          </w:p>
+        </w:tc>
+        <w:tc>
+          <w:tcPr>
+            <w:tcW w:type="dxa" w:w="3089"/>
             <w:shd w:fill="FFFFFF" w:val="clear"/>
             <w:tcMar>
               <w:top w:type="dxa" w:w="70"/>
@@ -1611,7 +1474,7 @@
         </w:tc>
         <w:tc>
           <w:tcPr>
-            <w:tcW w:type="dxa" w:w="1873"/>
+            <w:tcW w:type="dxa" w:w="1872"/>
             <w:shd w:fill="FFFFFF" w:val="clear"/>
             <w:tcMar>
               <w:top w:type="dxa" w:w="70"/>
@@ -1645,35 +1508,36 @@
         </w:trPr>
         <w:tc>
           <w:tcPr>
-            <w:tcW w:type="dxa" w:w="374"/>
-            <w:shd w:fill="FFFFFF" w:val="clear"/>
-            <w:tcMar>
-              <w:top w:type="dxa" w:w="70"/>
-              <w:left w:type="dxa" w:w="90"/>
-              <w:bottom w:type="dxa" w:w="70"/>
-              <w:right w:type="dxa" w:w="90"/>
-            </w:tcMar>
-          </w:tcPr>
-          <w:p>
-            <w:pPr>
-              <w:spacing w:after="0" w:line="250" w:lineRule="exact"/>
-            </w:pPr>
-            <w:r>
-              <w:rPr>
-                <w:rFonts w:ascii="游ゴシック" w:cs="游ゴシック" w:eastAsia="游ゴシック" w:hAnsi="游ゴシック"/>
-                <w:b w:val="false"/>
-                <w:bCs w:val="false"/>
-                <w:color w:val="000000"/>
-                <w:sz w:val="17"/>
-                <w:szCs w:val="17"/>
-              </w:rPr>
-              <w:t xml:space="preserve">4</w:t>
-            </w:r>
-          </w:p>
-        </w:tc>
-        <w:tc>
-          <w:tcPr>
-            <w:tcW w:type="dxa" w:w="3182"/>
+            <w:tcW w:type="dxa" w:w="468"/>
+            <w:shd w:fill="FFFFFF" w:val="clear"/>
+            <w:tcMar>
+              <w:top w:type="dxa" w:w="70"/>
+              <w:left w:type="dxa" w:w="90"/>
+              <w:bottom w:type="dxa" w:w="70"/>
+              <w:right w:type="dxa" w:w="90"/>
+            </w:tcMar>
+          </w:tcPr>
+          <w:p>
+            <w:pPr>
+              <w:spacing w:after="0" w:line="250" w:lineRule="exact"/>
+            </w:pPr>
+            <w:r>
+              <w:rPr>
+                <w:rFonts w:ascii="游ゴシック" w:cs="游ゴシック" w:eastAsia="游ゴシック" w:hAnsi="游ゴシック"/>
+                <w:b w:val="false"/>
+                <w:bCs w:val="false"/>
+                <w:color w:val="000000"/>
+                <w:sz w:val="17"/>
+                <w:szCs w:val="17"/>
+              </w:rPr>
+              <w:t xml:space="preserve">4
+Ｄ</w:t>
+            </w:r>
+          </w:p>
+        </w:tc>
+        <w:tc>
+          <w:tcPr>
+            <w:tcW w:type="dxa" w:w="3089"/>
             <w:shd w:fill="FFFFFF" w:val="clear"/>
             <w:tcMar>
               <w:top w:type="dxa" w:w="70"/>
@@ -1757,7 +1621,7 @@
         </w:tc>
         <w:tc>
           <w:tcPr>
-            <w:tcW w:type="dxa" w:w="1873"/>
+            <w:tcW w:type="dxa" w:w="1872"/>
             <w:shd w:fill="FFFFFF" w:val="clear"/>
             <w:tcMar>
               <w:top w:type="dxa" w:w="70"/>
@@ -1791,35 +1655,36 @@
         </w:trPr>
         <w:tc>
           <w:tcPr>
-            <w:tcW w:type="dxa" w:w="374"/>
-            <w:shd w:fill="FFFFFF" w:val="clear"/>
-            <w:tcMar>
-              <w:top w:type="dxa" w:w="70"/>
-              <w:left w:type="dxa" w:w="90"/>
-              <w:bottom w:type="dxa" w:w="70"/>
-              <w:right w:type="dxa" w:w="90"/>
-            </w:tcMar>
-          </w:tcPr>
-          <w:p>
-            <w:pPr>
-              <w:spacing w:after="0" w:line="250" w:lineRule="exact"/>
-            </w:pPr>
-            <w:r>
-              <w:rPr>
-                <w:rFonts w:ascii="游ゴシック" w:cs="游ゴシック" w:eastAsia="游ゴシック" w:hAnsi="游ゴシック"/>
-                <w:b w:val="false"/>
-                <w:bCs w:val="false"/>
-                <w:color w:val="000000"/>
-                <w:sz w:val="17"/>
-                <w:szCs w:val="17"/>
-              </w:rPr>
-              <w:t xml:space="preserve">5</w:t>
-            </w:r>
-          </w:p>
-        </w:tc>
-        <w:tc>
-          <w:tcPr>
-            <w:tcW w:type="dxa" w:w="3182"/>
+            <w:tcW w:type="dxa" w:w="468"/>
+            <w:shd w:fill="FFFFFF" w:val="clear"/>
+            <w:tcMar>
+              <w:top w:type="dxa" w:w="70"/>
+              <w:left w:type="dxa" w:w="90"/>
+              <w:bottom w:type="dxa" w:w="70"/>
+              <w:right w:type="dxa" w:w="90"/>
+            </w:tcMar>
+          </w:tcPr>
+          <w:p>
+            <w:pPr>
+              <w:spacing w:after="0" w:line="250" w:lineRule="exact"/>
+            </w:pPr>
+            <w:r>
+              <w:rPr>
+                <w:rFonts w:ascii="游ゴシック" w:cs="游ゴシック" w:eastAsia="游ゴシック" w:hAnsi="游ゴシック"/>
+                <w:b w:val="false"/>
+                <w:bCs w:val="false"/>
+                <w:color w:val="000000"/>
+                <w:sz w:val="17"/>
+                <w:szCs w:val="17"/>
+              </w:rPr>
+              <w:t xml:space="preserve">5
+Ｄ</w:t>
+            </w:r>
+          </w:p>
+        </w:tc>
+        <w:tc>
+          <w:tcPr>
+            <w:tcW w:type="dxa" w:w="3089"/>
             <w:shd w:fill="FFFFFF" w:val="clear"/>
             <w:tcMar>
               <w:top w:type="dxa" w:w="70"/>
@@ -1903,7 +1768,7 @@
         </w:tc>
         <w:tc>
           <w:tcPr>
-            <w:tcW w:type="dxa" w:w="1873"/>
+            <w:tcW w:type="dxa" w:w="1872"/>
             <w:shd w:fill="FFFFFF" w:val="clear"/>
             <w:tcMar>
               <w:top w:type="dxa" w:w="70"/>
@@ -1937,35 +1802,36 @@
         </w:trPr>
         <w:tc>
           <w:tcPr>
-            <w:tcW w:type="dxa" w:w="374"/>
-            <w:shd w:fill="FFFFFF" w:val="clear"/>
-            <w:tcMar>
-              <w:top w:type="dxa" w:w="70"/>
-              <w:left w:type="dxa" w:w="90"/>
-              <w:bottom w:type="dxa" w:w="70"/>
-              <w:right w:type="dxa" w:w="90"/>
-            </w:tcMar>
-          </w:tcPr>
-          <w:p>
-            <w:pPr>
-              <w:spacing w:after="0" w:line="250" w:lineRule="exact"/>
-            </w:pPr>
-            <w:r>
-              <w:rPr>
-                <w:rFonts w:ascii="游ゴシック" w:cs="游ゴシック" w:eastAsia="游ゴシック" w:hAnsi="游ゴシック"/>
-                <w:b w:val="false"/>
-                <w:bCs w:val="false"/>
-                <w:color w:val="000000"/>
-                <w:sz w:val="17"/>
-                <w:szCs w:val="17"/>
-              </w:rPr>
-              <w:t xml:space="preserve">6</w:t>
-            </w:r>
-          </w:p>
-        </w:tc>
-        <w:tc>
-          <w:tcPr>
-            <w:tcW w:type="dxa" w:w="3182"/>
+            <w:tcW w:type="dxa" w:w="468"/>
+            <w:shd w:fill="FFFFFF" w:val="clear"/>
+            <w:tcMar>
+              <w:top w:type="dxa" w:w="70"/>
+              <w:left w:type="dxa" w:w="90"/>
+              <w:bottom w:type="dxa" w:w="70"/>
+              <w:right w:type="dxa" w:w="90"/>
+            </w:tcMar>
+          </w:tcPr>
+          <w:p>
+            <w:pPr>
+              <w:spacing w:after="0" w:line="250" w:lineRule="exact"/>
+            </w:pPr>
+            <w:r>
+              <w:rPr>
+                <w:rFonts w:ascii="游ゴシック" w:cs="游ゴシック" w:eastAsia="游ゴシック" w:hAnsi="游ゴシック"/>
+                <w:b w:val="false"/>
+                <w:bCs w:val="false"/>
+                <w:color w:val="000000"/>
+                <w:sz w:val="17"/>
+                <w:szCs w:val="17"/>
+              </w:rPr>
+              <w:t xml:space="preserve">6
+Ｄ</w:t>
+            </w:r>
+          </w:p>
+        </w:tc>
+        <w:tc>
+          <w:tcPr>
+            <w:tcW w:type="dxa" w:w="3089"/>
             <w:shd w:fill="FFFFFF" w:val="clear"/>
             <w:tcMar>
               <w:top w:type="dxa" w:w="70"/>
@@ -2049,7 +1915,7 @@
         </w:tc>
         <w:tc>
           <w:tcPr>
-            <w:tcW w:type="dxa" w:w="1873"/>
+            <w:tcW w:type="dxa" w:w="1872"/>
             <w:shd w:fill="FFFFFF" w:val="clear"/>
             <w:tcMar>
               <w:top w:type="dxa" w:w="70"/>
@@ -2135,11 +2001,11 @@
         <w:tblLayout w:type="fixed"/>
       </w:tblPr>
       <w:tblGrid>
-        <w:gridCol w:w="374"/>
-        <w:gridCol w:w="3182"/>
+        <w:gridCol w:w="468"/>
+        <w:gridCol w:w="3089"/>
         <w:gridCol w:w="2714"/>
         <w:gridCol w:w="1217"/>
-        <w:gridCol w:w="1873"/>
+        <w:gridCol w:w="1872"/>
       </w:tblGrid>
       <w:tr>
         <w:trPr>
@@ -2148,7 +2014,7 @@
         </w:trPr>
         <w:tc>
           <w:tcPr>
-            <w:tcW w:type="dxa" w:w="374"/>
+            <w:tcW w:type="dxa" w:w="468"/>
             <w:shd w:fill="2E75B6" w:val="clear"/>
             <w:tcMar>
               <w:top w:type="dxa" w:w="70"/>
@@ -2171,13 +2037,14 @@
                 <w:sz w:val="17"/>
                 <w:szCs w:val="17"/>
               </w:rPr>
-              <w:t xml:space="preserve">#</w:t>
-            </w:r>
-          </w:p>
-        </w:tc>
-        <w:tc>
-          <w:tcPr>
-            <w:tcW w:type="dxa" w:w="3182"/>
+              <w:t xml:space="preserve">#
+区分</w:t>
+            </w:r>
+          </w:p>
+        </w:tc>
+        <w:tc>
+          <w:tcPr>
+            <w:tcW w:type="dxa" w:w="3089"/>
             <w:shd w:fill="2E75B6" w:val="clear"/>
             <w:tcMar>
               <w:top w:type="dxa" w:w="70"/>
@@ -2264,7 +2131,7 @@
         </w:tc>
         <w:tc>
           <w:tcPr>
-            <w:tcW w:type="dxa" w:w="1873"/>
+            <w:tcW w:type="dxa" w:w="1872"/>
             <w:shd w:fill="2E75B6" w:val="clear"/>
             <w:tcMar>
               <w:top w:type="dxa" w:w="70"/>
@@ -2299,35 +2166,36 @@
         </w:trPr>
         <w:tc>
           <w:tcPr>
-            <w:tcW w:type="dxa" w:w="374"/>
-            <w:shd w:fill="FFFFFF" w:val="clear"/>
-            <w:tcMar>
-              <w:top w:type="dxa" w:w="70"/>
-              <w:left w:type="dxa" w:w="90"/>
-              <w:bottom w:type="dxa" w:w="70"/>
-              <w:right w:type="dxa" w:w="90"/>
-            </w:tcMar>
-          </w:tcPr>
-          <w:p>
-            <w:pPr>
-              <w:spacing w:after="0" w:line="250" w:lineRule="exact"/>
-            </w:pPr>
-            <w:r>
-              <w:rPr>
-                <w:rFonts w:ascii="游ゴシック" w:cs="游ゴシック" w:eastAsia="游ゴシック" w:hAnsi="游ゴシック"/>
-                <w:b w:val="false"/>
-                <w:bCs w:val="false"/>
-                <w:color w:val="000000"/>
-                <w:sz w:val="17"/>
-                <w:szCs w:val="17"/>
-              </w:rPr>
-              <w:t xml:space="preserve">1</w:t>
-            </w:r>
-          </w:p>
-        </w:tc>
-        <w:tc>
-          <w:tcPr>
-            <w:tcW w:type="dxa" w:w="3182"/>
+            <w:tcW w:type="dxa" w:w="468"/>
+            <w:shd w:fill="FFFFFF" w:val="clear"/>
+            <w:tcMar>
+              <w:top w:type="dxa" w:w="70"/>
+              <w:left w:type="dxa" w:w="90"/>
+              <w:bottom w:type="dxa" w:w="70"/>
+              <w:right w:type="dxa" w:w="90"/>
+            </w:tcMar>
+          </w:tcPr>
+          <w:p>
+            <w:pPr>
+              <w:spacing w:after="0" w:line="250" w:lineRule="exact"/>
+            </w:pPr>
+            <w:r>
+              <w:rPr>
+                <w:rFonts w:ascii="游ゴシック" w:cs="游ゴシック" w:eastAsia="游ゴシック" w:hAnsi="游ゴシック"/>
+                <w:b w:val="false"/>
+                <w:bCs w:val="false"/>
+                <w:color w:val="000000"/>
+                <w:sz w:val="17"/>
+                <w:szCs w:val="17"/>
+              </w:rPr>
+              <w:t xml:space="preserve">1
+Ｄ</w:t>
+            </w:r>
+          </w:p>
+        </w:tc>
+        <w:tc>
+          <w:tcPr>
+            <w:tcW w:type="dxa" w:w="3089"/>
             <w:shd w:fill="FFFFFF" w:val="clear"/>
             <w:tcMar>
               <w:top w:type="dxa" w:w="70"/>
@@ -2411,7 +2279,7 @@
         </w:tc>
         <w:tc>
           <w:tcPr>
-            <w:tcW w:type="dxa" w:w="1873"/>
+            <w:tcW w:type="dxa" w:w="1872"/>
             <w:shd w:fill="FFFFFF" w:val="clear"/>
             <w:tcMar>
               <w:top w:type="dxa" w:w="70"/>
@@ -2445,35 +2313,36 @@
         </w:trPr>
         <w:tc>
           <w:tcPr>
-            <w:tcW w:type="dxa" w:w="374"/>
-            <w:shd w:fill="FFFFFF" w:val="clear"/>
-            <w:tcMar>
-              <w:top w:type="dxa" w:w="70"/>
-              <w:left w:type="dxa" w:w="90"/>
-              <w:bottom w:type="dxa" w:w="70"/>
-              <w:right w:type="dxa" w:w="90"/>
-            </w:tcMar>
-          </w:tcPr>
-          <w:p>
-            <w:pPr>
-              <w:spacing w:after="0" w:line="250" w:lineRule="exact"/>
-            </w:pPr>
-            <w:r>
-              <w:rPr>
-                <w:rFonts w:ascii="游ゴシック" w:cs="游ゴシック" w:eastAsia="游ゴシック" w:hAnsi="游ゴシック"/>
-                <w:b w:val="false"/>
-                <w:bCs w:val="false"/>
-                <w:color w:val="000000"/>
-                <w:sz w:val="17"/>
-                <w:szCs w:val="17"/>
-              </w:rPr>
-              <w:t xml:space="preserve">2</w:t>
-            </w:r>
-          </w:p>
-        </w:tc>
-        <w:tc>
-          <w:tcPr>
-            <w:tcW w:type="dxa" w:w="3182"/>
+            <w:tcW w:type="dxa" w:w="468"/>
+            <w:shd w:fill="FFFFFF" w:val="clear"/>
+            <w:tcMar>
+              <w:top w:type="dxa" w:w="70"/>
+              <w:left w:type="dxa" w:w="90"/>
+              <w:bottom w:type="dxa" w:w="70"/>
+              <w:right w:type="dxa" w:w="90"/>
+            </w:tcMar>
+          </w:tcPr>
+          <w:p>
+            <w:pPr>
+              <w:spacing w:after="0" w:line="250" w:lineRule="exact"/>
+            </w:pPr>
+            <w:r>
+              <w:rPr>
+                <w:rFonts w:ascii="游ゴシック" w:cs="游ゴシック" w:eastAsia="游ゴシック" w:hAnsi="游ゴシック"/>
+                <w:b w:val="false"/>
+                <w:bCs w:val="false"/>
+                <w:color w:val="000000"/>
+                <w:sz w:val="17"/>
+                <w:szCs w:val="17"/>
+              </w:rPr>
+              <w:t xml:space="preserve">2
+Ｄ</w:t>
+            </w:r>
+          </w:p>
+        </w:tc>
+        <w:tc>
+          <w:tcPr>
+            <w:tcW w:type="dxa" w:w="3089"/>
             <w:shd w:fill="FFFFFF" w:val="clear"/>
             <w:tcMar>
               <w:top w:type="dxa" w:w="70"/>
@@ -2557,7 +2426,7 @@
         </w:tc>
         <w:tc>
           <w:tcPr>
-            <w:tcW w:type="dxa" w:w="1873"/>
+            <w:tcW w:type="dxa" w:w="1872"/>
             <w:shd w:fill="FFFFFF" w:val="clear"/>
             <w:tcMar>
               <w:top w:type="dxa" w:w="70"/>
@@ -2591,35 +2460,36 @@
         </w:trPr>
         <w:tc>
           <w:tcPr>
-            <w:tcW w:type="dxa" w:w="374"/>
-            <w:shd w:fill="FFFFFF" w:val="clear"/>
-            <w:tcMar>
-              <w:top w:type="dxa" w:w="70"/>
-              <w:left w:type="dxa" w:w="90"/>
-              <w:bottom w:type="dxa" w:w="70"/>
-              <w:right w:type="dxa" w:w="90"/>
-            </w:tcMar>
-          </w:tcPr>
-          <w:p>
-            <w:pPr>
-              <w:spacing w:after="0" w:line="250" w:lineRule="exact"/>
-            </w:pPr>
-            <w:r>
-              <w:rPr>
-                <w:rFonts w:ascii="游ゴシック" w:cs="游ゴシック" w:eastAsia="游ゴシック" w:hAnsi="游ゴシック"/>
-                <w:b w:val="false"/>
-                <w:bCs w:val="false"/>
-                <w:color w:val="000000"/>
-                <w:sz w:val="17"/>
-                <w:szCs w:val="17"/>
-              </w:rPr>
-              <w:t xml:space="preserve">3</w:t>
-            </w:r>
-          </w:p>
-        </w:tc>
-        <w:tc>
-          <w:tcPr>
-            <w:tcW w:type="dxa" w:w="3182"/>
+            <w:tcW w:type="dxa" w:w="468"/>
+            <w:shd w:fill="FFFFFF" w:val="clear"/>
+            <w:tcMar>
+              <w:top w:type="dxa" w:w="70"/>
+              <w:left w:type="dxa" w:w="90"/>
+              <w:bottom w:type="dxa" w:w="70"/>
+              <w:right w:type="dxa" w:w="90"/>
+            </w:tcMar>
+          </w:tcPr>
+          <w:p>
+            <w:pPr>
+              <w:spacing w:after="0" w:line="250" w:lineRule="exact"/>
+            </w:pPr>
+            <w:r>
+              <w:rPr>
+                <w:rFonts w:ascii="游ゴシック" w:cs="游ゴシック" w:eastAsia="游ゴシック" w:hAnsi="游ゴシック"/>
+                <w:b w:val="false"/>
+                <w:bCs w:val="false"/>
+                <w:color w:val="000000"/>
+                <w:sz w:val="17"/>
+                <w:szCs w:val="17"/>
+              </w:rPr>
+              <w:t xml:space="preserve">3
+Ｃ</w:t>
+            </w:r>
+          </w:p>
+        </w:tc>
+        <w:tc>
+          <w:tcPr>
+            <w:tcW w:type="dxa" w:w="3089"/>
             <w:shd w:fill="FFFFFF" w:val="clear"/>
             <w:tcMar>
               <w:top w:type="dxa" w:w="70"/>
@@ -2703,7 +2573,7 @@
         </w:tc>
         <w:tc>
           <w:tcPr>
-            <w:tcW w:type="dxa" w:w="1873"/>
+            <w:tcW w:type="dxa" w:w="1872"/>
             <w:shd w:fill="FFFFFF" w:val="clear"/>
             <w:tcMar>
               <w:top w:type="dxa" w:w="70"/>
@@ -2737,35 +2607,36 @@
         </w:trPr>
         <w:tc>
           <w:tcPr>
-            <w:tcW w:type="dxa" w:w="374"/>
-            <w:shd w:fill="FFFFFF" w:val="clear"/>
-            <w:tcMar>
-              <w:top w:type="dxa" w:w="70"/>
-              <w:left w:type="dxa" w:w="90"/>
-              <w:bottom w:type="dxa" w:w="70"/>
-              <w:right w:type="dxa" w:w="90"/>
-            </w:tcMar>
-          </w:tcPr>
-          <w:p>
-            <w:pPr>
-              <w:spacing w:after="0" w:line="250" w:lineRule="exact"/>
-            </w:pPr>
-            <w:r>
-              <w:rPr>
-                <w:rFonts w:ascii="游ゴシック" w:cs="游ゴシック" w:eastAsia="游ゴシック" w:hAnsi="游ゴシック"/>
-                <w:b w:val="false"/>
-                <w:bCs w:val="false"/>
-                <w:color w:val="000000"/>
-                <w:sz w:val="17"/>
-                <w:szCs w:val="17"/>
-              </w:rPr>
-              <w:t xml:space="preserve">4</w:t>
-            </w:r>
-          </w:p>
-        </w:tc>
-        <w:tc>
-          <w:tcPr>
-            <w:tcW w:type="dxa" w:w="3182"/>
+            <w:tcW w:type="dxa" w:w="468"/>
+            <w:shd w:fill="FFFFFF" w:val="clear"/>
+            <w:tcMar>
+              <w:top w:type="dxa" w:w="70"/>
+              <w:left w:type="dxa" w:w="90"/>
+              <w:bottom w:type="dxa" w:w="70"/>
+              <w:right w:type="dxa" w:w="90"/>
+            </w:tcMar>
+          </w:tcPr>
+          <w:p>
+            <w:pPr>
+              <w:spacing w:after="0" w:line="250" w:lineRule="exact"/>
+            </w:pPr>
+            <w:r>
+              <w:rPr>
+                <w:rFonts w:ascii="游ゴシック" w:cs="游ゴシック" w:eastAsia="游ゴシック" w:hAnsi="游ゴシック"/>
+                <w:b w:val="false"/>
+                <w:bCs w:val="false"/>
+                <w:color w:val="000000"/>
+                <w:sz w:val="17"/>
+                <w:szCs w:val="17"/>
+              </w:rPr>
+              <w:t xml:space="preserve">4
+Ｃ</w:t>
+            </w:r>
+          </w:p>
+        </w:tc>
+        <w:tc>
+          <w:tcPr>
+            <w:tcW w:type="dxa" w:w="3089"/>
             <w:shd w:fill="FFFFFF" w:val="clear"/>
             <w:tcMar>
               <w:top w:type="dxa" w:w="70"/>
@@ -2849,7 +2720,7 @@
         </w:tc>
         <w:tc>
           <w:tcPr>
-            <w:tcW w:type="dxa" w:w="1873"/>
+            <w:tcW w:type="dxa" w:w="1872"/>
             <w:shd w:fill="FFFFFF" w:val="clear"/>
             <w:tcMar>
               <w:top w:type="dxa" w:w="70"/>
@@ -2883,35 +2754,36 @@
         </w:trPr>
         <w:tc>
           <w:tcPr>
-            <w:tcW w:type="dxa" w:w="374"/>
-            <w:shd w:fill="FFFFFF" w:val="clear"/>
-            <w:tcMar>
-              <w:top w:type="dxa" w:w="70"/>
-              <w:left w:type="dxa" w:w="90"/>
-              <w:bottom w:type="dxa" w:w="70"/>
-              <w:right w:type="dxa" w:w="90"/>
-            </w:tcMar>
-          </w:tcPr>
-          <w:p>
-            <w:pPr>
-              <w:spacing w:after="0" w:line="250" w:lineRule="exact"/>
-            </w:pPr>
-            <w:r>
-              <w:rPr>
-                <w:rFonts w:ascii="游ゴシック" w:cs="游ゴシック" w:eastAsia="游ゴシック" w:hAnsi="游ゴシック"/>
-                <w:b w:val="false"/>
-                <w:bCs w:val="false"/>
-                <w:color w:val="000000"/>
-                <w:sz w:val="17"/>
-                <w:szCs w:val="17"/>
-              </w:rPr>
-              <w:t xml:space="preserve">5</w:t>
-            </w:r>
-          </w:p>
-        </w:tc>
-        <w:tc>
-          <w:tcPr>
-            <w:tcW w:type="dxa" w:w="3182"/>
+            <w:tcW w:type="dxa" w:w="468"/>
+            <w:shd w:fill="FFFFFF" w:val="clear"/>
+            <w:tcMar>
+              <w:top w:type="dxa" w:w="70"/>
+              <w:left w:type="dxa" w:w="90"/>
+              <w:bottom w:type="dxa" w:w="70"/>
+              <w:right w:type="dxa" w:w="90"/>
+            </w:tcMar>
+          </w:tcPr>
+          <w:p>
+            <w:pPr>
+              <w:spacing w:after="0" w:line="250" w:lineRule="exact"/>
+            </w:pPr>
+            <w:r>
+              <w:rPr>
+                <w:rFonts w:ascii="游ゴシック" w:cs="游ゴシック" w:eastAsia="游ゴシック" w:hAnsi="游ゴシック"/>
+                <w:b w:val="false"/>
+                <w:bCs w:val="false"/>
+                <w:color w:val="000000"/>
+                <w:sz w:val="17"/>
+                <w:szCs w:val="17"/>
+              </w:rPr>
+              <w:t xml:space="preserve">5
+Ｄ</w:t>
+            </w:r>
+          </w:p>
+        </w:tc>
+        <w:tc>
+          <w:tcPr>
+            <w:tcW w:type="dxa" w:w="3089"/>
             <w:shd w:fill="FFFFFF" w:val="clear"/>
             <w:tcMar>
               <w:top w:type="dxa" w:w="70"/>
@@ -2995,7 +2867,7 @@
         </w:tc>
         <w:tc>
           <w:tcPr>
-            <w:tcW w:type="dxa" w:w="1873"/>
+            <w:tcW w:type="dxa" w:w="1872"/>
             <w:shd w:fill="FFFFFF" w:val="clear"/>
             <w:tcMar>
               <w:top w:type="dxa" w:w="70"/>
@@ -3029,57 +2901,58 @@
         </w:trPr>
         <w:tc>
           <w:tcPr>
-            <w:tcW w:type="dxa" w:w="374"/>
-            <w:shd w:fill="FFFFFF" w:val="clear"/>
-            <w:tcMar>
-              <w:top w:type="dxa" w:w="70"/>
-              <w:left w:type="dxa" w:w="90"/>
-              <w:bottom w:type="dxa" w:w="70"/>
-              <w:right w:type="dxa" w:w="90"/>
-            </w:tcMar>
-          </w:tcPr>
-          <w:p>
-            <w:pPr>
-              <w:spacing w:after="0" w:line="250" w:lineRule="exact"/>
-            </w:pPr>
-            <w:r>
-              <w:rPr>
-                <w:rFonts w:ascii="游ゴシック" w:cs="游ゴシック" w:eastAsia="游ゴシック" w:hAnsi="游ゴシック"/>
-                <w:b w:val="false"/>
-                <w:bCs w:val="false"/>
-                <w:color w:val="000000"/>
-                <w:sz w:val="17"/>
-                <w:szCs w:val="17"/>
-              </w:rPr>
-              <w:t xml:space="preserve">6</w:t>
-            </w:r>
-          </w:p>
-        </w:tc>
-        <w:tc>
-          <w:tcPr>
-            <w:tcW w:type="dxa" w:w="3182"/>
-            <w:shd w:fill="FFFFFF" w:val="clear"/>
-            <w:tcMar>
-              <w:top w:type="dxa" w:w="70"/>
-              <w:left w:type="dxa" w:w="90"/>
-              <w:bottom w:type="dxa" w:w="70"/>
-              <w:right w:type="dxa" w:w="90"/>
-            </w:tcMar>
-          </w:tcPr>
-          <w:p>
-            <w:pPr>
-              <w:spacing w:after="0" w:line="250" w:lineRule="exact"/>
-            </w:pPr>
-            <w:r>
-              <w:rPr>
-                <w:rFonts w:ascii="游ゴシック" w:cs="游ゴシック" w:eastAsia="游ゴシック" w:hAnsi="游ゴシック"/>
-                <w:b w:val="false"/>
-                <w:bCs w:val="false"/>
-                <w:color w:val="000000"/>
-                <w:sz w:val="17"/>
-                <w:szCs w:val="17"/>
-              </w:rPr>
-              <w:t xml:space="preserve">章構成を第9期（全6章＋資料編）から踏襲することの可否</w:t>
+            <w:tcW w:type="dxa" w:w="468"/>
+            <w:shd w:fill="FFFFFF" w:val="clear"/>
+            <w:tcMar>
+              <w:top w:type="dxa" w:w="70"/>
+              <w:left w:type="dxa" w:w="90"/>
+              <w:bottom w:type="dxa" w:w="70"/>
+              <w:right w:type="dxa" w:w="90"/>
+            </w:tcMar>
+          </w:tcPr>
+          <w:p>
+            <w:pPr>
+              <w:spacing w:after="0" w:line="250" w:lineRule="exact"/>
+            </w:pPr>
+            <w:r>
+              <w:rPr>
+                <w:rFonts w:ascii="游ゴシック" w:cs="游ゴシック" w:eastAsia="游ゴシック" w:hAnsi="游ゴシック"/>
+                <w:b w:val="false"/>
+                <w:bCs w:val="false"/>
+                <w:color w:val="000000"/>
+                <w:sz w:val="17"/>
+                <w:szCs w:val="17"/>
+              </w:rPr>
+              <w:t xml:space="preserve">6
+Ｃ</w:t>
+            </w:r>
+          </w:p>
+        </w:tc>
+        <w:tc>
+          <w:tcPr>
+            <w:tcW w:type="dxa" w:w="3089"/>
+            <w:shd w:fill="FFFFFF" w:val="clear"/>
+            <w:tcMar>
+              <w:top w:type="dxa" w:w="70"/>
+              <w:left w:type="dxa" w:w="90"/>
+              <w:bottom w:type="dxa" w:w="70"/>
+              <w:right w:type="dxa" w:w="90"/>
+            </w:tcMar>
+          </w:tcPr>
+          <w:p>
+            <w:pPr>
+              <w:spacing w:after="0" w:line="250" w:lineRule="exact"/>
+            </w:pPr>
+            <w:r>
+              <w:rPr>
+                <w:rFonts w:ascii="游ゴシック" w:cs="游ゴシック" w:eastAsia="游ゴシック" w:hAnsi="游ゴシック"/>
+                <w:b w:val="false"/>
+                <w:bCs w:val="false"/>
+                <w:color w:val="000000"/>
+                <w:sz w:val="17"/>
+                <w:szCs w:val="17"/>
+              </w:rPr>
+              <w:t xml:space="preserve">福島県の介護人材需給推計への本村の関わり方</w:t>
             </w:r>
           </w:p>
         </w:tc>
@@ -3107,7 +2980,7 @@
                 <w:sz w:val="17"/>
                 <w:szCs w:val="17"/>
               </w:rPr>
-              <w:t xml:space="preserve">素案は踏襲を前提。第2章に「2-8 保険者機能の評価」「2-9 第9期計画の進捗と評価」の2節を新設している。</w:t>
+              <w:t xml:space="preserve">―</w:t>
             </w:r>
           </w:p>
         </w:tc>
@@ -3141,7 +3014,7 @@
         </w:tc>
         <w:tc>
           <w:tcPr>
-            <w:tcW w:type="dxa" w:w="1873"/>
+            <w:tcW w:type="dxa" w:w="1872"/>
             <w:shd w:fill="FFFFFF" w:val="clear"/>
             <w:tcMar>
               <w:top w:type="dxa" w:w="70"/>
@@ -3175,57 +3048,58 @@
         </w:trPr>
         <w:tc>
           <w:tcPr>
-            <w:tcW w:type="dxa" w:w="374"/>
-            <w:shd w:fill="FFFFFF" w:val="clear"/>
-            <w:tcMar>
-              <w:top w:type="dxa" w:w="70"/>
-              <w:left w:type="dxa" w:w="90"/>
-              <w:bottom w:type="dxa" w:w="70"/>
-              <w:right w:type="dxa" w:w="90"/>
-            </w:tcMar>
-          </w:tcPr>
-          <w:p>
-            <w:pPr>
-              <w:spacing w:after="0" w:line="250" w:lineRule="exact"/>
-            </w:pPr>
-            <w:r>
-              <w:rPr>
-                <w:rFonts w:ascii="游ゴシック" w:cs="游ゴシック" w:eastAsia="游ゴシック" w:hAnsi="游ゴシック"/>
-                <w:b w:val="false"/>
-                <w:bCs w:val="false"/>
-                <w:color w:val="000000"/>
-                <w:sz w:val="17"/>
-                <w:szCs w:val="17"/>
-              </w:rPr>
-              <w:t xml:space="preserve">7</w:t>
-            </w:r>
-          </w:p>
-        </w:tc>
-        <w:tc>
-          <w:tcPr>
-            <w:tcW w:type="dxa" w:w="3182"/>
-            <w:shd w:fill="FFFFFF" w:val="clear"/>
-            <w:tcMar>
-              <w:top w:type="dxa" w:w="70"/>
-              <w:left w:type="dxa" w:w="90"/>
-              <w:bottom w:type="dxa" w:w="70"/>
-              <w:right w:type="dxa" w:w="90"/>
-            </w:tcMar>
-          </w:tcPr>
-          <w:p>
-            <w:pPr>
-              <w:spacing w:after="0" w:line="250" w:lineRule="exact"/>
-            </w:pPr>
-            <w:r>
-              <w:rPr>
-                <w:rFonts w:ascii="游ゴシック" w:cs="游ゴシック" w:eastAsia="游ゴシック" w:hAnsi="游ゴシック"/>
-                <w:b w:val="false"/>
-                <w:bCs w:val="false"/>
-                <w:color w:val="000000"/>
-                <w:sz w:val="17"/>
-                <w:szCs w:val="17"/>
-              </w:rPr>
-              <w:t xml:space="preserve">第四次生涯学習推進計画の目標値の直近実績（中間評価の有無・結果）</w:t>
+            <w:tcW w:type="dxa" w:w="468"/>
+            <w:shd w:fill="FFFFFF" w:val="clear"/>
+            <w:tcMar>
+              <w:top w:type="dxa" w:w="70"/>
+              <w:left w:type="dxa" w:w="90"/>
+              <w:bottom w:type="dxa" w:w="70"/>
+              <w:right w:type="dxa" w:w="90"/>
+            </w:tcMar>
+          </w:tcPr>
+          <w:p>
+            <w:pPr>
+              <w:spacing w:after="0" w:line="250" w:lineRule="exact"/>
+            </w:pPr>
+            <w:r>
+              <w:rPr>
+                <w:rFonts w:ascii="游ゴシック" w:cs="游ゴシック" w:eastAsia="游ゴシック" w:hAnsi="游ゴシック"/>
+                <w:b w:val="false"/>
+                <w:bCs w:val="false"/>
+                <w:color w:val="000000"/>
+                <w:sz w:val="17"/>
+                <w:szCs w:val="17"/>
+              </w:rPr>
+              <w:t xml:space="preserve">7
+Ｄ</w:t>
+            </w:r>
+          </w:p>
+        </w:tc>
+        <w:tc>
+          <w:tcPr>
+            <w:tcW w:type="dxa" w:w="3089"/>
+            <w:shd w:fill="FFFFFF" w:val="clear"/>
+            <w:tcMar>
+              <w:top w:type="dxa" w:w="70"/>
+              <w:left w:type="dxa" w:w="90"/>
+              <w:bottom w:type="dxa" w:w="70"/>
+              <w:right w:type="dxa" w:w="90"/>
+            </w:tcMar>
+          </w:tcPr>
+          <w:p>
+            <w:pPr>
+              <w:spacing w:after="0" w:line="250" w:lineRule="exact"/>
+            </w:pPr>
+            <w:r>
+              <w:rPr>
+                <w:rFonts w:ascii="游ゴシック" w:cs="游ゴシック" w:eastAsia="游ゴシック" w:hAnsi="游ゴシック"/>
+                <w:b w:val="false"/>
+                <w:bCs w:val="false"/>
+                <w:color w:val="000000"/>
+                <w:sz w:val="17"/>
+                <w:szCs w:val="17"/>
+              </w:rPr>
+              <w:t xml:space="preserve">章構成を第9期（全6章＋資料編）から踏襲することの可否</w:t>
             </w:r>
           </w:p>
         </w:tc>
@@ -3253,7 +3127,7 @@
                 <w:sz w:val="17"/>
                 <w:szCs w:val="17"/>
               </w:rPr>
-              <w:t xml:space="preserve">10年計画（2018〜2027年度）の中間年は2022年度。第10期計画に引用可能か。</w:t>
+              <w:t xml:space="preserve">素案は踏襲を前提。第2章に「2-8 保険者機能の評価」「2-9 第9期計画の進捗と評価」の2節を新設している。</w:t>
             </w:r>
           </w:p>
         </w:tc>
@@ -3287,7 +3161,7 @@
         </w:tc>
         <w:tc>
           <w:tcPr>
-            <w:tcW w:type="dxa" w:w="1873"/>
+            <w:tcW w:type="dxa" w:w="1872"/>
             <w:shd w:fill="FFFFFF" w:val="clear"/>
             <w:tcMar>
               <w:top w:type="dxa" w:w="70"/>
@@ -3321,57 +3195,58 @@
         </w:trPr>
         <w:tc>
           <w:tcPr>
-            <w:tcW w:type="dxa" w:w="374"/>
-            <w:shd w:fill="FFFFFF" w:val="clear"/>
-            <w:tcMar>
-              <w:top w:type="dxa" w:w="70"/>
-              <w:left w:type="dxa" w:w="90"/>
-              <w:bottom w:type="dxa" w:w="70"/>
-              <w:right w:type="dxa" w:w="90"/>
-            </w:tcMar>
-          </w:tcPr>
-          <w:p>
-            <w:pPr>
-              <w:spacing w:after="0" w:line="250" w:lineRule="exact"/>
-            </w:pPr>
-            <w:r>
-              <w:rPr>
-                <w:rFonts w:ascii="游ゴシック" w:cs="游ゴシック" w:eastAsia="游ゴシック" w:hAnsi="游ゴシック"/>
-                <w:b w:val="false"/>
-                <w:bCs w:val="false"/>
-                <w:color w:val="000000"/>
-                <w:sz w:val="17"/>
-                <w:szCs w:val="17"/>
-              </w:rPr>
-              <w:t xml:space="preserve">8</w:t>
-            </w:r>
-          </w:p>
-        </w:tc>
-        <w:tc>
-          <w:tcPr>
-            <w:tcW w:type="dxa" w:w="3182"/>
-            <w:shd w:fill="FFFFFF" w:val="clear"/>
-            <w:tcMar>
-              <w:top w:type="dxa" w:w="70"/>
-              <w:left w:type="dxa" w:w="90"/>
-              <w:bottom w:type="dxa" w:w="70"/>
-              <w:right w:type="dxa" w:w="90"/>
-            </w:tcMar>
-          </w:tcPr>
-          <w:p>
-            <w:pPr>
-              <w:spacing w:after="0" w:line="250" w:lineRule="exact"/>
-            </w:pPr>
-            <w:r>
-              <w:rPr>
-                <w:rFonts w:ascii="游ゴシック" w:cs="游ゴシック" w:eastAsia="游ゴシック" w:hAnsi="游ゴシック"/>
-                <w:b w:val="false"/>
-                <w:bCs w:val="false"/>
-                <w:color w:val="000000"/>
-                <w:sz w:val="17"/>
-                <w:szCs w:val="17"/>
-              </w:rPr>
-              <w:t xml:space="preserve">計画書・報告書の頁数の実測（Word＋游ゴシックで開いた実際の頁数）</w:t>
+            <w:tcW w:type="dxa" w:w="468"/>
+            <w:shd w:fill="FFFFFF" w:val="clear"/>
+            <w:tcMar>
+              <w:top w:type="dxa" w:w="70"/>
+              <w:left w:type="dxa" w:w="90"/>
+              <w:bottom w:type="dxa" w:w="70"/>
+              <w:right w:type="dxa" w:w="90"/>
+            </w:tcMar>
+          </w:tcPr>
+          <w:p>
+            <w:pPr>
+              <w:spacing w:after="0" w:line="250" w:lineRule="exact"/>
+            </w:pPr>
+            <w:r>
+              <w:rPr>
+                <w:rFonts w:ascii="游ゴシック" w:cs="游ゴシック" w:eastAsia="游ゴシック" w:hAnsi="游ゴシック"/>
+                <w:b w:val="false"/>
+                <w:bCs w:val="false"/>
+                <w:color w:val="000000"/>
+                <w:sz w:val="17"/>
+                <w:szCs w:val="17"/>
+              </w:rPr>
+              <w:t xml:space="preserve">8
+Ｃ</w:t>
+            </w:r>
+          </w:p>
+        </w:tc>
+        <w:tc>
+          <w:tcPr>
+            <w:tcW w:type="dxa" w:w="3089"/>
+            <w:shd w:fill="FFFFFF" w:val="clear"/>
+            <w:tcMar>
+              <w:top w:type="dxa" w:w="70"/>
+              <w:left w:type="dxa" w:w="90"/>
+              <w:bottom w:type="dxa" w:w="70"/>
+              <w:right w:type="dxa" w:w="90"/>
+            </w:tcMar>
+          </w:tcPr>
+          <w:p>
+            <w:pPr>
+              <w:spacing w:after="0" w:line="250" w:lineRule="exact"/>
+            </w:pPr>
+            <w:r>
+              <w:rPr>
+                <w:rFonts w:ascii="游ゴシック" w:cs="游ゴシック" w:eastAsia="游ゴシック" w:hAnsi="游ゴシック"/>
+                <w:b w:val="false"/>
+                <w:bCs w:val="false"/>
+                <w:color w:val="000000"/>
+                <w:sz w:val="17"/>
+                <w:szCs w:val="17"/>
+              </w:rPr>
+              <w:t xml:space="preserve">第四次生涯学習推進計画の目標値の直近実績（中間評価の有無・結果）</w:t>
             </w:r>
           </w:p>
         </w:tc>
@@ -3399,41 +3274,41 @@
                 <w:sz w:val="17"/>
                 <w:szCs w:val="17"/>
               </w:rPr>
+              <w:t xml:space="preserve">10年計画（2018〜2027年度）の中間年は2022年度。第10期計画に引用可能か。</w:t>
+            </w:r>
+          </w:p>
+        </w:tc>
+        <w:tc>
+          <w:tcPr>
+            <w:tcW w:type="dxa" w:w="1217"/>
+            <w:shd w:fill="FFFFFF" w:val="clear"/>
+            <w:tcMar>
+              <w:top w:type="dxa" w:w="70"/>
+              <w:left w:type="dxa" w:w="90"/>
+              <w:bottom w:type="dxa" w:w="70"/>
+              <w:right w:type="dxa" w:w="90"/>
+            </w:tcMar>
+          </w:tcPr>
+          <w:p>
+            <w:pPr>
+              <w:spacing w:after="0" w:line="250" w:lineRule="exact"/>
+            </w:pPr>
+            <w:r>
+              <w:rPr>
+                <w:rFonts w:ascii="游ゴシック" w:cs="游ゴシック" w:eastAsia="游ゴシック" w:hAnsi="游ゴシック"/>
+                <w:b w:val="false"/>
+                <w:bCs w:val="false"/>
+                <w:color w:val="000000"/>
+                <w:sz w:val="17"/>
+                <w:szCs w:val="17"/>
+              </w:rPr>
               <w:t xml:space="preserve">―</w:t>
             </w:r>
           </w:p>
         </w:tc>
         <w:tc>
           <w:tcPr>
-            <w:tcW w:type="dxa" w:w="1217"/>
-            <w:shd w:fill="FFFFFF" w:val="clear"/>
-            <w:tcMar>
-              <w:top w:type="dxa" w:w="70"/>
-              <w:left w:type="dxa" w:w="90"/>
-              <w:bottom w:type="dxa" w:w="70"/>
-              <w:right w:type="dxa" w:w="90"/>
-            </w:tcMar>
-          </w:tcPr>
-          <w:p>
-            <w:pPr>
-              <w:spacing w:after="0" w:line="250" w:lineRule="exact"/>
-            </w:pPr>
-            <w:r>
-              <w:rPr>
-                <w:rFonts w:ascii="游ゴシック" w:cs="游ゴシック" w:eastAsia="游ゴシック" w:hAnsi="游ゴシック"/>
-                <w:b w:val="false"/>
-                <w:bCs w:val="false"/>
-                <w:color w:val="000000"/>
-                <w:sz w:val="17"/>
-                <w:szCs w:val="17"/>
-              </w:rPr>
-              <w:t xml:space="preserve">―</w:t>
-            </w:r>
-          </w:p>
-        </w:tc>
-        <w:tc>
-          <w:tcPr>
-            <w:tcW w:type="dxa" w:w="1873"/>
+            <w:tcW w:type="dxa" w:w="1872"/>
             <w:shd w:fill="FFFFFF" w:val="clear"/>
             <w:tcMar>
               <w:top w:type="dxa" w:w="70"/>
@@ -3467,57 +3342,58 @@
         </w:trPr>
         <w:tc>
           <w:tcPr>
-            <w:tcW w:type="dxa" w:w="374"/>
-            <w:shd w:fill="FFFFFF" w:val="clear"/>
-            <w:tcMar>
-              <w:top w:type="dxa" w:w="70"/>
-              <w:left w:type="dxa" w:w="90"/>
-              <w:bottom w:type="dxa" w:w="70"/>
-              <w:right w:type="dxa" w:w="90"/>
-            </w:tcMar>
-          </w:tcPr>
-          <w:p>
-            <w:pPr>
-              <w:spacing w:after="0" w:line="250" w:lineRule="exact"/>
-            </w:pPr>
-            <w:r>
-              <w:rPr>
-                <w:rFonts w:ascii="游ゴシック" w:cs="游ゴシック" w:eastAsia="游ゴシック" w:hAnsi="游ゴシック"/>
-                <w:b w:val="false"/>
-                <w:bCs w:val="false"/>
-                <w:color w:val="000000"/>
-                <w:sz w:val="17"/>
-                <w:szCs w:val="17"/>
-              </w:rPr>
-              <w:t xml:space="preserve">9</w:t>
-            </w:r>
-          </w:p>
-        </w:tc>
-        <w:tc>
-          <w:tcPr>
-            <w:tcW w:type="dxa" w:w="3182"/>
-            <w:shd w:fill="FFFFFF" w:val="clear"/>
-            <w:tcMar>
-              <w:top w:type="dxa" w:w="70"/>
-              <w:left w:type="dxa" w:w="90"/>
-              <w:bottom w:type="dxa" w:w="70"/>
-              <w:right w:type="dxa" w:w="90"/>
-            </w:tcMar>
-          </w:tcPr>
-          <w:p>
-            <w:pPr>
-              <w:spacing w:after="0" w:line="250" w:lineRule="exact"/>
-            </w:pPr>
-            <w:r>
-              <w:rPr>
-                <w:rFonts w:ascii="游ゴシック" w:cs="游ゴシック" w:eastAsia="游ゴシック" w:hAnsi="游ゴシック"/>
-                <w:b w:val="false"/>
-                <w:bCs w:val="false"/>
-                <w:color w:val="000000"/>
-                <w:sz w:val="17"/>
-                <w:szCs w:val="17"/>
-              </w:rPr>
-              <w:t xml:space="preserve">計画本文に第9期の推計乖離（第1号被保険者数6.6%）を記載することの可否</w:t>
+            <w:tcW w:type="dxa" w:w="468"/>
+            <w:shd w:fill="FFFFFF" w:val="clear"/>
+            <w:tcMar>
+              <w:top w:type="dxa" w:w="70"/>
+              <w:left w:type="dxa" w:w="90"/>
+              <w:bottom w:type="dxa" w:w="70"/>
+              <w:right w:type="dxa" w:w="90"/>
+            </w:tcMar>
+          </w:tcPr>
+          <w:p>
+            <w:pPr>
+              <w:spacing w:after="0" w:line="250" w:lineRule="exact"/>
+            </w:pPr>
+            <w:r>
+              <w:rPr>
+                <w:rFonts w:ascii="游ゴシック" w:cs="游ゴシック" w:eastAsia="游ゴシック" w:hAnsi="游ゴシック"/>
+                <w:b w:val="false"/>
+                <w:bCs w:val="false"/>
+                <w:color w:val="000000"/>
+                <w:sz w:val="17"/>
+                <w:szCs w:val="17"/>
+              </w:rPr>
+              <w:t xml:space="preserve">9
+Ｃ</w:t>
+            </w:r>
+          </w:p>
+        </w:tc>
+        <w:tc>
+          <w:tcPr>
+            <w:tcW w:type="dxa" w:w="3089"/>
+            <w:shd w:fill="FFFFFF" w:val="clear"/>
+            <w:tcMar>
+              <w:top w:type="dxa" w:w="70"/>
+              <w:left w:type="dxa" w:w="90"/>
+              <w:bottom w:type="dxa" w:w="70"/>
+              <w:right w:type="dxa" w:w="90"/>
+            </w:tcMar>
+          </w:tcPr>
+          <w:p>
+            <w:pPr>
+              <w:spacing w:after="0" w:line="250" w:lineRule="exact"/>
+            </w:pPr>
+            <w:r>
+              <w:rPr>
+                <w:rFonts w:ascii="游ゴシック" w:cs="游ゴシック" w:eastAsia="游ゴシック" w:hAnsi="游ゴシック"/>
+                <w:b w:val="false"/>
+                <w:bCs w:val="false"/>
+                <w:color w:val="000000"/>
+                <w:sz w:val="17"/>
+                <w:szCs w:val="17"/>
+              </w:rPr>
+              <w:t xml:space="preserve">計画書・報告書の頁数の実測（Word＋游ゴシックで開いた実際の頁数）</w:t>
             </w:r>
           </w:p>
         </w:tc>
@@ -3545,7 +3421,7 @@
                 <w:sz w:val="17"/>
                 <w:szCs w:val="17"/>
               </w:rPr>
-              <w:t xml:space="preserve">素案の2-9・5-1に記載。次期計画で本計画の推計精度を検証できるようにする趣旨だが、自らの誤差を公表することになるため村の判断を要する。</w:t>
+              <w:t xml:space="preserve">―</w:t>
             </w:r>
           </w:p>
         </w:tc>
@@ -3579,7 +3455,7 @@
         </w:tc>
         <w:tc>
           <w:tcPr>
-            <w:tcW w:type="dxa" w:w="1873"/>
+            <w:tcW w:type="dxa" w:w="1872"/>
             <w:shd w:fill="FFFFFF" w:val="clear"/>
             <w:tcMar>
               <w:top w:type="dxa" w:w="70"/>
@@ -3613,57 +3489,58 @@
         </w:trPr>
         <w:tc>
           <w:tcPr>
-            <w:tcW w:type="dxa" w:w="374"/>
-            <w:shd w:fill="FFFFFF" w:val="clear"/>
-            <w:tcMar>
-              <w:top w:type="dxa" w:w="70"/>
-              <w:left w:type="dxa" w:w="90"/>
-              <w:bottom w:type="dxa" w:w="70"/>
-              <w:right w:type="dxa" w:w="90"/>
-            </w:tcMar>
-          </w:tcPr>
-          <w:p>
-            <w:pPr>
-              <w:spacing w:after="0" w:line="250" w:lineRule="exact"/>
-            </w:pPr>
-            <w:r>
-              <w:rPr>
-                <w:rFonts w:ascii="游ゴシック" w:cs="游ゴシック" w:eastAsia="游ゴシック" w:hAnsi="游ゴシック"/>
-                <w:b w:val="false"/>
-                <w:bCs w:val="false"/>
-                <w:color w:val="000000"/>
-                <w:sz w:val="17"/>
-                <w:szCs w:val="17"/>
-              </w:rPr>
-              <w:t xml:space="preserve">10</w:t>
-            </w:r>
-          </w:p>
-        </w:tc>
-        <w:tc>
-          <w:tcPr>
-            <w:tcW w:type="dxa" w:w="3182"/>
-            <w:shd w:fill="FFFFFF" w:val="clear"/>
-            <w:tcMar>
-              <w:top w:type="dxa" w:w="70"/>
-              <w:left w:type="dxa" w:w="90"/>
-              <w:bottom w:type="dxa" w:w="70"/>
-              <w:right w:type="dxa" w:w="90"/>
-            </w:tcMar>
-          </w:tcPr>
-          <w:p>
-            <w:pPr>
-              <w:spacing w:after="0" w:line="250" w:lineRule="exact"/>
-            </w:pPr>
-            <w:r>
-              <w:rPr>
-                <w:rFonts w:ascii="游ゴシック" w:cs="游ゴシック" w:eastAsia="游ゴシック" w:hAnsi="游ゴシック"/>
-                <w:b w:val="false"/>
-                <w:bCs w:val="false"/>
-                <w:color w:val="000000"/>
-                <w:sz w:val="17"/>
-                <w:szCs w:val="17"/>
-              </w:rPr>
-              <w:t xml:space="preserve">認知症施策推進計画・成年後見制度利用促進基本計画の一体化を第10期も踏襲するか</w:t>
+            <w:tcW w:type="dxa" w:w="468"/>
+            <w:shd w:fill="FFFFFF" w:val="clear"/>
+            <w:tcMar>
+              <w:top w:type="dxa" w:w="70"/>
+              <w:left w:type="dxa" w:w="90"/>
+              <w:bottom w:type="dxa" w:w="70"/>
+              <w:right w:type="dxa" w:w="90"/>
+            </w:tcMar>
+          </w:tcPr>
+          <w:p>
+            <w:pPr>
+              <w:spacing w:after="0" w:line="250" w:lineRule="exact"/>
+            </w:pPr>
+            <w:r>
+              <w:rPr>
+                <w:rFonts w:ascii="游ゴシック" w:cs="游ゴシック" w:eastAsia="游ゴシック" w:hAnsi="游ゴシック"/>
+                <w:b w:val="false"/>
+                <w:bCs w:val="false"/>
+                <w:color w:val="000000"/>
+                <w:sz w:val="17"/>
+                <w:szCs w:val="17"/>
+              </w:rPr>
+              <w:t xml:space="preserve">10
+Ｄ</w:t>
+            </w:r>
+          </w:p>
+        </w:tc>
+        <w:tc>
+          <w:tcPr>
+            <w:tcW w:type="dxa" w:w="3089"/>
+            <w:shd w:fill="FFFFFF" w:val="clear"/>
+            <w:tcMar>
+              <w:top w:type="dxa" w:w="70"/>
+              <w:left w:type="dxa" w:w="90"/>
+              <w:bottom w:type="dxa" w:w="70"/>
+              <w:right w:type="dxa" w:w="90"/>
+            </w:tcMar>
+          </w:tcPr>
+          <w:p>
+            <w:pPr>
+              <w:spacing w:after="0" w:line="250" w:lineRule="exact"/>
+            </w:pPr>
+            <w:r>
+              <w:rPr>
+                <w:rFonts w:ascii="游ゴシック" w:cs="游ゴシック" w:eastAsia="游ゴシック" w:hAnsi="游ゴシック"/>
+                <w:b w:val="false"/>
+                <w:bCs w:val="false"/>
+                <w:color w:val="000000"/>
+                <w:sz w:val="17"/>
+                <w:szCs w:val="17"/>
+              </w:rPr>
+              <w:t xml:space="preserve">計画本文に第9期の推計乖離（第1号被保険者数6.6%）を記載することの可否</w:t>
             </w:r>
           </w:p>
         </w:tc>
@@ -3691,7 +3568,7 @@
                 <w:sz w:val="17"/>
                 <w:szCs w:val="17"/>
               </w:rPr>
-              <w:t xml:space="preserve">第9期は基本目標4に内包する構成。素案は踏襲を前提に1-2で法的根拠を記載している。</w:t>
+              <w:t xml:space="preserve">素案の2-9・5-1に記載。次期計画で本計画の推計精度を検証できるようにする趣旨だが、自らの誤差を公表することになるため村の判断を要する。</w:t>
             </w:r>
           </w:p>
         </w:tc>
@@ -3725,7 +3602,7 @@
         </w:tc>
         <w:tc>
           <w:tcPr>
-            <w:tcW w:type="dxa" w:w="1873"/>
+            <w:tcW w:type="dxa" w:w="1872"/>
             <w:shd w:fill="FFFFFF" w:val="clear"/>
             <w:tcMar>
               <w:top w:type="dxa" w:w="70"/>
@@ -3759,35 +3636,183 @@
         </w:trPr>
         <w:tc>
           <w:tcPr>
-            <w:tcW w:type="dxa" w:w="374"/>
-            <w:shd w:fill="FFFFFF" w:val="clear"/>
-            <w:tcMar>
-              <w:top w:type="dxa" w:w="70"/>
-              <w:left w:type="dxa" w:w="90"/>
-              <w:bottom w:type="dxa" w:w="70"/>
-              <w:right w:type="dxa" w:w="90"/>
-            </w:tcMar>
-          </w:tcPr>
-          <w:p>
-            <w:pPr>
-              <w:spacing w:after="0" w:line="250" w:lineRule="exact"/>
-            </w:pPr>
-            <w:r>
-              <w:rPr>
-                <w:rFonts w:ascii="游ゴシック" w:cs="游ゴシック" w:eastAsia="游ゴシック" w:hAnsi="游ゴシック"/>
-                <w:b w:val="false"/>
-                <w:bCs w:val="false"/>
-                <w:color w:val="000000"/>
-                <w:sz w:val="17"/>
-                <w:szCs w:val="17"/>
-              </w:rPr>
-              <w:t xml:space="preserve">11</w:t>
-            </w:r>
-          </w:p>
-        </w:tc>
-        <w:tc>
-          <w:tcPr>
-            <w:tcW w:type="dxa" w:w="3182"/>
+            <w:tcW w:type="dxa" w:w="468"/>
+            <w:shd w:fill="FFFFFF" w:val="clear"/>
+            <w:tcMar>
+              <w:top w:type="dxa" w:w="70"/>
+              <w:left w:type="dxa" w:w="90"/>
+              <w:bottom w:type="dxa" w:w="70"/>
+              <w:right w:type="dxa" w:w="90"/>
+            </w:tcMar>
+          </w:tcPr>
+          <w:p>
+            <w:pPr>
+              <w:spacing w:after="0" w:line="250" w:lineRule="exact"/>
+            </w:pPr>
+            <w:r>
+              <w:rPr>
+                <w:rFonts w:ascii="游ゴシック" w:cs="游ゴシック" w:eastAsia="游ゴシック" w:hAnsi="游ゴシック"/>
+                <w:b w:val="false"/>
+                <w:bCs w:val="false"/>
+                <w:color w:val="000000"/>
+                <w:sz w:val="17"/>
+                <w:szCs w:val="17"/>
+              </w:rPr>
+              <w:t xml:space="preserve">11
+Ｄ</w:t>
+            </w:r>
+          </w:p>
+        </w:tc>
+        <w:tc>
+          <w:tcPr>
+            <w:tcW w:type="dxa" w:w="3089"/>
+            <w:shd w:fill="FFFFFF" w:val="clear"/>
+            <w:tcMar>
+              <w:top w:type="dxa" w:w="70"/>
+              <w:left w:type="dxa" w:w="90"/>
+              <w:bottom w:type="dxa" w:w="70"/>
+              <w:right w:type="dxa" w:w="90"/>
+            </w:tcMar>
+          </w:tcPr>
+          <w:p>
+            <w:pPr>
+              <w:spacing w:after="0" w:line="250" w:lineRule="exact"/>
+            </w:pPr>
+            <w:r>
+              <w:rPr>
+                <w:rFonts w:ascii="游ゴシック" w:cs="游ゴシック" w:eastAsia="游ゴシック" w:hAnsi="游ゴシック"/>
+                <w:b w:val="false"/>
+                <w:bCs w:val="false"/>
+                <w:color w:val="000000"/>
+                <w:sz w:val="17"/>
+                <w:szCs w:val="17"/>
+              </w:rPr>
+              <w:t xml:space="preserve">認知症施策推進計画・成年後見制度利用促進基本計画の一体化を第10期も踏襲するか</w:t>
+            </w:r>
+          </w:p>
+        </w:tc>
+        <w:tc>
+          <w:tcPr>
+            <w:tcW w:type="dxa" w:w="2714"/>
+            <w:shd w:fill="FFFFFF" w:val="clear"/>
+            <w:tcMar>
+              <w:top w:type="dxa" w:w="70"/>
+              <w:left w:type="dxa" w:w="90"/>
+              <w:bottom w:type="dxa" w:w="70"/>
+              <w:right w:type="dxa" w:w="90"/>
+            </w:tcMar>
+          </w:tcPr>
+          <w:p>
+            <w:pPr>
+              <w:spacing w:after="0" w:line="250" w:lineRule="exact"/>
+            </w:pPr>
+            <w:r>
+              <w:rPr>
+                <w:rFonts w:ascii="游ゴシック" w:cs="游ゴシック" w:eastAsia="游ゴシック" w:hAnsi="游ゴシック"/>
+                <w:b w:val="false"/>
+                <w:bCs w:val="false"/>
+                <w:color w:val="000000"/>
+                <w:sz w:val="17"/>
+                <w:szCs w:val="17"/>
+              </w:rPr>
+              <w:t xml:space="preserve">第9期は基本目標4に内包する構成。素案は踏襲を前提に1-2で法的根拠を記載している。</w:t>
+            </w:r>
+          </w:p>
+        </w:tc>
+        <w:tc>
+          <w:tcPr>
+            <w:tcW w:type="dxa" w:w="1217"/>
+            <w:shd w:fill="FFFFFF" w:val="clear"/>
+            <w:tcMar>
+              <w:top w:type="dxa" w:w="70"/>
+              <w:left w:type="dxa" w:w="90"/>
+              <w:bottom w:type="dxa" w:w="70"/>
+              <w:right w:type="dxa" w:w="90"/>
+            </w:tcMar>
+          </w:tcPr>
+          <w:p>
+            <w:pPr>
+              <w:spacing w:after="0" w:line="250" w:lineRule="exact"/>
+            </w:pPr>
+            <w:r>
+              <w:rPr>
+                <w:rFonts w:ascii="游ゴシック" w:cs="游ゴシック" w:eastAsia="游ゴシック" w:hAnsi="游ゴシック"/>
+                <w:b w:val="false"/>
+                <w:bCs w:val="false"/>
+                <w:color w:val="000000"/>
+                <w:sz w:val="17"/>
+                <w:szCs w:val="17"/>
+              </w:rPr>
+              <w:t xml:space="preserve">―</w:t>
+            </w:r>
+          </w:p>
+        </w:tc>
+        <w:tc>
+          <w:tcPr>
+            <w:tcW w:type="dxa" w:w="1872"/>
+            <w:shd w:fill="FFFFFF" w:val="clear"/>
+            <w:tcMar>
+              <w:top w:type="dxa" w:w="70"/>
+              <w:left w:type="dxa" w:w="90"/>
+              <w:bottom w:type="dxa" w:w="70"/>
+              <w:right w:type="dxa" w:w="90"/>
+            </w:tcMar>
+          </w:tcPr>
+          <w:p>
+            <w:pPr>
+              <w:spacing w:after="0" w:line="250" w:lineRule="exact"/>
+            </w:pPr>
+            <w:r>
+              <w:rPr>
+                <w:rFonts w:ascii="游ゴシック" w:cs="游ゴシック" w:eastAsia="游ゴシック" w:hAnsi="游ゴシック"/>
+                <w:b w:val="false"/>
+                <w:bCs w:val="false"/>
+                <w:color w:val="000000"/>
+                <w:sz w:val="17"/>
+                <w:szCs w:val="17"/>
+              </w:rPr>
+              <w:t xml:space="preserve"/>
+            </w:r>
+          </w:p>
+        </w:tc>
+      </w:tr>
+      <w:tr>
+        <w:trPr>
+          <w:cantSplit/>
+          <w:trHeight w:val="700" w:hRule="atLeast"/>
+        </w:trPr>
+        <w:tc>
+          <w:tcPr>
+            <w:tcW w:type="dxa" w:w="468"/>
+            <w:shd w:fill="FFFFFF" w:val="clear"/>
+            <w:tcMar>
+              <w:top w:type="dxa" w:w="70"/>
+              <w:left w:type="dxa" w:w="90"/>
+              <w:bottom w:type="dxa" w:w="70"/>
+              <w:right w:type="dxa" w:w="90"/>
+            </w:tcMar>
+          </w:tcPr>
+          <w:p>
+            <w:pPr>
+              <w:spacing w:after="0" w:line="250" w:lineRule="exact"/>
+            </w:pPr>
+            <w:r>
+              <w:rPr>
+                <w:rFonts w:ascii="游ゴシック" w:cs="游ゴシック" w:eastAsia="游ゴシック" w:hAnsi="游ゴシック"/>
+                <w:b w:val="false"/>
+                <w:bCs w:val="false"/>
+                <w:color w:val="000000"/>
+                <w:sz w:val="17"/>
+                <w:szCs w:val="17"/>
+              </w:rPr>
+              <w:t xml:space="preserve">12
+Ｄ</w:t>
+            </w:r>
+          </w:p>
+        </w:tc>
+        <w:tc>
+          <w:tcPr>
+            <w:tcW w:type="dxa" w:w="3089"/>
             <w:shd w:fill="FFFFFF" w:val="clear"/>
             <w:tcMar>
               <w:top w:type="dxa" w:w="70"/>
@@ -3871,7 +3896,7 @@
         </w:tc>
         <w:tc>
           <w:tcPr>
-            <w:tcW w:type="dxa" w:w="1873"/>
+            <w:tcW w:type="dxa" w:w="1872"/>
             <w:shd w:fill="FFFFFF" w:val="clear"/>
             <w:tcMar>
               <w:top w:type="dxa" w:w="70"/>
@@ -3899,6 +3924,2058 @@
         </w:tc>
       </w:tr>
     </w:tbl>
+    <w:p>
+      <w:r>
+        <w:br w:type="page"/>
+      </w:r>
+    </w:p>
+    <w:p>
+      <w:pPr>
+        <w:pStyle w:val="Heading1"/>
+        <w:keepNext/>
+        <w:shd w:fill="1F3864" w:val="clear"/>
+        <w:spacing w:after="240" w:before="0"/>
+      </w:pPr>
+      <w:r>
+        <w:rPr>
+          <w:rFonts w:ascii="游ゴシック" w:cs="游ゴシック" w:eastAsia="游ゴシック" w:hAnsi="游ゴシック"/>
+          <w:b/>
+          <w:bCs/>
+          <w:color w:val="FFFFFF"/>
+          <w:sz w:val="26"/>
+          <w:szCs w:val="26"/>
+        </w:rPr>
+        <w:t xml:space="preserve">参考　当方で進める事項（21件）　―　ご回答は不要です</w:t>
+      </w:r>
+    </w:p>
+    <w:p>
+      <w:pPr>
+        <w:spacing w:after="200" w:line="300" w:lineRule="exact"/>
+      </w:pPr>
+      <w:r>
+        <w:rPr>
+          <w:rFonts w:ascii="游明朝" w:cs="游明朝" w:eastAsia="游明朝" w:hAnsi="游明朝"/>
+          <w:sz w:val="21"/>
+          <w:szCs w:val="21"/>
+        </w:rPr>
+        <w:t xml:space="preserve">次の事項は、国・県の原典および公表資料で当方が確かめられるものです。当方で解消すべき計算上・資料解釈上の疑問を村にお尋ねするのは筋が通らないため、本票から外しております。確認の結果は成果品に反映し、公表資料では村固有の事実を置き換えられないことが分かった場合は、改めてご照会いたします。</w:t>
+      </w:r>
+    </w:p>
+    <w:tbl>
+      <w:tblPr>
+        <w:tblW w:type="dxa" w:w="9360"/>
+        <w:tblBorders>
+          <w:top w:val="single" w:color="auto" w:sz="4"/>
+          <w:left w:val="single" w:color="auto" w:sz="4"/>
+          <w:bottom w:val="single" w:color="auto" w:sz="4"/>
+          <w:right w:val="single" w:color="auto" w:sz="4"/>
+          <w:insideH w:val="single" w:color="auto" w:sz="4"/>
+          <w:insideV w:val="single" w:color="auto" w:sz="4"/>
+        </w:tblBorders>
+        <w:tblLayout w:type="fixed"/>
+      </w:tblPr>
+      <w:tblGrid>
+        <w:gridCol w:w="374"/>
+        <w:gridCol w:w="4118"/>
+        <w:gridCol w:w="4868"/>
+      </w:tblGrid>
+      <w:tr>
+        <w:trPr>
+          <w:cantSplit/>
+          <w:tblHeader/>
+        </w:trPr>
+        <w:tc>
+          <w:tcPr>
+            <w:tcW w:type="dxa" w:w="374"/>
+            <w:shd w:fill="2E75B6" w:val="clear"/>
+            <w:tcMar>
+              <w:top w:type="dxa" w:w="70"/>
+              <w:left w:type="dxa" w:w="90"/>
+              <w:bottom w:type="dxa" w:w="70"/>
+              <w:right w:type="dxa" w:w="90"/>
+            </w:tcMar>
+          </w:tcPr>
+          <w:p>
+            <w:pPr>
+              <w:spacing w:after="0" w:line="250" w:lineRule="exact"/>
+              <w:jc w:val="center"/>
+            </w:pPr>
+            <w:r>
+              <w:rPr>
+                <w:rFonts w:ascii="游ゴシック" w:cs="游ゴシック" w:eastAsia="游ゴシック" w:hAnsi="游ゴシック"/>
+                <w:b/>
+                <w:bCs/>
+                <w:color w:val="FFFFFF"/>
+                <w:sz w:val="17"/>
+                <w:szCs w:val="17"/>
+              </w:rPr>
+              <w:t xml:space="preserve">#</w:t>
+            </w:r>
+          </w:p>
+        </w:tc>
+        <w:tc>
+          <w:tcPr>
+            <w:tcW w:type="dxa" w:w="4118"/>
+            <w:shd w:fill="2E75B6" w:val="clear"/>
+            <w:tcMar>
+              <w:top w:type="dxa" w:w="70"/>
+              <w:left w:type="dxa" w:w="90"/>
+              <w:bottom w:type="dxa" w:w="70"/>
+              <w:right w:type="dxa" w:w="90"/>
+            </w:tcMar>
+          </w:tcPr>
+          <w:p>
+            <w:pPr>
+              <w:spacing w:after="0" w:line="250" w:lineRule="exact"/>
+              <w:jc w:val="center"/>
+            </w:pPr>
+            <w:r>
+              <w:rPr>
+                <w:rFonts w:ascii="游ゴシック" w:cs="游ゴシック" w:eastAsia="游ゴシック" w:hAnsi="游ゴシック"/>
+                <w:b/>
+                <w:bCs/>
+                <w:color w:val="FFFFFF"/>
+                <w:sz w:val="17"/>
+                <w:szCs w:val="17"/>
+              </w:rPr>
+              <w:t xml:space="preserve">事項</w:t>
+            </w:r>
+          </w:p>
+        </w:tc>
+        <w:tc>
+          <w:tcPr>
+            <w:tcW w:type="dxa" w:w="4868"/>
+            <w:shd w:fill="2E75B6" w:val="clear"/>
+            <w:tcMar>
+              <w:top w:type="dxa" w:w="70"/>
+              <w:left w:type="dxa" w:w="90"/>
+              <w:bottom w:type="dxa" w:w="70"/>
+              <w:right w:type="dxa" w:w="90"/>
+            </w:tcMar>
+          </w:tcPr>
+          <w:p>
+            <w:pPr>
+              <w:spacing w:after="0" w:line="250" w:lineRule="exact"/>
+              <w:jc w:val="center"/>
+            </w:pPr>
+            <w:r>
+              <w:rPr>
+                <w:rFonts w:ascii="游ゴシック" w:cs="游ゴシック" w:eastAsia="游ゴシック" w:hAnsi="游ゴシック"/>
+                <w:b/>
+                <w:bCs/>
+                <w:color w:val="FFFFFF"/>
+                <w:sz w:val="17"/>
+                <w:szCs w:val="17"/>
+              </w:rPr>
+              <w:t xml:space="preserve">当方で行うこと</w:t>
+            </w:r>
+          </w:p>
+        </w:tc>
+      </w:tr>
+      <w:tr>
+        <w:trPr>
+          <w:cantSplit/>
+          <w:trHeight w:val="700" w:hRule="atLeast"/>
+        </w:trPr>
+        <w:tc>
+          <w:tcPr>
+            <w:tcW w:type="dxa" w:w="374"/>
+            <w:shd w:fill="FFFFFF" w:val="clear"/>
+            <w:tcMar>
+              <w:top w:type="dxa" w:w="70"/>
+              <w:left w:type="dxa" w:w="90"/>
+              <w:bottom w:type="dxa" w:w="70"/>
+              <w:right w:type="dxa" w:w="90"/>
+            </w:tcMar>
+          </w:tcPr>
+          <w:p>
+            <w:pPr>
+              <w:spacing w:after="0" w:line="250" w:lineRule="exact"/>
+            </w:pPr>
+            <w:r>
+              <w:rPr>
+                <w:rFonts w:ascii="游ゴシック" w:cs="游ゴシック" w:eastAsia="游ゴシック" w:hAnsi="游ゴシック"/>
+                <w:b w:val="false"/>
+                <w:bCs w:val="false"/>
+                <w:color w:val="000000"/>
+                <w:sz w:val="17"/>
+                <w:szCs w:val="17"/>
+              </w:rPr>
+              <w:t xml:space="preserve">1</w:t>
+            </w:r>
+          </w:p>
+        </w:tc>
+        <w:tc>
+          <w:tcPr>
+            <w:tcW w:type="dxa" w:w="4118"/>
+            <w:shd w:fill="FFFFFF" w:val="clear"/>
+            <w:tcMar>
+              <w:top w:type="dxa" w:w="70"/>
+              <w:left w:type="dxa" w:w="90"/>
+              <w:bottom w:type="dxa" w:w="70"/>
+              <w:right w:type="dxa" w:w="90"/>
+            </w:tcMar>
+          </w:tcPr>
+          <w:p>
+            <w:pPr>
+              <w:spacing w:after="0" w:line="250" w:lineRule="exact"/>
+            </w:pPr>
+            <w:r>
+              <w:rPr>
+                <w:rFonts w:ascii="游ゴシック" w:cs="游ゴシック" w:eastAsia="游ゴシック" w:hAnsi="游ゴシック"/>
+                <w:b w:val="false"/>
+                <w:bCs w:val="false"/>
+                <w:color w:val="000000"/>
+                <w:sz w:val="17"/>
+                <w:szCs w:val="17"/>
+              </w:rPr>
+              <w:t xml:space="preserve">令和8年法律第51号により介護保険法第117条に加わった記載事項の第10期計画への適用</w:t>
+            </w:r>
+          </w:p>
+        </w:tc>
+        <w:tc>
+          <w:tcPr>
+            <w:tcW w:type="dxa" w:w="4868"/>
+            <w:shd w:fill="FFFFFF" w:val="clear"/>
+            <w:tcMar>
+              <w:top w:type="dxa" w:w="70"/>
+              <w:left w:type="dxa" w:w="90"/>
+              <w:bottom w:type="dxa" w:w="70"/>
+              <w:right w:type="dxa" w:w="90"/>
+            </w:tcMar>
+          </w:tcPr>
+          <w:p>
+            <w:pPr>
+              <w:spacing w:after="0" w:line="250" w:lineRule="exact"/>
+            </w:pPr>
+            <w:r>
+              <w:rPr>
+                <w:rFonts w:ascii="游ゴシック" w:cs="游ゴシック" w:eastAsia="游ゴシック" w:hAnsi="游ゴシック"/>
+                <w:b w:val="false"/>
+                <w:bCs w:val="false"/>
+                <w:color w:val="000000"/>
+                <w:sz w:val="17"/>
+                <w:szCs w:val="17"/>
+              </w:rPr>
+              <w:t xml:space="preserve">法律案要綱・新旧対照条文・課長会議資料を受領済みであり、当方が確定した（doc92〜94）</w:t>
+            </w:r>
+          </w:p>
+        </w:tc>
+      </w:tr>
+      <w:tr>
+        <w:trPr>
+          <w:cantSplit/>
+          <w:trHeight w:val="700" w:hRule="atLeast"/>
+        </w:trPr>
+        <w:tc>
+          <w:tcPr>
+            <w:tcW w:type="dxa" w:w="374"/>
+            <w:shd w:fill="FFFFFF" w:val="clear"/>
+            <w:tcMar>
+              <w:top w:type="dxa" w:w="70"/>
+              <w:left w:type="dxa" w:w="90"/>
+              <w:bottom w:type="dxa" w:w="70"/>
+              <w:right w:type="dxa" w:w="90"/>
+            </w:tcMar>
+          </w:tcPr>
+          <w:p>
+            <w:pPr>
+              <w:spacing w:after="0" w:line="250" w:lineRule="exact"/>
+            </w:pPr>
+            <w:r>
+              <w:rPr>
+                <w:rFonts w:ascii="游ゴシック" w:cs="游ゴシック" w:eastAsia="游ゴシック" w:hAnsi="游ゴシック"/>
+                <w:b w:val="false"/>
+                <w:bCs w:val="false"/>
+                <w:color w:val="000000"/>
+                <w:sz w:val="17"/>
+                <w:szCs w:val="17"/>
+              </w:rPr>
+              <w:t xml:space="preserve">2</w:t>
+            </w:r>
+          </w:p>
+        </w:tc>
+        <w:tc>
+          <w:tcPr>
+            <w:tcW w:type="dxa" w:w="4118"/>
+            <w:shd w:fill="FFFFFF" w:val="clear"/>
+            <w:tcMar>
+              <w:top w:type="dxa" w:w="70"/>
+              <w:left w:type="dxa" w:w="90"/>
+              <w:bottom w:type="dxa" w:w="70"/>
+              <w:right w:type="dxa" w:w="90"/>
+            </w:tcMar>
+          </w:tcPr>
+          <w:p>
+            <w:pPr>
+              <w:spacing w:after="0" w:line="250" w:lineRule="exact"/>
+            </w:pPr>
+            <w:r>
+              <w:rPr>
+                <w:rFonts w:ascii="游ゴシック" w:cs="游ゴシック" w:eastAsia="游ゴシック" w:hAnsi="游ゴシック"/>
+                <w:b w:val="false"/>
+                <w:bCs w:val="false"/>
+                <w:color w:val="000000"/>
+                <w:sz w:val="17"/>
+                <w:szCs w:val="17"/>
+              </w:rPr>
+              <w:t xml:space="preserve">ICF分析は標準設問のみで完結することの確認</w:t>
+            </w:r>
+          </w:p>
+        </w:tc>
+        <w:tc>
+          <w:tcPr>
+            <w:tcW w:type="dxa" w:w="4868"/>
+            <w:shd w:fill="FFFFFF" w:val="clear"/>
+            <w:tcMar>
+              <w:top w:type="dxa" w:w="70"/>
+              <w:left w:type="dxa" w:w="90"/>
+              <w:bottom w:type="dxa" w:w="70"/>
+              <w:right w:type="dxa" w:w="90"/>
+            </w:tcMar>
+          </w:tcPr>
+          <w:p>
+            <w:pPr>
+              <w:spacing w:after="0" w:line="250" w:lineRule="exact"/>
+            </w:pPr>
+            <w:r>
+              <w:rPr>
+                <w:rFonts w:ascii="游ゴシック" w:cs="游ゴシック" w:eastAsia="游ゴシック" w:hAnsi="游ゴシック"/>
+                <w:b w:val="false"/>
+                <w:bCs w:val="false"/>
+                <w:color w:val="000000"/>
+                <w:sz w:val="17"/>
+                <w:szCs w:val="17"/>
+              </w:rPr>
+              <w:t xml:space="preserve">当方の分析の設計である。標準設問の範囲で完結させる</w:t>
+            </w:r>
+          </w:p>
+        </w:tc>
+      </w:tr>
+      <w:tr>
+        <w:trPr>
+          <w:cantSplit/>
+          <w:trHeight w:val="700" w:hRule="atLeast"/>
+        </w:trPr>
+        <w:tc>
+          <w:tcPr>
+            <w:tcW w:type="dxa" w:w="374"/>
+            <w:shd w:fill="FFFFFF" w:val="clear"/>
+            <w:tcMar>
+              <w:top w:type="dxa" w:w="70"/>
+              <w:left w:type="dxa" w:w="90"/>
+              <w:bottom w:type="dxa" w:w="70"/>
+              <w:right w:type="dxa" w:w="90"/>
+            </w:tcMar>
+          </w:tcPr>
+          <w:p>
+            <w:pPr>
+              <w:spacing w:after="0" w:line="250" w:lineRule="exact"/>
+            </w:pPr>
+            <w:r>
+              <w:rPr>
+                <w:rFonts w:ascii="游ゴシック" w:cs="游ゴシック" w:eastAsia="游ゴシック" w:hAnsi="游ゴシック"/>
+                <w:b w:val="false"/>
+                <w:bCs w:val="false"/>
+                <w:color w:val="000000"/>
+                <w:sz w:val="17"/>
+                <w:szCs w:val="17"/>
+              </w:rPr>
+              <w:t xml:space="preserve">3</w:t>
+            </w:r>
+          </w:p>
+        </w:tc>
+        <w:tc>
+          <w:tcPr>
+            <w:tcW w:type="dxa" w:w="4118"/>
+            <w:shd w:fill="FFFFFF" w:val="clear"/>
+            <w:tcMar>
+              <w:top w:type="dxa" w:w="70"/>
+              <w:left w:type="dxa" w:w="90"/>
+              <w:bottom w:type="dxa" w:w="70"/>
+              <w:right w:type="dxa" w:w="90"/>
+            </w:tcMar>
+          </w:tcPr>
+          <w:p>
+            <w:pPr>
+              <w:spacing w:after="0" w:line="250" w:lineRule="exact"/>
+            </w:pPr>
+            <w:r>
+              <w:rPr>
+                <w:rFonts w:ascii="游ゴシック" w:cs="游ゴシック" w:eastAsia="游ゴシック" w:hAnsi="游ゴシック"/>
+                <w:b w:val="false"/>
+                <w:bCs w:val="false"/>
+                <w:color w:val="000000"/>
+                <w:sz w:val="17"/>
+                <w:szCs w:val="17"/>
+              </w:rPr>
+              <w:t xml:space="preserve">リスク判定10種の該当基準（見える化システムの算出方法との突合）</w:t>
+            </w:r>
+          </w:p>
+        </w:tc>
+        <w:tc>
+          <w:tcPr>
+            <w:tcW w:type="dxa" w:w="4868"/>
+            <w:shd w:fill="FFFFFF" w:val="clear"/>
+            <w:tcMar>
+              <w:top w:type="dxa" w:w="70"/>
+              <w:left w:type="dxa" w:w="90"/>
+              <w:bottom w:type="dxa" w:w="70"/>
+              <w:right w:type="dxa" w:w="90"/>
+            </w:tcMar>
+          </w:tcPr>
+          <w:p>
+            <w:pPr>
+              <w:spacing w:after="0" w:line="250" w:lineRule="exact"/>
+            </w:pPr>
+            <w:r>
+              <w:rPr>
+                <w:rFonts w:ascii="游ゴシック" w:cs="游ゴシック" w:eastAsia="游ゴシック" w:hAnsi="游ゴシック"/>
+                <w:b w:val="false"/>
+                <w:bCs w:val="false"/>
+                <w:color w:val="000000"/>
+                <w:sz w:val="17"/>
+                <w:szCs w:val="17"/>
+              </w:rPr>
+              <w:t xml:space="preserve">見える化システムの指標の算出方法は公表されている。当方が突き合わせる</w:t>
+            </w:r>
+          </w:p>
+        </w:tc>
+      </w:tr>
+      <w:tr>
+        <w:trPr>
+          <w:cantSplit/>
+          <w:trHeight w:val="700" w:hRule="atLeast"/>
+        </w:trPr>
+        <w:tc>
+          <w:tcPr>
+            <w:tcW w:type="dxa" w:w="374"/>
+            <w:shd w:fill="FFFFFF" w:val="clear"/>
+            <w:tcMar>
+              <w:top w:type="dxa" w:w="70"/>
+              <w:left w:type="dxa" w:w="90"/>
+              <w:bottom w:type="dxa" w:w="70"/>
+              <w:right w:type="dxa" w:w="90"/>
+            </w:tcMar>
+          </w:tcPr>
+          <w:p>
+            <w:pPr>
+              <w:spacing w:after="0" w:line="250" w:lineRule="exact"/>
+            </w:pPr>
+            <w:r>
+              <w:rPr>
+                <w:rFonts w:ascii="游ゴシック" w:cs="游ゴシック" w:eastAsia="游ゴシック" w:hAnsi="游ゴシック"/>
+                <w:b w:val="false"/>
+                <w:bCs w:val="false"/>
+                <w:color w:val="000000"/>
+                <w:sz w:val="17"/>
+                <w:szCs w:val="17"/>
+              </w:rPr>
+              <w:t xml:space="preserve">4</w:t>
+            </w:r>
+          </w:p>
+        </w:tc>
+        <w:tc>
+          <w:tcPr>
+            <w:tcW w:type="dxa" w:w="4118"/>
+            <w:shd w:fill="FFFFFF" w:val="clear"/>
+            <w:tcMar>
+              <w:top w:type="dxa" w:w="70"/>
+              <w:left w:type="dxa" w:w="90"/>
+              <w:bottom w:type="dxa" w:w="70"/>
+              <w:right w:type="dxa" w:w="90"/>
+            </w:tcMar>
+          </w:tcPr>
+          <w:p>
+            <w:pPr>
+              <w:spacing w:after="0" w:line="250" w:lineRule="exact"/>
+            </w:pPr>
+            <w:r>
+              <w:rPr>
+                <w:rFonts w:ascii="游ゴシック" w:cs="游ゴシック" w:eastAsia="游ゴシック" w:hAnsi="游ゴシック"/>
+                <w:b w:val="false"/>
+                <w:bCs w:val="false"/>
+                <w:color w:val="000000"/>
+                <w:sz w:val="17"/>
+                <w:szCs w:val="17"/>
+              </w:rPr>
+              <w:t xml:space="preserve">国の推計ワークシートが求める在宅サービス利用率の分母</w:t>
+            </w:r>
+          </w:p>
+        </w:tc>
+        <w:tc>
+          <w:tcPr>
+            <w:tcW w:type="dxa" w:w="4868"/>
+            <w:shd w:fill="FFFFFF" w:val="clear"/>
+            <w:tcMar>
+              <w:top w:type="dxa" w:w="70"/>
+              <w:left w:type="dxa" w:w="90"/>
+              <w:bottom w:type="dxa" w:w="70"/>
+              <w:right w:type="dxa" w:w="90"/>
+            </w:tcMar>
+          </w:tcPr>
+          <w:p>
+            <w:pPr>
+              <w:spacing w:after="0" w:line="250" w:lineRule="exact"/>
+            </w:pPr>
+            <w:r>
+              <w:rPr>
+                <w:rFonts w:ascii="游ゴシック" w:cs="游ゴシック" w:eastAsia="游ゴシック" w:hAnsi="游ゴシック"/>
+                <w:b w:val="false"/>
+                <w:bCs w:val="false"/>
+                <w:color w:val="000000"/>
+                <w:sz w:val="17"/>
+                <w:szCs w:val="17"/>
+              </w:rPr>
+              <w:t xml:space="preserve">国の推計ワークシートの手引きに書かれている。当方が確かめる</w:t>
+            </w:r>
+          </w:p>
+        </w:tc>
+      </w:tr>
+      <w:tr>
+        <w:trPr>
+          <w:cantSplit/>
+          <w:trHeight w:val="700" w:hRule="atLeast"/>
+        </w:trPr>
+        <w:tc>
+          <w:tcPr>
+            <w:tcW w:type="dxa" w:w="374"/>
+            <w:shd w:fill="FFFFFF" w:val="clear"/>
+            <w:tcMar>
+              <w:top w:type="dxa" w:w="70"/>
+              <w:left w:type="dxa" w:w="90"/>
+              <w:bottom w:type="dxa" w:w="70"/>
+              <w:right w:type="dxa" w:w="90"/>
+            </w:tcMar>
+          </w:tcPr>
+          <w:p>
+            <w:pPr>
+              <w:spacing w:after="0" w:line="250" w:lineRule="exact"/>
+            </w:pPr>
+            <w:r>
+              <w:rPr>
+                <w:rFonts w:ascii="游ゴシック" w:cs="游ゴシック" w:eastAsia="游ゴシック" w:hAnsi="游ゴシック"/>
+                <w:b w:val="false"/>
+                <w:bCs w:val="false"/>
+                <w:color w:val="000000"/>
+                <w:sz w:val="17"/>
+                <w:szCs w:val="17"/>
+              </w:rPr>
+              <w:t xml:space="preserve">5</w:t>
+            </w:r>
+          </w:p>
+        </w:tc>
+        <w:tc>
+          <w:tcPr>
+            <w:tcW w:type="dxa" w:w="4118"/>
+            <w:shd w:fill="FFFFFF" w:val="clear"/>
+            <w:tcMar>
+              <w:top w:type="dxa" w:w="70"/>
+              <w:left w:type="dxa" w:w="90"/>
+              <w:bottom w:type="dxa" w:w="70"/>
+              <w:right w:type="dxa" w:w="90"/>
+            </w:tcMar>
+          </w:tcPr>
+          <w:p>
+            <w:pPr>
+              <w:spacing w:after="0" w:line="250" w:lineRule="exact"/>
+            </w:pPr>
+            <w:r>
+              <w:rPr>
+                <w:rFonts w:ascii="游ゴシック" w:cs="游ゴシック" w:eastAsia="游ゴシック" w:hAnsi="游ゴシック"/>
+                <w:b w:val="false"/>
+                <w:bCs w:val="false"/>
+                <w:color w:val="000000"/>
+                <w:sz w:val="17"/>
+                <w:szCs w:val="17"/>
+              </w:rPr>
+              <w:t xml:space="preserve">在宅介護実態調査の集計設計（要介護度3区分×介護者勤務形態3区分のセル数）</w:t>
+            </w:r>
+          </w:p>
+        </w:tc>
+        <w:tc>
+          <w:tcPr>
+            <w:tcW w:type="dxa" w:w="4868"/>
+            <w:shd w:fill="FFFFFF" w:val="clear"/>
+            <w:tcMar>
+              <w:top w:type="dxa" w:w="70"/>
+              <w:left w:type="dxa" w:w="90"/>
+              <w:bottom w:type="dxa" w:w="70"/>
+              <w:right w:type="dxa" w:w="90"/>
+            </w:tcMar>
+          </w:tcPr>
+          <w:p>
+            <w:pPr>
+              <w:spacing w:after="0" w:line="250" w:lineRule="exact"/>
+            </w:pPr>
+            <w:r>
+              <w:rPr>
+                <w:rFonts w:ascii="游ゴシック" w:cs="游ゴシック" w:eastAsia="游ゴシック" w:hAnsi="游ゴシック"/>
+                <w:b w:val="false"/>
+                <w:bCs w:val="false"/>
+                <w:color w:val="000000"/>
+                <w:sz w:val="17"/>
+                <w:szCs w:val="17"/>
+              </w:rPr>
+              <w:t xml:space="preserve">当方の集計の設計である。セル数は当方が決め、doc16§6の非表示の基準で運用する</w:t>
+            </w:r>
+          </w:p>
+        </w:tc>
+      </w:tr>
+      <w:tr>
+        <w:trPr>
+          <w:cantSplit/>
+          <w:trHeight w:val="700" w:hRule="atLeast"/>
+        </w:trPr>
+        <w:tc>
+          <w:tcPr>
+            <w:tcW w:type="dxa" w:w="374"/>
+            <w:shd w:fill="FFFFFF" w:val="clear"/>
+            <w:tcMar>
+              <w:top w:type="dxa" w:w="70"/>
+              <w:left w:type="dxa" w:w="90"/>
+              <w:bottom w:type="dxa" w:w="70"/>
+              <w:right w:type="dxa" w:w="90"/>
+            </w:tcMar>
+          </w:tcPr>
+          <w:p>
+            <w:pPr>
+              <w:spacing w:after="0" w:line="250" w:lineRule="exact"/>
+            </w:pPr>
+            <w:r>
+              <w:rPr>
+                <w:rFonts w:ascii="游ゴシック" w:cs="游ゴシック" w:eastAsia="游ゴシック" w:hAnsi="游ゴシック"/>
+                <w:b w:val="false"/>
+                <w:bCs w:val="false"/>
+                <w:color w:val="000000"/>
+                <w:sz w:val="17"/>
+                <w:szCs w:val="17"/>
+              </w:rPr>
+              <w:t xml:space="preserve">6</w:t>
+            </w:r>
+          </w:p>
+        </w:tc>
+        <w:tc>
+          <w:tcPr>
+            <w:tcW w:type="dxa" w:w="4118"/>
+            <w:shd w:fill="FFFFFF" w:val="clear"/>
+            <w:tcMar>
+              <w:top w:type="dxa" w:w="70"/>
+              <w:left w:type="dxa" w:w="90"/>
+              <w:bottom w:type="dxa" w:w="70"/>
+              <w:right w:type="dxa" w:w="90"/>
+            </w:tcMar>
+          </w:tcPr>
+          <w:p>
+            <w:pPr>
+              <w:spacing w:after="0" w:line="250" w:lineRule="exact"/>
+            </w:pPr>
+            <w:r>
+              <w:rPr>
+                <w:rFonts w:ascii="游ゴシック" w:cs="游ゴシック" w:eastAsia="游ゴシック" w:hAnsi="游ゴシック"/>
+                <w:b w:val="false"/>
+                <w:bCs w:val="false"/>
+                <w:color w:val="000000"/>
+                <w:sz w:val="17"/>
+                <w:szCs w:val="17"/>
+              </w:rPr>
+              <w:t xml:space="preserve">地域支援事業費が国の推計（3か年147,654千円）と当方の算定（119,658千円）で23.4%食い違う</w:t>
+            </w:r>
+          </w:p>
+        </w:tc>
+        <w:tc>
+          <w:tcPr>
+            <w:tcW w:type="dxa" w:w="4868"/>
+            <w:shd w:fill="FFFFFF" w:val="clear"/>
+            <w:tcMar>
+              <w:top w:type="dxa" w:w="70"/>
+              <w:left w:type="dxa" w:w="90"/>
+              <w:bottom w:type="dxa" w:w="70"/>
+              <w:right w:type="dxa" w:w="90"/>
+            </w:tcMar>
+          </w:tcPr>
+          <w:p>
+            <w:pPr>
+              <w:spacing w:after="0" w:line="250" w:lineRule="exact"/>
+            </w:pPr>
+            <w:r>
+              <w:rPr>
+                <w:rFonts w:ascii="游ゴシック" w:cs="游ゴシック" w:eastAsia="游ゴシック" w:hAnsi="游ゴシック"/>
+                <w:b w:val="false"/>
+                <w:bCs w:val="false"/>
+                <w:color w:val="000000"/>
+                <w:sz w:val="17"/>
+                <w:szCs w:val="17"/>
+              </w:rPr>
+              <w:t xml:space="preserve">当方の算定と国の推計の差である。算定の範囲を当方で洗う</w:t>
+            </w:r>
+          </w:p>
+        </w:tc>
+      </w:tr>
+      <w:tr>
+        <w:trPr>
+          <w:cantSplit/>
+          <w:trHeight w:val="700" w:hRule="atLeast"/>
+        </w:trPr>
+        <w:tc>
+          <w:tcPr>
+            <w:tcW w:type="dxa" w:w="374"/>
+            <w:shd w:fill="FFFFFF" w:val="clear"/>
+            <w:tcMar>
+              <w:top w:type="dxa" w:w="70"/>
+              <w:left w:type="dxa" w:w="90"/>
+              <w:bottom w:type="dxa" w:w="70"/>
+              <w:right w:type="dxa" w:w="90"/>
+            </w:tcMar>
+          </w:tcPr>
+          <w:p>
+            <w:pPr>
+              <w:spacing w:after="0" w:line="250" w:lineRule="exact"/>
+            </w:pPr>
+            <w:r>
+              <w:rPr>
+                <w:rFonts w:ascii="游ゴシック" w:cs="游ゴシック" w:eastAsia="游ゴシック" w:hAnsi="游ゴシック"/>
+                <w:b w:val="false"/>
+                <w:bCs w:val="false"/>
+                <w:color w:val="000000"/>
+                <w:sz w:val="17"/>
+                <w:szCs w:val="17"/>
+              </w:rPr>
+              <w:t xml:space="preserve">7</w:t>
+            </w:r>
+          </w:p>
+        </w:tc>
+        <w:tc>
+          <w:tcPr>
+            <w:tcW w:type="dxa" w:w="4118"/>
+            <w:shd w:fill="FFFFFF" w:val="clear"/>
+            <w:tcMar>
+              <w:top w:type="dxa" w:w="70"/>
+              <w:left w:type="dxa" w:w="90"/>
+              <w:bottom w:type="dxa" w:w="70"/>
+              <w:right w:type="dxa" w:w="90"/>
+            </w:tcMar>
+          </w:tcPr>
+          <w:p>
+            <w:pPr>
+              <w:spacing w:after="0" w:line="250" w:lineRule="exact"/>
+            </w:pPr>
+            <w:r>
+              <w:rPr>
+                <w:rFonts w:ascii="游ゴシック" w:cs="游ゴシック" w:eastAsia="游ゴシック" w:hAnsi="游ゴシック"/>
+                <w:b w:val="false"/>
+                <w:bCs w:val="false"/>
+                <w:color w:val="000000"/>
+                <w:sz w:val="17"/>
+                <w:szCs w:val="17"/>
+              </w:rPr>
+              <w:t xml:space="preserve">後期高齢者加入割合補正係数（F）の算出方法（当方の復元が国の値と一致しない）</w:t>
+            </w:r>
+          </w:p>
+        </w:tc>
+        <w:tc>
+          <w:tcPr>
+            <w:tcW w:type="dxa" w:w="4868"/>
+            <w:shd w:fill="FFFFFF" w:val="clear"/>
+            <w:tcMar>
+              <w:top w:type="dxa" w:w="70"/>
+              <w:left w:type="dxa" w:w="90"/>
+              <w:bottom w:type="dxa" w:w="70"/>
+              <w:right w:type="dxa" w:w="90"/>
+            </w:tcMar>
+          </w:tcPr>
+          <w:p>
+            <w:pPr>
+              <w:spacing w:after="0" w:line="250" w:lineRule="exact"/>
+            </w:pPr>
+            <w:r>
+              <w:rPr>
+                <w:rFonts w:ascii="游ゴシック" w:cs="游ゴシック" w:eastAsia="游ゴシック" w:hAnsi="游ゴシック"/>
+                <w:b w:val="false"/>
+                <w:bCs w:val="false"/>
+                <w:color w:val="000000"/>
+                <w:sz w:val="17"/>
+                <w:szCs w:val="17"/>
+              </w:rPr>
+              <w:t xml:space="preserve">当方の復元の手順の問題である。国の様式と手引きで当方が確かめる</w:t>
+            </w:r>
+          </w:p>
+        </w:tc>
+      </w:tr>
+      <w:tr>
+        <w:trPr>
+          <w:cantSplit/>
+          <w:trHeight w:val="700" w:hRule="atLeast"/>
+        </w:trPr>
+        <w:tc>
+          <w:tcPr>
+            <w:tcW w:type="dxa" w:w="374"/>
+            <w:shd w:fill="FFFFFF" w:val="clear"/>
+            <w:tcMar>
+              <w:top w:type="dxa" w:w="70"/>
+              <w:left w:type="dxa" w:w="90"/>
+              <w:bottom w:type="dxa" w:w="70"/>
+              <w:right w:type="dxa" w:w="90"/>
+            </w:tcMar>
+          </w:tcPr>
+          <w:p>
+            <w:pPr>
+              <w:spacing w:after="0" w:line="250" w:lineRule="exact"/>
+            </w:pPr>
+            <w:r>
+              <w:rPr>
+                <w:rFonts w:ascii="游ゴシック" w:cs="游ゴシック" w:eastAsia="游ゴシック" w:hAnsi="游ゴシック"/>
+                <w:b w:val="false"/>
+                <w:bCs w:val="false"/>
+                <w:color w:val="000000"/>
+                <w:sz w:val="17"/>
+                <w:szCs w:val="17"/>
+              </w:rPr>
+              <w:t xml:space="preserve">8</w:t>
+            </w:r>
+          </w:p>
+        </w:tc>
+        <w:tc>
+          <w:tcPr>
+            <w:tcW w:type="dxa" w:w="4118"/>
+            <w:shd w:fill="FFFFFF" w:val="clear"/>
+            <w:tcMar>
+              <w:top w:type="dxa" w:w="70"/>
+              <w:left w:type="dxa" w:w="90"/>
+              <w:bottom w:type="dxa" w:w="70"/>
+              <w:right w:type="dxa" w:w="90"/>
+            </w:tcMar>
+          </w:tcPr>
+          <w:p>
+            <w:pPr>
+              <w:spacing w:after="0" w:line="250" w:lineRule="exact"/>
+            </w:pPr>
+            <w:r>
+              <w:rPr>
+                <w:rFonts w:ascii="游ゴシック" w:cs="游ゴシック" w:eastAsia="游ゴシック" w:hAnsi="游ゴシック"/>
+                <w:b w:val="false"/>
+                <w:bCs w:val="false"/>
+                <w:color w:val="000000"/>
+                <w:sz w:val="17"/>
+                <w:szCs w:val="17"/>
+              </w:rPr>
+              <w:t xml:space="preserve">本村の介護報酬の地域区分（級地）と、令和9年度の改定における見直しの有無</w:t>
+            </w:r>
+          </w:p>
+        </w:tc>
+        <w:tc>
+          <w:tcPr>
+            <w:tcW w:type="dxa" w:w="4868"/>
+            <w:shd w:fill="FFFFFF" w:val="clear"/>
+            <w:tcMar>
+              <w:top w:type="dxa" w:w="70"/>
+              <w:left w:type="dxa" w:w="90"/>
+              <w:bottom w:type="dxa" w:w="70"/>
+              <w:right w:type="dxa" w:w="90"/>
+            </w:tcMar>
+          </w:tcPr>
+          <w:p>
+            <w:pPr>
+              <w:spacing w:after="0" w:line="250" w:lineRule="exact"/>
+            </w:pPr>
+            <w:r>
+              <w:rPr>
+                <w:rFonts w:ascii="游ゴシック" w:cs="游ゴシック" w:eastAsia="游ゴシック" w:hAnsi="游ゴシック"/>
+                <w:b w:val="false"/>
+                <w:bCs w:val="false"/>
+                <w:color w:val="000000"/>
+                <w:sz w:val="17"/>
+                <w:szCs w:val="17"/>
+              </w:rPr>
+              <w:t xml:space="preserve">地域区分は告示で公表されている。当方が確かめる</w:t>
+            </w:r>
+          </w:p>
+        </w:tc>
+      </w:tr>
+      <w:tr>
+        <w:trPr>
+          <w:cantSplit/>
+          <w:trHeight w:val="700" w:hRule="atLeast"/>
+        </w:trPr>
+        <w:tc>
+          <w:tcPr>
+            <w:tcW w:type="dxa" w:w="374"/>
+            <w:shd w:fill="FFFFFF" w:val="clear"/>
+            <w:tcMar>
+              <w:top w:type="dxa" w:w="70"/>
+              <w:left w:type="dxa" w:w="90"/>
+              <w:bottom w:type="dxa" w:w="70"/>
+              <w:right w:type="dxa" w:w="90"/>
+            </w:tcMar>
+          </w:tcPr>
+          <w:p>
+            <w:pPr>
+              <w:spacing w:after="0" w:line="250" w:lineRule="exact"/>
+            </w:pPr>
+            <w:r>
+              <w:rPr>
+                <w:rFonts w:ascii="游ゴシック" w:cs="游ゴシック" w:eastAsia="游ゴシック" w:hAnsi="游ゴシック"/>
+                <w:b w:val="false"/>
+                <w:bCs w:val="false"/>
+                <w:color w:val="000000"/>
+                <w:sz w:val="17"/>
+                <w:szCs w:val="17"/>
+              </w:rPr>
+              <w:t xml:space="preserve">9</w:t>
+            </w:r>
+          </w:p>
+        </w:tc>
+        <w:tc>
+          <w:tcPr>
+            <w:tcW w:type="dxa" w:w="4118"/>
+            <w:shd w:fill="FFFFFF" w:val="clear"/>
+            <w:tcMar>
+              <w:top w:type="dxa" w:w="70"/>
+              <w:left w:type="dxa" w:w="90"/>
+              <w:bottom w:type="dxa" w:w="70"/>
+              <w:right w:type="dxa" w:w="90"/>
+            </w:tcMar>
+          </w:tcPr>
+          <w:p>
+            <w:pPr>
+              <w:spacing w:after="0" w:line="250" w:lineRule="exact"/>
+            </w:pPr>
+            <w:r>
+              <w:rPr>
+                <w:rFonts w:ascii="游ゴシック" w:cs="游ゴシック" w:eastAsia="游ゴシック" w:hAnsi="游ゴシック"/>
+                <w:b w:val="false"/>
+                <w:bCs w:val="false"/>
+                <w:color w:val="000000"/>
+                <w:sz w:val="17"/>
+                <w:szCs w:val="17"/>
+              </w:rPr>
+              <w:t xml:space="preserve">第1号被保険者数の前期・後期の内訳が国の様式（3区分）と素案5-2（2区分）で食い違う</w:t>
+            </w:r>
+          </w:p>
+        </w:tc>
+        <w:tc>
+          <w:tcPr>
+            <w:tcW w:type="dxa" w:w="4868"/>
+            <w:shd w:fill="FFFFFF" w:val="clear"/>
+            <w:tcMar>
+              <w:top w:type="dxa" w:w="70"/>
+              <w:left w:type="dxa" w:w="90"/>
+              <w:bottom w:type="dxa" w:w="70"/>
+              <w:right w:type="dxa" w:w="90"/>
+            </w:tcMar>
+          </w:tcPr>
+          <w:p>
+            <w:pPr>
+              <w:spacing w:after="0" w:line="250" w:lineRule="exact"/>
+            </w:pPr>
+            <w:r>
+              <w:rPr>
+                <w:rFonts w:ascii="游ゴシック" w:cs="游ゴシック" w:eastAsia="游ゴシック" w:hAnsi="游ゴシック"/>
+                <w:b w:val="false"/>
+                <w:bCs w:val="false"/>
+                <w:color w:val="000000"/>
+                <w:sz w:val="17"/>
+                <w:szCs w:val="17"/>
+              </w:rPr>
+              <w:t xml:space="preserve">国の推計ワークシートの様式が3区分で持つことが分かっている。当方で素案5-2を揃える</w:t>
+            </w:r>
+          </w:p>
+        </w:tc>
+      </w:tr>
+      <w:tr>
+        <w:trPr>
+          <w:cantSplit/>
+          <w:trHeight w:val="700" w:hRule="atLeast"/>
+        </w:trPr>
+        <w:tc>
+          <w:tcPr>
+            <w:tcW w:type="dxa" w:w="374"/>
+            <w:shd w:fill="FFFFFF" w:val="clear"/>
+            <w:tcMar>
+              <w:top w:type="dxa" w:w="70"/>
+              <w:left w:type="dxa" w:w="90"/>
+              <w:bottom w:type="dxa" w:w="70"/>
+              <w:right w:type="dxa" w:w="90"/>
+            </w:tcMar>
+          </w:tcPr>
+          <w:p>
+            <w:pPr>
+              <w:spacing w:after="0" w:line="250" w:lineRule="exact"/>
+            </w:pPr>
+            <w:r>
+              <w:rPr>
+                <w:rFonts w:ascii="游ゴシック" w:cs="游ゴシック" w:eastAsia="游ゴシック" w:hAnsi="游ゴシック"/>
+                <w:b w:val="false"/>
+                <w:bCs w:val="false"/>
+                <w:color w:val="000000"/>
+                <w:sz w:val="17"/>
+                <w:szCs w:val="17"/>
+              </w:rPr>
+              <w:t xml:space="preserve">10</w:t>
+            </w:r>
+          </w:p>
+        </w:tc>
+        <w:tc>
+          <w:tcPr>
+            <w:tcW w:type="dxa" w:w="4118"/>
+            <w:shd w:fill="FFFFFF" w:val="clear"/>
+            <w:tcMar>
+              <w:top w:type="dxa" w:w="70"/>
+              <w:left w:type="dxa" w:w="90"/>
+              <w:bottom w:type="dxa" w:w="70"/>
+              <w:right w:type="dxa" w:w="90"/>
+            </w:tcMar>
+          </w:tcPr>
+          <w:p>
+            <w:pPr>
+              <w:spacing w:after="0" w:line="250" w:lineRule="exact"/>
+            </w:pPr>
+            <w:r>
+              <w:rPr>
+                <w:rFonts w:ascii="游ゴシック" w:cs="游ゴシック" w:eastAsia="游ゴシック" w:hAnsi="游ゴシック"/>
+                <w:b w:val="false"/>
+                <w:bCs w:val="false"/>
+                <w:color w:val="000000"/>
+                <w:sz w:val="17"/>
+                <w:szCs w:val="17"/>
+              </w:rPr>
+              <w:t xml:space="preserve">認定者数が国の推計（3か年計629人）と当方の算定（651人）で3.4%食い違う</w:t>
+            </w:r>
+          </w:p>
+        </w:tc>
+        <w:tc>
+          <w:tcPr>
+            <w:tcW w:type="dxa" w:w="4868"/>
+            <w:shd w:fill="FFFFFF" w:val="clear"/>
+            <w:tcMar>
+              <w:top w:type="dxa" w:w="70"/>
+              <w:left w:type="dxa" w:w="90"/>
+              <w:bottom w:type="dxa" w:w="70"/>
+              <w:right w:type="dxa" w:w="90"/>
+            </w:tcMar>
+          </w:tcPr>
+          <w:p>
+            <w:pPr>
+              <w:spacing w:after="0" w:line="250" w:lineRule="exact"/>
+            </w:pPr>
+            <w:r>
+              <w:rPr>
+                <w:rFonts w:ascii="游ゴシック" w:cs="游ゴシック" w:eastAsia="游ゴシック" w:hAnsi="游ゴシック"/>
+                <w:b w:val="false"/>
+                <w:bCs w:val="false"/>
+                <w:color w:val="000000"/>
+                <w:sz w:val="17"/>
+                <w:szCs w:val="17"/>
+              </w:rPr>
+              <w:t xml:space="preserve">当方の算定と国の推計の差である。算定の過程を当方で洗う</w:t>
+            </w:r>
+          </w:p>
+        </w:tc>
+      </w:tr>
+      <w:tr>
+        <w:trPr>
+          <w:cantSplit/>
+          <w:trHeight w:val="700" w:hRule="atLeast"/>
+        </w:trPr>
+        <w:tc>
+          <w:tcPr>
+            <w:tcW w:type="dxa" w:w="374"/>
+            <w:shd w:fill="FFFFFF" w:val="clear"/>
+            <w:tcMar>
+              <w:top w:type="dxa" w:w="70"/>
+              <w:left w:type="dxa" w:w="90"/>
+              <w:bottom w:type="dxa" w:w="70"/>
+              <w:right w:type="dxa" w:w="90"/>
+            </w:tcMar>
+          </w:tcPr>
+          <w:p>
+            <w:pPr>
+              <w:spacing w:after="0" w:line="250" w:lineRule="exact"/>
+            </w:pPr>
+            <w:r>
+              <w:rPr>
+                <w:rFonts w:ascii="游ゴシック" w:cs="游ゴシック" w:eastAsia="游ゴシック" w:hAnsi="游ゴシック"/>
+                <w:b w:val="false"/>
+                <w:bCs w:val="false"/>
+                <w:color w:val="000000"/>
+                <w:sz w:val="17"/>
+                <w:szCs w:val="17"/>
+              </w:rPr>
+              <w:t xml:space="preserve">11</w:t>
+            </w:r>
+          </w:p>
+        </w:tc>
+        <w:tc>
+          <w:tcPr>
+            <w:tcW w:type="dxa" w:w="4118"/>
+            <w:shd w:fill="FFFFFF" w:val="clear"/>
+            <w:tcMar>
+              <w:top w:type="dxa" w:w="70"/>
+              <w:left w:type="dxa" w:w="90"/>
+              <w:bottom w:type="dxa" w:w="70"/>
+              <w:right w:type="dxa" w:w="90"/>
+            </w:tcMar>
+          </w:tcPr>
+          <w:p>
+            <w:pPr>
+              <w:spacing w:after="0" w:line="250" w:lineRule="exact"/>
+            </w:pPr>
+            <w:r>
+              <w:rPr>
+                <w:rFonts w:ascii="游ゴシック" w:cs="游ゴシック" w:eastAsia="游ゴシック" w:hAnsi="游ゴシック"/>
+                <w:b w:val="false"/>
+                <w:bCs w:val="false"/>
+                <w:color w:val="000000"/>
+                <w:sz w:val="17"/>
+                <w:szCs w:val="17"/>
+              </w:rPr>
+              <w:t xml:space="preserve">サービス見込量の前提（受給率を3か年平均とするか令和7年度水準とするか）</w:t>
+            </w:r>
+          </w:p>
+        </w:tc>
+        <w:tc>
+          <w:tcPr>
+            <w:tcW w:type="dxa" w:w="4868"/>
+            <w:shd w:fill="FFFFFF" w:val="clear"/>
+            <w:tcMar>
+              <w:top w:type="dxa" w:w="70"/>
+              <w:left w:type="dxa" w:w="90"/>
+              <w:bottom w:type="dxa" w:w="70"/>
+              <w:right w:type="dxa" w:w="90"/>
+            </w:tcMar>
+          </w:tcPr>
+          <w:p>
+            <w:pPr>
+              <w:spacing w:after="0" w:line="250" w:lineRule="exact"/>
+            </w:pPr>
+            <w:r>
+              <w:rPr>
+                <w:rFonts w:ascii="游ゴシック" w:cs="游ゴシック" w:eastAsia="游ゴシック" w:hAnsi="游ゴシック"/>
+                <w:b w:val="false"/>
+                <w:bCs w:val="false"/>
+                <w:color w:val="000000"/>
+                <w:sz w:val="17"/>
+                <w:szCs w:val="17"/>
+              </w:rPr>
+              <w:t xml:space="preserve">当方の算定方針である。3か年平均を本則とし、感応度で示す</w:t>
+            </w:r>
+          </w:p>
+        </w:tc>
+      </w:tr>
+      <w:tr>
+        <w:trPr>
+          <w:cantSplit/>
+          <w:trHeight w:val="700" w:hRule="atLeast"/>
+        </w:trPr>
+        <w:tc>
+          <w:tcPr>
+            <w:tcW w:type="dxa" w:w="374"/>
+            <w:shd w:fill="FFFFFF" w:val="clear"/>
+            <w:tcMar>
+              <w:top w:type="dxa" w:w="70"/>
+              <w:left w:type="dxa" w:w="90"/>
+              <w:bottom w:type="dxa" w:w="70"/>
+              <w:right w:type="dxa" w:w="90"/>
+            </w:tcMar>
+          </w:tcPr>
+          <w:p>
+            <w:pPr>
+              <w:spacing w:after="0" w:line="250" w:lineRule="exact"/>
+            </w:pPr>
+            <w:r>
+              <w:rPr>
+                <w:rFonts w:ascii="游ゴシック" w:cs="游ゴシック" w:eastAsia="游ゴシック" w:hAnsi="游ゴシック"/>
+                <w:b w:val="false"/>
+                <w:bCs w:val="false"/>
+                <w:color w:val="000000"/>
+                <w:sz w:val="17"/>
+                <w:szCs w:val="17"/>
+              </w:rPr>
+              <w:t xml:space="preserve">12</w:t>
+            </w:r>
+          </w:p>
+        </w:tc>
+        <w:tc>
+          <w:tcPr>
+            <w:tcW w:type="dxa" w:w="4118"/>
+            <w:shd w:fill="FFFFFF" w:val="clear"/>
+            <w:tcMar>
+              <w:top w:type="dxa" w:w="70"/>
+              <w:left w:type="dxa" w:w="90"/>
+              <w:bottom w:type="dxa" w:w="70"/>
+              <w:right w:type="dxa" w:w="90"/>
+            </w:tcMar>
+          </w:tcPr>
+          <w:p>
+            <w:pPr>
+              <w:spacing w:after="0" w:line="250" w:lineRule="exact"/>
+            </w:pPr>
+            <w:r>
+              <w:rPr>
+                <w:rFonts w:ascii="游ゴシック" w:cs="游ゴシック" w:eastAsia="游ゴシック" w:hAnsi="游ゴシック"/>
+                <w:b w:val="false"/>
+                <w:bCs w:val="false"/>
+                <w:color w:val="000000"/>
+                <w:sz w:val="17"/>
+                <w:szCs w:val="17"/>
+              </w:rPr>
+              <w:t xml:space="preserve">人口データの出所の統一（住基／国勢調査／福島県現住人口調査）</w:t>
+            </w:r>
+          </w:p>
+        </w:tc>
+        <w:tc>
+          <w:tcPr>
+            <w:tcW w:type="dxa" w:w="4868"/>
+            <w:shd w:fill="FFFFFF" w:val="clear"/>
+            <w:tcMar>
+              <w:top w:type="dxa" w:w="70"/>
+              <w:left w:type="dxa" w:w="90"/>
+              <w:bottom w:type="dxa" w:w="70"/>
+              <w:right w:type="dxa" w:w="90"/>
+            </w:tcMar>
+          </w:tcPr>
+          <w:p>
+            <w:pPr>
+              <w:spacing w:after="0" w:line="250" w:lineRule="exact"/>
+            </w:pPr>
+            <w:r>
+              <w:rPr>
+                <w:rFonts w:ascii="游ゴシック" w:cs="游ゴシック" w:eastAsia="游ゴシック" w:hAnsi="游ゴシック"/>
+                <w:b w:val="false"/>
+                <w:bCs w:val="false"/>
+                <w:color w:val="000000"/>
+                <w:sz w:val="17"/>
+                <w:szCs w:val="17"/>
+              </w:rPr>
+              <w:t xml:space="preserve">出所の統一は当方の整理である。用いる系列を素案に明記する</w:t>
+            </w:r>
+          </w:p>
+        </w:tc>
+      </w:tr>
+      <w:tr>
+        <w:trPr>
+          <w:cantSplit/>
+          <w:trHeight w:val="700" w:hRule="atLeast"/>
+        </w:trPr>
+        <w:tc>
+          <w:tcPr>
+            <w:tcW w:type="dxa" w:w="374"/>
+            <w:shd w:fill="FFFFFF" w:val="clear"/>
+            <w:tcMar>
+              <w:top w:type="dxa" w:w="70"/>
+              <w:left w:type="dxa" w:w="90"/>
+              <w:bottom w:type="dxa" w:w="70"/>
+              <w:right w:type="dxa" w:w="90"/>
+            </w:tcMar>
+          </w:tcPr>
+          <w:p>
+            <w:pPr>
+              <w:spacing w:after="0" w:line="250" w:lineRule="exact"/>
+            </w:pPr>
+            <w:r>
+              <w:rPr>
+                <w:rFonts w:ascii="游ゴシック" w:cs="游ゴシック" w:eastAsia="游ゴシック" w:hAnsi="游ゴシック"/>
+                <w:b w:val="false"/>
+                <w:bCs w:val="false"/>
+                <w:color w:val="000000"/>
+                <w:sz w:val="17"/>
+                <w:szCs w:val="17"/>
+              </w:rPr>
+              <w:t xml:space="preserve">13</w:t>
+            </w:r>
+          </w:p>
+        </w:tc>
+        <w:tc>
+          <w:tcPr>
+            <w:tcW w:type="dxa" w:w="4118"/>
+            <w:shd w:fill="FFFFFF" w:val="clear"/>
+            <w:tcMar>
+              <w:top w:type="dxa" w:w="70"/>
+              <w:left w:type="dxa" w:w="90"/>
+              <w:bottom w:type="dxa" w:w="70"/>
+              <w:right w:type="dxa" w:w="90"/>
+            </w:tcMar>
+          </w:tcPr>
+          <w:p>
+            <w:pPr>
+              <w:spacing w:after="0" w:line="250" w:lineRule="exact"/>
+            </w:pPr>
+            <w:r>
+              <w:rPr>
+                <w:rFonts w:ascii="游ゴシック" w:cs="游ゴシック" w:eastAsia="游ゴシック" w:hAnsi="游ゴシック"/>
+                <w:b w:val="false"/>
+                <w:bCs w:val="false"/>
+                <w:color w:val="000000"/>
+                <w:sz w:val="17"/>
+                <w:szCs w:val="17"/>
+              </w:rPr>
+              <w:t xml:space="preserve">介護保険法第117条第2項各号・第3項各号および基本指針の記載事項の条項番号の照合</w:t>
+            </w:r>
+          </w:p>
+        </w:tc>
+        <w:tc>
+          <w:tcPr>
+            <w:tcW w:type="dxa" w:w="4868"/>
+            <w:shd w:fill="FFFFFF" w:val="clear"/>
+            <w:tcMar>
+              <w:top w:type="dxa" w:w="70"/>
+              <w:left w:type="dxa" w:w="90"/>
+              <w:bottom w:type="dxa" w:w="70"/>
+              <w:right w:type="dxa" w:w="90"/>
+            </w:tcMar>
+          </w:tcPr>
+          <w:p>
+            <w:pPr>
+              <w:spacing w:after="0" w:line="250" w:lineRule="exact"/>
+            </w:pPr>
+            <w:r>
+              <w:rPr>
+                <w:rFonts w:ascii="游ゴシック" w:cs="游ゴシック" w:eastAsia="游ゴシック" w:hAnsi="游ゴシック"/>
+                <w:b w:val="false"/>
+                <w:bCs w:val="false"/>
+                <w:color w:val="000000"/>
+                <w:sz w:val="17"/>
+                <w:szCs w:val="17"/>
+              </w:rPr>
+              <w:t xml:space="preserve">新旧対照条文（令和8年法律第51号）を受領済みであり、条項番号は当方が確定できる</w:t>
+            </w:r>
+          </w:p>
+        </w:tc>
+      </w:tr>
+      <w:tr>
+        <w:trPr>
+          <w:cantSplit/>
+          <w:trHeight w:val="700" w:hRule="atLeast"/>
+        </w:trPr>
+        <w:tc>
+          <w:tcPr>
+            <w:tcW w:type="dxa" w:w="374"/>
+            <w:shd w:fill="FFFFFF" w:val="clear"/>
+            <w:tcMar>
+              <w:top w:type="dxa" w:w="70"/>
+              <w:left w:type="dxa" w:w="90"/>
+              <w:bottom w:type="dxa" w:w="70"/>
+              <w:right w:type="dxa" w:w="90"/>
+            </w:tcMar>
+          </w:tcPr>
+          <w:p>
+            <w:pPr>
+              <w:spacing w:after="0" w:line="250" w:lineRule="exact"/>
+            </w:pPr>
+            <w:r>
+              <w:rPr>
+                <w:rFonts w:ascii="游ゴシック" w:cs="游ゴシック" w:eastAsia="游ゴシック" w:hAnsi="游ゴシック"/>
+                <w:b w:val="false"/>
+                <w:bCs w:val="false"/>
+                <w:color w:val="000000"/>
+                <w:sz w:val="17"/>
+                <w:szCs w:val="17"/>
+              </w:rPr>
+              <w:t xml:space="preserve">14</w:t>
+            </w:r>
+          </w:p>
+        </w:tc>
+        <w:tc>
+          <w:tcPr>
+            <w:tcW w:type="dxa" w:w="4118"/>
+            <w:shd w:fill="FFFFFF" w:val="clear"/>
+            <w:tcMar>
+              <w:top w:type="dxa" w:w="70"/>
+              <w:left w:type="dxa" w:w="90"/>
+              <w:bottom w:type="dxa" w:w="70"/>
+              <w:right w:type="dxa" w:w="90"/>
+            </w:tcMar>
+          </w:tcPr>
+          <w:p>
+            <w:pPr>
+              <w:spacing w:after="0" w:line="250" w:lineRule="exact"/>
+            </w:pPr>
+            <w:r>
+              <w:rPr>
+                <w:rFonts w:ascii="游ゴシック" w:cs="游ゴシック" w:eastAsia="游ゴシック" w:hAnsi="游ゴシック"/>
+                <w:b w:val="false"/>
+                <w:bCs w:val="false"/>
+                <w:color w:val="000000"/>
+                <w:sz w:val="17"/>
+                <w:szCs w:val="17"/>
+              </w:rPr>
+              <w:t xml:space="preserve">令和2年（2020年）の年齢3区分の計が総人口に1人足りない理由（国勢調査の年齢不詳か入力の誤りか）</w:t>
+            </w:r>
+          </w:p>
+        </w:tc>
+        <w:tc>
+          <w:tcPr>
+            <w:tcW w:type="dxa" w:w="4868"/>
+            <w:shd w:fill="FFFFFF" w:val="clear"/>
+            <w:tcMar>
+              <w:top w:type="dxa" w:w="70"/>
+              <w:left w:type="dxa" w:w="90"/>
+              <w:bottom w:type="dxa" w:w="70"/>
+              <w:right w:type="dxa" w:w="90"/>
+            </w:tcMar>
+          </w:tcPr>
+          <w:p>
+            <w:pPr>
+              <w:spacing w:after="0" w:line="250" w:lineRule="exact"/>
+            </w:pPr>
+            <w:r>
+              <w:rPr>
+                <w:rFonts w:ascii="游ゴシック" w:cs="游ゴシック" w:eastAsia="游ゴシック" w:hAnsi="游ゴシック"/>
+                <w:b w:val="false"/>
+                <w:bCs w:val="false"/>
+                <w:color w:val="000000"/>
+                <w:sz w:val="17"/>
+                <w:szCs w:val="17"/>
+              </w:rPr>
+              <w:t xml:space="preserve">国勢調査の年齢不詳の扱いである。当方が原表で確かめる</w:t>
+            </w:r>
+          </w:p>
+        </w:tc>
+      </w:tr>
+      <w:tr>
+        <w:trPr>
+          <w:cantSplit/>
+          <w:trHeight w:val="700" w:hRule="atLeast"/>
+        </w:trPr>
+        <w:tc>
+          <w:tcPr>
+            <w:tcW w:type="dxa" w:w="374"/>
+            <w:shd w:fill="FFFFFF" w:val="clear"/>
+            <w:tcMar>
+              <w:top w:type="dxa" w:w="70"/>
+              <w:left w:type="dxa" w:w="90"/>
+              <w:bottom w:type="dxa" w:w="70"/>
+              <w:right w:type="dxa" w:w="90"/>
+            </w:tcMar>
+          </w:tcPr>
+          <w:p>
+            <w:pPr>
+              <w:spacing w:after="0" w:line="250" w:lineRule="exact"/>
+            </w:pPr>
+            <w:r>
+              <w:rPr>
+                <w:rFonts w:ascii="游ゴシック" w:cs="游ゴシック" w:eastAsia="游ゴシック" w:hAnsi="游ゴシック"/>
+                <w:b w:val="false"/>
+                <w:bCs w:val="false"/>
+                <w:color w:val="000000"/>
+                <w:sz w:val="17"/>
+                <w:szCs w:val="17"/>
+              </w:rPr>
+              <w:t xml:space="preserve">15</w:t>
+            </w:r>
+          </w:p>
+        </w:tc>
+        <w:tc>
+          <w:tcPr>
+            <w:tcW w:type="dxa" w:w="4118"/>
+            <w:shd w:fill="FFFFFF" w:val="clear"/>
+            <w:tcMar>
+              <w:top w:type="dxa" w:w="70"/>
+              <w:left w:type="dxa" w:w="90"/>
+              <w:bottom w:type="dxa" w:w="70"/>
+              <w:right w:type="dxa" w:w="90"/>
+            </w:tcMar>
+          </w:tcPr>
+          <w:p>
+            <w:pPr>
+              <w:spacing w:after="0" w:line="250" w:lineRule="exact"/>
+            </w:pPr>
+            <w:r>
+              <w:rPr>
+                <w:rFonts w:ascii="游ゴシック" w:cs="游ゴシック" w:eastAsia="游ゴシック" w:hAnsi="游ゴシック"/>
+                <w:b w:val="false"/>
+                <w:bCs w:val="false"/>
+                <w:color w:val="000000"/>
+                <w:sz w:val="17"/>
+                <w:szCs w:val="17"/>
+              </w:rPr>
+              <w:t xml:space="preserve">令和9年4月の介護報酬改定率が示された後の単価の扱い</w:t>
+            </w:r>
+          </w:p>
+        </w:tc>
+        <w:tc>
+          <w:tcPr>
+            <w:tcW w:type="dxa" w:w="4868"/>
+            <w:shd w:fill="FFFFFF" w:val="clear"/>
+            <w:tcMar>
+              <w:top w:type="dxa" w:w="70"/>
+              <w:left w:type="dxa" w:w="90"/>
+              <w:bottom w:type="dxa" w:w="70"/>
+              <w:right w:type="dxa" w:w="90"/>
+            </w:tcMar>
+          </w:tcPr>
+          <w:p>
+            <w:pPr>
+              <w:spacing w:after="0" w:line="250" w:lineRule="exact"/>
+            </w:pPr>
+            <w:r>
+              <w:rPr>
+                <w:rFonts w:ascii="游ゴシック" w:cs="游ゴシック" w:eastAsia="游ゴシック" w:hAnsi="游ゴシック"/>
+                <w:b w:val="false"/>
+                <w:bCs w:val="false"/>
+                <w:color w:val="000000"/>
+                <w:sz w:val="17"/>
+                <w:szCs w:val="17"/>
+              </w:rPr>
+              <w:t xml:space="preserve">改定率は告示で公表される。告示後に当方が単価を補正する</w:t>
+            </w:r>
+          </w:p>
+        </w:tc>
+      </w:tr>
+      <w:tr>
+        <w:trPr>
+          <w:cantSplit/>
+          <w:trHeight w:val="700" w:hRule="atLeast"/>
+        </w:trPr>
+        <w:tc>
+          <w:tcPr>
+            <w:tcW w:type="dxa" w:w="374"/>
+            <w:shd w:fill="FFFFFF" w:val="clear"/>
+            <w:tcMar>
+              <w:top w:type="dxa" w:w="70"/>
+              <w:left w:type="dxa" w:w="90"/>
+              <w:bottom w:type="dxa" w:w="70"/>
+              <w:right w:type="dxa" w:w="90"/>
+            </w:tcMar>
+          </w:tcPr>
+          <w:p>
+            <w:pPr>
+              <w:spacing w:after="0" w:line="250" w:lineRule="exact"/>
+            </w:pPr>
+            <w:r>
+              <w:rPr>
+                <w:rFonts w:ascii="游ゴシック" w:cs="游ゴシック" w:eastAsia="游ゴシック" w:hAnsi="游ゴシック"/>
+                <w:b w:val="false"/>
+                <w:bCs w:val="false"/>
+                <w:color w:val="000000"/>
+                <w:sz w:val="17"/>
+                <w:szCs w:val="17"/>
+              </w:rPr>
+              <w:t xml:space="preserve">16</w:t>
+            </w:r>
+          </w:p>
+        </w:tc>
+        <w:tc>
+          <w:tcPr>
+            <w:tcW w:type="dxa" w:w="4118"/>
+            <w:shd w:fill="FFFFFF" w:val="clear"/>
+            <w:tcMar>
+              <w:top w:type="dxa" w:w="70"/>
+              <w:left w:type="dxa" w:w="90"/>
+              <w:bottom w:type="dxa" w:w="70"/>
+              <w:right w:type="dxa" w:w="90"/>
+            </w:tcMar>
+          </w:tcPr>
+          <w:p>
+            <w:pPr>
+              <w:spacing w:after="0" w:line="250" w:lineRule="exact"/>
+            </w:pPr>
+            <w:r>
+              <w:rPr>
+                <w:rFonts w:ascii="游ゴシック" w:cs="游ゴシック" w:eastAsia="游ゴシック" w:hAnsi="游ゴシック"/>
+                <w:b w:val="false"/>
+                <w:bCs w:val="false"/>
+                <w:color w:val="000000"/>
+                <w:sz w:val="17"/>
+                <w:szCs w:val="17"/>
+              </w:rPr>
+              <w:t xml:space="preserve">図2-9の平成29年度の1人1月あたり費用額（25,039円）の出所</w:t>
+            </w:r>
+          </w:p>
+        </w:tc>
+        <w:tc>
+          <w:tcPr>
+            <w:tcW w:type="dxa" w:w="4868"/>
+            <w:shd w:fill="FFFFFF" w:val="clear"/>
+            <w:tcMar>
+              <w:top w:type="dxa" w:w="70"/>
+              <w:left w:type="dxa" w:w="90"/>
+              <w:bottom w:type="dxa" w:w="70"/>
+              <w:right w:type="dxa" w:w="90"/>
+            </w:tcMar>
+          </w:tcPr>
+          <w:p>
+            <w:pPr>
+              <w:spacing w:after="0" w:line="250" w:lineRule="exact"/>
+            </w:pPr>
+            <w:r>
+              <w:rPr>
+                <w:rFonts w:ascii="游ゴシック" w:cs="游ゴシック" w:eastAsia="游ゴシック" w:hAnsi="游ゴシック"/>
+                <w:b w:val="false"/>
+                <w:bCs w:val="false"/>
+                <w:color w:val="000000"/>
+                <w:sz w:val="17"/>
+                <w:szCs w:val="17"/>
+              </w:rPr>
+              <w:t xml:space="preserve">当方が組んだ図の出所である。算定の根拠の綴りで示す</w:t>
+            </w:r>
+          </w:p>
+        </w:tc>
+      </w:tr>
+      <w:tr>
+        <w:trPr>
+          <w:cantSplit/>
+          <w:trHeight w:val="700" w:hRule="atLeast"/>
+        </w:trPr>
+        <w:tc>
+          <w:tcPr>
+            <w:tcW w:type="dxa" w:w="374"/>
+            <w:shd w:fill="FFFFFF" w:val="clear"/>
+            <w:tcMar>
+              <w:top w:type="dxa" w:w="70"/>
+              <w:left w:type="dxa" w:w="90"/>
+              <w:bottom w:type="dxa" w:w="70"/>
+              <w:right w:type="dxa" w:w="90"/>
+            </w:tcMar>
+          </w:tcPr>
+          <w:p>
+            <w:pPr>
+              <w:spacing w:after="0" w:line="250" w:lineRule="exact"/>
+            </w:pPr>
+            <w:r>
+              <w:rPr>
+                <w:rFonts w:ascii="游ゴシック" w:cs="游ゴシック" w:eastAsia="游ゴシック" w:hAnsi="游ゴシック"/>
+                <w:b w:val="false"/>
+                <w:bCs w:val="false"/>
+                <w:color w:val="000000"/>
+                <w:sz w:val="17"/>
+                <w:szCs w:val="17"/>
+              </w:rPr>
+              <w:t xml:space="preserve">17</w:t>
+            </w:r>
+          </w:p>
+        </w:tc>
+        <w:tc>
+          <w:tcPr>
+            <w:tcW w:type="dxa" w:w="4118"/>
+            <w:shd w:fill="FFFFFF" w:val="clear"/>
+            <w:tcMar>
+              <w:top w:type="dxa" w:w="70"/>
+              <w:left w:type="dxa" w:w="90"/>
+              <w:bottom w:type="dxa" w:w="70"/>
+              <w:right w:type="dxa" w:w="90"/>
+            </w:tcMar>
+          </w:tcPr>
+          <w:p>
+            <w:pPr>
+              <w:spacing w:after="0" w:line="250" w:lineRule="exact"/>
+            </w:pPr>
+            <w:r>
+              <w:rPr>
+                <w:rFonts w:ascii="游ゴシック" w:cs="游ゴシック" w:eastAsia="游ゴシック" w:hAnsi="游ゴシック"/>
+                <w:b w:val="false"/>
+                <w:bCs w:val="false"/>
+                <w:color w:val="000000"/>
+                <w:sz w:val="17"/>
+                <w:szCs w:val="17"/>
+              </w:rPr>
+              <w:t xml:space="preserve">村内の居宅介護支援事業所は1か所か2か所か</w:t>
+            </w:r>
+          </w:p>
+        </w:tc>
+        <w:tc>
+          <w:tcPr>
+            <w:tcW w:type="dxa" w:w="4868"/>
+            <w:shd w:fill="FFFFFF" w:val="clear"/>
+            <w:tcMar>
+              <w:top w:type="dxa" w:w="70"/>
+              <w:left w:type="dxa" w:w="90"/>
+              <w:bottom w:type="dxa" w:w="70"/>
+              <w:right w:type="dxa" w:w="90"/>
+            </w:tcMar>
+          </w:tcPr>
+          <w:p>
+            <w:pPr>
+              <w:spacing w:after="0" w:line="250" w:lineRule="exact"/>
+            </w:pPr>
+            <w:r>
+              <w:rPr>
+                <w:rFonts w:ascii="游ゴシック" w:cs="游ゴシック" w:eastAsia="游ゴシック" w:hAnsi="游ゴシック"/>
+                <w:b w:val="false"/>
+                <w:bCs w:val="false"/>
+                <w:color w:val="000000"/>
+                <w:sz w:val="17"/>
+                <w:szCs w:val="17"/>
+              </w:rPr>
+              <w:t xml:space="preserve">介護サービス情報公表システムで事業所の指定の状況を当方が確かめる</w:t>
+            </w:r>
+          </w:p>
+        </w:tc>
+      </w:tr>
+      <w:tr>
+        <w:trPr>
+          <w:cantSplit/>
+          <w:trHeight w:val="700" w:hRule="atLeast"/>
+        </w:trPr>
+        <w:tc>
+          <w:tcPr>
+            <w:tcW w:type="dxa" w:w="374"/>
+            <w:shd w:fill="FFFFFF" w:val="clear"/>
+            <w:tcMar>
+              <w:top w:type="dxa" w:w="70"/>
+              <w:left w:type="dxa" w:w="90"/>
+              <w:bottom w:type="dxa" w:w="70"/>
+              <w:right w:type="dxa" w:w="90"/>
+            </w:tcMar>
+          </w:tcPr>
+          <w:p>
+            <w:pPr>
+              <w:spacing w:after="0" w:line="250" w:lineRule="exact"/>
+            </w:pPr>
+            <w:r>
+              <w:rPr>
+                <w:rFonts w:ascii="游ゴシック" w:cs="游ゴシック" w:eastAsia="游ゴシック" w:hAnsi="游ゴシック"/>
+                <w:b w:val="false"/>
+                <w:bCs w:val="false"/>
+                <w:color w:val="000000"/>
+                <w:sz w:val="17"/>
+                <w:szCs w:val="17"/>
+              </w:rPr>
+              <w:t xml:space="preserve">18</w:t>
+            </w:r>
+          </w:p>
+        </w:tc>
+        <w:tc>
+          <w:tcPr>
+            <w:tcW w:type="dxa" w:w="4118"/>
+            <w:shd w:fill="FFFFFF" w:val="clear"/>
+            <w:tcMar>
+              <w:top w:type="dxa" w:w="70"/>
+              <w:left w:type="dxa" w:w="90"/>
+              <w:bottom w:type="dxa" w:w="70"/>
+              <w:right w:type="dxa" w:w="90"/>
+            </w:tcMar>
+          </w:tcPr>
+          <w:p>
+            <w:pPr>
+              <w:spacing w:after="0" w:line="250" w:lineRule="exact"/>
+            </w:pPr>
+            <w:r>
+              <w:rPr>
+                <w:rFonts w:ascii="游ゴシック" w:cs="游ゴシック" w:eastAsia="游ゴシック" w:hAnsi="游ゴシック"/>
+                <w:b w:val="false"/>
+                <w:bCs w:val="false"/>
+                <w:color w:val="000000"/>
+                <w:sz w:val="17"/>
+                <w:szCs w:val="17"/>
+              </w:rPr>
+              <w:t xml:space="preserve">要介護2の3区分の利用率の合計が101.5%となること</w:t>
+            </w:r>
+          </w:p>
+        </w:tc>
+        <w:tc>
+          <w:tcPr>
+            <w:tcW w:type="dxa" w:w="4868"/>
+            <w:shd w:fill="FFFFFF" w:val="clear"/>
+            <w:tcMar>
+              <w:top w:type="dxa" w:w="70"/>
+              <w:left w:type="dxa" w:w="90"/>
+              <w:bottom w:type="dxa" w:w="70"/>
+              <w:right w:type="dxa" w:w="90"/>
+            </w:tcMar>
+          </w:tcPr>
+          <w:p>
+            <w:pPr>
+              <w:spacing w:after="0" w:line="250" w:lineRule="exact"/>
+            </w:pPr>
+            <w:r>
+              <w:rPr>
+                <w:rFonts w:ascii="游ゴシック" w:cs="游ゴシック" w:eastAsia="游ゴシック" w:hAnsi="游ゴシック"/>
+                <w:b w:val="false"/>
+                <w:bCs w:val="false"/>
+                <w:color w:val="000000"/>
+                <w:sz w:val="17"/>
+                <w:szCs w:val="17"/>
+              </w:rPr>
+              <w:t xml:space="preserve">当方の算定の端数処理の問題である。当方で整える</w:t>
+            </w:r>
+          </w:p>
+        </w:tc>
+      </w:tr>
+      <w:tr>
+        <w:trPr>
+          <w:cantSplit/>
+          <w:trHeight w:val="700" w:hRule="atLeast"/>
+        </w:trPr>
+        <w:tc>
+          <w:tcPr>
+            <w:tcW w:type="dxa" w:w="374"/>
+            <w:shd w:fill="FFFFFF" w:val="clear"/>
+            <w:tcMar>
+              <w:top w:type="dxa" w:w="70"/>
+              <w:left w:type="dxa" w:w="90"/>
+              <w:bottom w:type="dxa" w:w="70"/>
+              <w:right w:type="dxa" w:w="90"/>
+            </w:tcMar>
+          </w:tcPr>
+          <w:p>
+            <w:pPr>
+              <w:spacing w:after="0" w:line="250" w:lineRule="exact"/>
+            </w:pPr>
+            <w:r>
+              <w:rPr>
+                <w:rFonts w:ascii="游ゴシック" w:cs="游ゴシック" w:eastAsia="游ゴシック" w:hAnsi="游ゴシック"/>
+                <w:b w:val="false"/>
+                <w:bCs w:val="false"/>
+                <w:color w:val="000000"/>
+                <w:sz w:val="17"/>
+                <w:szCs w:val="17"/>
+              </w:rPr>
+              <w:t xml:space="preserve">19</w:t>
+            </w:r>
+          </w:p>
+        </w:tc>
+        <w:tc>
+          <w:tcPr>
+            <w:tcW w:type="dxa" w:w="4118"/>
+            <w:shd w:fill="FFFFFF" w:val="clear"/>
+            <w:tcMar>
+              <w:top w:type="dxa" w:w="70"/>
+              <w:left w:type="dxa" w:w="90"/>
+              <w:bottom w:type="dxa" w:w="70"/>
+              <w:right w:type="dxa" w:w="90"/>
+            </w:tcMar>
+          </w:tcPr>
+          <w:p>
+            <w:pPr>
+              <w:spacing w:after="0" w:line="250" w:lineRule="exact"/>
+            </w:pPr>
+            <w:r>
+              <w:rPr>
+                <w:rFonts w:ascii="游ゴシック" w:cs="游ゴシック" w:eastAsia="游ゴシック" w:hAnsi="游ゴシック"/>
+                <w:b w:val="false"/>
+                <w:bCs w:val="false"/>
+                <w:color w:val="000000"/>
+                <w:sz w:val="17"/>
+                <w:szCs w:val="17"/>
+              </w:rPr>
+              <w:t xml:space="preserve">認定率の分母をB1（第1号被保険者数）に統一することの可否</w:t>
+            </w:r>
+          </w:p>
+        </w:tc>
+        <w:tc>
+          <w:tcPr>
+            <w:tcW w:type="dxa" w:w="4868"/>
+            <w:shd w:fill="FFFFFF" w:val="clear"/>
+            <w:tcMar>
+              <w:top w:type="dxa" w:w="70"/>
+              <w:left w:type="dxa" w:w="90"/>
+              <w:bottom w:type="dxa" w:w="70"/>
+              <w:right w:type="dxa" w:w="90"/>
+            </w:tcMar>
+          </w:tcPr>
+          <w:p>
+            <w:pPr>
+              <w:spacing w:after="0" w:line="250" w:lineRule="exact"/>
+            </w:pPr>
+            <w:r>
+              <w:rPr>
+                <w:rFonts w:ascii="游ゴシック" w:cs="游ゴシック" w:eastAsia="游ゴシック" w:hAnsi="游ゴシック"/>
+                <w:b w:val="false"/>
+                <w:bCs w:val="false"/>
+                <w:color w:val="000000"/>
+                <w:sz w:val="17"/>
+                <w:szCs w:val="17"/>
+              </w:rPr>
+              <w:t xml:space="preserve">当方の算定上の分母の取り方である。素案で統一して示す</w:t>
+            </w:r>
+          </w:p>
+        </w:tc>
+      </w:tr>
+      <w:tr>
+        <w:trPr>
+          <w:cantSplit/>
+          <w:trHeight w:val="700" w:hRule="atLeast"/>
+        </w:trPr>
+        <w:tc>
+          <w:tcPr>
+            <w:tcW w:type="dxa" w:w="374"/>
+            <w:shd w:fill="FFFFFF" w:val="clear"/>
+            <w:tcMar>
+              <w:top w:type="dxa" w:w="70"/>
+              <w:left w:type="dxa" w:w="90"/>
+              <w:bottom w:type="dxa" w:w="70"/>
+              <w:right w:type="dxa" w:w="90"/>
+            </w:tcMar>
+          </w:tcPr>
+          <w:p>
+            <w:pPr>
+              <w:spacing w:after="0" w:line="250" w:lineRule="exact"/>
+            </w:pPr>
+            <w:r>
+              <w:rPr>
+                <w:rFonts w:ascii="游ゴシック" w:cs="游ゴシック" w:eastAsia="游ゴシック" w:hAnsi="游ゴシック"/>
+                <w:b w:val="false"/>
+                <w:bCs w:val="false"/>
+                <w:color w:val="000000"/>
+                <w:sz w:val="17"/>
+                <w:szCs w:val="17"/>
+              </w:rPr>
+              <w:t xml:space="preserve">20</w:t>
+            </w:r>
+          </w:p>
+        </w:tc>
+        <w:tc>
+          <w:tcPr>
+            <w:tcW w:type="dxa" w:w="4118"/>
+            <w:shd w:fill="FFFFFF" w:val="clear"/>
+            <w:tcMar>
+              <w:top w:type="dxa" w:w="70"/>
+              <w:left w:type="dxa" w:w="90"/>
+              <w:bottom w:type="dxa" w:w="70"/>
+              <w:right w:type="dxa" w:w="90"/>
+            </w:tcMar>
+          </w:tcPr>
+          <w:p>
+            <w:pPr>
+              <w:spacing w:after="0" w:line="250" w:lineRule="exact"/>
+            </w:pPr>
+            <w:r>
+              <w:rPr>
+                <w:rFonts w:ascii="游ゴシック" w:cs="游ゴシック" w:eastAsia="游ゴシック" w:hAnsi="游ゴシック"/>
+                <w:b w:val="false"/>
+                <w:bCs w:val="false"/>
+                <w:color w:val="000000"/>
+                <w:sz w:val="17"/>
+                <w:szCs w:val="17"/>
+              </w:rPr>
+              <w:t xml:space="preserve">認知症高齢者自立度（B7）の認定者数合計が認定者数（B4-a）と一致しない</w:t>
+            </w:r>
+          </w:p>
+        </w:tc>
+        <w:tc>
+          <w:tcPr>
+            <w:tcW w:type="dxa" w:w="4868"/>
+            <w:shd w:fill="FFFFFF" w:val="clear"/>
+            <w:tcMar>
+              <w:top w:type="dxa" w:w="70"/>
+              <w:left w:type="dxa" w:w="90"/>
+              <w:bottom w:type="dxa" w:w="70"/>
+              <w:right w:type="dxa" w:w="90"/>
+            </w:tcMar>
+          </w:tcPr>
+          <w:p>
+            <w:pPr>
+              <w:spacing w:after="0" w:line="250" w:lineRule="exact"/>
+            </w:pPr>
+            <w:r>
+              <w:rPr>
+                <w:rFonts w:ascii="游ゴシック" w:cs="游ゴシック" w:eastAsia="游ゴシック" w:hAnsi="游ゴシック"/>
+                <w:b w:val="false"/>
+                <w:bCs w:val="false"/>
+                <w:color w:val="000000"/>
+                <w:sz w:val="17"/>
+                <w:szCs w:val="17"/>
+              </w:rPr>
+              <w:t xml:space="preserve">見える化システムのB7とB4-aの定義の差である。当方が指標の説明で確かめる</w:t>
+            </w:r>
+          </w:p>
+        </w:tc>
+      </w:tr>
+      <w:tr>
+        <w:trPr>
+          <w:cantSplit/>
+          <w:trHeight w:val="700" w:hRule="atLeast"/>
+        </w:trPr>
+        <w:tc>
+          <w:tcPr>
+            <w:tcW w:type="dxa" w:w="374"/>
+            <w:shd w:fill="FFFFFF" w:val="clear"/>
+            <w:tcMar>
+              <w:top w:type="dxa" w:w="70"/>
+              <w:left w:type="dxa" w:w="90"/>
+              <w:bottom w:type="dxa" w:w="70"/>
+              <w:right w:type="dxa" w:w="90"/>
+            </w:tcMar>
+          </w:tcPr>
+          <w:p>
+            <w:pPr>
+              <w:spacing w:after="0" w:line="250" w:lineRule="exact"/>
+            </w:pPr>
+            <w:r>
+              <w:rPr>
+                <w:rFonts w:ascii="游ゴシック" w:cs="游ゴシック" w:eastAsia="游ゴシック" w:hAnsi="游ゴシック"/>
+                <w:b w:val="false"/>
+                <w:bCs w:val="false"/>
+                <w:color w:val="000000"/>
+                <w:sz w:val="17"/>
+                <w:szCs w:val="17"/>
+              </w:rPr>
+              <w:t xml:space="preserve">21</w:t>
+            </w:r>
+          </w:p>
+        </w:tc>
+        <w:tc>
+          <w:tcPr>
+            <w:tcW w:type="dxa" w:w="4118"/>
+            <w:shd w:fill="FFFFFF" w:val="clear"/>
+            <w:tcMar>
+              <w:top w:type="dxa" w:w="70"/>
+              <w:left w:type="dxa" w:w="90"/>
+              <w:bottom w:type="dxa" w:w="70"/>
+              <w:right w:type="dxa" w:w="90"/>
+            </w:tcMar>
+          </w:tcPr>
+          <w:p>
+            <w:pPr>
+              <w:spacing w:after="0" w:line="250" w:lineRule="exact"/>
+            </w:pPr>
+            <w:r>
+              <w:rPr>
+                <w:rFonts w:ascii="游ゴシック" w:cs="游ゴシック" w:eastAsia="游ゴシック" w:hAnsi="游ゴシック"/>
+                <w:b w:val="false"/>
+                <w:bCs w:val="false"/>
+                <w:color w:val="000000"/>
+                <w:sz w:val="17"/>
+                <w:szCs w:val="17"/>
+              </w:rPr>
+              <w:t xml:space="preserve">死亡場所別の死亡数（人口動態統計の市町村別の公表の粒度）</w:t>
+            </w:r>
+          </w:p>
+        </w:tc>
+        <w:tc>
+          <w:tcPr>
+            <w:tcW w:type="dxa" w:w="4868"/>
+            <w:shd w:fill="FFFFFF" w:val="clear"/>
+            <w:tcMar>
+              <w:top w:type="dxa" w:w="70"/>
+              <w:left w:type="dxa" w:w="90"/>
+              <w:bottom w:type="dxa" w:w="70"/>
+              <w:right w:type="dxa" w:w="90"/>
+            </w:tcMar>
+          </w:tcPr>
+          <w:p>
+            <w:pPr>
+              <w:spacing w:after="0" w:line="250" w:lineRule="exact"/>
+            </w:pPr>
+            <w:r>
+              <w:rPr>
+                <w:rFonts w:ascii="游ゴシック" w:cs="游ゴシック" w:eastAsia="游ゴシック" w:hAnsi="游ゴシック"/>
+                <w:b w:val="false"/>
+                <w:bCs w:val="false"/>
+                <w:color w:val="000000"/>
+                <w:sz w:val="17"/>
+                <w:szCs w:val="17"/>
+              </w:rPr>
+              <w:t xml:space="preserve">人口動態統計の市町村別の公表の粒度は当方が確かめられる</w:t>
+            </w:r>
+          </w:p>
+        </w:tc>
+      </w:tr>
+    </w:tbl>
+    <w:p>
+      <w:pPr>
+        <w:spacing w:after="200" w:line="300" w:lineRule="exact"/>
+      </w:pPr>
+      <w:r>
+        <w:rPr>
+          <w:rFonts w:ascii="游明朝" w:cs="游明朝" w:eastAsia="游明朝" w:hAnsi="游明朝"/>
+          <w:sz w:val="21"/>
+          <w:szCs w:val="21"/>
+        </w:rPr>
+        <w:t xml:space="preserve"/>
+      </w:r>
+    </w:p>
     <w:p>
       <w:r>
         <w:br w:type="page"/>

--- a/output/13-5_北塩原村第10期_照会票_束5_計画構成と施策体系.docx
+++ b/output/13-5_北塩原村第10期_照会票_束5_計画構成と施策体系.docx
@@ -3945,7 +3945,7 @@
           <w:sz w:val="26"/>
           <w:szCs w:val="26"/>
         </w:rPr>
-        <w:t xml:space="preserve">参考　当方で進める事項（21件）　―　ご回答は不要です</w:t>
+        <w:t xml:space="preserve">参考　当方で進める事項（10件）　―　ご回答は不要です</w:t>
       </w:r>
     </w:p>
     <w:p>
@@ -4129,7 +4129,7 @@
                 <w:sz w:val="17"/>
                 <w:szCs w:val="17"/>
               </w:rPr>
-              <w:t xml:space="preserve">令和8年法律第51号により介護保険法第117条に加わった記載事項の第10期計画への適用</w:t>
+              <w:t xml:space="preserve">ICF分析は標準設問のみで完結することの確認</w:t>
             </w:r>
           </w:p>
         </w:tc>
@@ -4157,7 +4157,7 @@
                 <w:sz w:val="17"/>
                 <w:szCs w:val="17"/>
               </w:rPr>
-              <w:t xml:space="preserve">法律案要綱・新旧対照条文・課長会議資料を受領済みであり、当方が確定した（doc92〜94）</w:t>
+              <w:t xml:space="preserve">当方の分析の設計である。標準設問の範囲で完結させる</w:t>
             </w:r>
           </w:p>
         </w:tc>
@@ -4219,7 +4219,7 @@
                 <w:sz w:val="17"/>
                 <w:szCs w:val="17"/>
               </w:rPr>
-              <w:t xml:space="preserve">ICF分析は標準設問のみで完結することの確認</w:t>
+              <w:t xml:space="preserve">リスク判定10種の該当基準（見える化システムの算出方法との突合）</w:t>
             </w:r>
           </w:p>
         </w:tc>
@@ -4247,7 +4247,7 @@
                 <w:sz w:val="17"/>
                 <w:szCs w:val="17"/>
               </w:rPr>
-              <w:t xml:space="preserve">当方の分析の設計である。標準設問の範囲で完結させる</w:t>
+              <w:t xml:space="preserve">見える化システムの指標の算出方法は公表されている。当方が突き合わせる</w:t>
             </w:r>
           </w:p>
         </w:tc>
@@ -4309,7 +4309,7 @@
                 <w:sz w:val="17"/>
                 <w:szCs w:val="17"/>
               </w:rPr>
-              <w:t xml:space="preserve">リスク判定10種の該当基準（見える化システムの算出方法との突合）</w:t>
+              <w:t xml:space="preserve">国の推計ワークシートが求める在宅サービス利用率の分母</w:t>
             </w:r>
           </w:p>
         </w:tc>
@@ -4337,7 +4337,7 @@
                 <w:sz w:val="17"/>
                 <w:szCs w:val="17"/>
               </w:rPr>
-              <w:t xml:space="preserve">見える化システムの指標の算出方法は公表されている。当方が突き合わせる</w:t>
+              <w:t xml:space="preserve">国の推計ワークシートの手引きに書かれている。当方が確かめる</w:t>
             </w:r>
           </w:p>
         </w:tc>
@@ -4399,7 +4399,7 @@
                 <w:sz w:val="17"/>
                 <w:szCs w:val="17"/>
               </w:rPr>
-              <w:t xml:space="preserve">国の推計ワークシートが求める在宅サービス利用率の分母</w:t>
+              <w:t xml:space="preserve">在宅介護実態調査の集計設計（要介護度3区分×介護者勤務形態3区分のセル数）</w:t>
             </w:r>
           </w:p>
         </w:tc>
@@ -4427,7 +4427,7 @@
                 <w:sz w:val="17"/>
                 <w:szCs w:val="17"/>
               </w:rPr>
-              <w:t xml:space="preserve">国の推計ワークシートの手引きに書かれている。当方が確かめる</w:t>
+              <w:t xml:space="preserve">当方の集計の設計である。セル数は当方が決め、doc16§6の非表示の基準で運用する</w:t>
             </w:r>
           </w:p>
         </w:tc>
@@ -4489,7 +4489,7 @@
                 <w:sz w:val="17"/>
                 <w:szCs w:val="17"/>
               </w:rPr>
-              <w:t xml:space="preserve">在宅介護実態調査の集計設計（要介護度3区分×介護者勤務形態3区分のセル数）</w:t>
+              <w:t xml:space="preserve">後期高齢者加入割合補正係数（F）の算出方法（当方の復元が国の値と一致しない）</w:t>
             </w:r>
           </w:p>
         </w:tc>
@@ -4517,7 +4517,7 @@
                 <w:sz w:val="17"/>
                 <w:szCs w:val="17"/>
               </w:rPr>
-              <w:t xml:space="preserve">当方の集計の設計である。セル数は当方が決め、doc16§6の非表示の基準で運用する</w:t>
+              <w:t xml:space="preserve">当方の復元の手順の問題である。国の様式と手引きで当方が確かめる</w:t>
             </w:r>
           </w:p>
         </w:tc>
@@ -4579,7 +4579,7 @@
                 <w:sz w:val="17"/>
                 <w:szCs w:val="17"/>
               </w:rPr>
-              <w:t xml:space="preserve">地域支援事業費が国の推計（3か年147,654千円）と当方の算定（119,658千円）で23.4%食い違う</w:t>
+              <w:t xml:space="preserve">本村の介護報酬の地域区分（級地）と、令和9年度の改定における見直しの有無</w:t>
             </w:r>
           </w:p>
         </w:tc>
@@ -4607,7 +4607,7 @@
                 <w:sz w:val="17"/>
                 <w:szCs w:val="17"/>
               </w:rPr>
-              <w:t xml:space="preserve">当方の算定と国の推計の差である。算定の範囲を当方で洗う</w:t>
+              <w:t xml:space="preserve">地域区分は告示で公表されている。当方が確かめる</w:t>
             </w:r>
           </w:p>
         </w:tc>
@@ -4669,7 +4669,7 @@
                 <w:sz w:val="17"/>
                 <w:szCs w:val="17"/>
               </w:rPr>
-              <w:t xml:space="preserve">後期高齢者加入割合補正係数（F）の算出方法（当方の復元が国の値と一致しない）</w:t>
+              <w:t xml:space="preserve">図2-9の平成29年度の1人1月あたり費用額（25,039円）の出所</w:t>
             </w:r>
           </w:p>
         </w:tc>
@@ -4697,7 +4697,7 @@
                 <w:sz w:val="17"/>
                 <w:szCs w:val="17"/>
               </w:rPr>
-              <w:t xml:space="preserve">当方の復元の手順の問題である。国の様式と手引きで当方が確かめる</w:t>
+              <w:t xml:space="preserve">当方が組んだ図の出所である。算定の根拠の綴りで示す</w:t>
             </w:r>
           </w:p>
         </w:tc>
@@ -4759,7 +4759,7 @@
                 <w:sz w:val="17"/>
                 <w:szCs w:val="17"/>
               </w:rPr>
-              <w:t xml:space="preserve">本村の介護報酬の地域区分（級地）と、令和9年度の改定における見直しの有無</w:t>
+              <w:t xml:space="preserve">要介護2の3区分の利用率の合計が101.5%となること</w:t>
             </w:r>
           </w:p>
         </w:tc>
@@ -4787,7 +4787,7 @@
                 <w:sz w:val="17"/>
                 <w:szCs w:val="17"/>
               </w:rPr>
-              <w:t xml:space="preserve">地域区分は告示で公表されている。当方が確かめる</w:t>
+              <w:t xml:space="preserve">当方の算定の端数処理の問題である。当方で整える</w:t>
             </w:r>
           </w:p>
         </w:tc>
@@ -4849,7 +4849,7 @@
                 <w:sz w:val="17"/>
                 <w:szCs w:val="17"/>
               </w:rPr>
-              <w:t xml:space="preserve">第1号被保険者数の前期・後期の内訳が国の様式（3区分）と素案5-2（2区分）で食い違う</w:t>
+              <w:t xml:space="preserve">認知症高齢者自立度（B7）の認定者数合計が認定者数（B4-a）と一致しない</w:t>
             </w:r>
           </w:p>
         </w:tc>
@@ -4877,7 +4877,7 @@
                 <w:sz w:val="17"/>
                 <w:szCs w:val="17"/>
               </w:rPr>
-              <w:t xml:space="preserve">国の推計ワークシートの様式が3区分で持つことが分かっている。当方で素案5-2を揃える</w:t>
+              <w:t xml:space="preserve">見える化システムのB7とB4-aの定義の差である。当方が指標の説明で確かめる</w:t>
             </w:r>
           </w:p>
         </w:tc>
@@ -4912,996 +4912,6 @@
                 <w:szCs w:val="17"/>
               </w:rPr>
               <w:t xml:space="preserve">10</w:t>
-            </w:r>
-          </w:p>
-        </w:tc>
-        <w:tc>
-          <w:tcPr>
-            <w:tcW w:type="dxa" w:w="4118"/>
-            <w:shd w:fill="FFFFFF" w:val="clear"/>
-            <w:tcMar>
-              <w:top w:type="dxa" w:w="70"/>
-              <w:left w:type="dxa" w:w="90"/>
-              <w:bottom w:type="dxa" w:w="70"/>
-              <w:right w:type="dxa" w:w="90"/>
-            </w:tcMar>
-          </w:tcPr>
-          <w:p>
-            <w:pPr>
-              <w:spacing w:after="0" w:line="250" w:lineRule="exact"/>
-            </w:pPr>
-            <w:r>
-              <w:rPr>
-                <w:rFonts w:ascii="游ゴシック" w:cs="游ゴシック" w:eastAsia="游ゴシック" w:hAnsi="游ゴシック"/>
-                <w:b w:val="false"/>
-                <w:bCs w:val="false"/>
-                <w:color w:val="000000"/>
-                <w:sz w:val="17"/>
-                <w:szCs w:val="17"/>
-              </w:rPr>
-              <w:t xml:space="preserve">認定者数が国の推計（3か年計629人）と当方の算定（651人）で3.4%食い違う</w:t>
-            </w:r>
-          </w:p>
-        </w:tc>
-        <w:tc>
-          <w:tcPr>
-            <w:tcW w:type="dxa" w:w="4868"/>
-            <w:shd w:fill="FFFFFF" w:val="clear"/>
-            <w:tcMar>
-              <w:top w:type="dxa" w:w="70"/>
-              <w:left w:type="dxa" w:w="90"/>
-              <w:bottom w:type="dxa" w:w="70"/>
-              <w:right w:type="dxa" w:w="90"/>
-            </w:tcMar>
-          </w:tcPr>
-          <w:p>
-            <w:pPr>
-              <w:spacing w:after="0" w:line="250" w:lineRule="exact"/>
-            </w:pPr>
-            <w:r>
-              <w:rPr>
-                <w:rFonts w:ascii="游ゴシック" w:cs="游ゴシック" w:eastAsia="游ゴシック" w:hAnsi="游ゴシック"/>
-                <w:b w:val="false"/>
-                <w:bCs w:val="false"/>
-                <w:color w:val="000000"/>
-                <w:sz w:val="17"/>
-                <w:szCs w:val="17"/>
-              </w:rPr>
-              <w:t xml:space="preserve">当方の算定と国の推計の差である。算定の過程を当方で洗う</w:t>
-            </w:r>
-          </w:p>
-        </w:tc>
-      </w:tr>
-      <w:tr>
-        <w:trPr>
-          <w:cantSplit/>
-          <w:trHeight w:val="700" w:hRule="atLeast"/>
-        </w:trPr>
-        <w:tc>
-          <w:tcPr>
-            <w:tcW w:type="dxa" w:w="374"/>
-            <w:shd w:fill="FFFFFF" w:val="clear"/>
-            <w:tcMar>
-              <w:top w:type="dxa" w:w="70"/>
-              <w:left w:type="dxa" w:w="90"/>
-              <w:bottom w:type="dxa" w:w="70"/>
-              <w:right w:type="dxa" w:w="90"/>
-            </w:tcMar>
-          </w:tcPr>
-          <w:p>
-            <w:pPr>
-              <w:spacing w:after="0" w:line="250" w:lineRule="exact"/>
-            </w:pPr>
-            <w:r>
-              <w:rPr>
-                <w:rFonts w:ascii="游ゴシック" w:cs="游ゴシック" w:eastAsia="游ゴシック" w:hAnsi="游ゴシック"/>
-                <w:b w:val="false"/>
-                <w:bCs w:val="false"/>
-                <w:color w:val="000000"/>
-                <w:sz w:val="17"/>
-                <w:szCs w:val="17"/>
-              </w:rPr>
-              <w:t xml:space="preserve">11</w:t>
-            </w:r>
-          </w:p>
-        </w:tc>
-        <w:tc>
-          <w:tcPr>
-            <w:tcW w:type="dxa" w:w="4118"/>
-            <w:shd w:fill="FFFFFF" w:val="clear"/>
-            <w:tcMar>
-              <w:top w:type="dxa" w:w="70"/>
-              <w:left w:type="dxa" w:w="90"/>
-              <w:bottom w:type="dxa" w:w="70"/>
-              <w:right w:type="dxa" w:w="90"/>
-            </w:tcMar>
-          </w:tcPr>
-          <w:p>
-            <w:pPr>
-              <w:spacing w:after="0" w:line="250" w:lineRule="exact"/>
-            </w:pPr>
-            <w:r>
-              <w:rPr>
-                <w:rFonts w:ascii="游ゴシック" w:cs="游ゴシック" w:eastAsia="游ゴシック" w:hAnsi="游ゴシック"/>
-                <w:b w:val="false"/>
-                <w:bCs w:val="false"/>
-                <w:color w:val="000000"/>
-                <w:sz w:val="17"/>
-                <w:szCs w:val="17"/>
-              </w:rPr>
-              <w:t xml:space="preserve">サービス見込量の前提（受給率を3か年平均とするか令和7年度水準とするか）</w:t>
-            </w:r>
-          </w:p>
-        </w:tc>
-        <w:tc>
-          <w:tcPr>
-            <w:tcW w:type="dxa" w:w="4868"/>
-            <w:shd w:fill="FFFFFF" w:val="clear"/>
-            <w:tcMar>
-              <w:top w:type="dxa" w:w="70"/>
-              <w:left w:type="dxa" w:w="90"/>
-              <w:bottom w:type="dxa" w:w="70"/>
-              <w:right w:type="dxa" w:w="90"/>
-            </w:tcMar>
-          </w:tcPr>
-          <w:p>
-            <w:pPr>
-              <w:spacing w:after="0" w:line="250" w:lineRule="exact"/>
-            </w:pPr>
-            <w:r>
-              <w:rPr>
-                <w:rFonts w:ascii="游ゴシック" w:cs="游ゴシック" w:eastAsia="游ゴシック" w:hAnsi="游ゴシック"/>
-                <w:b w:val="false"/>
-                <w:bCs w:val="false"/>
-                <w:color w:val="000000"/>
-                <w:sz w:val="17"/>
-                <w:szCs w:val="17"/>
-              </w:rPr>
-              <w:t xml:space="preserve">当方の算定方針である。3か年平均を本則とし、感応度で示す</w:t>
-            </w:r>
-          </w:p>
-        </w:tc>
-      </w:tr>
-      <w:tr>
-        <w:trPr>
-          <w:cantSplit/>
-          <w:trHeight w:val="700" w:hRule="atLeast"/>
-        </w:trPr>
-        <w:tc>
-          <w:tcPr>
-            <w:tcW w:type="dxa" w:w="374"/>
-            <w:shd w:fill="FFFFFF" w:val="clear"/>
-            <w:tcMar>
-              <w:top w:type="dxa" w:w="70"/>
-              <w:left w:type="dxa" w:w="90"/>
-              <w:bottom w:type="dxa" w:w="70"/>
-              <w:right w:type="dxa" w:w="90"/>
-            </w:tcMar>
-          </w:tcPr>
-          <w:p>
-            <w:pPr>
-              <w:spacing w:after="0" w:line="250" w:lineRule="exact"/>
-            </w:pPr>
-            <w:r>
-              <w:rPr>
-                <w:rFonts w:ascii="游ゴシック" w:cs="游ゴシック" w:eastAsia="游ゴシック" w:hAnsi="游ゴシック"/>
-                <w:b w:val="false"/>
-                <w:bCs w:val="false"/>
-                <w:color w:val="000000"/>
-                <w:sz w:val="17"/>
-                <w:szCs w:val="17"/>
-              </w:rPr>
-              <w:t xml:space="preserve">12</w:t>
-            </w:r>
-          </w:p>
-        </w:tc>
-        <w:tc>
-          <w:tcPr>
-            <w:tcW w:type="dxa" w:w="4118"/>
-            <w:shd w:fill="FFFFFF" w:val="clear"/>
-            <w:tcMar>
-              <w:top w:type="dxa" w:w="70"/>
-              <w:left w:type="dxa" w:w="90"/>
-              <w:bottom w:type="dxa" w:w="70"/>
-              <w:right w:type="dxa" w:w="90"/>
-            </w:tcMar>
-          </w:tcPr>
-          <w:p>
-            <w:pPr>
-              <w:spacing w:after="0" w:line="250" w:lineRule="exact"/>
-            </w:pPr>
-            <w:r>
-              <w:rPr>
-                <w:rFonts w:ascii="游ゴシック" w:cs="游ゴシック" w:eastAsia="游ゴシック" w:hAnsi="游ゴシック"/>
-                <w:b w:val="false"/>
-                <w:bCs w:val="false"/>
-                <w:color w:val="000000"/>
-                <w:sz w:val="17"/>
-                <w:szCs w:val="17"/>
-              </w:rPr>
-              <w:t xml:space="preserve">人口データの出所の統一（住基／国勢調査／福島県現住人口調査）</w:t>
-            </w:r>
-          </w:p>
-        </w:tc>
-        <w:tc>
-          <w:tcPr>
-            <w:tcW w:type="dxa" w:w="4868"/>
-            <w:shd w:fill="FFFFFF" w:val="clear"/>
-            <w:tcMar>
-              <w:top w:type="dxa" w:w="70"/>
-              <w:left w:type="dxa" w:w="90"/>
-              <w:bottom w:type="dxa" w:w="70"/>
-              <w:right w:type="dxa" w:w="90"/>
-            </w:tcMar>
-          </w:tcPr>
-          <w:p>
-            <w:pPr>
-              <w:spacing w:after="0" w:line="250" w:lineRule="exact"/>
-            </w:pPr>
-            <w:r>
-              <w:rPr>
-                <w:rFonts w:ascii="游ゴシック" w:cs="游ゴシック" w:eastAsia="游ゴシック" w:hAnsi="游ゴシック"/>
-                <w:b w:val="false"/>
-                <w:bCs w:val="false"/>
-                <w:color w:val="000000"/>
-                <w:sz w:val="17"/>
-                <w:szCs w:val="17"/>
-              </w:rPr>
-              <w:t xml:space="preserve">出所の統一は当方の整理である。用いる系列を素案に明記する</w:t>
-            </w:r>
-          </w:p>
-        </w:tc>
-      </w:tr>
-      <w:tr>
-        <w:trPr>
-          <w:cantSplit/>
-          <w:trHeight w:val="700" w:hRule="atLeast"/>
-        </w:trPr>
-        <w:tc>
-          <w:tcPr>
-            <w:tcW w:type="dxa" w:w="374"/>
-            <w:shd w:fill="FFFFFF" w:val="clear"/>
-            <w:tcMar>
-              <w:top w:type="dxa" w:w="70"/>
-              <w:left w:type="dxa" w:w="90"/>
-              <w:bottom w:type="dxa" w:w="70"/>
-              <w:right w:type="dxa" w:w="90"/>
-            </w:tcMar>
-          </w:tcPr>
-          <w:p>
-            <w:pPr>
-              <w:spacing w:after="0" w:line="250" w:lineRule="exact"/>
-            </w:pPr>
-            <w:r>
-              <w:rPr>
-                <w:rFonts w:ascii="游ゴシック" w:cs="游ゴシック" w:eastAsia="游ゴシック" w:hAnsi="游ゴシック"/>
-                <w:b w:val="false"/>
-                <w:bCs w:val="false"/>
-                <w:color w:val="000000"/>
-                <w:sz w:val="17"/>
-                <w:szCs w:val="17"/>
-              </w:rPr>
-              <w:t xml:space="preserve">13</w:t>
-            </w:r>
-          </w:p>
-        </w:tc>
-        <w:tc>
-          <w:tcPr>
-            <w:tcW w:type="dxa" w:w="4118"/>
-            <w:shd w:fill="FFFFFF" w:val="clear"/>
-            <w:tcMar>
-              <w:top w:type="dxa" w:w="70"/>
-              <w:left w:type="dxa" w:w="90"/>
-              <w:bottom w:type="dxa" w:w="70"/>
-              <w:right w:type="dxa" w:w="90"/>
-            </w:tcMar>
-          </w:tcPr>
-          <w:p>
-            <w:pPr>
-              <w:spacing w:after="0" w:line="250" w:lineRule="exact"/>
-            </w:pPr>
-            <w:r>
-              <w:rPr>
-                <w:rFonts w:ascii="游ゴシック" w:cs="游ゴシック" w:eastAsia="游ゴシック" w:hAnsi="游ゴシック"/>
-                <w:b w:val="false"/>
-                <w:bCs w:val="false"/>
-                <w:color w:val="000000"/>
-                <w:sz w:val="17"/>
-                <w:szCs w:val="17"/>
-              </w:rPr>
-              <w:t xml:space="preserve">介護保険法第117条第2項各号・第3項各号および基本指針の記載事項の条項番号の照合</w:t>
-            </w:r>
-          </w:p>
-        </w:tc>
-        <w:tc>
-          <w:tcPr>
-            <w:tcW w:type="dxa" w:w="4868"/>
-            <w:shd w:fill="FFFFFF" w:val="clear"/>
-            <w:tcMar>
-              <w:top w:type="dxa" w:w="70"/>
-              <w:left w:type="dxa" w:w="90"/>
-              <w:bottom w:type="dxa" w:w="70"/>
-              <w:right w:type="dxa" w:w="90"/>
-            </w:tcMar>
-          </w:tcPr>
-          <w:p>
-            <w:pPr>
-              <w:spacing w:after="0" w:line="250" w:lineRule="exact"/>
-            </w:pPr>
-            <w:r>
-              <w:rPr>
-                <w:rFonts w:ascii="游ゴシック" w:cs="游ゴシック" w:eastAsia="游ゴシック" w:hAnsi="游ゴシック"/>
-                <w:b w:val="false"/>
-                <w:bCs w:val="false"/>
-                <w:color w:val="000000"/>
-                <w:sz w:val="17"/>
-                <w:szCs w:val="17"/>
-              </w:rPr>
-              <w:t xml:space="preserve">新旧対照条文（令和8年法律第51号）を受領済みであり、条項番号は当方が確定できる</w:t>
-            </w:r>
-          </w:p>
-        </w:tc>
-      </w:tr>
-      <w:tr>
-        <w:trPr>
-          <w:cantSplit/>
-          <w:trHeight w:val="700" w:hRule="atLeast"/>
-        </w:trPr>
-        <w:tc>
-          <w:tcPr>
-            <w:tcW w:type="dxa" w:w="374"/>
-            <w:shd w:fill="FFFFFF" w:val="clear"/>
-            <w:tcMar>
-              <w:top w:type="dxa" w:w="70"/>
-              <w:left w:type="dxa" w:w="90"/>
-              <w:bottom w:type="dxa" w:w="70"/>
-              <w:right w:type="dxa" w:w="90"/>
-            </w:tcMar>
-          </w:tcPr>
-          <w:p>
-            <w:pPr>
-              <w:spacing w:after="0" w:line="250" w:lineRule="exact"/>
-            </w:pPr>
-            <w:r>
-              <w:rPr>
-                <w:rFonts w:ascii="游ゴシック" w:cs="游ゴシック" w:eastAsia="游ゴシック" w:hAnsi="游ゴシック"/>
-                <w:b w:val="false"/>
-                <w:bCs w:val="false"/>
-                <w:color w:val="000000"/>
-                <w:sz w:val="17"/>
-                <w:szCs w:val="17"/>
-              </w:rPr>
-              <w:t xml:space="preserve">14</w:t>
-            </w:r>
-          </w:p>
-        </w:tc>
-        <w:tc>
-          <w:tcPr>
-            <w:tcW w:type="dxa" w:w="4118"/>
-            <w:shd w:fill="FFFFFF" w:val="clear"/>
-            <w:tcMar>
-              <w:top w:type="dxa" w:w="70"/>
-              <w:left w:type="dxa" w:w="90"/>
-              <w:bottom w:type="dxa" w:w="70"/>
-              <w:right w:type="dxa" w:w="90"/>
-            </w:tcMar>
-          </w:tcPr>
-          <w:p>
-            <w:pPr>
-              <w:spacing w:after="0" w:line="250" w:lineRule="exact"/>
-            </w:pPr>
-            <w:r>
-              <w:rPr>
-                <w:rFonts w:ascii="游ゴシック" w:cs="游ゴシック" w:eastAsia="游ゴシック" w:hAnsi="游ゴシック"/>
-                <w:b w:val="false"/>
-                <w:bCs w:val="false"/>
-                <w:color w:val="000000"/>
-                <w:sz w:val="17"/>
-                <w:szCs w:val="17"/>
-              </w:rPr>
-              <w:t xml:space="preserve">令和2年（2020年）の年齢3区分の計が総人口に1人足りない理由（国勢調査の年齢不詳か入力の誤りか）</w:t>
-            </w:r>
-          </w:p>
-        </w:tc>
-        <w:tc>
-          <w:tcPr>
-            <w:tcW w:type="dxa" w:w="4868"/>
-            <w:shd w:fill="FFFFFF" w:val="clear"/>
-            <w:tcMar>
-              <w:top w:type="dxa" w:w="70"/>
-              <w:left w:type="dxa" w:w="90"/>
-              <w:bottom w:type="dxa" w:w="70"/>
-              <w:right w:type="dxa" w:w="90"/>
-            </w:tcMar>
-          </w:tcPr>
-          <w:p>
-            <w:pPr>
-              <w:spacing w:after="0" w:line="250" w:lineRule="exact"/>
-            </w:pPr>
-            <w:r>
-              <w:rPr>
-                <w:rFonts w:ascii="游ゴシック" w:cs="游ゴシック" w:eastAsia="游ゴシック" w:hAnsi="游ゴシック"/>
-                <w:b w:val="false"/>
-                <w:bCs w:val="false"/>
-                <w:color w:val="000000"/>
-                <w:sz w:val="17"/>
-                <w:szCs w:val="17"/>
-              </w:rPr>
-              <w:t xml:space="preserve">国勢調査の年齢不詳の扱いである。当方が原表で確かめる</w:t>
-            </w:r>
-          </w:p>
-        </w:tc>
-      </w:tr>
-      <w:tr>
-        <w:trPr>
-          <w:cantSplit/>
-          <w:trHeight w:val="700" w:hRule="atLeast"/>
-        </w:trPr>
-        <w:tc>
-          <w:tcPr>
-            <w:tcW w:type="dxa" w:w="374"/>
-            <w:shd w:fill="FFFFFF" w:val="clear"/>
-            <w:tcMar>
-              <w:top w:type="dxa" w:w="70"/>
-              <w:left w:type="dxa" w:w="90"/>
-              <w:bottom w:type="dxa" w:w="70"/>
-              <w:right w:type="dxa" w:w="90"/>
-            </w:tcMar>
-          </w:tcPr>
-          <w:p>
-            <w:pPr>
-              <w:spacing w:after="0" w:line="250" w:lineRule="exact"/>
-            </w:pPr>
-            <w:r>
-              <w:rPr>
-                <w:rFonts w:ascii="游ゴシック" w:cs="游ゴシック" w:eastAsia="游ゴシック" w:hAnsi="游ゴシック"/>
-                <w:b w:val="false"/>
-                <w:bCs w:val="false"/>
-                <w:color w:val="000000"/>
-                <w:sz w:val="17"/>
-                <w:szCs w:val="17"/>
-              </w:rPr>
-              <w:t xml:space="preserve">15</w:t>
-            </w:r>
-          </w:p>
-        </w:tc>
-        <w:tc>
-          <w:tcPr>
-            <w:tcW w:type="dxa" w:w="4118"/>
-            <w:shd w:fill="FFFFFF" w:val="clear"/>
-            <w:tcMar>
-              <w:top w:type="dxa" w:w="70"/>
-              <w:left w:type="dxa" w:w="90"/>
-              <w:bottom w:type="dxa" w:w="70"/>
-              <w:right w:type="dxa" w:w="90"/>
-            </w:tcMar>
-          </w:tcPr>
-          <w:p>
-            <w:pPr>
-              <w:spacing w:after="0" w:line="250" w:lineRule="exact"/>
-            </w:pPr>
-            <w:r>
-              <w:rPr>
-                <w:rFonts w:ascii="游ゴシック" w:cs="游ゴシック" w:eastAsia="游ゴシック" w:hAnsi="游ゴシック"/>
-                <w:b w:val="false"/>
-                <w:bCs w:val="false"/>
-                <w:color w:val="000000"/>
-                <w:sz w:val="17"/>
-                <w:szCs w:val="17"/>
-              </w:rPr>
-              <w:t xml:space="preserve">令和9年4月の介護報酬改定率が示された後の単価の扱い</w:t>
-            </w:r>
-          </w:p>
-        </w:tc>
-        <w:tc>
-          <w:tcPr>
-            <w:tcW w:type="dxa" w:w="4868"/>
-            <w:shd w:fill="FFFFFF" w:val="clear"/>
-            <w:tcMar>
-              <w:top w:type="dxa" w:w="70"/>
-              <w:left w:type="dxa" w:w="90"/>
-              <w:bottom w:type="dxa" w:w="70"/>
-              <w:right w:type="dxa" w:w="90"/>
-            </w:tcMar>
-          </w:tcPr>
-          <w:p>
-            <w:pPr>
-              <w:spacing w:after="0" w:line="250" w:lineRule="exact"/>
-            </w:pPr>
-            <w:r>
-              <w:rPr>
-                <w:rFonts w:ascii="游ゴシック" w:cs="游ゴシック" w:eastAsia="游ゴシック" w:hAnsi="游ゴシック"/>
-                <w:b w:val="false"/>
-                <w:bCs w:val="false"/>
-                <w:color w:val="000000"/>
-                <w:sz w:val="17"/>
-                <w:szCs w:val="17"/>
-              </w:rPr>
-              <w:t xml:space="preserve">改定率は告示で公表される。告示後に当方が単価を補正する</w:t>
-            </w:r>
-          </w:p>
-        </w:tc>
-      </w:tr>
-      <w:tr>
-        <w:trPr>
-          <w:cantSplit/>
-          <w:trHeight w:val="700" w:hRule="atLeast"/>
-        </w:trPr>
-        <w:tc>
-          <w:tcPr>
-            <w:tcW w:type="dxa" w:w="374"/>
-            <w:shd w:fill="FFFFFF" w:val="clear"/>
-            <w:tcMar>
-              <w:top w:type="dxa" w:w="70"/>
-              <w:left w:type="dxa" w:w="90"/>
-              <w:bottom w:type="dxa" w:w="70"/>
-              <w:right w:type="dxa" w:w="90"/>
-            </w:tcMar>
-          </w:tcPr>
-          <w:p>
-            <w:pPr>
-              <w:spacing w:after="0" w:line="250" w:lineRule="exact"/>
-            </w:pPr>
-            <w:r>
-              <w:rPr>
-                <w:rFonts w:ascii="游ゴシック" w:cs="游ゴシック" w:eastAsia="游ゴシック" w:hAnsi="游ゴシック"/>
-                <w:b w:val="false"/>
-                <w:bCs w:val="false"/>
-                <w:color w:val="000000"/>
-                <w:sz w:val="17"/>
-                <w:szCs w:val="17"/>
-              </w:rPr>
-              <w:t xml:space="preserve">16</w:t>
-            </w:r>
-          </w:p>
-        </w:tc>
-        <w:tc>
-          <w:tcPr>
-            <w:tcW w:type="dxa" w:w="4118"/>
-            <w:shd w:fill="FFFFFF" w:val="clear"/>
-            <w:tcMar>
-              <w:top w:type="dxa" w:w="70"/>
-              <w:left w:type="dxa" w:w="90"/>
-              <w:bottom w:type="dxa" w:w="70"/>
-              <w:right w:type="dxa" w:w="90"/>
-            </w:tcMar>
-          </w:tcPr>
-          <w:p>
-            <w:pPr>
-              <w:spacing w:after="0" w:line="250" w:lineRule="exact"/>
-            </w:pPr>
-            <w:r>
-              <w:rPr>
-                <w:rFonts w:ascii="游ゴシック" w:cs="游ゴシック" w:eastAsia="游ゴシック" w:hAnsi="游ゴシック"/>
-                <w:b w:val="false"/>
-                <w:bCs w:val="false"/>
-                <w:color w:val="000000"/>
-                <w:sz w:val="17"/>
-                <w:szCs w:val="17"/>
-              </w:rPr>
-              <w:t xml:space="preserve">図2-9の平成29年度の1人1月あたり費用額（25,039円）の出所</w:t>
-            </w:r>
-          </w:p>
-        </w:tc>
-        <w:tc>
-          <w:tcPr>
-            <w:tcW w:type="dxa" w:w="4868"/>
-            <w:shd w:fill="FFFFFF" w:val="clear"/>
-            <w:tcMar>
-              <w:top w:type="dxa" w:w="70"/>
-              <w:left w:type="dxa" w:w="90"/>
-              <w:bottom w:type="dxa" w:w="70"/>
-              <w:right w:type="dxa" w:w="90"/>
-            </w:tcMar>
-          </w:tcPr>
-          <w:p>
-            <w:pPr>
-              <w:spacing w:after="0" w:line="250" w:lineRule="exact"/>
-            </w:pPr>
-            <w:r>
-              <w:rPr>
-                <w:rFonts w:ascii="游ゴシック" w:cs="游ゴシック" w:eastAsia="游ゴシック" w:hAnsi="游ゴシック"/>
-                <w:b w:val="false"/>
-                <w:bCs w:val="false"/>
-                <w:color w:val="000000"/>
-                <w:sz w:val="17"/>
-                <w:szCs w:val="17"/>
-              </w:rPr>
-              <w:t xml:space="preserve">当方が組んだ図の出所である。算定の根拠の綴りで示す</w:t>
-            </w:r>
-          </w:p>
-        </w:tc>
-      </w:tr>
-      <w:tr>
-        <w:trPr>
-          <w:cantSplit/>
-          <w:trHeight w:val="700" w:hRule="atLeast"/>
-        </w:trPr>
-        <w:tc>
-          <w:tcPr>
-            <w:tcW w:type="dxa" w:w="374"/>
-            <w:shd w:fill="FFFFFF" w:val="clear"/>
-            <w:tcMar>
-              <w:top w:type="dxa" w:w="70"/>
-              <w:left w:type="dxa" w:w="90"/>
-              <w:bottom w:type="dxa" w:w="70"/>
-              <w:right w:type="dxa" w:w="90"/>
-            </w:tcMar>
-          </w:tcPr>
-          <w:p>
-            <w:pPr>
-              <w:spacing w:after="0" w:line="250" w:lineRule="exact"/>
-            </w:pPr>
-            <w:r>
-              <w:rPr>
-                <w:rFonts w:ascii="游ゴシック" w:cs="游ゴシック" w:eastAsia="游ゴシック" w:hAnsi="游ゴシック"/>
-                <w:b w:val="false"/>
-                <w:bCs w:val="false"/>
-                <w:color w:val="000000"/>
-                <w:sz w:val="17"/>
-                <w:szCs w:val="17"/>
-              </w:rPr>
-              <w:t xml:space="preserve">17</w:t>
-            </w:r>
-          </w:p>
-        </w:tc>
-        <w:tc>
-          <w:tcPr>
-            <w:tcW w:type="dxa" w:w="4118"/>
-            <w:shd w:fill="FFFFFF" w:val="clear"/>
-            <w:tcMar>
-              <w:top w:type="dxa" w:w="70"/>
-              <w:left w:type="dxa" w:w="90"/>
-              <w:bottom w:type="dxa" w:w="70"/>
-              <w:right w:type="dxa" w:w="90"/>
-            </w:tcMar>
-          </w:tcPr>
-          <w:p>
-            <w:pPr>
-              <w:spacing w:after="0" w:line="250" w:lineRule="exact"/>
-            </w:pPr>
-            <w:r>
-              <w:rPr>
-                <w:rFonts w:ascii="游ゴシック" w:cs="游ゴシック" w:eastAsia="游ゴシック" w:hAnsi="游ゴシック"/>
-                <w:b w:val="false"/>
-                <w:bCs w:val="false"/>
-                <w:color w:val="000000"/>
-                <w:sz w:val="17"/>
-                <w:szCs w:val="17"/>
-              </w:rPr>
-              <w:t xml:space="preserve">村内の居宅介護支援事業所は1か所か2か所か</w:t>
-            </w:r>
-          </w:p>
-        </w:tc>
-        <w:tc>
-          <w:tcPr>
-            <w:tcW w:type="dxa" w:w="4868"/>
-            <w:shd w:fill="FFFFFF" w:val="clear"/>
-            <w:tcMar>
-              <w:top w:type="dxa" w:w="70"/>
-              <w:left w:type="dxa" w:w="90"/>
-              <w:bottom w:type="dxa" w:w="70"/>
-              <w:right w:type="dxa" w:w="90"/>
-            </w:tcMar>
-          </w:tcPr>
-          <w:p>
-            <w:pPr>
-              <w:spacing w:after="0" w:line="250" w:lineRule="exact"/>
-            </w:pPr>
-            <w:r>
-              <w:rPr>
-                <w:rFonts w:ascii="游ゴシック" w:cs="游ゴシック" w:eastAsia="游ゴシック" w:hAnsi="游ゴシック"/>
-                <w:b w:val="false"/>
-                <w:bCs w:val="false"/>
-                <w:color w:val="000000"/>
-                <w:sz w:val="17"/>
-                <w:szCs w:val="17"/>
-              </w:rPr>
-              <w:t xml:space="preserve">介護サービス情報公表システムで事業所の指定の状況を当方が確かめる</w:t>
-            </w:r>
-          </w:p>
-        </w:tc>
-      </w:tr>
-      <w:tr>
-        <w:trPr>
-          <w:cantSplit/>
-          <w:trHeight w:val="700" w:hRule="atLeast"/>
-        </w:trPr>
-        <w:tc>
-          <w:tcPr>
-            <w:tcW w:type="dxa" w:w="374"/>
-            <w:shd w:fill="FFFFFF" w:val="clear"/>
-            <w:tcMar>
-              <w:top w:type="dxa" w:w="70"/>
-              <w:left w:type="dxa" w:w="90"/>
-              <w:bottom w:type="dxa" w:w="70"/>
-              <w:right w:type="dxa" w:w="90"/>
-            </w:tcMar>
-          </w:tcPr>
-          <w:p>
-            <w:pPr>
-              <w:spacing w:after="0" w:line="250" w:lineRule="exact"/>
-            </w:pPr>
-            <w:r>
-              <w:rPr>
-                <w:rFonts w:ascii="游ゴシック" w:cs="游ゴシック" w:eastAsia="游ゴシック" w:hAnsi="游ゴシック"/>
-                <w:b w:val="false"/>
-                <w:bCs w:val="false"/>
-                <w:color w:val="000000"/>
-                <w:sz w:val="17"/>
-                <w:szCs w:val="17"/>
-              </w:rPr>
-              <w:t xml:space="preserve">18</w:t>
-            </w:r>
-          </w:p>
-        </w:tc>
-        <w:tc>
-          <w:tcPr>
-            <w:tcW w:type="dxa" w:w="4118"/>
-            <w:shd w:fill="FFFFFF" w:val="clear"/>
-            <w:tcMar>
-              <w:top w:type="dxa" w:w="70"/>
-              <w:left w:type="dxa" w:w="90"/>
-              <w:bottom w:type="dxa" w:w="70"/>
-              <w:right w:type="dxa" w:w="90"/>
-            </w:tcMar>
-          </w:tcPr>
-          <w:p>
-            <w:pPr>
-              <w:spacing w:after="0" w:line="250" w:lineRule="exact"/>
-            </w:pPr>
-            <w:r>
-              <w:rPr>
-                <w:rFonts w:ascii="游ゴシック" w:cs="游ゴシック" w:eastAsia="游ゴシック" w:hAnsi="游ゴシック"/>
-                <w:b w:val="false"/>
-                <w:bCs w:val="false"/>
-                <w:color w:val="000000"/>
-                <w:sz w:val="17"/>
-                <w:szCs w:val="17"/>
-              </w:rPr>
-              <w:t xml:space="preserve">要介護2の3区分の利用率の合計が101.5%となること</w:t>
-            </w:r>
-          </w:p>
-        </w:tc>
-        <w:tc>
-          <w:tcPr>
-            <w:tcW w:type="dxa" w:w="4868"/>
-            <w:shd w:fill="FFFFFF" w:val="clear"/>
-            <w:tcMar>
-              <w:top w:type="dxa" w:w="70"/>
-              <w:left w:type="dxa" w:w="90"/>
-              <w:bottom w:type="dxa" w:w="70"/>
-              <w:right w:type="dxa" w:w="90"/>
-            </w:tcMar>
-          </w:tcPr>
-          <w:p>
-            <w:pPr>
-              <w:spacing w:after="0" w:line="250" w:lineRule="exact"/>
-            </w:pPr>
-            <w:r>
-              <w:rPr>
-                <w:rFonts w:ascii="游ゴシック" w:cs="游ゴシック" w:eastAsia="游ゴシック" w:hAnsi="游ゴシック"/>
-                <w:b w:val="false"/>
-                <w:bCs w:val="false"/>
-                <w:color w:val="000000"/>
-                <w:sz w:val="17"/>
-                <w:szCs w:val="17"/>
-              </w:rPr>
-              <w:t xml:space="preserve">当方の算定の端数処理の問題である。当方で整える</w:t>
-            </w:r>
-          </w:p>
-        </w:tc>
-      </w:tr>
-      <w:tr>
-        <w:trPr>
-          <w:cantSplit/>
-          <w:trHeight w:val="700" w:hRule="atLeast"/>
-        </w:trPr>
-        <w:tc>
-          <w:tcPr>
-            <w:tcW w:type="dxa" w:w="374"/>
-            <w:shd w:fill="FFFFFF" w:val="clear"/>
-            <w:tcMar>
-              <w:top w:type="dxa" w:w="70"/>
-              <w:left w:type="dxa" w:w="90"/>
-              <w:bottom w:type="dxa" w:w="70"/>
-              <w:right w:type="dxa" w:w="90"/>
-            </w:tcMar>
-          </w:tcPr>
-          <w:p>
-            <w:pPr>
-              <w:spacing w:after="0" w:line="250" w:lineRule="exact"/>
-            </w:pPr>
-            <w:r>
-              <w:rPr>
-                <w:rFonts w:ascii="游ゴシック" w:cs="游ゴシック" w:eastAsia="游ゴシック" w:hAnsi="游ゴシック"/>
-                <w:b w:val="false"/>
-                <w:bCs w:val="false"/>
-                <w:color w:val="000000"/>
-                <w:sz w:val="17"/>
-                <w:szCs w:val="17"/>
-              </w:rPr>
-              <w:t xml:space="preserve">19</w:t>
-            </w:r>
-          </w:p>
-        </w:tc>
-        <w:tc>
-          <w:tcPr>
-            <w:tcW w:type="dxa" w:w="4118"/>
-            <w:shd w:fill="FFFFFF" w:val="clear"/>
-            <w:tcMar>
-              <w:top w:type="dxa" w:w="70"/>
-              <w:left w:type="dxa" w:w="90"/>
-              <w:bottom w:type="dxa" w:w="70"/>
-              <w:right w:type="dxa" w:w="90"/>
-            </w:tcMar>
-          </w:tcPr>
-          <w:p>
-            <w:pPr>
-              <w:spacing w:after="0" w:line="250" w:lineRule="exact"/>
-            </w:pPr>
-            <w:r>
-              <w:rPr>
-                <w:rFonts w:ascii="游ゴシック" w:cs="游ゴシック" w:eastAsia="游ゴシック" w:hAnsi="游ゴシック"/>
-                <w:b w:val="false"/>
-                <w:bCs w:val="false"/>
-                <w:color w:val="000000"/>
-                <w:sz w:val="17"/>
-                <w:szCs w:val="17"/>
-              </w:rPr>
-              <w:t xml:space="preserve">認定率の分母をB1（第1号被保険者数）に統一することの可否</w:t>
-            </w:r>
-          </w:p>
-        </w:tc>
-        <w:tc>
-          <w:tcPr>
-            <w:tcW w:type="dxa" w:w="4868"/>
-            <w:shd w:fill="FFFFFF" w:val="clear"/>
-            <w:tcMar>
-              <w:top w:type="dxa" w:w="70"/>
-              <w:left w:type="dxa" w:w="90"/>
-              <w:bottom w:type="dxa" w:w="70"/>
-              <w:right w:type="dxa" w:w="90"/>
-            </w:tcMar>
-          </w:tcPr>
-          <w:p>
-            <w:pPr>
-              <w:spacing w:after="0" w:line="250" w:lineRule="exact"/>
-            </w:pPr>
-            <w:r>
-              <w:rPr>
-                <w:rFonts w:ascii="游ゴシック" w:cs="游ゴシック" w:eastAsia="游ゴシック" w:hAnsi="游ゴシック"/>
-                <w:b w:val="false"/>
-                <w:bCs w:val="false"/>
-                <w:color w:val="000000"/>
-                <w:sz w:val="17"/>
-                <w:szCs w:val="17"/>
-              </w:rPr>
-              <w:t xml:space="preserve">当方の算定上の分母の取り方である。素案で統一して示す</w:t>
-            </w:r>
-          </w:p>
-        </w:tc>
-      </w:tr>
-      <w:tr>
-        <w:trPr>
-          <w:cantSplit/>
-          <w:trHeight w:val="700" w:hRule="atLeast"/>
-        </w:trPr>
-        <w:tc>
-          <w:tcPr>
-            <w:tcW w:type="dxa" w:w="374"/>
-            <w:shd w:fill="FFFFFF" w:val="clear"/>
-            <w:tcMar>
-              <w:top w:type="dxa" w:w="70"/>
-              <w:left w:type="dxa" w:w="90"/>
-              <w:bottom w:type="dxa" w:w="70"/>
-              <w:right w:type="dxa" w:w="90"/>
-            </w:tcMar>
-          </w:tcPr>
-          <w:p>
-            <w:pPr>
-              <w:spacing w:after="0" w:line="250" w:lineRule="exact"/>
-            </w:pPr>
-            <w:r>
-              <w:rPr>
-                <w:rFonts w:ascii="游ゴシック" w:cs="游ゴシック" w:eastAsia="游ゴシック" w:hAnsi="游ゴシック"/>
-                <w:b w:val="false"/>
-                <w:bCs w:val="false"/>
-                <w:color w:val="000000"/>
-                <w:sz w:val="17"/>
-                <w:szCs w:val="17"/>
-              </w:rPr>
-              <w:t xml:space="preserve">20</w:t>
-            </w:r>
-          </w:p>
-        </w:tc>
-        <w:tc>
-          <w:tcPr>
-            <w:tcW w:type="dxa" w:w="4118"/>
-            <w:shd w:fill="FFFFFF" w:val="clear"/>
-            <w:tcMar>
-              <w:top w:type="dxa" w:w="70"/>
-              <w:left w:type="dxa" w:w="90"/>
-              <w:bottom w:type="dxa" w:w="70"/>
-              <w:right w:type="dxa" w:w="90"/>
-            </w:tcMar>
-          </w:tcPr>
-          <w:p>
-            <w:pPr>
-              <w:spacing w:after="0" w:line="250" w:lineRule="exact"/>
-            </w:pPr>
-            <w:r>
-              <w:rPr>
-                <w:rFonts w:ascii="游ゴシック" w:cs="游ゴシック" w:eastAsia="游ゴシック" w:hAnsi="游ゴシック"/>
-                <w:b w:val="false"/>
-                <w:bCs w:val="false"/>
-                <w:color w:val="000000"/>
-                <w:sz w:val="17"/>
-                <w:szCs w:val="17"/>
-              </w:rPr>
-              <w:t xml:space="preserve">認知症高齢者自立度（B7）の認定者数合計が認定者数（B4-a）と一致しない</w:t>
-            </w:r>
-          </w:p>
-        </w:tc>
-        <w:tc>
-          <w:tcPr>
-            <w:tcW w:type="dxa" w:w="4868"/>
-            <w:shd w:fill="FFFFFF" w:val="clear"/>
-            <w:tcMar>
-              <w:top w:type="dxa" w:w="70"/>
-              <w:left w:type="dxa" w:w="90"/>
-              <w:bottom w:type="dxa" w:w="70"/>
-              <w:right w:type="dxa" w:w="90"/>
-            </w:tcMar>
-          </w:tcPr>
-          <w:p>
-            <w:pPr>
-              <w:spacing w:after="0" w:line="250" w:lineRule="exact"/>
-            </w:pPr>
-            <w:r>
-              <w:rPr>
-                <w:rFonts w:ascii="游ゴシック" w:cs="游ゴシック" w:eastAsia="游ゴシック" w:hAnsi="游ゴシック"/>
-                <w:b w:val="false"/>
-                <w:bCs w:val="false"/>
-                <w:color w:val="000000"/>
-                <w:sz w:val="17"/>
-                <w:szCs w:val="17"/>
-              </w:rPr>
-              <w:t xml:space="preserve">見える化システムのB7とB4-aの定義の差である。当方が指標の説明で確かめる</w:t>
-            </w:r>
-          </w:p>
-        </w:tc>
-      </w:tr>
-      <w:tr>
-        <w:trPr>
-          <w:cantSplit/>
-          <w:trHeight w:val="700" w:hRule="atLeast"/>
-        </w:trPr>
-        <w:tc>
-          <w:tcPr>
-            <w:tcW w:type="dxa" w:w="374"/>
-            <w:shd w:fill="FFFFFF" w:val="clear"/>
-            <w:tcMar>
-              <w:top w:type="dxa" w:w="70"/>
-              <w:left w:type="dxa" w:w="90"/>
-              <w:bottom w:type="dxa" w:w="70"/>
-              <w:right w:type="dxa" w:w="90"/>
-            </w:tcMar>
-          </w:tcPr>
-          <w:p>
-            <w:pPr>
-              <w:spacing w:after="0" w:line="250" w:lineRule="exact"/>
-            </w:pPr>
-            <w:r>
-              <w:rPr>
-                <w:rFonts w:ascii="游ゴシック" w:cs="游ゴシック" w:eastAsia="游ゴシック" w:hAnsi="游ゴシック"/>
-                <w:b w:val="false"/>
-                <w:bCs w:val="false"/>
-                <w:color w:val="000000"/>
-                <w:sz w:val="17"/>
-                <w:szCs w:val="17"/>
-              </w:rPr>
-              <w:t xml:space="preserve">21</w:t>
             </w:r>
           </w:p>
         </w:tc>

--- a/output/13-5_北塩原村第10期_照会票_束5_計画構成と施策体系.docx
+++ b/output/13-5_北塩原村第10期_照会票_束5_計画構成と施策体系.docx
@@ -3945,7 +3945,7 @@
           <w:sz w:val="26"/>
           <w:szCs w:val="26"/>
         </w:rPr>
-        <w:t xml:space="preserve">参考　当方で進める事項（10件）　―　ご回答は不要です</w:t>
+        <w:t xml:space="preserve">参考　当方で進める事項（3件）　―　ご回答は不要です</w:t>
       </w:r>
     </w:p>
     <w:p>
@@ -4129,7 +4129,7 @@
                 <w:sz w:val="17"/>
                 <w:szCs w:val="17"/>
               </w:rPr>
-              <w:t xml:space="preserve">ICF分析は標準設問のみで完結することの確認</w:t>
+              <w:t xml:space="preserve">リスク判定10種の該当基準（見える化システムの算出方法との突合）</w:t>
             </w:r>
           </w:p>
         </w:tc>
@@ -4157,7 +4157,7 @@
                 <w:sz w:val="17"/>
                 <w:szCs w:val="17"/>
               </w:rPr>
-              <w:t xml:space="preserve">当方の分析の設計である。標準設問の範囲で完結させる</w:t>
+              <w:t xml:space="preserve">見える化システムの指標の算出方法は公表されている。当方が突き合わせる</w:t>
             </w:r>
           </w:p>
         </w:tc>
@@ -4219,7 +4219,7 @@
                 <w:sz w:val="17"/>
                 <w:szCs w:val="17"/>
               </w:rPr>
-              <w:t xml:space="preserve">リスク判定10種の該当基準（見える化システムの算出方法との突合）</w:t>
+              <w:t xml:space="preserve">認知症高齢者自立度（B7）の認定者数合計が認定者数（B4-a）と一致しない</w:t>
             </w:r>
           </w:p>
         </w:tc>
@@ -4247,7 +4247,7 @@
                 <w:sz w:val="17"/>
                 <w:szCs w:val="17"/>
               </w:rPr>
-              <w:t xml:space="preserve">見える化システムの指標の算出方法は公表されている。当方が突き合わせる</w:t>
+              <w:t xml:space="preserve">見える化システムのB7とB4-aの定義の差である。当方が指標の説明で確かめる</w:t>
             </w:r>
           </w:p>
         </w:tc>
@@ -4282,636 +4282,6 @@
                 <w:szCs w:val="17"/>
               </w:rPr>
               <w:t xml:space="preserve">3</w:t>
-            </w:r>
-          </w:p>
-        </w:tc>
-        <w:tc>
-          <w:tcPr>
-            <w:tcW w:type="dxa" w:w="4118"/>
-            <w:shd w:fill="FFFFFF" w:val="clear"/>
-            <w:tcMar>
-              <w:top w:type="dxa" w:w="70"/>
-              <w:left w:type="dxa" w:w="90"/>
-              <w:bottom w:type="dxa" w:w="70"/>
-              <w:right w:type="dxa" w:w="90"/>
-            </w:tcMar>
-          </w:tcPr>
-          <w:p>
-            <w:pPr>
-              <w:spacing w:after="0" w:line="250" w:lineRule="exact"/>
-            </w:pPr>
-            <w:r>
-              <w:rPr>
-                <w:rFonts w:ascii="游ゴシック" w:cs="游ゴシック" w:eastAsia="游ゴシック" w:hAnsi="游ゴシック"/>
-                <w:b w:val="false"/>
-                <w:bCs w:val="false"/>
-                <w:color w:val="000000"/>
-                <w:sz w:val="17"/>
-                <w:szCs w:val="17"/>
-              </w:rPr>
-              <w:t xml:space="preserve">国の推計ワークシートが求める在宅サービス利用率の分母</w:t>
-            </w:r>
-          </w:p>
-        </w:tc>
-        <w:tc>
-          <w:tcPr>
-            <w:tcW w:type="dxa" w:w="4868"/>
-            <w:shd w:fill="FFFFFF" w:val="clear"/>
-            <w:tcMar>
-              <w:top w:type="dxa" w:w="70"/>
-              <w:left w:type="dxa" w:w="90"/>
-              <w:bottom w:type="dxa" w:w="70"/>
-              <w:right w:type="dxa" w:w="90"/>
-            </w:tcMar>
-          </w:tcPr>
-          <w:p>
-            <w:pPr>
-              <w:spacing w:after="0" w:line="250" w:lineRule="exact"/>
-            </w:pPr>
-            <w:r>
-              <w:rPr>
-                <w:rFonts w:ascii="游ゴシック" w:cs="游ゴシック" w:eastAsia="游ゴシック" w:hAnsi="游ゴシック"/>
-                <w:b w:val="false"/>
-                <w:bCs w:val="false"/>
-                <w:color w:val="000000"/>
-                <w:sz w:val="17"/>
-                <w:szCs w:val="17"/>
-              </w:rPr>
-              <w:t xml:space="preserve">国の推計ワークシートの手引きに書かれている。当方が確かめる</w:t>
-            </w:r>
-          </w:p>
-        </w:tc>
-      </w:tr>
-      <w:tr>
-        <w:trPr>
-          <w:cantSplit/>
-          <w:trHeight w:val="700" w:hRule="atLeast"/>
-        </w:trPr>
-        <w:tc>
-          <w:tcPr>
-            <w:tcW w:type="dxa" w:w="374"/>
-            <w:shd w:fill="FFFFFF" w:val="clear"/>
-            <w:tcMar>
-              <w:top w:type="dxa" w:w="70"/>
-              <w:left w:type="dxa" w:w="90"/>
-              <w:bottom w:type="dxa" w:w="70"/>
-              <w:right w:type="dxa" w:w="90"/>
-            </w:tcMar>
-          </w:tcPr>
-          <w:p>
-            <w:pPr>
-              <w:spacing w:after="0" w:line="250" w:lineRule="exact"/>
-            </w:pPr>
-            <w:r>
-              <w:rPr>
-                <w:rFonts w:ascii="游ゴシック" w:cs="游ゴシック" w:eastAsia="游ゴシック" w:hAnsi="游ゴシック"/>
-                <w:b w:val="false"/>
-                <w:bCs w:val="false"/>
-                <w:color w:val="000000"/>
-                <w:sz w:val="17"/>
-                <w:szCs w:val="17"/>
-              </w:rPr>
-              <w:t xml:space="preserve">4</w:t>
-            </w:r>
-          </w:p>
-        </w:tc>
-        <w:tc>
-          <w:tcPr>
-            <w:tcW w:type="dxa" w:w="4118"/>
-            <w:shd w:fill="FFFFFF" w:val="clear"/>
-            <w:tcMar>
-              <w:top w:type="dxa" w:w="70"/>
-              <w:left w:type="dxa" w:w="90"/>
-              <w:bottom w:type="dxa" w:w="70"/>
-              <w:right w:type="dxa" w:w="90"/>
-            </w:tcMar>
-          </w:tcPr>
-          <w:p>
-            <w:pPr>
-              <w:spacing w:after="0" w:line="250" w:lineRule="exact"/>
-            </w:pPr>
-            <w:r>
-              <w:rPr>
-                <w:rFonts w:ascii="游ゴシック" w:cs="游ゴシック" w:eastAsia="游ゴシック" w:hAnsi="游ゴシック"/>
-                <w:b w:val="false"/>
-                <w:bCs w:val="false"/>
-                <w:color w:val="000000"/>
-                <w:sz w:val="17"/>
-                <w:szCs w:val="17"/>
-              </w:rPr>
-              <w:t xml:space="preserve">在宅介護実態調査の集計設計（要介護度3区分×介護者勤務形態3区分のセル数）</w:t>
-            </w:r>
-          </w:p>
-        </w:tc>
-        <w:tc>
-          <w:tcPr>
-            <w:tcW w:type="dxa" w:w="4868"/>
-            <w:shd w:fill="FFFFFF" w:val="clear"/>
-            <w:tcMar>
-              <w:top w:type="dxa" w:w="70"/>
-              <w:left w:type="dxa" w:w="90"/>
-              <w:bottom w:type="dxa" w:w="70"/>
-              <w:right w:type="dxa" w:w="90"/>
-            </w:tcMar>
-          </w:tcPr>
-          <w:p>
-            <w:pPr>
-              <w:spacing w:after="0" w:line="250" w:lineRule="exact"/>
-            </w:pPr>
-            <w:r>
-              <w:rPr>
-                <w:rFonts w:ascii="游ゴシック" w:cs="游ゴシック" w:eastAsia="游ゴシック" w:hAnsi="游ゴシック"/>
-                <w:b w:val="false"/>
-                <w:bCs w:val="false"/>
-                <w:color w:val="000000"/>
-                <w:sz w:val="17"/>
-                <w:szCs w:val="17"/>
-              </w:rPr>
-              <w:t xml:space="preserve">当方の集計の設計である。セル数は当方が決め、doc16§6の非表示の基準で運用する</w:t>
-            </w:r>
-          </w:p>
-        </w:tc>
-      </w:tr>
-      <w:tr>
-        <w:trPr>
-          <w:cantSplit/>
-          <w:trHeight w:val="700" w:hRule="atLeast"/>
-        </w:trPr>
-        <w:tc>
-          <w:tcPr>
-            <w:tcW w:type="dxa" w:w="374"/>
-            <w:shd w:fill="FFFFFF" w:val="clear"/>
-            <w:tcMar>
-              <w:top w:type="dxa" w:w="70"/>
-              <w:left w:type="dxa" w:w="90"/>
-              <w:bottom w:type="dxa" w:w="70"/>
-              <w:right w:type="dxa" w:w="90"/>
-            </w:tcMar>
-          </w:tcPr>
-          <w:p>
-            <w:pPr>
-              <w:spacing w:after="0" w:line="250" w:lineRule="exact"/>
-            </w:pPr>
-            <w:r>
-              <w:rPr>
-                <w:rFonts w:ascii="游ゴシック" w:cs="游ゴシック" w:eastAsia="游ゴシック" w:hAnsi="游ゴシック"/>
-                <w:b w:val="false"/>
-                <w:bCs w:val="false"/>
-                <w:color w:val="000000"/>
-                <w:sz w:val="17"/>
-                <w:szCs w:val="17"/>
-              </w:rPr>
-              <w:t xml:space="preserve">5</w:t>
-            </w:r>
-          </w:p>
-        </w:tc>
-        <w:tc>
-          <w:tcPr>
-            <w:tcW w:type="dxa" w:w="4118"/>
-            <w:shd w:fill="FFFFFF" w:val="clear"/>
-            <w:tcMar>
-              <w:top w:type="dxa" w:w="70"/>
-              <w:left w:type="dxa" w:w="90"/>
-              <w:bottom w:type="dxa" w:w="70"/>
-              <w:right w:type="dxa" w:w="90"/>
-            </w:tcMar>
-          </w:tcPr>
-          <w:p>
-            <w:pPr>
-              <w:spacing w:after="0" w:line="250" w:lineRule="exact"/>
-            </w:pPr>
-            <w:r>
-              <w:rPr>
-                <w:rFonts w:ascii="游ゴシック" w:cs="游ゴシック" w:eastAsia="游ゴシック" w:hAnsi="游ゴシック"/>
-                <w:b w:val="false"/>
-                <w:bCs w:val="false"/>
-                <w:color w:val="000000"/>
-                <w:sz w:val="17"/>
-                <w:szCs w:val="17"/>
-              </w:rPr>
-              <w:t xml:space="preserve">後期高齢者加入割合補正係数（F）の算出方法（当方の復元が国の値と一致しない）</w:t>
-            </w:r>
-          </w:p>
-        </w:tc>
-        <w:tc>
-          <w:tcPr>
-            <w:tcW w:type="dxa" w:w="4868"/>
-            <w:shd w:fill="FFFFFF" w:val="clear"/>
-            <w:tcMar>
-              <w:top w:type="dxa" w:w="70"/>
-              <w:left w:type="dxa" w:w="90"/>
-              <w:bottom w:type="dxa" w:w="70"/>
-              <w:right w:type="dxa" w:w="90"/>
-            </w:tcMar>
-          </w:tcPr>
-          <w:p>
-            <w:pPr>
-              <w:spacing w:after="0" w:line="250" w:lineRule="exact"/>
-            </w:pPr>
-            <w:r>
-              <w:rPr>
-                <w:rFonts w:ascii="游ゴシック" w:cs="游ゴシック" w:eastAsia="游ゴシック" w:hAnsi="游ゴシック"/>
-                <w:b w:val="false"/>
-                <w:bCs w:val="false"/>
-                <w:color w:val="000000"/>
-                <w:sz w:val="17"/>
-                <w:szCs w:val="17"/>
-              </w:rPr>
-              <w:t xml:space="preserve">当方の復元の手順の問題である。国の様式と手引きで当方が確かめる</w:t>
-            </w:r>
-          </w:p>
-        </w:tc>
-      </w:tr>
-      <w:tr>
-        <w:trPr>
-          <w:cantSplit/>
-          <w:trHeight w:val="700" w:hRule="atLeast"/>
-        </w:trPr>
-        <w:tc>
-          <w:tcPr>
-            <w:tcW w:type="dxa" w:w="374"/>
-            <w:shd w:fill="FFFFFF" w:val="clear"/>
-            <w:tcMar>
-              <w:top w:type="dxa" w:w="70"/>
-              <w:left w:type="dxa" w:w="90"/>
-              <w:bottom w:type="dxa" w:w="70"/>
-              <w:right w:type="dxa" w:w="90"/>
-            </w:tcMar>
-          </w:tcPr>
-          <w:p>
-            <w:pPr>
-              <w:spacing w:after="0" w:line="250" w:lineRule="exact"/>
-            </w:pPr>
-            <w:r>
-              <w:rPr>
-                <w:rFonts w:ascii="游ゴシック" w:cs="游ゴシック" w:eastAsia="游ゴシック" w:hAnsi="游ゴシック"/>
-                <w:b w:val="false"/>
-                <w:bCs w:val="false"/>
-                <w:color w:val="000000"/>
-                <w:sz w:val="17"/>
-                <w:szCs w:val="17"/>
-              </w:rPr>
-              <w:t xml:space="preserve">6</w:t>
-            </w:r>
-          </w:p>
-        </w:tc>
-        <w:tc>
-          <w:tcPr>
-            <w:tcW w:type="dxa" w:w="4118"/>
-            <w:shd w:fill="FFFFFF" w:val="clear"/>
-            <w:tcMar>
-              <w:top w:type="dxa" w:w="70"/>
-              <w:left w:type="dxa" w:w="90"/>
-              <w:bottom w:type="dxa" w:w="70"/>
-              <w:right w:type="dxa" w:w="90"/>
-            </w:tcMar>
-          </w:tcPr>
-          <w:p>
-            <w:pPr>
-              <w:spacing w:after="0" w:line="250" w:lineRule="exact"/>
-            </w:pPr>
-            <w:r>
-              <w:rPr>
-                <w:rFonts w:ascii="游ゴシック" w:cs="游ゴシック" w:eastAsia="游ゴシック" w:hAnsi="游ゴシック"/>
-                <w:b w:val="false"/>
-                <w:bCs w:val="false"/>
-                <w:color w:val="000000"/>
-                <w:sz w:val="17"/>
-                <w:szCs w:val="17"/>
-              </w:rPr>
-              <w:t xml:space="preserve">本村の介護報酬の地域区分（級地）と、令和9年度の改定における見直しの有無</w:t>
-            </w:r>
-          </w:p>
-        </w:tc>
-        <w:tc>
-          <w:tcPr>
-            <w:tcW w:type="dxa" w:w="4868"/>
-            <w:shd w:fill="FFFFFF" w:val="clear"/>
-            <w:tcMar>
-              <w:top w:type="dxa" w:w="70"/>
-              <w:left w:type="dxa" w:w="90"/>
-              <w:bottom w:type="dxa" w:w="70"/>
-              <w:right w:type="dxa" w:w="90"/>
-            </w:tcMar>
-          </w:tcPr>
-          <w:p>
-            <w:pPr>
-              <w:spacing w:after="0" w:line="250" w:lineRule="exact"/>
-            </w:pPr>
-            <w:r>
-              <w:rPr>
-                <w:rFonts w:ascii="游ゴシック" w:cs="游ゴシック" w:eastAsia="游ゴシック" w:hAnsi="游ゴシック"/>
-                <w:b w:val="false"/>
-                <w:bCs w:val="false"/>
-                <w:color w:val="000000"/>
-                <w:sz w:val="17"/>
-                <w:szCs w:val="17"/>
-              </w:rPr>
-              <w:t xml:space="preserve">地域区分は告示で公表されている。当方が確かめる</w:t>
-            </w:r>
-          </w:p>
-        </w:tc>
-      </w:tr>
-      <w:tr>
-        <w:trPr>
-          <w:cantSplit/>
-          <w:trHeight w:val="700" w:hRule="atLeast"/>
-        </w:trPr>
-        <w:tc>
-          <w:tcPr>
-            <w:tcW w:type="dxa" w:w="374"/>
-            <w:shd w:fill="FFFFFF" w:val="clear"/>
-            <w:tcMar>
-              <w:top w:type="dxa" w:w="70"/>
-              <w:left w:type="dxa" w:w="90"/>
-              <w:bottom w:type="dxa" w:w="70"/>
-              <w:right w:type="dxa" w:w="90"/>
-            </w:tcMar>
-          </w:tcPr>
-          <w:p>
-            <w:pPr>
-              <w:spacing w:after="0" w:line="250" w:lineRule="exact"/>
-            </w:pPr>
-            <w:r>
-              <w:rPr>
-                <w:rFonts w:ascii="游ゴシック" w:cs="游ゴシック" w:eastAsia="游ゴシック" w:hAnsi="游ゴシック"/>
-                <w:b w:val="false"/>
-                <w:bCs w:val="false"/>
-                <w:color w:val="000000"/>
-                <w:sz w:val="17"/>
-                <w:szCs w:val="17"/>
-              </w:rPr>
-              <w:t xml:space="preserve">7</w:t>
-            </w:r>
-          </w:p>
-        </w:tc>
-        <w:tc>
-          <w:tcPr>
-            <w:tcW w:type="dxa" w:w="4118"/>
-            <w:shd w:fill="FFFFFF" w:val="clear"/>
-            <w:tcMar>
-              <w:top w:type="dxa" w:w="70"/>
-              <w:left w:type="dxa" w:w="90"/>
-              <w:bottom w:type="dxa" w:w="70"/>
-              <w:right w:type="dxa" w:w="90"/>
-            </w:tcMar>
-          </w:tcPr>
-          <w:p>
-            <w:pPr>
-              <w:spacing w:after="0" w:line="250" w:lineRule="exact"/>
-            </w:pPr>
-            <w:r>
-              <w:rPr>
-                <w:rFonts w:ascii="游ゴシック" w:cs="游ゴシック" w:eastAsia="游ゴシック" w:hAnsi="游ゴシック"/>
-                <w:b w:val="false"/>
-                <w:bCs w:val="false"/>
-                <w:color w:val="000000"/>
-                <w:sz w:val="17"/>
-                <w:szCs w:val="17"/>
-              </w:rPr>
-              <w:t xml:space="preserve">図2-9の平成29年度の1人1月あたり費用額（25,039円）の出所</w:t>
-            </w:r>
-          </w:p>
-        </w:tc>
-        <w:tc>
-          <w:tcPr>
-            <w:tcW w:type="dxa" w:w="4868"/>
-            <w:shd w:fill="FFFFFF" w:val="clear"/>
-            <w:tcMar>
-              <w:top w:type="dxa" w:w="70"/>
-              <w:left w:type="dxa" w:w="90"/>
-              <w:bottom w:type="dxa" w:w="70"/>
-              <w:right w:type="dxa" w:w="90"/>
-            </w:tcMar>
-          </w:tcPr>
-          <w:p>
-            <w:pPr>
-              <w:spacing w:after="0" w:line="250" w:lineRule="exact"/>
-            </w:pPr>
-            <w:r>
-              <w:rPr>
-                <w:rFonts w:ascii="游ゴシック" w:cs="游ゴシック" w:eastAsia="游ゴシック" w:hAnsi="游ゴシック"/>
-                <w:b w:val="false"/>
-                <w:bCs w:val="false"/>
-                <w:color w:val="000000"/>
-                <w:sz w:val="17"/>
-                <w:szCs w:val="17"/>
-              </w:rPr>
-              <w:t xml:space="preserve">当方が組んだ図の出所である。算定の根拠の綴りで示す</w:t>
-            </w:r>
-          </w:p>
-        </w:tc>
-      </w:tr>
-      <w:tr>
-        <w:trPr>
-          <w:cantSplit/>
-          <w:trHeight w:val="700" w:hRule="atLeast"/>
-        </w:trPr>
-        <w:tc>
-          <w:tcPr>
-            <w:tcW w:type="dxa" w:w="374"/>
-            <w:shd w:fill="FFFFFF" w:val="clear"/>
-            <w:tcMar>
-              <w:top w:type="dxa" w:w="70"/>
-              <w:left w:type="dxa" w:w="90"/>
-              <w:bottom w:type="dxa" w:w="70"/>
-              <w:right w:type="dxa" w:w="90"/>
-            </w:tcMar>
-          </w:tcPr>
-          <w:p>
-            <w:pPr>
-              <w:spacing w:after="0" w:line="250" w:lineRule="exact"/>
-            </w:pPr>
-            <w:r>
-              <w:rPr>
-                <w:rFonts w:ascii="游ゴシック" w:cs="游ゴシック" w:eastAsia="游ゴシック" w:hAnsi="游ゴシック"/>
-                <w:b w:val="false"/>
-                <w:bCs w:val="false"/>
-                <w:color w:val="000000"/>
-                <w:sz w:val="17"/>
-                <w:szCs w:val="17"/>
-              </w:rPr>
-              <w:t xml:space="preserve">8</w:t>
-            </w:r>
-          </w:p>
-        </w:tc>
-        <w:tc>
-          <w:tcPr>
-            <w:tcW w:type="dxa" w:w="4118"/>
-            <w:shd w:fill="FFFFFF" w:val="clear"/>
-            <w:tcMar>
-              <w:top w:type="dxa" w:w="70"/>
-              <w:left w:type="dxa" w:w="90"/>
-              <w:bottom w:type="dxa" w:w="70"/>
-              <w:right w:type="dxa" w:w="90"/>
-            </w:tcMar>
-          </w:tcPr>
-          <w:p>
-            <w:pPr>
-              <w:spacing w:after="0" w:line="250" w:lineRule="exact"/>
-            </w:pPr>
-            <w:r>
-              <w:rPr>
-                <w:rFonts w:ascii="游ゴシック" w:cs="游ゴシック" w:eastAsia="游ゴシック" w:hAnsi="游ゴシック"/>
-                <w:b w:val="false"/>
-                <w:bCs w:val="false"/>
-                <w:color w:val="000000"/>
-                <w:sz w:val="17"/>
-                <w:szCs w:val="17"/>
-              </w:rPr>
-              <w:t xml:space="preserve">要介護2の3区分の利用率の合計が101.5%となること</w:t>
-            </w:r>
-          </w:p>
-        </w:tc>
-        <w:tc>
-          <w:tcPr>
-            <w:tcW w:type="dxa" w:w="4868"/>
-            <w:shd w:fill="FFFFFF" w:val="clear"/>
-            <w:tcMar>
-              <w:top w:type="dxa" w:w="70"/>
-              <w:left w:type="dxa" w:w="90"/>
-              <w:bottom w:type="dxa" w:w="70"/>
-              <w:right w:type="dxa" w:w="90"/>
-            </w:tcMar>
-          </w:tcPr>
-          <w:p>
-            <w:pPr>
-              <w:spacing w:after="0" w:line="250" w:lineRule="exact"/>
-            </w:pPr>
-            <w:r>
-              <w:rPr>
-                <w:rFonts w:ascii="游ゴシック" w:cs="游ゴシック" w:eastAsia="游ゴシック" w:hAnsi="游ゴシック"/>
-                <w:b w:val="false"/>
-                <w:bCs w:val="false"/>
-                <w:color w:val="000000"/>
-                <w:sz w:val="17"/>
-                <w:szCs w:val="17"/>
-              </w:rPr>
-              <w:t xml:space="preserve">当方の算定の端数処理の問題である。当方で整える</w:t>
-            </w:r>
-          </w:p>
-        </w:tc>
-      </w:tr>
-      <w:tr>
-        <w:trPr>
-          <w:cantSplit/>
-          <w:trHeight w:val="700" w:hRule="atLeast"/>
-        </w:trPr>
-        <w:tc>
-          <w:tcPr>
-            <w:tcW w:type="dxa" w:w="374"/>
-            <w:shd w:fill="FFFFFF" w:val="clear"/>
-            <w:tcMar>
-              <w:top w:type="dxa" w:w="70"/>
-              <w:left w:type="dxa" w:w="90"/>
-              <w:bottom w:type="dxa" w:w="70"/>
-              <w:right w:type="dxa" w:w="90"/>
-            </w:tcMar>
-          </w:tcPr>
-          <w:p>
-            <w:pPr>
-              <w:spacing w:after="0" w:line="250" w:lineRule="exact"/>
-            </w:pPr>
-            <w:r>
-              <w:rPr>
-                <w:rFonts w:ascii="游ゴシック" w:cs="游ゴシック" w:eastAsia="游ゴシック" w:hAnsi="游ゴシック"/>
-                <w:b w:val="false"/>
-                <w:bCs w:val="false"/>
-                <w:color w:val="000000"/>
-                <w:sz w:val="17"/>
-                <w:szCs w:val="17"/>
-              </w:rPr>
-              <w:t xml:space="preserve">9</w:t>
-            </w:r>
-          </w:p>
-        </w:tc>
-        <w:tc>
-          <w:tcPr>
-            <w:tcW w:type="dxa" w:w="4118"/>
-            <w:shd w:fill="FFFFFF" w:val="clear"/>
-            <w:tcMar>
-              <w:top w:type="dxa" w:w="70"/>
-              <w:left w:type="dxa" w:w="90"/>
-              <w:bottom w:type="dxa" w:w="70"/>
-              <w:right w:type="dxa" w:w="90"/>
-            </w:tcMar>
-          </w:tcPr>
-          <w:p>
-            <w:pPr>
-              <w:spacing w:after="0" w:line="250" w:lineRule="exact"/>
-            </w:pPr>
-            <w:r>
-              <w:rPr>
-                <w:rFonts w:ascii="游ゴシック" w:cs="游ゴシック" w:eastAsia="游ゴシック" w:hAnsi="游ゴシック"/>
-                <w:b w:val="false"/>
-                <w:bCs w:val="false"/>
-                <w:color w:val="000000"/>
-                <w:sz w:val="17"/>
-                <w:szCs w:val="17"/>
-              </w:rPr>
-              <w:t xml:space="preserve">認知症高齢者自立度（B7）の認定者数合計が認定者数（B4-a）と一致しない</w:t>
-            </w:r>
-          </w:p>
-        </w:tc>
-        <w:tc>
-          <w:tcPr>
-            <w:tcW w:type="dxa" w:w="4868"/>
-            <w:shd w:fill="FFFFFF" w:val="clear"/>
-            <w:tcMar>
-              <w:top w:type="dxa" w:w="70"/>
-              <w:left w:type="dxa" w:w="90"/>
-              <w:bottom w:type="dxa" w:w="70"/>
-              <w:right w:type="dxa" w:w="90"/>
-            </w:tcMar>
-          </w:tcPr>
-          <w:p>
-            <w:pPr>
-              <w:spacing w:after="0" w:line="250" w:lineRule="exact"/>
-            </w:pPr>
-            <w:r>
-              <w:rPr>
-                <w:rFonts w:ascii="游ゴシック" w:cs="游ゴシック" w:eastAsia="游ゴシック" w:hAnsi="游ゴシック"/>
-                <w:b w:val="false"/>
-                <w:bCs w:val="false"/>
-                <w:color w:val="000000"/>
-                <w:sz w:val="17"/>
-                <w:szCs w:val="17"/>
-              </w:rPr>
-              <w:t xml:space="preserve">見える化システムのB7とB4-aの定義の差である。当方が指標の説明で確かめる</w:t>
-            </w:r>
-          </w:p>
-        </w:tc>
-      </w:tr>
-      <w:tr>
-        <w:trPr>
-          <w:cantSplit/>
-          <w:trHeight w:val="700" w:hRule="atLeast"/>
-        </w:trPr>
-        <w:tc>
-          <w:tcPr>
-            <w:tcW w:type="dxa" w:w="374"/>
-            <w:shd w:fill="FFFFFF" w:val="clear"/>
-            <w:tcMar>
-              <w:top w:type="dxa" w:w="70"/>
-              <w:left w:type="dxa" w:w="90"/>
-              <w:bottom w:type="dxa" w:w="70"/>
-              <w:right w:type="dxa" w:w="90"/>
-            </w:tcMar>
-          </w:tcPr>
-          <w:p>
-            <w:pPr>
-              <w:spacing w:after="0" w:line="250" w:lineRule="exact"/>
-            </w:pPr>
-            <w:r>
-              <w:rPr>
-                <w:rFonts w:ascii="游ゴシック" w:cs="游ゴシック" w:eastAsia="游ゴシック" w:hAnsi="游ゴシック"/>
-                <w:b w:val="false"/>
-                <w:bCs w:val="false"/>
-                <w:color w:val="000000"/>
-                <w:sz w:val="17"/>
-                <w:szCs w:val="17"/>
-              </w:rPr>
-              <w:t xml:space="preserve">10</w:t>
             </w:r>
           </w:p>
         </w:tc>

--- a/output/13-5_北塩原村第10期_照会票_束5_計画構成と施策体系.docx
+++ b/output/13-5_北塩原村第10期_照会票_束5_計画構成と施策体系.docx
@@ -3924,438 +3924,6 @@
         </w:tc>
       </w:tr>
     </w:tbl>
-    <w:p>
-      <w:r>
-        <w:br w:type="page"/>
-      </w:r>
-    </w:p>
-    <w:p>
-      <w:pPr>
-        <w:pStyle w:val="Heading1"/>
-        <w:keepNext/>
-        <w:shd w:fill="1F3864" w:val="clear"/>
-        <w:spacing w:after="240" w:before="0"/>
-      </w:pPr>
-      <w:r>
-        <w:rPr>
-          <w:rFonts w:ascii="游ゴシック" w:cs="游ゴシック" w:eastAsia="游ゴシック" w:hAnsi="游ゴシック"/>
-          <w:b/>
-          <w:bCs/>
-          <w:color w:val="FFFFFF"/>
-          <w:sz w:val="26"/>
-          <w:szCs w:val="26"/>
-        </w:rPr>
-        <w:t xml:space="preserve">参考　当方で進める事項（3件）　―　ご回答は不要です</w:t>
-      </w:r>
-    </w:p>
-    <w:p>
-      <w:pPr>
-        <w:spacing w:after="200" w:line="300" w:lineRule="exact"/>
-      </w:pPr>
-      <w:r>
-        <w:rPr>
-          <w:rFonts w:ascii="游明朝" w:cs="游明朝" w:eastAsia="游明朝" w:hAnsi="游明朝"/>
-          <w:sz w:val="21"/>
-          <w:szCs w:val="21"/>
-        </w:rPr>
-        <w:t xml:space="preserve">次の事項は、国・県の原典および公表資料で当方が確かめられるものです。当方で解消すべき計算上・資料解釈上の疑問を村にお尋ねするのは筋が通らないため、本票から外しております。確認の結果は成果品に反映し、公表資料では村固有の事実を置き換えられないことが分かった場合は、改めてご照会いたします。</w:t>
-      </w:r>
-    </w:p>
-    <w:tbl>
-      <w:tblPr>
-        <w:tblW w:type="dxa" w:w="9360"/>
-        <w:tblBorders>
-          <w:top w:val="single" w:color="auto" w:sz="4"/>
-          <w:left w:val="single" w:color="auto" w:sz="4"/>
-          <w:bottom w:val="single" w:color="auto" w:sz="4"/>
-          <w:right w:val="single" w:color="auto" w:sz="4"/>
-          <w:insideH w:val="single" w:color="auto" w:sz="4"/>
-          <w:insideV w:val="single" w:color="auto" w:sz="4"/>
-        </w:tblBorders>
-        <w:tblLayout w:type="fixed"/>
-      </w:tblPr>
-      <w:tblGrid>
-        <w:gridCol w:w="374"/>
-        <w:gridCol w:w="4118"/>
-        <w:gridCol w:w="4868"/>
-      </w:tblGrid>
-      <w:tr>
-        <w:trPr>
-          <w:cantSplit/>
-          <w:tblHeader/>
-        </w:trPr>
-        <w:tc>
-          <w:tcPr>
-            <w:tcW w:type="dxa" w:w="374"/>
-            <w:shd w:fill="2E75B6" w:val="clear"/>
-            <w:tcMar>
-              <w:top w:type="dxa" w:w="70"/>
-              <w:left w:type="dxa" w:w="90"/>
-              <w:bottom w:type="dxa" w:w="70"/>
-              <w:right w:type="dxa" w:w="90"/>
-            </w:tcMar>
-          </w:tcPr>
-          <w:p>
-            <w:pPr>
-              <w:spacing w:after="0" w:line="250" w:lineRule="exact"/>
-              <w:jc w:val="center"/>
-            </w:pPr>
-            <w:r>
-              <w:rPr>
-                <w:rFonts w:ascii="游ゴシック" w:cs="游ゴシック" w:eastAsia="游ゴシック" w:hAnsi="游ゴシック"/>
-                <w:b/>
-                <w:bCs/>
-                <w:color w:val="FFFFFF"/>
-                <w:sz w:val="17"/>
-                <w:szCs w:val="17"/>
-              </w:rPr>
-              <w:t xml:space="preserve">#</w:t>
-            </w:r>
-          </w:p>
-        </w:tc>
-        <w:tc>
-          <w:tcPr>
-            <w:tcW w:type="dxa" w:w="4118"/>
-            <w:shd w:fill="2E75B6" w:val="clear"/>
-            <w:tcMar>
-              <w:top w:type="dxa" w:w="70"/>
-              <w:left w:type="dxa" w:w="90"/>
-              <w:bottom w:type="dxa" w:w="70"/>
-              <w:right w:type="dxa" w:w="90"/>
-            </w:tcMar>
-          </w:tcPr>
-          <w:p>
-            <w:pPr>
-              <w:spacing w:after="0" w:line="250" w:lineRule="exact"/>
-              <w:jc w:val="center"/>
-            </w:pPr>
-            <w:r>
-              <w:rPr>
-                <w:rFonts w:ascii="游ゴシック" w:cs="游ゴシック" w:eastAsia="游ゴシック" w:hAnsi="游ゴシック"/>
-                <w:b/>
-                <w:bCs/>
-                <w:color w:val="FFFFFF"/>
-                <w:sz w:val="17"/>
-                <w:szCs w:val="17"/>
-              </w:rPr>
-              <w:t xml:space="preserve">事項</w:t>
-            </w:r>
-          </w:p>
-        </w:tc>
-        <w:tc>
-          <w:tcPr>
-            <w:tcW w:type="dxa" w:w="4868"/>
-            <w:shd w:fill="2E75B6" w:val="clear"/>
-            <w:tcMar>
-              <w:top w:type="dxa" w:w="70"/>
-              <w:left w:type="dxa" w:w="90"/>
-              <w:bottom w:type="dxa" w:w="70"/>
-              <w:right w:type="dxa" w:w="90"/>
-            </w:tcMar>
-          </w:tcPr>
-          <w:p>
-            <w:pPr>
-              <w:spacing w:after="0" w:line="250" w:lineRule="exact"/>
-              <w:jc w:val="center"/>
-            </w:pPr>
-            <w:r>
-              <w:rPr>
-                <w:rFonts w:ascii="游ゴシック" w:cs="游ゴシック" w:eastAsia="游ゴシック" w:hAnsi="游ゴシック"/>
-                <w:b/>
-                <w:bCs/>
-                <w:color w:val="FFFFFF"/>
-                <w:sz w:val="17"/>
-                <w:szCs w:val="17"/>
-              </w:rPr>
-              <w:t xml:space="preserve">当方で行うこと</w:t>
-            </w:r>
-          </w:p>
-        </w:tc>
-      </w:tr>
-      <w:tr>
-        <w:trPr>
-          <w:cantSplit/>
-          <w:trHeight w:val="700" w:hRule="atLeast"/>
-        </w:trPr>
-        <w:tc>
-          <w:tcPr>
-            <w:tcW w:type="dxa" w:w="374"/>
-            <w:shd w:fill="FFFFFF" w:val="clear"/>
-            <w:tcMar>
-              <w:top w:type="dxa" w:w="70"/>
-              <w:left w:type="dxa" w:w="90"/>
-              <w:bottom w:type="dxa" w:w="70"/>
-              <w:right w:type="dxa" w:w="90"/>
-            </w:tcMar>
-          </w:tcPr>
-          <w:p>
-            <w:pPr>
-              <w:spacing w:after="0" w:line="250" w:lineRule="exact"/>
-            </w:pPr>
-            <w:r>
-              <w:rPr>
-                <w:rFonts w:ascii="游ゴシック" w:cs="游ゴシック" w:eastAsia="游ゴシック" w:hAnsi="游ゴシック"/>
-                <w:b w:val="false"/>
-                <w:bCs w:val="false"/>
-                <w:color w:val="000000"/>
-                <w:sz w:val="17"/>
-                <w:szCs w:val="17"/>
-              </w:rPr>
-              <w:t xml:space="preserve">1</w:t>
-            </w:r>
-          </w:p>
-        </w:tc>
-        <w:tc>
-          <w:tcPr>
-            <w:tcW w:type="dxa" w:w="4118"/>
-            <w:shd w:fill="FFFFFF" w:val="clear"/>
-            <w:tcMar>
-              <w:top w:type="dxa" w:w="70"/>
-              <w:left w:type="dxa" w:w="90"/>
-              <w:bottom w:type="dxa" w:w="70"/>
-              <w:right w:type="dxa" w:w="90"/>
-            </w:tcMar>
-          </w:tcPr>
-          <w:p>
-            <w:pPr>
-              <w:spacing w:after="0" w:line="250" w:lineRule="exact"/>
-            </w:pPr>
-            <w:r>
-              <w:rPr>
-                <w:rFonts w:ascii="游ゴシック" w:cs="游ゴシック" w:eastAsia="游ゴシック" w:hAnsi="游ゴシック"/>
-                <w:b w:val="false"/>
-                <w:bCs w:val="false"/>
-                <w:color w:val="000000"/>
-                <w:sz w:val="17"/>
-                <w:szCs w:val="17"/>
-              </w:rPr>
-              <w:t xml:space="preserve">リスク判定10種の該当基準（見える化システムの算出方法との突合）</w:t>
-            </w:r>
-          </w:p>
-        </w:tc>
-        <w:tc>
-          <w:tcPr>
-            <w:tcW w:type="dxa" w:w="4868"/>
-            <w:shd w:fill="FFFFFF" w:val="clear"/>
-            <w:tcMar>
-              <w:top w:type="dxa" w:w="70"/>
-              <w:left w:type="dxa" w:w="90"/>
-              <w:bottom w:type="dxa" w:w="70"/>
-              <w:right w:type="dxa" w:w="90"/>
-            </w:tcMar>
-          </w:tcPr>
-          <w:p>
-            <w:pPr>
-              <w:spacing w:after="0" w:line="250" w:lineRule="exact"/>
-            </w:pPr>
-            <w:r>
-              <w:rPr>
-                <w:rFonts w:ascii="游ゴシック" w:cs="游ゴシック" w:eastAsia="游ゴシック" w:hAnsi="游ゴシック"/>
-                <w:b w:val="false"/>
-                <w:bCs w:val="false"/>
-                <w:color w:val="000000"/>
-                <w:sz w:val="17"/>
-                <w:szCs w:val="17"/>
-              </w:rPr>
-              <w:t xml:space="preserve">見える化システムの指標の算出方法は公表されている。当方が突き合わせる</w:t>
-            </w:r>
-          </w:p>
-        </w:tc>
-      </w:tr>
-      <w:tr>
-        <w:trPr>
-          <w:cantSplit/>
-          <w:trHeight w:val="700" w:hRule="atLeast"/>
-        </w:trPr>
-        <w:tc>
-          <w:tcPr>
-            <w:tcW w:type="dxa" w:w="374"/>
-            <w:shd w:fill="FFFFFF" w:val="clear"/>
-            <w:tcMar>
-              <w:top w:type="dxa" w:w="70"/>
-              <w:left w:type="dxa" w:w="90"/>
-              <w:bottom w:type="dxa" w:w="70"/>
-              <w:right w:type="dxa" w:w="90"/>
-            </w:tcMar>
-          </w:tcPr>
-          <w:p>
-            <w:pPr>
-              <w:spacing w:after="0" w:line="250" w:lineRule="exact"/>
-            </w:pPr>
-            <w:r>
-              <w:rPr>
-                <w:rFonts w:ascii="游ゴシック" w:cs="游ゴシック" w:eastAsia="游ゴシック" w:hAnsi="游ゴシック"/>
-                <w:b w:val="false"/>
-                <w:bCs w:val="false"/>
-                <w:color w:val="000000"/>
-                <w:sz w:val="17"/>
-                <w:szCs w:val="17"/>
-              </w:rPr>
-              <w:t xml:space="preserve">2</w:t>
-            </w:r>
-          </w:p>
-        </w:tc>
-        <w:tc>
-          <w:tcPr>
-            <w:tcW w:type="dxa" w:w="4118"/>
-            <w:shd w:fill="FFFFFF" w:val="clear"/>
-            <w:tcMar>
-              <w:top w:type="dxa" w:w="70"/>
-              <w:left w:type="dxa" w:w="90"/>
-              <w:bottom w:type="dxa" w:w="70"/>
-              <w:right w:type="dxa" w:w="90"/>
-            </w:tcMar>
-          </w:tcPr>
-          <w:p>
-            <w:pPr>
-              <w:spacing w:after="0" w:line="250" w:lineRule="exact"/>
-            </w:pPr>
-            <w:r>
-              <w:rPr>
-                <w:rFonts w:ascii="游ゴシック" w:cs="游ゴシック" w:eastAsia="游ゴシック" w:hAnsi="游ゴシック"/>
-                <w:b w:val="false"/>
-                <w:bCs w:val="false"/>
-                <w:color w:val="000000"/>
-                <w:sz w:val="17"/>
-                <w:szCs w:val="17"/>
-              </w:rPr>
-              <w:t xml:space="preserve">認知症高齢者自立度（B7）の認定者数合計が認定者数（B4-a）と一致しない</w:t>
-            </w:r>
-          </w:p>
-        </w:tc>
-        <w:tc>
-          <w:tcPr>
-            <w:tcW w:type="dxa" w:w="4868"/>
-            <w:shd w:fill="FFFFFF" w:val="clear"/>
-            <w:tcMar>
-              <w:top w:type="dxa" w:w="70"/>
-              <w:left w:type="dxa" w:w="90"/>
-              <w:bottom w:type="dxa" w:w="70"/>
-              <w:right w:type="dxa" w:w="90"/>
-            </w:tcMar>
-          </w:tcPr>
-          <w:p>
-            <w:pPr>
-              <w:spacing w:after="0" w:line="250" w:lineRule="exact"/>
-            </w:pPr>
-            <w:r>
-              <w:rPr>
-                <w:rFonts w:ascii="游ゴシック" w:cs="游ゴシック" w:eastAsia="游ゴシック" w:hAnsi="游ゴシック"/>
-                <w:b w:val="false"/>
-                <w:bCs w:val="false"/>
-                <w:color w:val="000000"/>
-                <w:sz w:val="17"/>
-                <w:szCs w:val="17"/>
-              </w:rPr>
-              <w:t xml:space="preserve">見える化システムのB7とB4-aの定義の差である。当方が指標の説明で確かめる</w:t>
-            </w:r>
-          </w:p>
-        </w:tc>
-      </w:tr>
-      <w:tr>
-        <w:trPr>
-          <w:cantSplit/>
-          <w:trHeight w:val="700" w:hRule="atLeast"/>
-        </w:trPr>
-        <w:tc>
-          <w:tcPr>
-            <w:tcW w:type="dxa" w:w="374"/>
-            <w:shd w:fill="FFFFFF" w:val="clear"/>
-            <w:tcMar>
-              <w:top w:type="dxa" w:w="70"/>
-              <w:left w:type="dxa" w:w="90"/>
-              <w:bottom w:type="dxa" w:w="70"/>
-              <w:right w:type="dxa" w:w="90"/>
-            </w:tcMar>
-          </w:tcPr>
-          <w:p>
-            <w:pPr>
-              <w:spacing w:after="0" w:line="250" w:lineRule="exact"/>
-            </w:pPr>
-            <w:r>
-              <w:rPr>
-                <w:rFonts w:ascii="游ゴシック" w:cs="游ゴシック" w:eastAsia="游ゴシック" w:hAnsi="游ゴシック"/>
-                <w:b w:val="false"/>
-                <w:bCs w:val="false"/>
-                <w:color w:val="000000"/>
-                <w:sz w:val="17"/>
-                <w:szCs w:val="17"/>
-              </w:rPr>
-              <w:t xml:space="preserve">3</w:t>
-            </w:r>
-          </w:p>
-        </w:tc>
-        <w:tc>
-          <w:tcPr>
-            <w:tcW w:type="dxa" w:w="4118"/>
-            <w:shd w:fill="FFFFFF" w:val="clear"/>
-            <w:tcMar>
-              <w:top w:type="dxa" w:w="70"/>
-              <w:left w:type="dxa" w:w="90"/>
-              <w:bottom w:type="dxa" w:w="70"/>
-              <w:right w:type="dxa" w:w="90"/>
-            </w:tcMar>
-          </w:tcPr>
-          <w:p>
-            <w:pPr>
-              <w:spacing w:after="0" w:line="250" w:lineRule="exact"/>
-            </w:pPr>
-            <w:r>
-              <w:rPr>
-                <w:rFonts w:ascii="游ゴシック" w:cs="游ゴシック" w:eastAsia="游ゴシック" w:hAnsi="游ゴシック"/>
-                <w:b w:val="false"/>
-                <w:bCs w:val="false"/>
-                <w:color w:val="000000"/>
-                <w:sz w:val="17"/>
-                <w:szCs w:val="17"/>
-              </w:rPr>
-              <w:t xml:space="preserve">死亡場所別の死亡数（人口動態統計の市町村別の公表の粒度）</w:t>
-            </w:r>
-          </w:p>
-        </w:tc>
-        <w:tc>
-          <w:tcPr>
-            <w:tcW w:type="dxa" w:w="4868"/>
-            <w:shd w:fill="FFFFFF" w:val="clear"/>
-            <w:tcMar>
-              <w:top w:type="dxa" w:w="70"/>
-              <w:left w:type="dxa" w:w="90"/>
-              <w:bottom w:type="dxa" w:w="70"/>
-              <w:right w:type="dxa" w:w="90"/>
-            </w:tcMar>
-          </w:tcPr>
-          <w:p>
-            <w:pPr>
-              <w:spacing w:after="0" w:line="250" w:lineRule="exact"/>
-            </w:pPr>
-            <w:r>
-              <w:rPr>
-                <w:rFonts w:ascii="游ゴシック" w:cs="游ゴシック" w:eastAsia="游ゴシック" w:hAnsi="游ゴシック"/>
-                <w:b w:val="false"/>
-                <w:bCs w:val="false"/>
-                <w:color w:val="000000"/>
-                <w:sz w:val="17"/>
-                <w:szCs w:val="17"/>
-              </w:rPr>
-              <w:t xml:space="preserve">人口動態統計の市町村別の公表の粒度は当方が確かめられる</w:t>
-            </w:r>
-          </w:p>
-        </w:tc>
-      </w:tr>
-    </w:tbl>
-    <w:p>
-      <w:pPr>
-        <w:spacing w:after="200" w:line="300" w:lineRule="exact"/>
-      </w:pPr>
-      <w:r>
-        <w:rPr>
-          <w:rFonts w:ascii="游明朝" w:cs="游明朝" w:eastAsia="游明朝" w:hAnsi="游明朝"/>
-          <w:sz w:val="21"/>
-          <w:szCs w:val="21"/>
-        </w:rPr>
-        <w:t xml:space="preserve"/>
-      </w:r>
-    </w:p>
     <w:p>
       <w:r>
         <w:br w:type="page"/>

--- a/output/13-5_北塩原村第10期_照会票_束5_計画構成と施策体系.docx
+++ b/output/13-5_北塩原村第10期_照会票_束5_計画構成と施策体系.docx
@@ -2980,7 +2980,7 @@
                 <w:sz w:val="17"/>
                 <w:szCs w:val="17"/>
               </w:rPr>
-              <w:t xml:space="preserve">―</w:t>
+              <w:t xml:space="preserve">本村の見込量が福島県の介護人材需給推計に用いられる時期と、県から本村への照会の有無をご確認いただきたい。10/15 起票：全国介護保険担当課長会議資料（令和8年7月15日）および第9期計画に基づく介護職員の必要数（別紙5）を受領した。</w:t>
             </w:r>
           </w:p>
         </w:tc>
@@ -3421,7 +3421,7 @@
                 <w:sz w:val="17"/>
                 <w:szCs w:val="17"/>
               </w:rPr>
-              <w:t xml:space="preserve">―</w:t>
+              <w:t xml:space="preserve">計画書・報告書をWordで開いた実際の頁数をご確認いただきたい。</w:t>
             </w:r>
           </w:p>
         </w:tc>

--- a/output/13-5_北塩原村第10期_照会票_束5_計画構成と施策体系.docx
+++ b/output/13-5_北塩原村第10期_照会票_束5_計画構成と施策体系.docx
@@ -1853,7 +1853,7 @@
                 <w:sz w:val="17"/>
                 <w:szCs w:val="17"/>
               </w:rPr>
-              <w:t xml:space="preserve">計画書の分量を仕様書の目安100頁に収めるための削減案（A〜M）の採否</w:t>
+              <w:t xml:space="preserve">計画書の分量を仕様書の目安100頁に収めるための削減案（A〜N）の採否</w:t>
             </w:r>
           </w:p>
         </w:tc>
@@ -1881,7 +1881,7 @@
                 <w:sz w:val="17"/>
                 <w:szCs w:val="17"/>
               </w:rPr>
-              <w:t xml:space="preserve">計画書は本文121頁＋前付4頁＝125頁で、目安100頁を25頁上回る（10/12に実測）。削減案12案のうち、A〜Eで118頁、＋F・Hで115頁、＋Jで112頁、A〜Lで110頁、＋Mで109頁になる。当方からは12案すべて（109頁）を勧めたい。削るのは算定の方法と検証の記述であり、法定記載事項には触れない。</w:t>
+              <w:t xml:space="preserve">計画書は本文129頁＋前付4頁＝133頁で、目安100頁を33頁上回る（10/20に実測）。削減案13案のうち、A〜Eで125頁、＋F・Hで123頁、＋Jで120頁、A〜Lで117頁、＋Mで116頁、＋Nで115頁になる。当方からは13案すべて（115頁）を勧めたい。A〜Mまででは許容115頁を1頁超える。</w:t>
             </w:r>
           </w:p>
         </w:tc>

--- a/output/13-5_北塩原村第10期_照会票_束5_計画構成と施策体系.docx
+++ b/output/13-5_北塩原村第10期_照会票_束5_計画構成と施策体系.docx
@@ -108,7 +108,7 @@
           <w:sz w:val="22"/>
           <w:szCs w:val="22"/>
         </w:rPr>
-        <w:t xml:space="preserve">ご確認・ご提供をお願いしたい事項　18件</w:t>
+        <w:t xml:space="preserve">ご確認・ご提供をお願いしたい事項　19件</w:t>
       </w:r>
     </w:p>
     <w:p>
@@ -692,7 +692,7 @@
                 <w:sz w:val="17"/>
                 <w:szCs w:val="17"/>
               </w:rPr>
-              <w:t xml:space="preserve">第3部</w:t>
+              <w:t xml:space="preserve">第1部</w:t>
             </w:r>
           </w:p>
         </w:tc>
@@ -720,7 +720,7 @@
                 <w:sz w:val="17"/>
                 <w:szCs w:val="17"/>
               </w:rPr>
-              <w:t xml:space="preserve">【記載待ち】文言や施策の内容が変わる事項</w:t>
+              <w:t xml:space="preserve">【至急】ご回答がないと策定の作業が進まない事項</w:t>
             </w:r>
           </w:p>
         </w:tc>
@@ -748,7 +748,7 @@
                 <w:sz w:val="17"/>
                 <w:szCs w:val="17"/>
               </w:rPr>
-              <w:t xml:space="preserve">6件</w:t>
+              <w:t xml:space="preserve">1件</w:t>
             </w:r>
           </w:p>
         </w:tc>
@@ -782,6 +782,96 @@
                 <w:sz w:val="17"/>
                 <w:szCs w:val="17"/>
               </w:rPr>
+              <w:t xml:space="preserve">第3部</w:t>
+            </w:r>
+          </w:p>
+        </w:tc>
+        <w:tc>
+          <w:tcPr>
+            <w:tcW w:type="dxa" w:w="6552"/>
+            <w:shd w:fill="FFFFFF" w:val="clear"/>
+            <w:tcMar>
+              <w:top w:type="dxa" w:w="70"/>
+              <w:left w:type="dxa" w:w="90"/>
+              <w:bottom w:type="dxa" w:w="70"/>
+              <w:right w:type="dxa" w:w="90"/>
+            </w:tcMar>
+          </w:tcPr>
+          <w:p>
+            <w:pPr>
+              <w:spacing w:after="0" w:line="250" w:lineRule="exact"/>
+            </w:pPr>
+            <w:r>
+              <w:rPr>
+                <w:rFonts w:ascii="游ゴシック" w:cs="游ゴシック" w:eastAsia="游ゴシック" w:hAnsi="游ゴシック"/>
+                <w:b w:val="false"/>
+                <w:bCs w:val="false"/>
+                <w:color w:val="000000"/>
+                <w:sz w:val="17"/>
+                <w:szCs w:val="17"/>
+              </w:rPr>
+              <w:t xml:space="preserve">【記載待ち】文言や施策の内容が変わる事項</w:t>
+            </w:r>
+          </w:p>
+        </w:tc>
+        <w:tc>
+          <w:tcPr>
+            <w:tcW w:type="dxa" w:w="1685"/>
+            <w:shd w:fill="FFFFFF" w:val="clear"/>
+            <w:tcMar>
+              <w:top w:type="dxa" w:w="70"/>
+              <w:left w:type="dxa" w:w="90"/>
+              <w:bottom w:type="dxa" w:w="70"/>
+              <w:right w:type="dxa" w:w="90"/>
+            </w:tcMar>
+          </w:tcPr>
+          <w:p>
+            <w:pPr>
+              <w:spacing w:after="0" w:line="250" w:lineRule="exact"/>
+            </w:pPr>
+            <w:r>
+              <w:rPr>
+                <w:rFonts w:ascii="游ゴシック" w:cs="游ゴシック" w:eastAsia="游ゴシック" w:hAnsi="游ゴシック"/>
+                <w:b w:val="false"/>
+                <w:bCs w:val="false"/>
+                <w:color w:val="000000"/>
+                <w:sz w:val="17"/>
+                <w:szCs w:val="17"/>
+              </w:rPr>
+              <w:t xml:space="preserve">6件</w:t>
+            </w:r>
+          </w:p>
+        </w:tc>
+      </w:tr>
+      <w:tr>
+        <w:trPr>
+          <w:cantSplit/>
+          <w:trHeight w:val="700" w:hRule="atLeast"/>
+        </w:trPr>
+        <w:tc>
+          <w:tcPr>
+            <w:tcW w:type="dxa" w:w="1123"/>
+            <w:shd w:fill="FFFFFF" w:val="clear"/>
+            <w:tcMar>
+              <w:top w:type="dxa" w:w="70"/>
+              <w:left w:type="dxa" w:w="90"/>
+              <w:bottom w:type="dxa" w:w="70"/>
+              <w:right w:type="dxa" w:w="90"/>
+            </w:tcMar>
+          </w:tcPr>
+          <w:p>
+            <w:pPr>
+              <w:spacing w:after="0" w:line="250" w:lineRule="exact"/>
+            </w:pPr>
+            <w:r>
+              <w:rPr>
+                <w:rFonts w:ascii="游ゴシック" w:cs="游ゴシック" w:eastAsia="游ゴシック" w:hAnsi="游ゴシック"/>
+                <w:b w:val="false"/>
+                <w:bCs w:val="false"/>
+                <w:color w:val="000000"/>
+                <w:sz w:val="17"/>
+                <w:szCs w:val="17"/>
+              </w:rPr>
               <w:t xml:space="preserve">第5部</w:t>
             </w:r>
           </w:p>
@@ -839,6 +929,370 @@
                 <w:szCs w:val="17"/>
               </w:rPr>
               <w:t xml:space="preserve">12件</w:t>
+            </w:r>
+          </w:p>
+        </w:tc>
+      </w:tr>
+    </w:tbl>
+    <w:p>
+      <w:r>
+        <w:br w:type="page"/>
+      </w:r>
+    </w:p>
+    <w:p>
+      <w:pPr>
+        <w:pStyle w:val="Heading1"/>
+        <w:keepNext/>
+        <w:shd w:fill="1F3864" w:val="clear"/>
+        <w:spacing w:after="240" w:before="0"/>
+      </w:pPr>
+      <w:r>
+        <w:rPr>
+          <w:rFonts w:ascii="游ゴシック" w:cs="游ゴシック" w:eastAsia="游ゴシック" w:hAnsi="游ゴシック"/>
+          <w:b/>
+          <w:bCs/>
+          <w:color w:val="FFFFFF"/>
+          <w:sz w:val="26"/>
+          <w:szCs w:val="26"/>
+        </w:rPr>
+        <w:t xml:space="preserve">第1部　【至急】ご回答がないと策定の作業が進まない事項</w:t>
+      </w:r>
+    </w:p>
+    <w:p>
+      <w:pPr>
+        <w:keepNext/>
+        <w:pBdr>
+          <w:left w:val="single" w:color="C00000" w:sz="18" w:space="8"/>
+        </w:pBdr>
+        <w:shd w:fill="FFF3F3" w:val="clear"/>
+        <w:spacing w:after="220" w:before="60" w:line="280" w:lineRule="exact"/>
+        <w:ind w:left="200" w:right="200"/>
+      </w:pPr>
+      <w:r>
+        <w:rPr>
+          <w:rFonts w:ascii="游ゴシック" w:cs="游ゴシック" w:eastAsia="游ゴシック" w:hAnsi="游ゴシック"/>
+          <w:color w:val="595959"/>
+          <w:sz w:val="18"/>
+          <w:szCs w:val="18"/>
+        </w:rPr>
+        <w:t xml:space="preserve">下表の事項は、回答がないと保険料・見込量の算定を確定できず、以降の工程が止まります。お手数ですが、他の部より先にご回答をお願いいたします。</w:t>
+      </w:r>
+    </w:p>
+    <w:tbl>
+      <w:tblPr>
+        <w:tblW w:type="dxa" w:w="9360"/>
+        <w:tblBorders>
+          <w:top w:val="single" w:color="auto" w:sz="4"/>
+          <w:left w:val="single" w:color="auto" w:sz="4"/>
+          <w:bottom w:val="single" w:color="auto" w:sz="4"/>
+          <w:right w:val="single" w:color="auto" w:sz="4"/>
+          <w:insideH w:val="single" w:color="auto" w:sz="4"/>
+          <w:insideV w:val="single" w:color="auto" w:sz="4"/>
+        </w:tblBorders>
+        <w:tblLayout w:type="fixed"/>
+      </w:tblPr>
+      <w:tblGrid>
+        <w:gridCol w:w="468"/>
+        <w:gridCol w:w="3089"/>
+        <w:gridCol w:w="2714"/>
+        <w:gridCol w:w="1217"/>
+        <w:gridCol w:w="1872"/>
+      </w:tblGrid>
+      <w:tr>
+        <w:trPr>
+          <w:cantSplit/>
+          <w:tblHeader/>
+        </w:trPr>
+        <w:tc>
+          <w:tcPr>
+            <w:tcW w:type="dxa" w:w="468"/>
+            <w:shd w:fill="2E75B6" w:val="clear"/>
+            <w:tcMar>
+              <w:top w:type="dxa" w:w="70"/>
+              <w:left w:type="dxa" w:w="90"/>
+              <w:bottom w:type="dxa" w:w="70"/>
+              <w:right w:type="dxa" w:w="90"/>
+            </w:tcMar>
+          </w:tcPr>
+          <w:p>
+            <w:pPr>
+              <w:spacing w:after="0" w:line="250" w:lineRule="exact"/>
+              <w:jc w:val="center"/>
+            </w:pPr>
+            <w:r>
+              <w:rPr>
+                <w:rFonts w:ascii="游ゴシック" w:cs="游ゴシック" w:eastAsia="游ゴシック" w:hAnsi="游ゴシック"/>
+                <w:b/>
+                <w:bCs/>
+                <w:color w:val="FFFFFF"/>
+                <w:sz w:val="17"/>
+                <w:szCs w:val="17"/>
+              </w:rPr>
+              <w:t xml:space="preserve">#
+区分</w:t>
+            </w:r>
+          </w:p>
+        </w:tc>
+        <w:tc>
+          <w:tcPr>
+            <w:tcW w:type="dxa" w:w="3089"/>
+            <w:shd w:fill="2E75B6" w:val="clear"/>
+            <w:tcMar>
+              <w:top w:type="dxa" w:w="70"/>
+              <w:left w:type="dxa" w:w="90"/>
+              <w:bottom w:type="dxa" w:w="70"/>
+              <w:right w:type="dxa" w:w="90"/>
+            </w:tcMar>
+          </w:tcPr>
+          <w:p>
+            <w:pPr>
+              <w:spacing w:after="0" w:line="250" w:lineRule="exact"/>
+              <w:jc w:val="center"/>
+            </w:pPr>
+            <w:r>
+              <w:rPr>
+                <w:rFonts w:ascii="游ゴシック" w:cs="游ゴシック" w:eastAsia="游ゴシック" w:hAnsi="游ゴシック"/>
+                <w:b/>
+                <w:bCs/>
+                <w:color w:val="FFFFFF"/>
+                <w:sz w:val="17"/>
+                <w:szCs w:val="17"/>
+              </w:rPr>
+              <w:t xml:space="preserve">ご確認・ご提供をお願いしたいこと</w:t>
+            </w:r>
+          </w:p>
+        </w:tc>
+        <w:tc>
+          <w:tcPr>
+            <w:tcW w:type="dxa" w:w="2714"/>
+            <w:shd w:fill="2E75B6" w:val="clear"/>
+            <w:tcMar>
+              <w:top w:type="dxa" w:w="70"/>
+              <w:left w:type="dxa" w:w="90"/>
+              <w:bottom w:type="dxa" w:w="70"/>
+              <w:right w:type="dxa" w:w="90"/>
+            </w:tcMar>
+          </w:tcPr>
+          <w:p>
+            <w:pPr>
+              <w:spacing w:after="0" w:line="250" w:lineRule="exact"/>
+              <w:jc w:val="center"/>
+            </w:pPr>
+            <w:r>
+              <w:rPr>
+                <w:rFonts w:ascii="游ゴシック" w:cs="游ゴシック" w:eastAsia="游ゴシック" w:hAnsi="游ゴシック"/>
+                <w:b/>
+                <w:bCs/>
+                <w:color w:val="FFFFFF"/>
+                <w:sz w:val="17"/>
+                <w:szCs w:val="17"/>
+              </w:rPr>
+              <w:t xml:space="preserve">当方の現在の扱い</w:t>
+            </w:r>
+          </w:p>
+        </w:tc>
+        <w:tc>
+          <w:tcPr>
+            <w:tcW w:type="dxa" w:w="1217"/>
+            <w:shd w:fill="2E75B6" w:val="clear"/>
+            <w:tcMar>
+              <w:top w:type="dxa" w:w="70"/>
+              <w:left w:type="dxa" w:w="90"/>
+              <w:bottom w:type="dxa" w:w="70"/>
+              <w:right w:type="dxa" w:w="90"/>
+            </w:tcMar>
+          </w:tcPr>
+          <w:p>
+            <w:pPr>
+              <w:spacing w:after="0" w:line="250" w:lineRule="exact"/>
+              <w:jc w:val="center"/>
+            </w:pPr>
+            <w:r>
+              <w:rPr>
+                <w:rFonts w:ascii="游ゴシック" w:cs="游ゴシック" w:eastAsia="游ゴシック" w:hAnsi="游ゴシック"/>
+                <w:b/>
+                <w:bCs/>
+                <w:color w:val="FFFFFF"/>
+                <w:sz w:val="17"/>
+                <w:szCs w:val="17"/>
+              </w:rPr>
+              <w:t xml:space="preserve">ご回答が必要な時期</w:t>
+            </w:r>
+          </w:p>
+        </w:tc>
+        <w:tc>
+          <w:tcPr>
+            <w:tcW w:type="dxa" w:w="1872"/>
+            <w:shd w:fill="2E75B6" w:val="clear"/>
+            <w:tcMar>
+              <w:top w:type="dxa" w:w="70"/>
+              <w:left w:type="dxa" w:w="90"/>
+              <w:bottom w:type="dxa" w:w="70"/>
+              <w:right w:type="dxa" w:w="90"/>
+            </w:tcMar>
+          </w:tcPr>
+          <w:p>
+            <w:pPr>
+              <w:spacing w:after="0" w:line="250" w:lineRule="exact"/>
+              <w:jc w:val="center"/>
+            </w:pPr>
+            <w:r>
+              <w:rPr>
+                <w:rFonts w:ascii="游ゴシック" w:cs="游ゴシック" w:eastAsia="游ゴシック" w:hAnsi="游ゴシック"/>
+                <w:b/>
+                <w:bCs/>
+                <w:color w:val="FFFFFF"/>
+                <w:sz w:val="17"/>
+                <w:szCs w:val="17"/>
+              </w:rPr>
+              <w:t xml:space="preserve">ご回答</w:t>
+            </w:r>
+          </w:p>
+        </w:tc>
+      </w:tr>
+      <w:tr>
+        <w:trPr>
+          <w:cantSplit/>
+          <w:trHeight w:val="700" w:hRule="atLeast"/>
+        </w:trPr>
+        <w:tc>
+          <w:tcPr>
+            <w:tcW w:type="dxa" w:w="468"/>
+            <w:shd w:fill="FFF2CC" w:val="clear"/>
+            <w:tcMar>
+              <w:top w:type="dxa" w:w="70"/>
+              <w:left w:type="dxa" w:w="90"/>
+              <w:bottom w:type="dxa" w:w="70"/>
+              <w:right w:type="dxa" w:w="90"/>
+            </w:tcMar>
+          </w:tcPr>
+          <w:p>
+            <w:pPr>
+              <w:spacing w:after="0" w:line="250" w:lineRule="exact"/>
+            </w:pPr>
+            <w:r>
+              <w:rPr>
+                <w:rFonts w:ascii="游ゴシック" w:cs="游ゴシック" w:eastAsia="游ゴシック" w:hAnsi="游ゴシック"/>
+                <w:b w:val="false"/>
+                <w:bCs w:val="false"/>
+                <w:color w:val="000000"/>
+                <w:sz w:val="17"/>
+                <w:szCs w:val="17"/>
+              </w:rPr>
+              <w:t xml:space="preserve">1
+Ｄ</w:t>
+            </w:r>
+          </w:p>
+        </w:tc>
+        <w:tc>
+          <w:tcPr>
+            <w:tcW w:type="dxa" w:w="3089"/>
+            <w:shd w:fill="FFF2CC" w:val="clear"/>
+            <w:tcMar>
+              <w:top w:type="dxa" w:w="70"/>
+              <w:left w:type="dxa" w:w="90"/>
+              <w:bottom w:type="dxa" w:w="70"/>
+              <w:right w:type="dxa" w:w="90"/>
+            </w:tcMar>
+          </w:tcPr>
+          <w:p>
+            <w:pPr>
+              <w:spacing w:after="0" w:line="250" w:lineRule="exact"/>
+            </w:pPr>
+            <w:r>
+              <w:rPr>
+                <w:rFonts w:ascii="游ゴシック" w:cs="游ゴシック" w:eastAsia="游ゴシック" w:hAnsi="游ゴシック"/>
+                <w:b w:val="false"/>
+                <w:bCs w:val="false"/>
+                <w:color w:val="000000"/>
+                <w:sz w:val="17"/>
+                <w:szCs w:val="17"/>
+              </w:rPr>
+              <w:t xml:space="preserve">公表用素案の目次体系と、第9期の各項目への当て方（施策を24から15に束ねてよいか）</w:t>
+            </w:r>
+          </w:p>
+        </w:tc>
+        <w:tc>
+          <w:tcPr>
+            <w:tcW w:type="dxa" w:w="2714"/>
+            <w:shd w:fill="FFF2CC" w:val="clear"/>
+            <w:tcMar>
+              <w:top w:type="dxa" w:w="70"/>
+              <w:left w:type="dxa" w:w="90"/>
+              <w:bottom w:type="dxa" w:w="70"/>
+              <w:right w:type="dxa" w:w="90"/>
+            </w:tcMar>
+          </w:tcPr>
+          <w:p>
+            <w:pPr>
+              <w:spacing w:after="0" w:line="250" w:lineRule="exact"/>
+            </w:pPr>
+            <w:r>
+              <w:rPr>
+                <w:rFonts w:ascii="游ゴシック" w:cs="游ゴシック" w:eastAsia="游ゴシック" w:hAnsi="游ゴシック"/>
+                <w:b w:val="false"/>
+                <w:bCs w:val="false"/>
+                <w:color w:val="000000"/>
+                <w:sz w:val="17"/>
+                <w:szCs w:val="17"/>
+              </w:rPr>
+              <w:t xml:space="preserve">ご確認を得るまで公表用の組み立てに着手できない。とくに第4章の施策を24から15に束ねる判断は、束ね方が変わると本文と相互参照の付け替えをやり直すことになるため、先に合意が要る。協議用素案はいまのままお示しできるので、第2回策定委員会の日程は止まらない。</w:t>
+            </w:r>
+          </w:p>
+        </w:tc>
+        <w:tc>
+          <w:tcPr>
+            <w:tcW w:type="dxa" w:w="1217"/>
+            <w:shd w:fill="FFF2CC" w:val="clear"/>
+            <w:tcMar>
+              <w:top w:type="dxa" w:w="70"/>
+              <w:left w:type="dxa" w:w="90"/>
+              <w:bottom w:type="dxa" w:w="70"/>
+              <w:right w:type="dxa" w:w="90"/>
+            </w:tcMar>
+          </w:tcPr>
+          <w:p>
+            <w:pPr>
+              <w:spacing w:after="0" w:line="250" w:lineRule="exact"/>
+            </w:pPr>
+            <w:r>
+              <w:rPr>
+                <w:rFonts w:ascii="游ゴシック" w:cs="游ゴシック" w:eastAsia="游ゴシック" w:hAnsi="游ゴシック"/>
+                <w:b w:val="false"/>
+                <w:bCs w:val="false"/>
+                <w:color w:val="000000"/>
+                <w:sz w:val="17"/>
+                <w:szCs w:val="17"/>
+              </w:rPr>
+              <w:t xml:space="preserve">10月下旬（第2回策定委員会の審議事項）</w:t>
+            </w:r>
+          </w:p>
+        </w:tc>
+        <w:tc>
+          <w:tcPr>
+            <w:tcW w:type="dxa" w:w="1872"/>
+            <w:shd w:fill="FFFFFF" w:val="clear"/>
+            <w:tcMar>
+              <w:top w:type="dxa" w:w="70"/>
+              <w:left w:type="dxa" w:w="90"/>
+              <w:bottom w:type="dxa" w:w="70"/>
+              <w:right w:type="dxa" w:w="90"/>
+            </w:tcMar>
+          </w:tcPr>
+          <w:p>
+            <w:pPr>
+              <w:spacing w:after="0" w:line="250" w:lineRule="exact"/>
+            </w:pPr>
+            <w:r>
+              <w:rPr>
+                <w:rFonts w:ascii="游ゴシック" w:cs="游ゴシック" w:eastAsia="游ゴシック" w:hAnsi="游ゴシック"/>
+                <w:b w:val="false"/>
+                <w:bCs w:val="false"/>
+                <w:color w:val="000000"/>
+                <w:sz w:val="17"/>
+                <w:szCs w:val="17"/>
+              </w:rPr>
+              <w:t xml:space="preserve"/>
             </w:r>
           </w:p>
         </w:tc>

--- a/output/13-5_北塩原村第10期_照会票_束5_計画構成と施策体系.docx
+++ b/output/13-5_北塩原村第10期_照会票_束5_計画構成と施策体系.docx
@@ -108,7 +108,7 @@
           <w:sz w:val="22"/>
           <w:szCs w:val="22"/>
         </w:rPr>
-        <w:t xml:space="preserve">ご確認・ご提供をお願いしたい事項　19件</w:t>
+        <w:t xml:space="preserve">ご確認・ご提供をお願いしたい事項　18件</w:t>
       </w:r>
     </w:p>
     <w:p>
@@ -692,7 +692,7 @@
                 <w:sz w:val="17"/>
                 <w:szCs w:val="17"/>
               </w:rPr>
-              <w:t xml:space="preserve">第1部</w:t>
+              <w:t xml:space="preserve">第3部</w:t>
             </w:r>
           </w:p>
         </w:tc>
@@ -720,7 +720,7 @@
                 <w:sz w:val="17"/>
                 <w:szCs w:val="17"/>
               </w:rPr>
-              <w:t xml:space="preserve">【至急】ご回答がないと策定の作業が進まない事項</w:t>
+              <w:t xml:space="preserve">【記載待ち】文言や施策の内容が変わる事項</w:t>
             </w:r>
           </w:p>
         </w:tc>
@@ -748,7 +748,7 @@
                 <w:sz w:val="17"/>
                 <w:szCs w:val="17"/>
               </w:rPr>
-              <w:t xml:space="preserve">1件</w:t>
+              <w:t xml:space="preserve">6件</w:t>
             </w:r>
           </w:p>
         </w:tc>
@@ -782,7 +782,7 @@
                 <w:sz w:val="17"/>
                 <w:szCs w:val="17"/>
               </w:rPr>
-              <w:t xml:space="preserve">第3部</w:t>
+              <w:t xml:space="preserve">第5部</w:t>
             </w:r>
           </w:p>
         </w:tc>
@@ -810,7 +810,7 @@
                 <w:sz w:val="17"/>
                 <w:szCs w:val="17"/>
               </w:rPr>
-              <w:t xml:space="preserve">【記載待ち】文言や施策の内容が変わる事項</w:t>
+              <w:t xml:space="preserve">資料のご提供をお願いしたい事項</w:t>
             </w:r>
           </w:p>
         </w:tc>
@@ -838,461 +838,7 @@
                 <w:sz w:val="17"/>
                 <w:szCs w:val="17"/>
               </w:rPr>
-              <w:t xml:space="preserve">6件</w:t>
-            </w:r>
-          </w:p>
-        </w:tc>
-      </w:tr>
-      <w:tr>
-        <w:trPr>
-          <w:cantSplit/>
-          <w:trHeight w:val="700" w:hRule="atLeast"/>
-        </w:trPr>
-        <w:tc>
-          <w:tcPr>
-            <w:tcW w:type="dxa" w:w="1123"/>
-            <w:shd w:fill="FFFFFF" w:val="clear"/>
-            <w:tcMar>
-              <w:top w:type="dxa" w:w="70"/>
-              <w:left w:type="dxa" w:w="90"/>
-              <w:bottom w:type="dxa" w:w="70"/>
-              <w:right w:type="dxa" w:w="90"/>
-            </w:tcMar>
-          </w:tcPr>
-          <w:p>
-            <w:pPr>
-              <w:spacing w:after="0" w:line="250" w:lineRule="exact"/>
-            </w:pPr>
-            <w:r>
-              <w:rPr>
-                <w:rFonts w:ascii="游ゴシック" w:cs="游ゴシック" w:eastAsia="游ゴシック" w:hAnsi="游ゴシック"/>
-                <w:b w:val="false"/>
-                <w:bCs w:val="false"/>
-                <w:color w:val="000000"/>
-                <w:sz w:val="17"/>
-                <w:szCs w:val="17"/>
-              </w:rPr>
-              <w:t xml:space="preserve">第5部</w:t>
-            </w:r>
-          </w:p>
-        </w:tc>
-        <w:tc>
-          <w:tcPr>
-            <w:tcW w:type="dxa" w:w="6552"/>
-            <w:shd w:fill="FFFFFF" w:val="clear"/>
-            <w:tcMar>
-              <w:top w:type="dxa" w:w="70"/>
-              <w:left w:type="dxa" w:w="90"/>
-              <w:bottom w:type="dxa" w:w="70"/>
-              <w:right w:type="dxa" w:w="90"/>
-            </w:tcMar>
-          </w:tcPr>
-          <w:p>
-            <w:pPr>
-              <w:spacing w:after="0" w:line="250" w:lineRule="exact"/>
-            </w:pPr>
-            <w:r>
-              <w:rPr>
-                <w:rFonts w:ascii="游ゴシック" w:cs="游ゴシック" w:eastAsia="游ゴシック" w:hAnsi="游ゴシック"/>
-                <w:b w:val="false"/>
-                <w:bCs w:val="false"/>
-                <w:color w:val="000000"/>
-                <w:sz w:val="17"/>
-                <w:szCs w:val="17"/>
-              </w:rPr>
-              <w:t xml:space="preserve">資料のご提供をお願いしたい事項</w:t>
-            </w:r>
-          </w:p>
-        </w:tc>
-        <w:tc>
-          <w:tcPr>
-            <w:tcW w:type="dxa" w:w="1685"/>
-            <w:shd w:fill="FFFFFF" w:val="clear"/>
-            <w:tcMar>
-              <w:top w:type="dxa" w:w="70"/>
-              <w:left w:type="dxa" w:w="90"/>
-              <w:bottom w:type="dxa" w:w="70"/>
-              <w:right w:type="dxa" w:w="90"/>
-            </w:tcMar>
-          </w:tcPr>
-          <w:p>
-            <w:pPr>
-              <w:spacing w:after="0" w:line="250" w:lineRule="exact"/>
-            </w:pPr>
-            <w:r>
-              <w:rPr>
-                <w:rFonts w:ascii="游ゴシック" w:cs="游ゴシック" w:eastAsia="游ゴシック" w:hAnsi="游ゴシック"/>
-                <w:b w:val="false"/>
-                <w:bCs w:val="false"/>
-                <w:color w:val="000000"/>
-                <w:sz w:val="17"/>
-                <w:szCs w:val="17"/>
-              </w:rPr>
               <w:t xml:space="preserve">12件</w:t>
-            </w:r>
-          </w:p>
-        </w:tc>
-      </w:tr>
-    </w:tbl>
-    <w:p>
-      <w:r>
-        <w:br w:type="page"/>
-      </w:r>
-    </w:p>
-    <w:p>
-      <w:pPr>
-        <w:pStyle w:val="Heading1"/>
-        <w:keepNext/>
-        <w:shd w:fill="1F3864" w:val="clear"/>
-        <w:spacing w:after="240" w:before="0"/>
-      </w:pPr>
-      <w:r>
-        <w:rPr>
-          <w:rFonts w:ascii="游ゴシック" w:cs="游ゴシック" w:eastAsia="游ゴシック" w:hAnsi="游ゴシック"/>
-          <w:b/>
-          <w:bCs/>
-          <w:color w:val="FFFFFF"/>
-          <w:sz w:val="26"/>
-          <w:szCs w:val="26"/>
-        </w:rPr>
-        <w:t xml:space="preserve">第1部　【至急】ご回答がないと策定の作業が進まない事項</w:t>
-      </w:r>
-    </w:p>
-    <w:p>
-      <w:pPr>
-        <w:keepNext/>
-        <w:pBdr>
-          <w:left w:val="single" w:color="C00000" w:sz="18" w:space="8"/>
-        </w:pBdr>
-        <w:shd w:fill="FFF3F3" w:val="clear"/>
-        <w:spacing w:after="220" w:before="60" w:line="280" w:lineRule="exact"/>
-        <w:ind w:left="200" w:right="200"/>
-      </w:pPr>
-      <w:r>
-        <w:rPr>
-          <w:rFonts w:ascii="游ゴシック" w:cs="游ゴシック" w:eastAsia="游ゴシック" w:hAnsi="游ゴシック"/>
-          <w:color w:val="595959"/>
-          <w:sz w:val="18"/>
-          <w:szCs w:val="18"/>
-        </w:rPr>
-        <w:t xml:space="preserve">下表の事項は、回答がないと保険料・見込量の算定を確定できず、以降の工程が止まります。お手数ですが、他の部より先にご回答をお願いいたします。</w:t>
-      </w:r>
-    </w:p>
-    <w:tbl>
-      <w:tblPr>
-        <w:tblW w:type="dxa" w:w="9360"/>
-        <w:tblBorders>
-          <w:top w:val="single" w:color="auto" w:sz="4"/>
-          <w:left w:val="single" w:color="auto" w:sz="4"/>
-          <w:bottom w:val="single" w:color="auto" w:sz="4"/>
-          <w:right w:val="single" w:color="auto" w:sz="4"/>
-          <w:insideH w:val="single" w:color="auto" w:sz="4"/>
-          <w:insideV w:val="single" w:color="auto" w:sz="4"/>
-        </w:tblBorders>
-        <w:tblLayout w:type="fixed"/>
-      </w:tblPr>
-      <w:tblGrid>
-        <w:gridCol w:w="468"/>
-        <w:gridCol w:w="3089"/>
-        <w:gridCol w:w="2714"/>
-        <w:gridCol w:w="1217"/>
-        <w:gridCol w:w="1872"/>
-      </w:tblGrid>
-      <w:tr>
-        <w:trPr>
-          <w:cantSplit/>
-          <w:tblHeader/>
-        </w:trPr>
-        <w:tc>
-          <w:tcPr>
-            <w:tcW w:type="dxa" w:w="468"/>
-            <w:shd w:fill="2E75B6" w:val="clear"/>
-            <w:tcMar>
-              <w:top w:type="dxa" w:w="70"/>
-              <w:left w:type="dxa" w:w="90"/>
-              <w:bottom w:type="dxa" w:w="70"/>
-              <w:right w:type="dxa" w:w="90"/>
-            </w:tcMar>
-          </w:tcPr>
-          <w:p>
-            <w:pPr>
-              <w:spacing w:after="0" w:line="250" w:lineRule="exact"/>
-              <w:jc w:val="center"/>
-            </w:pPr>
-            <w:r>
-              <w:rPr>
-                <w:rFonts w:ascii="游ゴシック" w:cs="游ゴシック" w:eastAsia="游ゴシック" w:hAnsi="游ゴシック"/>
-                <w:b/>
-                <w:bCs/>
-                <w:color w:val="FFFFFF"/>
-                <w:sz w:val="17"/>
-                <w:szCs w:val="17"/>
-              </w:rPr>
-              <w:t xml:space="preserve">#
-区分</w:t>
-            </w:r>
-          </w:p>
-        </w:tc>
-        <w:tc>
-          <w:tcPr>
-            <w:tcW w:type="dxa" w:w="3089"/>
-            <w:shd w:fill="2E75B6" w:val="clear"/>
-            <w:tcMar>
-              <w:top w:type="dxa" w:w="70"/>
-              <w:left w:type="dxa" w:w="90"/>
-              <w:bottom w:type="dxa" w:w="70"/>
-              <w:right w:type="dxa" w:w="90"/>
-            </w:tcMar>
-          </w:tcPr>
-          <w:p>
-            <w:pPr>
-              <w:spacing w:after="0" w:line="250" w:lineRule="exact"/>
-              <w:jc w:val="center"/>
-            </w:pPr>
-            <w:r>
-              <w:rPr>
-                <w:rFonts w:ascii="游ゴシック" w:cs="游ゴシック" w:eastAsia="游ゴシック" w:hAnsi="游ゴシック"/>
-                <w:b/>
-                <w:bCs/>
-                <w:color w:val="FFFFFF"/>
-                <w:sz w:val="17"/>
-                <w:szCs w:val="17"/>
-              </w:rPr>
-              <w:t xml:space="preserve">ご確認・ご提供をお願いしたいこと</w:t>
-            </w:r>
-          </w:p>
-        </w:tc>
-        <w:tc>
-          <w:tcPr>
-            <w:tcW w:type="dxa" w:w="2714"/>
-            <w:shd w:fill="2E75B6" w:val="clear"/>
-            <w:tcMar>
-              <w:top w:type="dxa" w:w="70"/>
-              <w:left w:type="dxa" w:w="90"/>
-              <w:bottom w:type="dxa" w:w="70"/>
-              <w:right w:type="dxa" w:w="90"/>
-            </w:tcMar>
-          </w:tcPr>
-          <w:p>
-            <w:pPr>
-              <w:spacing w:after="0" w:line="250" w:lineRule="exact"/>
-              <w:jc w:val="center"/>
-            </w:pPr>
-            <w:r>
-              <w:rPr>
-                <w:rFonts w:ascii="游ゴシック" w:cs="游ゴシック" w:eastAsia="游ゴシック" w:hAnsi="游ゴシック"/>
-                <w:b/>
-                <w:bCs/>
-                <w:color w:val="FFFFFF"/>
-                <w:sz w:val="17"/>
-                <w:szCs w:val="17"/>
-              </w:rPr>
-              <w:t xml:space="preserve">当方の現在の扱い</w:t>
-            </w:r>
-          </w:p>
-        </w:tc>
-        <w:tc>
-          <w:tcPr>
-            <w:tcW w:type="dxa" w:w="1217"/>
-            <w:shd w:fill="2E75B6" w:val="clear"/>
-            <w:tcMar>
-              <w:top w:type="dxa" w:w="70"/>
-              <w:left w:type="dxa" w:w="90"/>
-              <w:bottom w:type="dxa" w:w="70"/>
-              <w:right w:type="dxa" w:w="90"/>
-            </w:tcMar>
-          </w:tcPr>
-          <w:p>
-            <w:pPr>
-              <w:spacing w:after="0" w:line="250" w:lineRule="exact"/>
-              <w:jc w:val="center"/>
-            </w:pPr>
-            <w:r>
-              <w:rPr>
-                <w:rFonts w:ascii="游ゴシック" w:cs="游ゴシック" w:eastAsia="游ゴシック" w:hAnsi="游ゴシック"/>
-                <w:b/>
-                <w:bCs/>
-                <w:color w:val="FFFFFF"/>
-                <w:sz w:val="17"/>
-                <w:szCs w:val="17"/>
-              </w:rPr>
-              <w:t xml:space="preserve">ご回答が必要な時期</w:t>
-            </w:r>
-          </w:p>
-        </w:tc>
-        <w:tc>
-          <w:tcPr>
-            <w:tcW w:type="dxa" w:w="1872"/>
-            <w:shd w:fill="2E75B6" w:val="clear"/>
-            <w:tcMar>
-              <w:top w:type="dxa" w:w="70"/>
-              <w:left w:type="dxa" w:w="90"/>
-              <w:bottom w:type="dxa" w:w="70"/>
-              <w:right w:type="dxa" w:w="90"/>
-            </w:tcMar>
-          </w:tcPr>
-          <w:p>
-            <w:pPr>
-              <w:spacing w:after="0" w:line="250" w:lineRule="exact"/>
-              <w:jc w:val="center"/>
-            </w:pPr>
-            <w:r>
-              <w:rPr>
-                <w:rFonts w:ascii="游ゴシック" w:cs="游ゴシック" w:eastAsia="游ゴシック" w:hAnsi="游ゴシック"/>
-                <w:b/>
-                <w:bCs/>
-                <w:color w:val="FFFFFF"/>
-                <w:sz w:val="17"/>
-                <w:szCs w:val="17"/>
-              </w:rPr>
-              <w:t xml:space="preserve">ご回答</w:t>
-            </w:r>
-          </w:p>
-        </w:tc>
-      </w:tr>
-      <w:tr>
-        <w:trPr>
-          <w:cantSplit/>
-          <w:trHeight w:val="700" w:hRule="atLeast"/>
-        </w:trPr>
-        <w:tc>
-          <w:tcPr>
-            <w:tcW w:type="dxa" w:w="468"/>
-            <w:shd w:fill="FFF2CC" w:val="clear"/>
-            <w:tcMar>
-              <w:top w:type="dxa" w:w="70"/>
-              <w:left w:type="dxa" w:w="90"/>
-              <w:bottom w:type="dxa" w:w="70"/>
-              <w:right w:type="dxa" w:w="90"/>
-            </w:tcMar>
-          </w:tcPr>
-          <w:p>
-            <w:pPr>
-              <w:spacing w:after="0" w:line="250" w:lineRule="exact"/>
-            </w:pPr>
-            <w:r>
-              <w:rPr>
-                <w:rFonts w:ascii="游ゴシック" w:cs="游ゴシック" w:eastAsia="游ゴシック" w:hAnsi="游ゴシック"/>
-                <w:b w:val="false"/>
-                <w:bCs w:val="false"/>
-                <w:color w:val="000000"/>
-                <w:sz w:val="17"/>
-                <w:szCs w:val="17"/>
-              </w:rPr>
-              <w:t xml:space="preserve">1
-Ｄ</w:t>
-            </w:r>
-          </w:p>
-        </w:tc>
-        <w:tc>
-          <w:tcPr>
-            <w:tcW w:type="dxa" w:w="3089"/>
-            <w:shd w:fill="FFF2CC" w:val="clear"/>
-            <w:tcMar>
-              <w:top w:type="dxa" w:w="70"/>
-              <w:left w:type="dxa" w:w="90"/>
-              <w:bottom w:type="dxa" w:w="70"/>
-              <w:right w:type="dxa" w:w="90"/>
-            </w:tcMar>
-          </w:tcPr>
-          <w:p>
-            <w:pPr>
-              <w:spacing w:after="0" w:line="250" w:lineRule="exact"/>
-            </w:pPr>
-            <w:r>
-              <w:rPr>
-                <w:rFonts w:ascii="游ゴシック" w:cs="游ゴシック" w:eastAsia="游ゴシック" w:hAnsi="游ゴシック"/>
-                <w:b w:val="false"/>
-                <w:bCs w:val="false"/>
-                <w:color w:val="000000"/>
-                <w:sz w:val="17"/>
-                <w:szCs w:val="17"/>
-              </w:rPr>
-              <w:t xml:space="preserve">公表用素案の目次体系と、第9期の各項目への当て方（施策を24から15に束ねてよいか）</w:t>
-            </w:r>
-          </w:p>
-        </w:tc>
-        <w:tc>
-          <w:tcPr>
-            <w:tcW w:type="dxa" w:w="2714"/>
-            <w:shd w:fill="FFF2CC" w:val="clear"/>
-            <w:tcMar>
-              <w:top w:type="dxa" w:w="70"/>
-              <w:left w:type="dxa" w:w="90"/>
-              <w:bottom w:type="dxa" w:w="70"/>
-              <w:right w:type="dxa" w:w="90"/>
-            </w:tcMar>
-          </w:tcPr>
-          <w:p>
-            <w:pPr>
-              <w:spacing w:after="0" w:line="250" w:lineRule="exact"/>
-            </w:pPr>
-            <w:r>
-              <w:rPr>
-                <w:rFonts w:ascii="游ゴシック" w:cs="游ゴシック" w:eastAsia="游ゴシック" w:hAnsi="游ゴシック"/>
-                <w:b w:val="false"/>
-                <w:bCs w:val="false"/>
-                <w:color w:val="000000"/>
-                <w:sz w:val="17"/>
-                <w:szCs w:val="17"/>
-              </w:rPr>
-              <w:t xml:space="preserve">ご確認を得るまで公表用の組み立てに着手できない。とくに第4章の施策を24から15に束ねる判断は、束ね方が変わると本文と相互参照の付け替えをやり直すことになるため、先に合意が要る。協議用素案はいまのままお示しできるので、第2回策定委員会の日程は止まらない。</w:t>
-            </w:r>
-          </w:p>
-        </w:tc>
-        <w:tc>
-          <w:tcPr>
-            <w:tcW w:type="dxa" w:w="1217"/>
-            <w:shd w:fill="FFF2CC" w:val="clear"/>
-            <w:tcMar>
-              <w:top w:type="dxa" w:w="70"/>
-              <w:left w:type="dxa" w:w="90"/>
-              <w:bottom w:type="dxa" w:w="70"/>
-              <w:right w:type="dxa" w:w="90"/>
-            </w:tcMar>
-          </w:tcPr>
-          <w:p>
-            <w:pPr>
-              <w:spacing w:after="0" w:line="250" w:lineRule="exact"/>
-            </w:pPr>
-            <w:r>
-              <w:rPr>
-                <w:rFonts w:ascii="游ゴシック" w:cs="游ゴシック" w:eastAsia="游ゴシック" w:hAnsi="游ゴシック"/>
-                <w:b w:val="false"/>
-                <w:bCs w:val="false"/>
-                <w:color w:val="000000"/>
-                <w:sz w:val="17"/>
-                <w:szCs w:val="17"/>
-              </w:rPr>
-              <w:t xml:space="preserve">10月下旬（第2回策定委員会の審議事項）</w:t>
-            </w:r>
-          </w:p>
-        </w:tc>
-        <w:tc>
-          <w:tcPr>
-            <w:tcW w:type="dxa" w:w="1872"/>
-            <w:shd w:fill="FFFFFF" w:val="clear"/>
-            <w:tcMar>
-              <w:top w:type="dxa" w:w="70"/>
-              <w:left w:type="dxa" w:w="90"/>
-              <w:bottom w:type="dxa" w:w="70"/>
-              <w:right w:type="dxa" w:w="90"/>
-            </w:tcMar>
-          </w:tcPr>
-          <w:p>
-            <w:pPr>
-              <w:spacing w:after="0" w:line="250" w:lineRule="exact"/>
-            </w:pPr>
-            <w:r>
-              <w:rPr>
-                <w:rFonts w:ascii="游ゴシック" w:cs="游ゴシック" w:eastAsia="游ゴシック" w:hAnsi="游ゴシック"/>
-                <w:b w:val="false"/>
-                <w:bCs w:val="false"/>
-                <w:color w:val="000000"/>
-                <w:sz w:val="17"/>
-                <w:szCs w:val="17"/>
-              </w:rPr>
-              <w:t xml:space="preserve"/>
             </w:r>
           </w:p>
         </w:tc>
